--- a/inst/simStudyProtocol.docx
+++ b/inst/simStudyProtocol.docx
@@ -37,9 +37,17 @@
       </w:pPr>
       <w:r>
         <w:rPr>
+          <w:b/>
+          <w:bCs/>
           <w:lang w:val="en-US"/>
         </w:rPr>
         <w:t>Aims of the study:</w:t>
+      </w:r>
+      <w:r>
+        <w:rPr>
+          <w:lang w:val="en-US"/>
+        </w:rPr>
+        <w:t xml:space="preserve"> Evaluate mathematical properties of existing implementation of breakpoint models, namely:</w:t>
       </w:r>
     </w:p>
     <w:p>
@@ -57,19 +65,164 @@
         <w:rPr>
           <w:lang w:val="en-US"/>
         </w:rPr>
-        <w:t xml:space="preserve">TODO consistencies of estimates and variance </w:t>
-      </w:r>
-      <w:r>
-        <w:rPr>
-          <w:lang w:val="en-US"/>
-        </w:rPr>
-        <w:t>estimate</w:t>
-      </w:r>
-      <w:r>
-        <w:rPr>
-          <w:lang w:val="en-US"/>
-        </w:rPr>
-        <w:t xml:space="preserve"> of estimators, coverage, efficacy</w:t>
+        <w:t>Properties:</w:t>
+      </w:r>
+    </w:p>
+    <w:p>
+      <w:pPr>
+        <w:pStyle w:val="ListParagraph"/>
+        <w:numPr>
+          <w:ilvl w:val="1"/>
+          <w:numId w:val="3"/>
+        </w:numPr>
+        <w:rPr>
+          <w:lang w:val="en-US"/>
+        </w:rPr>
+      </w:pPr>
+      <w:r>
+        <w:rPr>
+          <w:lang w:val="en-US"/>
+        </w:rPr>
+        <w:t>Consistency of the estimator</w:t>
+      </w:r>
+      <w:r>
+        <w:rPr>
+          <w:lang w:val="en-US"/>
+        </w:rPr>
+        <w:t>s:  </w:t>
+      </w:r>
+      <m:oMath>
+        <m:acc>
+          <m:accPr>
+            <m:ctrlPr>
+              <w:rPr>
+                <w:rFonts w:ascii="Cambria Math" w:hAnsi="Cambria Math"/>
+                <w:i/>
+                <w:lang w:val="en-US"/>
+              </w:rPr>
+            </m:ctrlPr>
+          </m:accPr>
+          <m:e>
+            <m:sSub>
+              <m:sSubPr>
+                <m:ctrlPr>
+                  <w:rPr>
+                    <w:rFonts w:ascii="Cambria Math" w:hAnsi="Cambria Math"/>
+                    <w:i/>
+                    <w:lang w:val="en-US"/>
+                  </w:rPr>
+                </m:ctrlPr>
+              </m:sSubPr>
+              <m:e>
+                <m:r>
+                  <w:rPr>
+                    <w:rFonts w:ascii="Cambria Math" w:hAnsi="Cambria Math"/>
+                    <w:lang w:val="en-US"/>
+                  </w:rPr>
+                  <m:t>θ</m:t>
+                </m:r>
+              </m:e>
+              <m:sub>
+                <m:r>
+                  <w:rPr>
+                    <w:rFonts w:ascii="Cambria Math" w:hAnsi="Cambria Math"/>
+                    <w:lang w:val="en-US"/>
+                  </w:rPr>
+                  <m:t>n</m:t>
+                </m:r>
+              </m:sub>
+            </m:sSub>
+          </m:e>
+        </m:acc>
+        <m:sSub>
+          <m:sSubPr>
+            <m:ctrlPr>
+              <w:rPr>
+                <w:rFonts w:ascii="Cambria Math" w:hAnsi="Cambria Math"/>
+                <w:i/>
+                <w:lang w:val="en-US"/>
+              </w:rPr>
+            </m:ctrlPr>
+          </m:sSubPr>
+          <m:e>
+            <m:r>
+              <w:rPr>
+                <w:rFonts w:ascii="Cambria Math" w:hAnsi="Cambria Math"/>
+                <w:lang w:val="en-US"/>
+              </w:rPr>
+              <m:t>→</m:t>
+            </m:r>
+          </m:e>
+          <m:sub>
+            <m:r>
+              <w:rPr>
+                <w:rFonts w:ascii="Cambria Math" w:hAnsi="Cambria Math"/>
+                <w:lang w:val="en-US"/>
+              </w:rPr>
+              <m:t>n→+∞</m:t>
+            </m:r>
+          </m:sub>
+        </m:sSub>
+        <m:r>
+          <w:rPr>
+            <w:rFonts w:ascii="Cambria Math" w:hAnsi="Cambria Math"/>
+            <w:lang w:val="en-US"/>
+          </w:rPr>
+          <m:t>θ</m:t>
+        </m:r>
+      </m:oMath>
+      <w:r>
+        <w:rPr>
+          <w:rFonts w:eastAsiaTheme="minorEastAsia"/>
+          <w:lang w:val="en-US"/>
+        </w:rPr>
+        <w:t>,</w:t>
+      </w:r>
+    </w:p>
+    <w:p>
+      <w:pPr>
+        <w:pStyle w:val="ListParagraph"/>
+        <w:numPr>
+          <w:ilvl w:val="1"/>
+          <w:numId w:val="3"/>
+        </w:numPr>
+        <w:rPr>
+          <w:lang w:val="en-US"/>
+        </w:rPr>
+      </w:pPr>
+      <w:r>
+        <w:rPr>
+          <w:lang w:val="en-US"/>
+        </w:rPr>
+        <w:t xml:space="preserve">Coverage: at least 95% of CI should contain the true value </w:t>
+      </w:r>
+      <m:oMath>
+        <m:r>
+          <w:rPr>
+            <w:rFonts w:ascii="Cambria Math" w:hAnsi="Cambria Math"/>
+            <w:lang w:val="en-US"/>
+          </w:rPr>
+          <m:t>θ.</m:t>
+        </m:r>
+      </m:oMath>
+    </w:p>
+    <w:p>
+      <w:pPr>
+        <w:pStyle w:val="ListParagraph"/>
+        <w:numPr>
+          <w:ilvl w:val="1"/>
+          <w:numId w:val="3"/>
+        </w:numPr>
+        <w:rPr>
+          <w:lang w:val="en-US"/>
+        </w:rPr>
+      </w:pPr>
+      <w:r>
+        <w:rPr>
+          <w:rFonts w:eastAsiaTheme="minorEastAsia"/>
+          <w:lang w:val="en-US"/>
+        </w:rPr>
+        <w:t>TODO Small-sample bias</w:t>
       </w:r>
     </w:p>
     <w:p>
@@ -83,6 +236,18 @@
           <w:lang w:val="en-US"/>
         </w:rPr>
       </w:pPr>
+    </w:p>
+    <w:p>
+      <w:pPr>
+        <w:pStyle w:val="ListParagraph"/>
+        <w:numPr>
+          <w:ilvl w:val="0"/>
+          <w:numId w:val="3"/>
+        </w:numPr>
+        <w:rPr>
+          <w:lang w:val="en-US"/>
+        </w:rPr>
+      </w:pPr>
       <w:r>
         <w:rPr>
           <w:lang w:val="en-US"/>
@@ -93,11 +258,15 @@
     <w:p>
       <w:pPr>
         <w:rPr>
-          <w:lang w:val="en-US"/>
-        </w:rPr>
-      </w:pPr>
-      <w:r>
-        <w:rPr>
+          <w:b/>
+          <w:bCs/>
+          <w:lang w:val="en-US"/>
+        </w:rPr>
+      </w:pPr>
+      <w:r>
+        <w:rPr>
+          <w:b/>
+          <w:bCs/>
           <w:lang w:val="en-US"/>
         </w:rPr>
         <w:t>Simulation plan:</w:t>
@@ -138,18 +307,17 @@
         </w:rPr>
         <w:t>Type of plan (only edge != fully/partial factorial) &gt; qualitative conclusions)</w:t>
       </w:r>
-    </w:p>
-    <w:p>
-      <w:pPr>
-        <w:rPr>
-          <w:lang w:val="en-US"/>
-        </w:rPr>
-      </w:pPr>
-      <w:r>
-        <w:rPr>
-          <w:lang w:val="en-US"/>
-        </w:rPr>
-        <w:t>Reproducibility and seed management:</w:t>
+      <w:r>
+        <w:rPr>
+          <w:lang w:val="en-US"/>
+        </w:rPr>
+        <w:t xml:space="preserve"> + checking error</w:t>
+      </w:r>
+      <w:r>
+        <w:rPr>
+          <w:lang w:val="en-US"/>
+        </w:rPr>
+        <w:t xml:space="preserve"> (later partial factorial would be optimal but harder for interpretations)</w:t>
       </w:r>
     </w:p>
     <w:p>
@@ -167,22 +335,42 @@
         <w:rPr>
           <w:lang w:val="en-US"/>
         </w:rPr>
-        <w:t xml:space="preserve">See </w:t>
-      </w:r>
-      <w:hyperlink r:id="rId5" w:history="1">
-        <w:r>
-          <w:rPr>
-            <w:rStyle w:val="Hyperlink"/>
-            <w:lang w:val="en-US"/>
-          </w:rPr>
-          <w:t>https://github.com/bozenne/article-DelayedGSD/blob/main/BATCH_twostage.R</w:t>
-        </w:r>
-      </w:hyperlink>
-      <w:r>
-        <w:rPr>
-          <w:lang w:val="en-US"/>
-        </w:rPr>
-        <w:t xml:space="preserve"> (Ctrl+F “seed”)</w:t>
+        <w:t xml:space="preserve">Errors during </w:t>
+      </w:r>
+      <w:r>
+        <w:rPr>
+          <w:lang w:val="en-US"/>
+        </w:rPr>
+        <w:t>models’</w:t>
+      </w:r>
+      <w:r>
+        <w:rPr>
+          <w:lang w:val="en-US"/>
+        </w:rPr>
+        <w:t xml:space="preserve"> estimation will be caught and reported using try() statement.</w:t>
+      </w:r>
+      <w:r>
+        <w:rPr>
+          <w:lang w:val="en-US"/>
+        </w:rPr>
+        <w:t xml:space="preserve"> They can later be explored thanks to seed management. </w:t>
+      </w:r>
+    </w:p>
+    <w:p>
+      <w:pPr>
+        <w:rPr>
+          <w:b/>
+          <w:bCs/>
+          <w:lang w:val="en-US"/>
+        </w:rPr>
+      </w:pPr>
+      <w:r>
+        <w:rPr>
+          <w:b/>
+          <w:bCs/>
+          <w:lang w:val="en-US"/>
+        </w:rPr>
+        <w:t>Reproducibility and seed management:</w:t>
       </w:r>
     </w:p>
     <w:p>
@@ -200,7 +388,119 @@
         <w:rPr>
           <w:lang w:val="en-US"/>
         </w:rPr>
-        <w:t>Stored at the end of each cycle loop (some functions manipulate the seed)</w:t>
+        <w:t xml:space="preserve">To guarantee reproducibility of the results, the seed will be pre-computed once with a random seed. Then the seed will be set at every iteration before generating the dataset, and stored at the end of each iteration. </w:t>
+      </w:r>
+      <w:r>
+        <w:rPr>
+          <w:lang w:val="en-US"/>
+        </w:rPr>
+        <w:t>This also allows for re-running a specific part of the simulation, namely when errors occurred.</w:t>
+      </w:r>
+    </w:p>
+    <w:p>
+      <w:pPr>
+        <w:spacing w:line="180" w:lineRule="auto"/>
+        <w:ind w:left="357"/>
+        <w:rPr>
+          <w:lang w:val="en-US"/>
+        </w:rPr>
+      </w:pPr>
+      <w:r>
+        <w:rPr>
+          <w:lang w:val="en-US"/>
+        </w:rPr>
+        <w:t>## * Seed</w:t>
+      </w:r>
+    </w:p>
+    <w:p>
+      <w:pPr>
+        <w:spacing w:line="180" w:lineRule="auto"/>
+        <w:ind w:left="357"/>
+        <w:rPr>
+          <w:lang w:val="en-US"/>
+        </w:rPr>
+      </w:pPr>
+      <w:r>
+        <w:rPr>
+          <w:lang w:val="en-US"/>
+        </w:rPr>
+        <w:t>set.seed(</w:t>
+      </w:r>
+      <w:r>
+        <w:rPr>
+          <w:lang w:val="en-US"/>
+        </w:rPr>
+        <w:t>155757150426</w:t>
+      </w:r>
+      <w:r>
+        <w:rPr>
+          <w:lang w:val="en-US"/>
+        </w:rPr>
+        <w:t>)</w:t>
+      </w:r>
+    </w:p>
+    <w:p>
+      <w:pPr>
+        <w:spacing w:line="180" w:lineRule="auto"/>
+        <w:ind w:left="357"/>
+        <w:rPr>
+          <w:lang w:val="en-US"/>
+        </w:rPr>
+      </w:pPr>
+      <w:r>
+        <w:rPr>
+          <w:lang w:val="en-US"/>
+        </w:rPr>
+        <w:t>nsimAll &lt;- n.</w:t>
+      </w:r>
+      <w:r>
+        <w:rPr>
+          <w:lang w:val="en-US"/>
+        </w:rPr>
+        <w:t>sim * n.scenario</w:t>
+      </w:r>
+      <w:r>
+        <w:rPr>
+          <w:lang w:val="en-US"/>
+        </w:rPr>
+        <w:t xml:space="preserve"> </w:t>
+      </w:r>
+      <w:r>
+        <w:rPr>
+          <w:lang w:val="en-US"/>
+        </w:rPr>
+        <w:t># n.sim= nb of repetitions for each scenario simulated</w:t>
+      </w:r>
+    </w:p>
+    <w:p>
+      <w:pPr>
+        <w:ind w:left="360"/>
+        <w:rPr>
+          <w:lang w:val="en-US"/>
+        </w:rPr>
+      </w:pPr>
+      <w:r>
+        <w:rPr>
+          <w:lang w:val="en-US"/>
+        </w:rPr>
+        <w:t xml:space="preserve">allseeds &lt;- sample.int(n = .Machine$integer.max, size = nsimAll, replace=FALSE) </w:t>
+      </w:r>
+    </w:p>
+    <w:p>
+      <w:pPr>
+        <w:rPr>
+          <w:b/>
+          <w:bCs/>
+          <w:lang w:val="en-US"/>
+        </w:rPr>
+      </w:pPr>
+      <w:r>
+        <w:rPr>
+          <w:b/>
+          <w:bCs/>
+          <w:lang w:val="en-US"/>
+        </w:rPr>
+        <w:t>Model-specific reported outcomes:</w:t>
       </w:r>
     </w:p>
     <w:p>
@@ -218,56 +518,13 @@
         <w:rPr>
           <w:lang w:val="en-US"/>
         </w:rPr>
-        <w:t>Catching errors to explore them</w:t>
-      </w:r>
-    </w:p>
-    <w:p>
-      <w:pPr>
-        <w:rPr>
-          <w:lang w:val="en-US"/>
-        </w:rPr>
-      </w:pPr>
-      <w:r>
-        <w:rPr>
-          <w:lang w:val="en-US"/>
-        </w:rPr>
-        <w:t>Model-specific reported outcomes:</w:t>
-      </w:r>
-    </w:p>
-    <w:p>
-      <w:pPr>
-        <w:pStyle w:val="ListParagraph"/>
-        <w:numPr>
-          <w:ilvl w:val="0"/>
-          <w:numId w:val="2"/>
-        </w:numPr>
-        <w:rPr>
-          <w:lang w:val="en-US"/>
-        </w:rPr>
-      </w:pPr>
-      <w:r>
-        <w:rPr>
-          <w:lang w:val="en-US"/>
-        </w:rPr>
         <w:t>TODO metrics to report</w:t>
       </w:r>
-    </w:p>
-    <w:p>
-      <w:pPr>
-        <w:pStyle w:val="ListParagraph"/>
-        <w:numPr>
-          <w:ilvl w:val="0"/>
-          <w:numId w:val="2"/>
-        </w:numPr>
-        <w:rPr>
-          <w:lang w:val="en-US"/>
-        </w:rPr>
-      </w:pPr>
-      <w:r>
-        <w:rPr>
-          <w:lang w:val="en-US"/>
-        </w:rPr>
-        <w:t>Breakpoints-specific reported outcomes:</w:t>
+      <w:r>
+        <w:rPr>
+          <w:lang w:val="en-US"/>
+        </w:rPr>
+        <w:t>. To asses the quality of fit at the model level</w:t>
       </w:r>
     </w:p>
     <w:p>
@@ -285,7 +542,67 @@
         <w:rPr>
           <w:lang w:val="en-US"/>
         </w:rPr>
-        <w:t>Confidence intervals (CI)</w:t>
+        <w:t>Breakpoints-specific reported outcomes:</w:t>
+      </w:r>
+    </w:p>
+    <w:p>
+      <w:pPr>
+        <w:pStyle w:val="ListParagraph"/>
+        <w:numPr>
+          <w:ilvl w:val="1"/>
+          <w:numId w:val="1"/>
+        </w:numPr>
+        <w:rPr>
+          <w:lang w:val="en-US"/>
+        </w:rPr>
+      </w:pPr>
+      <w:r>
+        <w:rPr>
+          <w:lang w:val="en-US"/>
+        </w:rPr>
+        <w:t>Breakpoints values and c</w:t>
+      </w:r>
+      <w:r>
+        <w:rPr>
+          <w:lang w:val="en-US"/>
+        </w:rPr>
+        <w:t>onfidence intervals (CI)</w:t>
+      </w:r>
+    </w:p>
+    <w:p>
+      <w:pPr>
+        <w:pStyle w:val="ListParagraph"/>
+        <w:numPr>
+          <w:ilvl w:val="1"/>
+          <w:numId w:val="1"/>
+        </w:numPr>
+        <w:rPr>
+          <w:lang w:val="en-US"/>
+        </w:rPr>
+      </w:pPr>
+      <w:r>
+        <w:rPr>
+          <w:lang w:val="en-US"/>
+        </w:rPr>
+        <w:t xml:space="preserve">Overlapping CI (one another or/and </w:t>
+      </w:r>
+      <w:r>
+        <w:rPr>
+          <w:lang w:val="en-US"/>
+        </w:rPr>
+        <w:t xml:space="preserve">with one of the </w:t>
+      </w:r>
+      <w:r>
+        <w:rPr>
+          <w:lang w:val="en-US"/>
+        </w:rPr>
+        <w:t>ends</w:t>
+      </w:r>
+      <w:r>
+        <w:rPr>
+          <w:lang w:val="en-US"/>
+        </w:rPr>
+        <w:t xml:space="preserve"> of the time domain)</w:t>
       </w:r>
     </w:p>
     <w:p>
@@ -303,13 +620,7 @@
         <w:rPr>
           <w:lang w:val="en-US"/>
         </w:rPr>
-        <w:t xml:space="preserve">Overlapping </w:t>
-      </w:r>
-      <w:r>
-        <w:rPr>
-          <w:lang w:val="en-US"/>
-        </w:rPr>
-        <w:t>CI (one another or/and one with one end of the time domain)</w:t>
+        <w:t>Errors during estimation: convergence failure, continuity failure at breaks, etc.</w:t>
       </w:r>
     </w:p>
     <w:sectPr>
@@ -451,7 +762,7 @@
         <w:rFonts w:ascii="Calibri" w:eastAsiaTheme="minorHAnsi" w:hAnsi="Calibri" w:cs="Calibri" w:hint="default"/>
       </w:rPr>
     </w:lvl>
-    <w:lvl w:ilvl="1" w:tplc="04060003" w:tentative="1">
+    <w:lvl w:ilvl="1" w:tplc="04060003">
       <w:start w:val="1"/>
       <w:numFmt w:val="bullet"/>
       <w:lvlText w:val="o"/>
@@ -557,19 +868,19 @@
       <w:lvlText w:val="-"/>
       <w:lvlJc w:val="left"/>
       <w:pPr>
-        <w:ind w:left="1080" w:hanging="360"/>
+        <w:ind w:left="720" w:hanging="360"/>
       </w:pPr>
       <w:rPr>
         <w:rFonts w:ascii="Calibri" w:eastAsiaTheme="minorHAnsi" w:hAnsi="Calibri" w:cs="Calibri" w:hint="default"/>
       </w:rPr>
     </w:lvl>
-    <w:lvl w:ilvl="1" w:tplc="04060003" w:tentative="1">
+    <w:lvl w:ilvl="1" w:tplc="04060003">
       <w:start w:val="1"/>
       <w:numFmt w:val="bullet"/>
       <w:lvlText w:val="o"/>
       <w:lvlJc w:val="left"/>
       <w:pPr>
-        <w:ind w:left="1800" w:hanging="360"/>
+        <w:ind w:left="1440" w:hanging="360"/>
       </w:pPr>
       <w:rPr>
         <w:rFonts w:ascii="Courier New" w:hAnsi="Courier New" w:cs="Courier New" w:hint="default"/>
@@ -581,7 +892,7 @@
       <w:lvlText w:val=""/>
       <w:lvlJc w:val="left"/>
       <w:pPr>
-        <w:ind w:left="2520" w:hanging="360"/>
+        <w:ind w:left="2160" w:hanging="360"/>
       </w:pPr>
       <w:rPr>
         <w:rFonts w:ascii="Wingdings" w:hAnsi="Wingdings" w:hint="default"/>
@@ -593,7 +904,7 @@
       <w:lvlText w:val=""/>
       <w:lvlJc w:val="left"/>
       <w:pPr>
-        <w:ind w:left="3240" w:hanging="360"/>
+        <w:ind w:left="2880" w:hanging="360"/>
       </w:pPr>
       <w:rPr>
         <w:rFonts w:ascii="Symbol" w:hAnsi="Symbol" w:hint="default"/>
@@ -605,7 +916,7 @@
       <w:lvlText w:val="o"/>
       <w:lvlJc w:val="left"/>
       <w:pPr>
-        <w:ind w:left="3960" w:hanging="360"/>
+        <w:ind w:left="3600" w:hanging="360"/>
       </w:pPr>
       <w:rPr>
         <w:rFonts w:ascii="Courier New" w:hAnsi="Courier New" w:cs="Courier New" w:hint="default"/>
@@ -617,7 +928,7 @@
       <w:lvlText w:val=""/>
       <w:lvlJc w:val="left"/>
       <w:pPr>
-        <w:ind w:left="4680" w:hanging="360"/>
+        <w:ind w:left="4320" w:hanging="360"/>
       </w:pPr>
       <w:rPr>
         <w:rFonts w:ascii="Wingdings" w:hAnsi="Wingdings" w:hint="default"/>
@@ -629,7 +940,7 @@
       <w:lvlText w:val=""/>
       <w:lvlJc w:val="left"/>
       <w:pPr>
-        <w:ind w:left="5400" w:hanging="360"/>
+        <w:ind w:left="5040" w:hanging="360"/>
       </w:pPr>
       <w:rPr>
         <w:rFonts w:ascii="Symbol" w:hAnsi="Symbol" w:hint="default"/>
@@ -641,7 +952,7 @@
       <w:lvlText w:val="o"/>
       <w:lvlJc w:val="left"/>
       <w:pPr>
-        <w:ind w:left="6120" w:hanging="360"/>
+        <w:ind w:left="5760" w:hanging="360"/>
       </w:pPr>
       <w:rPr>
         <w:rFonts w:ascii="Courier New" w:hAnsi="Courier New" w:cs="Courier New" w:hint="default"/>
@@ -653,7 +964,7 @@
       <w:lvlText w:val=""/>
       <w:lvlJc w:val="left"/>
       <w:pPr>
-        <w:ind w:left="6840" w:hanging="360"/>
+        <w:ind w:left="6480" w:hanging="360"/>
       </w:pPr>
       <w:rPr>
         <w:rFonts w:ascii="Wingdings" w:hAnsi="Wingdings" w:hint="default"/>
@@ -1612,6 +1923,28 @@
       <w:shd w:val="clear" w:color="auto" w:fill="E1DFDD"/>
     </w:rPr>
   </w:style>
+  <w:style w:type="character" w:styleId="PlaceholderText">
+    <w:name w:val="Placeholder Text"/>
+    <w:basedOn w:val="DefaultParagraphFont"/>
+    <w:uiPriority w:val="99"/>
+    <w:semiHidden/>
+    <w:rsid w:val="00D929FF"/>
+    <w:rPr>
+      <w:color w:val="666666"/>
+    </w:rPr>
+  </w:style>
+  <w:style w:type="character" w:styleId="FollowedHyperlink">
+    <w:name w:val="FollowedHyperlink"/>
+    <w:basedOn w:val="DefaultParagraphFont"/>
+    <w:uiPriority w:val="99"/>
+    <w:semiHidden/>
+    <w:unhideWhenUsed/>
+    <w:rsid w:val="00305BCB"/>
+    <w:rPr>
+      <w:color w:val="954F72" w:themeColor="followedHyperlink"/>
+      <w:u w:val="single"/>
+    </w:rPr>
+  </w:style>
 </w:styles>
 </file>
 

--- a/inst/simStudyProtocol.docx
+++ b/inst/simStudyProtocol.docx
@@ -220,9 +220,24 @@
       <w:r>
         <w:rPr>
           <w:rFonts w:eastAsiaTheme="minorEastAsia"/>
-          <w:lang w:val="en-US"/>
-        </w:rPr>
-        <w:t>TODO Small-sample bias</w:t>
+          <w:highlight w:val="yellow"/>
+          <w:lang w:val="en-US"/>
+        </w:rPr>
+        <w:t>TODO</w:t>
+      </w:r>
+      <w:r>
+        <w:rPr>
+          <w:rFonts w:eastAsiaTheme="minorEastAsia"/>
+          <w:lang w:val="en-US"/>
+        </w:rPr>
+        <w:t xml:space="preserve"> Small-sample bias</w:t>
+      </w:r>
+      <w:r>
+        <w:rPr>
+          <w:rFonts w:eastAsiaTheme="minorEastAsia"/>
+          <w:lang w:val="en-US"/>
+        </w:rPr>
+        <w:t>: through appropriate sample size range.</w:t>
       </w:r>
     </w:p>
     <w:p>
@@ -236,23 +251,44 @@
           <w:lang w:val="en-US"/>
         </w:rPr>
       </w:pPr>
-    </w:p>
-    <w:p>
-      <w:pPr>
-        <w:pStyle w:val="ListParagraph"/>
-        <w:numPr>
-          <w:ilvl w:val="0"/>
-          <w:numId w:val="3"/>
-        </w:numPr>
-        <w:rPr>
-          <w:lang w:val="en-US"/>
-        </w:rPr>
-      </w:pPr>
-      <w:r>
-        <w:rPr>
-          <w:lang w:val="en-US"/>
-        </w:rPr>
-        <w:t>TODO Methods from `segmented` package</w:t>
+      <w:r>
+        <w:rPr>
+          <w:highlight w:val="yellow"/>
+          <w:lang w:val="en-US"/>
+        </w:rPr>
+        <w:t>TODO</w:t>
+      </w:r>
+      <w:r>
+        <w:rPr>
+          <w:lang w:val="en-US"/>
+        </w:rPr>
+        <w:t xml:space="preserve"> Methods from `segmented` package</w:t>
+      </w:r>
+      <w:r>
+        <w:rPr>
+          <w:lang w:val="en-US"/>
+        </w:rPr>
+        <w:t>, `</w:t>
+      </w:r>
+      <w:proofErr w:type="spellStart"/>
+      <w:r>
+        <w:rPr>
+          <w:lang w:val="en-US"/>
+        </w:rPr>
+        <w:t>lmbreak</w:t>
+      </w:r>
+      <w:proofErr w:type="spellEnd"/>
+      <w:r>
+        <w:rPr>
+          <w:lang w:val="en-US"/>
+        </w:rPr>
+        <w:t xml:space="preserve">` </w:t>
+      </w:r>
+      <w:r>
+        <w:rPr>
+          <w:lang w:val="en-US"/>
+        </w:rPr>
+        <w:t>package?</w:t>
       </w:r>
     </w:p>
     <w:p>
@@ -285,9 +321,48 @@
       </w:pPr>
       <w:r>
         <w:rPr>
-          <w:lang w:val="en-US"/>
-        </w:rPr>
-        <w:t>TODO List parameter values to be explored</w:t>
+          <w:highlight w:val="yellow"/>
+          <w:lang w:val="en-US"/>
+        </w:rPr>
+        <w:t>TODO</w:t>
+      </w:r>
+      <w:r>
+        <w:rPr>
+          <w:lang w:val="en-US"/>
+        </w:rPr>
+        <w:t xml:space="preserve"> List parameter values to explore</w:t>
+      </w:r>
+      <w:r>
+        <w:rPr>
+          <w:lang w:val="en-US"/>
+        </w:rPr>
+        <w:t xml:space="preserve"> (breaks/slopes? depend on parametrization)</w:t>
+      </w:r>
+    </w:p>
+    <w:p>
+      <w:pPr>
+        <w:pStyle w:val="ListParagraph"/>
+        <w:numPr>
+          <w:ilvl w:val="1"/>
+          <w:numId w:val="2"/>
+        </w:numPr>
+        <w:rPr>
+          <w:lang w:val="en-US"/>
+        </w:rPr>
+      </w:pPr>
+      <w:proofErr w:type="spellStart"/>
+      <w:r>
+        <w:rPr>
+          <w:lang w:val="en-US"/>
+        </w:rPr>
+        <w:t>N.obs</w:t>
+      </w:r>
+      <w:proofErr w:type="spellEnd"/>
+      <w:r>
+        <w:rPr>
+          <w:lang w:val="en-US"/>
+        </w:rPr>
+        <w:t xml:space="preserve"> = </w:t>
       </w:r>
     </w:p>
     <w:p>
@@ -303,9 +378,36 @@
       </w:pPr>
       <w:r>
         <w:rPr>
-          <w:lang w:val="en-US"/>
-        </w:rPr>
-        <w:t>Type of plan (only edge != fully/partial factorial) &gt; qualitative conclusions)</w:t>
+          <w:highlight w:val="yellow"/>
+          <w:lang w:val="en-US"/>
+        </w:rPr>
+        <w:t>TODO</w:t>
+      </w:r>
+      <w:r>
+        <w:rPr>
+          <w:lang w:val="en-US"/>
+        </w:rPr>
+        <w:t xml:space="preserve"> </w:t>
+      </w:r>
+      <w:r>
+        <w:rPr>
+          <w:lang w:val="en-US"/>
+        </w:rPr>
+        <w:t xml:space="preserve">Type of plan (only </w:t>
+      </w:r>
+      <w:proofErr w:type="gramStart"/>
+      <w:r>
+        <w:rPr>
+          <w:lang w:val="en-US"/>
+        </w:rPr>
+        <w:t>edge !</w:t>
+      </w:r>
+      <w:proofErr w:type="gramEnd"/>
+      <w:r>
+        <w:rPr>
+          <w:lang w:val="en-US"/>
+        </w:rPr>
+        <w:t>= fully/partial factorial) &gt; qualitative conclusions)</w:t>
       </w:r>
       <w:r>
         <w:rPr>
@@ -347,7 +449,21 @@
         <w:rPr>
           <w:lang w:val="en-US"/>
         </w:rPr>
-        <w:t xml:space="preserve"> estimation will be caught and reported using try() statement.</w:t>
+        <w:t xml:space="preserve"> estimation will be caught and reported using </w:t>
+      </w:r>
+      <w:proofErr w:type="gramStart"/>
+      <w:r>
+        <w:rPr>
+          <w:lang w:val="en-US"/>
+        </w:rPr>
+        <w:t>try(</w:t>
+      </w:r>
+      <w:proofErr w:type="gramEnd"/>
+      <w:r>
+        <w:rPr>
+          <w:lang w:val="en-US"/>
+        </w:rPr>
+        <w:t>) statement.</w:t>
       </w:r>
       <w:r>
         <w:rPr>
@@ -400,90 +516,216 @@
     <w:p>
       <w:pPr>
         <w:spacing w:line="180" w:lineRule="auto"/>
-        <w:ind w:left="357"/>
-        <w:rPr>
-          <w:lang w:val="en-US"/>
-        </w:rPr>
-      </w:pPr>
-      <w:r>
-        <w:rPr>
-          <w:lang w:val="en-US"/>
-        </w:rPr>
-        <w:t>## * Seed</w:t>
+        <w:rPr>
+          <w:lang w:val="en-US"/>
+        </w:rPr>
+      </w:pPr>
+      <w:r>
+        <w:rPr>
+          <w:lang w:val="en-US"/>
+        </w:rPr>
+        <w:t xml:space="preserve">&gt; </w:t>
+      </w:r>
+      <w:proofErr w:type="spellStart"/>
+      <w:proofErr w:type="gramStart"/>
+      <w:r>
+        <w:rPr>
+          <w:lang w:val="en-US"/>
+        </w:rPr>
+        <w:t>set.seed</w:t>
+      </w:r>
+      <w:proofErr w:type="spellEnd"/>
+      <w:proofErr w:type="gramEnd"/>
+      <w:r>
+        <w:rPr>
+          <w:lang w:val="en-US"/>
+        </w:rPr>
+        <w:t>(</w:t>
+      </w:r>
+      <w:r>
+        <w:rPr>
+          <w:lang w:val="en-US"/>
+        </w:rPr>
+        <w:t>155757150426</w:t>
+      </w:r>
+      <w:r>
+        <w:rPr>
+          <w:lang w:val="en-US"/>
+        </w:rPr>
+        <w:t>)</w:t>
       </w:r>
     </w:p>
     <w:p>
       <w:pPr>
         <w:spacing w:line="180" w:lineRule="auto"/>
-        <w:ind w:left="357"/>
-        <w:rPr>
-          <w:lang w:val="en-US"/>
-        </w:rPr>
-      </w:pPr>
-      <w:r>
-        <w:rPr>
-          <w:lang w:val="en-US"/>
-        </w:rPr>
-        <w:t>set.seed(</w:t>
-      </w:r>
-      <w:r>
-        <w:rPr>
-          <w:lang w:val="en-US"/>
-        </w:rPr>
-        <w:t>155757150426</w:t>
-      </w:r>
-      <w:r>
-        <w:rPr>
-          <w:lang w:val="en-US"/>
-        </w:rPr>
-        <w:t>)</w:t>
+        <w:rPr>
+          <w:lang w:val="en-US"/>
+        </w:rPr>
+      </w:pPr>
+      <w:r>
+        <w:rPr>
+          <w:lang w:val="en-US"/>
+        </w:rPr>
+        <w:t xml:space="preserve">&gt; </w:t>
+      </w:r>
+      <w:proofErr w:type="spellStart"/>
+      <w:r>
+        <w:rPr>
+          <w:lang w:val="en-US"/>
+        </w:rPr>
+        <w:t>nsimAll</w:t>
+      </w:r>
+      <w:proofErr w:type="spellEnd"/>
+      <w:r>
+        <w:rPr>
+          <w:lang w:val="en-US"/>
+        </w:rPr>
+        <w:t xml:space="preserve"> &lt;- </w:t>
+      </w:r>
+      <w:proofErr w:type="spellStart"/>
+      <w:r>
+        <w:rPr>
+          <w:lang w:val="en-US"/>
+        </w:rPr>
+        <w:t>n.</w:t>
+      </w:r>
+      <w:r>
+        <w:rPr>
+          <w:lang w:val="en-US"/>
+        </w:rPr>
+        <w:t>sim</w:t>
+      </w:r>
+      <w:proofErr w:type="spellEnd"/>
+      <w:r>
+        <w:rPr>
+          <w:lang w:val="en-US"/>
+        </w:rPr>
+        <w:t xml:space="preserve"> * </w:t>
+      </w:r>
+      <w:proofErr w:type="spellStart"/>
+      <w:proofErr w:type="gramStart"/>
+      <w:r>
+        <w:rPr>
+          <w:lang w:val="en-US"/>
+        </w:rPr>
+        <w:t>n.scenario</w:t>
+      </w:r>
+      <w:proofErr w:type="spellEnd"/>
+      <w:proofErr w:type="gramEnd"/>
+      <w:r>
+        <w:rPr>
+          <w:lang w:val="en-US"/>
+        </w:rPr>
+        <w:t xml:space="preserve"> </w:t>
+      </w:r>
+      <w:r>
+        <w:rPr>
+          <w:lang w:val="en-US"/>
+        </w:rPr>
+        <w:t xml:space="preserve"># </w:t>
+      </w:r>
+      <w:proofErr w:type="spellStart"/>
+      <w:r>
+        <w:rPr>
+          <w:lang w:val="en-US"/>
+        </w:rPr>
+        <w:t>n.sim</w:t>
+      </w:r>
+      <w:proofErr w:type="spellEnd"/>
+      <w:r>
+        <w:rPr>
+          <w:lang w:val="en-US"/>
+        </w:rPr>
+        <w:t xml:space="preserve">= </w:t>
+      </w:r>
+      <w:proofErr w:type="spellStart"/>
+      <w:r>
+        <w:rPr>
+          <w:lang w:val="en-US"/>
+        </w:rPr>
+        <w:t>nb</w:t>
+      </w:r>
+      <w:proofErr w:type="spellEnd"/>
+      <w:r>
+        <w:rPr>
+          <w:lang w:val="en-US"/>
+        </w:rPr>
+        <w:t xml:space="preserve"> of repetitions for each scenario simulated</w:t>
       </w:r>
     </w:p>
     <w:p>
       <w:pPr>
-        <w:spacing w:line="180" w:lineRule="auto"/>
-        <w:ind w:left="357"/>
-        <w:rPr>
-          <w:lang w:val="en-US"/>
-        </w:rPr>
-      </w:pPr>
-      <w:r>
-        <w:rPr>
-          <w:lang w:val="en-US"/>
-        </w:rPr>
-        <w:t>nsimAll &lt;- n.</w:t>
-      </w:r>
-      <w:r>
-        <w:rPr>
-          <w:lang w:val="en-US"/>
-        </w:rPr>
-        <w:t>sim * n.scenario</w:t>
-      </w:r>
-      <w:r>
-        <w:rPr>
-          <w:lang w:val="en-US"/>
-        </w:rPr>
-        <w:t xml:space="preserve"> </w:t>
-      </w:r>
-      <w:r>
-        <w:rPr>
-          <w:lang w:val="en-US"/>
-        </w:rPr>
-        <w:t># n.sim= nb of repetitions for each scenario simulated</w:t>
-      </w:r>
-    </w:p>
-    <w:p>
-      <w:pPr>
-        <w:ind w:left="360"/>
-        <w:rPr>
-          <w:lang w:val="en-US"/>
-        </w:rPr>
-      </w:pPr>
-      <w:r>
-        <w:rPr>
-          <w:lang w:val="en-US"/>
-        </w:rPr>
-        <w:t xml:space="preserve">allseeds &lt;- sample.int(n = .Machine$integer.max, size = nsimAll, replace=FALSE) </w:t>
+        <w:rPr>
+          <w:lang w:val="en-US"/>
+        </w:rPr>
+      </w:pPr>
+      <w:r>
+        <w:rPr>
+          <w:lang w:val="en-US"/>
+        </w:rPr>
+        <w:t xml:space="preserve">&gt; </w:t>
+      </w:r>
+      <w:r>
+        <w:rPr>
+          <w:lang w:val="en-US"/>
+        </w:rPr>
+        <w:t xml:space="preserve">allseeds &lt;- </w:t>
+      </w:r>
+      <w:proofErr w:type="gramStart"/>
+      <w:r>
+        <w:rPr>
+          <w:lang w:val="en-US"/>
+        </w:rPr>
+        <w:t>sample.int(</w:t>
+      </w:r>
+      <w:proofErr w:type="gramEnd"/>
+      <w:r>
+        <w:rPr>
+          <w:lang w:val="en-US"/>
+        </w:rPr>
+        <w:t xml:space="preserve">n </w:t>
+      </w:r>
+      <w:proofErr w:type="gramStart"/>
+      <w:r>
+        <w:rPr>
+          <w:lang w:val="en-US"/>
+        </w:rPr>
+        <w:t>= .</w:t>
+      </w:r>
+      <w:proofErr w:type="spellStart"/>
+      <w:r>
+        <w:rPr>
+          <w:lang w:val="en-US"/>
+        </w:rPr>
+        <w:t>Machine</w:t>
+      </w:r>
+      <w:proofErr w:type="gramEnd"/>
+      <w:r>
+        <w:rPr>
+          <w:lang w:val="en-US"/>
+        </w:rPr>
+        <w:t>$integer.max</w:t>
+      </w:r>
+      <w:proofErr w:type="spellEnd"/>
+      <w:r>
+        <w:rPr>
+          <w:lang w:val="en-US"/>
+        </w:rPr>
+        <w:t xml:space="preserve">, size = </w:t>
+      </w:r>
+      <w:proofErr w:type="spellStart"/>
+      <w:r>
+        <w:rPr>
+          <w:lang w:val="en-US"/>
+        </w:rPr>
+        <w:t>nsimAll</w:t>
+      </w:r>
+      <w:proofErr w:type="spellEnd"/>
+      <w:r>
+        <w:rPr>
+          <w:lang w:val="en-US"/>
+        </w:rPr>
+        <w:t xml:space="preserve">, replace=FALSE) </w:t>
       </w:r>
     </w:p>
     <w:p>
@@ -516,15 +758,42 @@
       </w:pPr>
       <w:r>
         <w:rPr>
-          <w:lang w:val="en-US"/>
-        </w:rPr>
-        <w:t>TODO metrics to report</w:t>
-      </w:r>
-      <w:r>
-        <w:rPr>
-          <w:lang w:val="en-US"/>
-        </w:rPr>
-        <w:t>. To asses the quality of fit at the model level</w:t>
+          <w:highlight w:val="yellow"/>
+          <w:lang w:val="en-US"/>
+        </w:rPr>
+        <w:t>TODO</w:t>
+      </w:r>
+      <w:r>
+        <w:rPr>
+          <w:lang w:val="en-US"/>
+        </w:rPr>
+        <w:t xml:space="preserve"> metrics to report</w:t>
+      </w:r>
+      <w:r>
+        <w:rPr>
+          <w:lang w:val="en-US"/>
+        </w:rPr>
+        <w:t>? RMSE, R(_</w:t>
+      </w:r>
+      <w:proofErr w:type="gramStart"/>
+      <w:r>
+        <w:rPr>
+          <w:lang w:val="en-US"/>
+        </w:rPr>
+        <w:t>adj)^</w:t>
+      </w:r>
+      <w:proofErr w:type="gramEnd"/>
+      <w:r>
+        <w:rPr>
+          <w:lang w:val="en-US"/>
+        </w:rPr>
+        <w:t>2?</w:t>
+      </w:r>
+      <w:r>
+        <w:rPr>
+          <w:lang w:val="en-US"/>
+        </w:rPr>
+        <w:t xml:space="preserve"> To asses the quality of fit</w:t>
       </w:r>
     </w:p>
     <w:p>
@@ -636,6 +905,118 @@
 <file path=word/numbering.xml><?xml version="1.0" encoding="utf-8"?>
 <w:numbering xmlns:wpc="http://schemas.microsoft.com/office/word/2010/wordprocessingCanvas" xmlns:cx="http://schemas.microsoft.com/office/drawing/2014/chartex" xmlns:cx1="http://schemas.microsoft.com/office/drawing/2015/9/8/chartex" xmlns:cx2="http://schemas.microsoft.com/office/drawing/2015/10/21/chartex" xmlns:cx3="http://schemas.microsoft.com/office/drawing/2016/5/9/chartex" xmlns:cx4="http://schemas.microsoft.com/office/drawing/2016/5/10/chartex" xmlns:cx5="http://schemas.microsoft.com/office/drawing/2016/5/11/chartex" xmlns:cx6="http://schemas.microsoft.com/office/drawing/2016/5/12/chartex" xmlns:cx7="http://schemas.microsoft.com/office/drawing/2016/5/13/chartex" xmlns:cx8="http://schemas.microsoft.com/office/drawing/2016/5/14/chartex" xmlns:mc="http://schemas.openxmlformats.org/markup-compatibility/2006" xmlns:aink="http://schemas.microsoft.com/office/drawing/2016/ink" xmlns:am3d="http://schemas.microsoft.com/office/drawing/2017/model3d" xmlns:o="urn:schemas-microsoft-com:office:office" xmlns:oel="http://schemas.microsoft.com/office/2019/extlst" xmlns:r="http://schemas.openxmlformats.org/officeDocument/2006/relationships" xmlns:m="http://schemas.openxmlformats.org/officeDocument/2006/math" xmlns:v="urn:schemas-microsoft-com:vml" xmlns:wp14="http://schemas.microsoft.com/office/word/2010/wordprocessingDrawing" xmlns:wp="http://schemas.openxmlformats.org/drawingml/2006/wordprocessingDrawing" xmlns:w10="urn:schemas-microsoft-com:office:word" xmlns:w="http://schemas.openxmlformats.org/wordprocessingml/2006/main" xmlns:w14="http://schemas.microsoft.com/office/word/2010/wordml" xmlns:w15="http://schemas.microsoft.com/office/word/2012/wordml" xmlns:w16cex="http://schemas.microsoft.com/office/word/2018/wordml/cex" xmlns:w16cid="http://schemas.microsoft.com/office/word/2016/wordml/cid" xmlns:w16="http://schemas.microsoft.com/office/word/2018/wordml" xmlns:w16du="http://schemas.microsoft.com/office/word/2023/wordml/word16du" xmlns:w16sdtdh="http://schemas.microsoft.com/office/word/2020/wordml/sdtdatahash" xmlns:w16sdtfl="http://schemas.microsoft.com/office/word/2024/wordml/sdtformatlock" xmlns:w16se="http://schemas.microsoft.com/office/word/2015/wordml/symex" xmlns:wpg="http://schemas.microsoft.com/office/word/2010/wordprocessingGroup" xmlns:wpi="http://schemas.microsoft.com/office/word/2010/wordprocessingInk" xmlns:wne="http://schemas.microsoft.com/office/word/2006/wordml" xmlns:wps="http://schemas.microsoft.com/office/word/2010/wordprocessingShape" mc:Ignorable="w14 w15 w16se w16cid w16 w16cex w16sdtdh w16sdtfl w16du wp14">
   <w:abstractNum w:abstractNumId="0" w15:restartNumberingAfterBreak="0">
+    <w:nsid w:val="12365AE2"/>
+    <w:multiLevelType w:val="hybridMultilevel"/>
+    <w:tmpl w:val="DF0A08DE"/>
+    <w:lvl w:ilvl="0" w:tplc="5D82A2EC">
+      <w:numFmt w:val="bullet"/>
+      <w:lvlText w:val=""/>
+      <w:lvlJc w:val="left"/>
+      <w:pPr>
+        <w:ind w:left="720" w:hanging="360"/>
+      </w:pPr>
+      <w:rPr>
+        <w:rFonts w:ascii="Wingdings" w:eastAsiaTheme="minorHAnsi" w:hAnsi="Wingdings" w:cstheme="minorBidi" w:hint="default"/>
+      </w:rPr>
+    </w:lvl>
+    <w:lvl w:ilvl="1" w:tplc="04060003" w:tentative="1">
+      <w:start w:val="1"/>
+      <w:numFmt w:val="bullet"/>
+      <w:lvlText w:val="o"/>
+      <w:lvlJc w:val="left"/>
+      <w:pPr>
+        <w:ind w:left="1440" w:hanging="360"/>
+      </w:pPr>
+      <w:rPr>
+        <w:rFonts w:ascii="Courier New" w:hAnsi="Courier New" w:cs="Courier New" w:hint="default"/>
+      </w:rPr>
+    </w:lvl>
+    <w:lvl w:ilvl="2" w:tplc="04060005" w:tentative="1">
+      <w:start w:val="1"/>
+      <w:numFmt w:val="bullet"/>
+      <w:lvlText w:val=""/>
+      <w:lvlJc w:val="left"/>
+      <w:pPr>
+        <w:ind w:left="2160" w:hanging="360"/>
+      </w:pPr>
+      <w:rPr>
+        <w:rFonts w:ascii="Wingdings" w:hAnsi="Wingdings" w:hint="default"/>
+      </w:rPr>
+    </w:lvl>
+    <w:lvl w:ilvl="3" w:tplc="04060001" w:tentative="1">
+      <w:start w:val="1"/>
+      <w:numFmt w:val="bullet"/>
+      <w:lvlText w:val=""/>
+      <w:lvlJc w:val="left"/>
+      <w:pPr>
+        <w:ind w:left="2880" w:hanging="360"/>
+      </w:pPr>
+      <w:rPr>
+        <w:rFonts w:ascii="Symbol" w:hAnsi="Symbol" w:hint="default"/>
+      </w:rPr>
+    </w:lvl>
+    <w:lvl w:ilvl="4" w:tplc="04060003" w:tentative="1">
+      <w:start w:val="1"/>
+      <w:numFmt w:val="bullet"/>
+      <w:lvlText w:val="o"/>
+      <w:lvlJc w:val="left"/>
+      <w:pPr>
+        <w:ind w:left="3600" w:hanging="360"/>
+      </w:pPr>
+      <w:rPr>
+        <w:rFonts w:ascii="Courier New" w:hAnsi="Courier New" w:cs="Courier New" w:hint="default"/>
+      </w:rPr>
+    </w:lvl>
+    <w:lvl w:ilvl="5" w:tplc="04060005" w:tentative="1">
+      <w:start w:val="1"/>
+      <w:numFmt w:val="bullet"/>
+      <w:lvlText w:val=""/>
+      <w:lvlJc w:val="left"/>
+      <w:pPr>
+        <w:ind w:left="4320" w:hanging="360"/>
+      </w:pPr>
+      <w:rPr>
+        <w:rFonts w:ascii="Wingdings" w:hAnsi="Wingdings" w:hint="default"/>
+      </w:rPr>
+    </w:lvl>
+    <w:lvl w:ilvl="6" w:tplc="04060001" w:tentative="1">
+      <w:start w:val="1"/>
+      <w:numFmt w:val="bullet"/>
+      <w:lvlText w:val=""/>
+      <w:lvlJc w:val="left"/>
+      <w:pPr>
+        <w:ind w:left="5040" w:hanging="360"/>
+      </w:pPr>
+      <w:rPr>
+        <w:rFonts w:ascii="Symbol" w:hAnsi="Symbol" w:hint="default"/>
+      </w:rPr>
+    </w:lvl>
+    <w:lvl w:ilvl="7" w:tplc="04060003" w:tentative="1">
+      <w:start w:val="1"/>
+      <w:numFmt w:val="bullet"/>
+      <w:lvlText w:val="o"/>
+      <w:lvlJc w:val="left"/>
+      <w:pPr>
+        <w:ind w:left="5760" w:hanging="360"/>
+      </w:pPr>
+      <w:rPr>
+        <w:rFonts w:ascii="Courier New" w:hAnsi="Courier New" w:cs="Courier New" w:hint="default"/>
+      </w:rPr>
+    </w:lvl>
+    <w:lvl w:ilvl="8" w:tplc="04060005" w:tentative="1">
+      <w:start w:val="1"/>
+      <w:numFmt w:val="bullet"/>
+      <w:lvlText w:val=""/>
+      <w:lvlJc w:val="left"/>
+      <w:pPr>
+        <w:ind w:left="6480" w:hanging="360"/>
+      </w:pPr>
+      <w:rPr>
+        <w:rFonts w:ascii="Wingdings" w:hAnsi="Wingdings" w:hint="default"/>
+      </w:rPr>
+    </w:lvl>
+  </w:abstractNum>
+  <w:abstractNum w:abstractNumId="1" w15:restartNumberingAfterBreak="0">
     <w:nsid w:val="203C64BD"/>
     <w:multiLevelType w:val="hybridMultilevel"/>
     <w:tmpl w:val="B762B2BE"/>
@@ -650,7 +1031,7 @@
         <w:rFonts w:ascii="Calibri" w:eastAsiaTheme="minorHAnsi" w:hAnsi="Calibri" w:cs="Calibri" w:hint="default"/>
       </w:rPr>
     </w:lvl>
-    <w:lvl w:ilvl="1" w:tplc="04060003" w:tentative="1">
+    <w:lvl w:ilvl="1" w:tplc="04060003">
       <w:start w:val="1"/>
       <w:numFmt w:val="bullet"/>
       <w:lvlText w:val="o"/>
@@ -747,7 +1128,7 @@
       </w:rPr>
     </w:lvl>
   </w:abstractNum>
-  <w:abstractNum w:abstractNumId="1" w15:restartNumberingAfterBreak="0">
+  <w:abstractNum w:abstractNumId="2" w15:restartNumberingAfterBreak="0">
     <w:nsid w:val="257002AB"/>
     <w:multiLevelType w:val="hybridMultilevel"/>
     <w:tmpl w:val="483807BA"/>
@@ -859,7 +1240,7 @@
       </w:rPr>
     </w:lvl>
   </w:abstractNum>
-  <w:abstractNum w:abstractNumId="2" w15:restartNumberingAfterBreak="0">
+  <w:abstractNum w:abstractNumId="3" w15:restartNumberingAfterBreak="0">
     <w:nsid w:val="7BCF1658"/>
     <w:multiLevelType w:val="hybridMultilevel"/>
     <w:tmpl w:val="E640DA4C"/>
@@ -972,13 +1353,16 @@
     </w:lvl>
   </w:abstractNum>
   <w:num w:numId="1" w16cid:durableId="1915894769">
+    <w:abstractNumId w:val="3"/>
+  </w:num>
+  <w:num w:numId="2" w16cid:durableId="1250384470">
+    <w:abstractNumId w:val="1"/>
+  </w:num>
+  <w:num w:numId="3" w16cid:durableId="1985815525">
     <w:abstractNumId w:val="2"/>
   </w:num>
-  <w:num w:numId="2" w16cid:durableId="1250384470">
+  <w:num w:numId="4" w16cid:durableId="1247880542">
     <w:abstractNumId w:val="0"/>
-  </w:num>
-  <w:num w:numId="3" w16cid:durableId="1985815525">
-    <w:abstractNumId w:val="1"/>
   </w:num>
 </w:numbering>
 </file>

--- a/inst/simStudyProtocol.docx
+++ b/inst/simStudyProtocol.docx
@@ -220,24 +220,23 @@
       <w:r>
         <w:rPr>
           <w:rFonts w:eastAsiaTheme="minorEastAsia"/>
-          <w:highlight w:val="yellow"/>
-          <w:lang w:val="en-US"/>
-        </w:rPr>
-        <w:t>TODO</w:t>
+          <w:lang w:val="en-US"/>
+        </w:rPr>
+        <w:t>Small-sample bias</w:t>
       </w:r>
       <w:r>
         <w:rPr>
           <w:rFonts w:eastAsiaTheme="minorEastAsia"/>
           <w:lang w:val="en-US"/>
         </w:rPr>
-        <w:t xml:space="preserve"> Small-sample bias</w:t>
+        <w:t>: through appropriate sample size range</w:t>
       </w:r>
       <w:r>
         <w:rPr>
           <w:rFonts w:eastAsiaTheme="minorEastAsia"/>
           <w:lang w:val="en-US"/>
         </w:rPr>
-        <w:t>: through appropriate sample size range.</w:t>
+        <w:t>, and by reporting relative bias</w:t>
       </w:r>
     </w:p>
     <w:p>
@@ -321,7 +320,6 @@
       </w:pPr>
       <w:r>
         <w:rPr>
-          <w:highlight w:val="yellow"/>
           <w:lang w:val="en-US"/>
         </w:rPr>
         <w:t>TODO</w:t>
@@ -364,6 +362,217 @@
         </w:rPr>
         <w:t xml:space="preserve"> = </w:t>
       </w:r>
+      <w:r>
+        <w:rPr>
+          <w:lang w:val="en-US"/>
+        </w:rPr>
+        <w:t>10, 15, 20, 25, 50, 100</w:t>
+      </w:r>
+      <w:r>
+        <w:rPr>
+          <w:lang w:val="en-US"/>
+        </w:rPr>
+        <w:t xml:space="preserve"> </w:t>
+      </w:r>
+      <w:r>
+        <w:rPr>
+          <w:lang w:val="en-US"/>
+        </w:rPr>
+        <w:t>(</w:t>
+      </w:r>
+      <w:r>
+        <w:rPr>
+          <w:lang w:val="en-US"/>
+        </w:rPr>
+        <w:t>not higher to keep it realistic</w:t>
+      </w:r>
+      <w:r>
+        <w:rPr>
+          <w:lang w:val="en-US"/>
+        </w:rPr>
+        <w:t>)</w:t>
+      </w:r>
+    </w:p>
+    <w:p>
+      <w:pPr>
+        <w:pStyle w:val="ListParagraph"/>
+        <w:numPr>
+          <w:ilvl w:val="1"/>
+          <w:numId w:val="2"/>
+        </w:numPr>
+        <w:rPr>
+          <w:lang w:val="en-US"/>
+        </w:rPr>
+      </w:pPr>
+      <w:r>
+        <w:rPr>
+          <w:highlight w:val="yellow"/>
+          <w:lang w:val="en-US"/>
+        </w:rPr>
+        <w:t>TODO</w:t>
+      </w:r>
+      <w:r>
+        <w:rPr>
+          <w:lang w:val="en-US"/>
+        </w:rPr>
+        <w:t xml:space="preserve"> </w:t>
+      </w:r>
+      <w:r>
+        <w:rPr>
+          <w:lang w:val="en-US"/>
+        </w:rPr>
+        <w:t>Breakpoints distribution:</w:t>
+      </w:r>
+    </w:p>
+    <w:p>
+      <w:pPr>
+        <w:pStyle w:val="ListParagraph"/>
+        <w:numPr>
+          <w:ilvl w:val="2"/>
+          <w:numId w:val="2"/>
+        </w:numPr>
+        <w:rPr>
+          <w:lang w:val="en-US"/>
+        </w:rPr>
+      </w:pPr>
+      <w:r>
+        <w:rPr>
+          <w:lang w:val="en-US"/>
+        </w:rPr>
+        <w:t>Psi1</w:t>
+      </w:r>
+      <w:r>
+        <w:rPr>
+          <w:lang w:val="en-US"/>
+        </w:rPr>
+        <w:t xml:space="preserve"> (start of plateau)</w:t>
+      </w:r>
+      <w:r>
+        <w:rPr>
+          <w:lang w:val="en-US"/>
+        </w:rPr>
+        <w:t>:</w:t>
+      </w:r>
+      <w:r>
+        <w:rPr>
+          <w:lang w:val="en-US"/>
+        </w:rPr>
+        <w:t xml:space="preserve"> </w:t>
+      </w:r>
+      <w:r>
+        <w:rPr>
+          <w:lang w:val="en-US"/>
+        </w:rPr>
+        <w:t xml:space="preserve">Time coordinate: </w:t>
+      </w:r>
+      <w:proofErr w:type="spellStart"/>
+      <w:r>
+        <w:rPr>
+          <w:lang w:val="en-US"/>
+        </w:rPr>
+        <w:t>LogNormal</w:t>
+      </w:r>
+      <w:proofErr w:type="spellEnd"/>
+      <w:r>
+        <w:rPr>
+          <w:lang w:val="en-US"/>
+        </w:rPr>
+        <w:t xml:space="preserve"> with mean 90 and </w:t>
+      </w:r>
+      <w:proofErr w:type="spellStart"/>
+      <w:r>
+        <w:rPr>
+          <w:lang w:val="en-US"/>
+        </w:rPr>
+        <w:t>sd</w:t>
+      </w:r>
+      <w:proofErr w:type="spellEnd"/>
+      <w:r>
+        <w:rPr>
+          <w:lang w:val="en-US"/>
+        </w:rPr>
+        <w:t xml:space="preserve"> 50</w:t>
+      </w:r>
+      <w:r>
+        <w:rPr>
+          <w:lang w:val="en-US"/>
+        </w:rPr>
+        <w:t xml:space="preserve">, independent height with truncated normal law </w:t>
+      </w:r>
+      <w:proofErr w:type="gramStart"/>
+      <w:r>
+        <w:rPr>
+          <w:lang w:val="en-US"/>
+        </w:rPr>
+        <w:t>N(</w:t>
+      </w:r>
+      <w:proofErr w:type="gramEnd"/>
+      <w:r>
+        <w:rPr>
+          <w:lang w:val="en-US"/>
+        </w:rPr>
+        <w:t>9.5, 1)</w:t>
+      </w:r>
+    </w:p>
+    <w:p>
+      <w:pPr>
+        <w:pStyle w:val="ListParagraph"/>
+        <w:numPr>
+          <w:ilvl w:val="2"/>
+          <w:numId w:val="2"/>
+        </w:numPr>
+        <w:rPr>
+          <w:lang w:val="en-US"/>
+        </w:rPr>
+      </w:pPr>
+      <w:r>
+        <w:rPr>
+          <w:lang w:val="en-US"/>
+        </w:rPr>
+        <w:t>Psi2</w:t>
+      </w:r>
+      <w:r>
+        <w:rPr>
+          <w:lang w:val="en-US"/>
+        </w:rPr>
+        <w:t xml:space="preserve"> (</w:t>
+      </w:r>
+      <w:r>
+        <w:rPr>
+          <w:lang w:val="en-US"/>
+        </w:rPr>
+        <w:t xml:space="preserve">end </w:t>
+      </w:r>
+      <w:r>
+        <w:rPr>
+          <w:lang w:val="en-US"/>
+        </w:rPr>
+        <w:t>of plateau)</w:t>
+      </w:r>
+      <w:r>
+        <w:rPr>
+          <w:lang w:val="en-US"/>
+        </w:rPr>
+        <w:t>:</w:t>
+      </w:r>
+    </w:p>
+    <w:p>
+      <w:pPr>
+        <w:pStyle w:val="ListParagraph"/>
+        <w:numPr>
+          <w:ilvl w:val="2"/>
+          <w:numId w:val="2"/>
+        </w:numPr>
+        <w:rPr>
+          <w:lang w:val="en-US"/>
+        </w:rPr>
+      </w:pPr>
+      <w:r>
+        <w:rPr>
+          <w:lang w:val="en-US"/>
+        </w:rPr>
+        <w:t>Psi3 (landing point):</w:t>
+      </w:r>
     </w:p>
     <w:p>
       <w:pPr>
@@ -378,48 +587,87 @@
       </w:pPr>
       <w:r>
         <w:rPr>
-          <w:highlight w:val="yellow"/>
-          <w:lang w:val="en-US"/>
-        </w:rPr>
-        <w:t>TODO</w:t>
-      </w:r>
-      <w:r>
-        <w:rPr>
-          <w:lang w:val="en-US"/>
-        </w:rPr>
-        <w:t xml:space="preserve"> </w:t>
-      </w:r>
-      <w:r>
-        <w:rPr>
-          <w:lang w:val="en-US"/>
-        </w:rPr>
-        <w:t xml:space="preserve">Type of plan (only </w:t>
-      </w:r>
-      <w:proofErr w:type="gramStart"/>
-      <w:r>
-        <w:rPr>
-          <w:lang w:val="en-US"/>
-        </w:rPr>
-        <w:t>edge !</w:t>
-      </w:r>
-      <w:proofErr w:type="gramEnd"/>
-      <w:r>
-        <w:rPr>
-          <w:lang w:val="en-US"/>
-        </w:rPr>
-        <w:t>= fully/partial factorial) &gt; qualitative conclusions)</w:t>
-      </w:r>
-      <w:r>
-        <w:rPr>
-          <w:lang w:val="en-US"/>
-        </w:rPr>
-        <w:t xml:space="preserve"> + checking error</w:t>
-      </w:r>
-      <w:r>
-        <w:rPr>
-          <w:lang w:val="en-US"/>
-        </w:rPr>
-        <w:t xml:space="preserve"> (later partial factorial would be optimal but harder for interpretations)</w:t>
+          <w:lang w:val="en-US"/>
+        </w:rPr>
+        <w:t>Fixed parameters:</w:t>
+      </w:r>
+    </w:p>
+    <w:p>
+      <w:pPr>
+        <w:pStyle w:val="ListParagraph"/>
+        <w:numPr>
+          <w:ilvl w:val="1"/>
+          <w:numId w:val="2"/>
+        </w:numPr>
+        <w:rPr>
+          <w:lang w:val="en-US"/>
+        </w:rPr>
+      </w:pPr>
+      <w:proofErr w:type="spellStart"/>
+      <w:r>
+        <w:rPr>
+          <w:lang w:val="en-US"/>
+        </w:rPr>
+        <w:t>N.sim</w:t>
+      </w:r>
+      <w:proofErr w:type="spellEnd"/>
+      <w:r>
+        <w:rPr>
+          <w:lang w:val="en-US"/>
+        </w:rPr>
+        <w:t xml:space="preserve"> = 500 (</w:t>
+      </w:r>
+      <w:proofErr w:type="spellStart"/>
+      <w:r>
+        <w:rPr>
+          <w:lang w:val="en-US"/>
+        </w:rPr>
+        <w:t>nb</w:t>
+      </w:r>
+      <w:proofErr w:type="spellEnd"/>
+      <w:r>
+        <w:rPr>
+          <w:lang w:val="en-US"/>
+        </w:rPr>
+        <w:t xml:space="preserve"> of replications for each scenario</w:t>
+      </w:r>
+      <w:r>
+        <w:rPr>
+          <w:lang w:val="en-US"/>
+        </w:rPr>
+        <w:t>)</w:t>
+      </w:r>
+    </w:p>
+    <w:p>
+      <w:pPr>
+        <w:pStyle w:val="ListParagraph"/>
+        <w:numPr>
+          <w:ilvl w:val="1"/>
+          <w:numId w:val="2"/>
+        </w:numPr>
+        <w:rPr>
+          <w:lang w:val="en-US"/>
+        </w:rPr>
+      </w:pPr>
+      <w:r>
+        <w:rPr>
+          <w:lang w:val="en-US"/>
+        </w:rPr>
+        <w:t xml:space="preserve">Times of measurements: normally distributed every 20 minutes with </w:t>
+      </w:r>
+      <w:proofErr w:type="spellStart"/>
+      <w:r>
+        <w:rPr>
+          <w:lang w:val="en-US"/>
+        </w:rPr>
+        <w:t>sd</w:t>
+      </w:r>
+      <w:proofErr w:type="spellEnd"/>
+      <w:r>
+        <w:rPr>
+          <w:lang w:val="en-US"/>
+        </w:rPr>
+        <w:t xml:space="preserve"> = 2</w:t>
       </w:r>
     </w:p>
     <w:p>
@@ -435,58 +683,60 @@
       </w:pPr>
       <w:r>
         <w:rPr>
-          <w:lang w:val="en-US"/>
-        </w:rPr>
-        <w:t xml:space="preserve">Errors during </w:t>
-      </w:r>
-      <w:r>
-        <w:rPr>
-          <w:lang w:val="en-US"/>
-        </w:rPr>
-        <w:t>models’</w:t>
-      </w:r>
-      <w:r>
-        <w:rPr>
-          <w:lang w:val="en-US"/>
-        </w:rPr>
-        <w:t xml:space="preserve"> estimation will be caught and reported using </w:t>
+          <w:highlight w:val="yellow"/>
+          <w:lang w:val="en-US"/>
+        </w:rPr>
+        <w:t>TODO</w:t>
+      </w:r>
+      <w:r>
+        <w:rPr>
+          <w:lang w:val="en-US"/>
+        </w:rPr>
+        <w:t xml:space="preserve"> </w:t>
+      </w:r>
+      <w:r>
+        <w:rPr>
+          <w:lang w:val="en-US"/>
+        </w:rPr>
+        <w:t xml:space="preserve">Type of plan (only </w:t>
       </w:r>
       <w:proofErr w:type="gramStart"/>
       <w:r>
         <w:rPr>
           <w:lang w:val="en-US"/>
         </w:rPr>
-        <w:t>try(</w:t>
+        <w:t>edge</w:t>
+      </w:r>
+      <w:r>
+        <w:rPr>
+          <w:lang w:val="en-US"/>
+        </w:rPr>
+        <w:t>s</w:t>
+      </w:r>
+      <w:r>
+        <w:rPr>
+          <w:lang w:val="en-US"/>
+        </w:rPr>
+        <w:t xml:space="preserve"> !</w:t>
       </w:r>
       <w:proofErr w:type="gramEnd"/>
       <w:r>
         <w:rPr>
           <w:lang w:val="en-US"/>
         </w:rPr>
-        <w:t>) statement.</w:t>
-      </w:r>
-      <w:r>
-        <w:rPr>
-          <w:lang w:val="en-US"/>
-        </w:rPr>
-        <w:t xml:space="preserve"> They can later be explored thanks to seed management. </w:t>
-      </w:r>
-    </w:p>
-    <w:p>
-      <w:pPr>
-        <w:rPr>
-          <w:b/>
-          <w:bCs/>
-          <w:lang w:val="en-US"/>
-        </w:rPr>
-      </w:pPr>
-      <w:r>
-        <w:rPr>
-          <w:b/>
-          <w:bCs/>
-          <w:lang w:val="en-US"/>
-        </w:rPr>
-        <w:t>Reproducibility and seed management:</w:t>
+        <w:t>= fully/partial factorial) &gt; qualitative conclusions)</w:t>
+      </w:r>
+      <w:r>
+        <w:rPr>
+          <w:lang w:val="en-US"/>
+        </w:rPr>
+        <w:t xml:space="preserve"> + checking error</w:t>
+      </w:r>
+      <w:r>
+        <w:rPr>
+          <w:lang w:val="en-US"/>
+        </w:rPr>
+        <w:t xml:space="preserve"> (later partial factorial would be optimal but harder for interpretations)</w:t>
       </w:r>
     </w:p>
     <w:p>
@@ -504,228 +754,39 @@
         <w:rPr>
           <w:lang w:val="en-US"/>
         </w:rPr>
-        <w:t xml:space="preserve">To guarantee reproducibility of the results, the seed will be pre-computed once with a random seed. Then the seed will be set at every iteration before generating the dataset, and stored at the end of each iteration. </w:t>
-      </w:r>
-      <w:r>
-        <w:rPr>
-          <w:lang w:val="en-US"/>
-        </w:rPr>
-        <w:t>This also allows for re-running a specific part of the simulation, namely when errors occurred.</w:t>
-      </w:r>
-    </w:p>
-    <w:p>
-      <w:pPr>
-        <w:spacing w:line="180" w:lineRule="auto"/>
-        <w:rPr>
-          <w:lang w:val="en-US"/>
-        </w:rPr>
-      </w:pPr>
-      <w:r>
-        <w:rPr>
-          <w:lang w:val="en-US"/>
-        </w:rPr>
-        <w:t xml:space="preserve">&gt; </w:t>
-      </w:r>
-      <w:proofErr w:type="spellStart"/>
+        <w:t xml:space="preserve">Errors during </w:t>
+      </w:r>
+      <w:r>
+        <w:rPr>
+          <w:lang w:val="en-US"/>
+        </w:rPr>
+        <w:t>models’</w:t>
+      </w:r>
+      <w:r>
+        <w:rPr>
+          <w:lang w:val="en-US"/>
+        </w:rPr>
+        <w:t xml:space="preserve"> estimation will be caught and reported using </w:t>
+      </w:r>
       <w:proofErr w:type="gramStart"/>
       <w:r>
         <w:rPr>
           <w:lang w:val="en-US"/>
         </w:rPr>
-        <w:t>set.seed</w:t>
-      </w:r>
-      <w:proofErr w:type="spellEnd"/>
+        <w:t>try(</w:t>
+      </w:r>
       <w:proofErr w:type="gramEnd"/>
       <w:r>
         <w:rPr>
           <w:lang w:val="en-US"/>
         </w:rPr>
-        <w:t>(</w:t>
-      </w:r>
-      <w:r>
-        <w:rPr>
-          <w:lang w:val="en-US"/>
-        </w:rPr>
-        <w:t>155757150426</w:t>
-      </w:r>
-      <w:r>
-        <w:rPr>
-          <w:lang w:val="en-US"/>
-        </w:rPr>
-        <w:t>)</w:t>
-      </w:r>
-    </w:p>
-    <w:p>
-      <w:pPr>
-        <w:spacing w:line="180" w:lineRule="auto"/>
-        <w:rPr>
-          <w:lang w:val="en-US"/>
-        </w:rPr>
-      </w:pPr>
-      <w:r>
-        <w:rPr>
-          <w:lang w:val="en-US"/>
-        </w:rPr>
-        <w:t xml:space="preserve">&gt; </w:t>
-      </w:r>
-      <w:proofErr w:type="spellStart"/>
-      <w:r>
-        <w:rPr>
-          <w:lang w:val="en-US"/>
-        </w:rPr>
-        <w:t>nsimAll</w:t>
-      </w:r>
-      <w:proofErr w:type="spellEnd"/>
-      <w:r>
-        <w:rPr>
-          <w:lang w:val="en-US"/>
-        </w:rPr>
-        <w:t xml:space="preserve"> &lt;- </w:t>
-      </w:r>
-      <w:proofErr w:type="spellStart"/>
-      <w:r>
-        <w:rPr>
-          <w:lang w:val="en-US"/>
-        </w:rPr>
-        <w:t>n.</w:t>
-      </w:r>
-      <w:r>
-        <w:rPr>
-          <w:lang w:val="en-US"/>
-        </w:rPr>
-        <w:t>sim</w:t>
-      </w:r>
-      <w:proofErr w:type="spellEnd"/>
-      <w:r>
-        <w:rPr>
-          <w:lang w:val="en-US"/>
-        </w:rPr>
-        <w:t xml:space="preserve"> * </w:t>
-      </w:r>
-      <w:proofErr w:type="spellStart"/>
-      <w:proofErr w:type="gramStart"/>
-      <w:r>
-        <w:rPr>
-          <w:lang w:val="en-US"/>
-        </w:rPr>
-        <w:t>n.scenario</w:t>
-      </w:r>
-      <w:proofErr w:type="spellEnd"/>
-      <w:proofErr w:type="gramEnd"/>
-      <w:r>
-        <w:rPr>
-          <w:lang w:val="en-US"/>
-        </w:rPr>
-        <w:t xml:space="preserve"> </w:t>
-      </w:r>
-      <w:r>
-        <w:rPr>
-          <w:lang w:val="en-US"/>
-        </w:rPr>
-        <w:t xml:space="preserve"># </w:t>
-      </w:r>
-      <w:proofErr w:type="spellStart"/>
-      <w:r>
-        <w:rPr>
-          <w:lang w:val="en-US"/>
-        </w:rPr>
-        <w:t>n.sim</w:t>
-      </w:r>
-      <w:proofErr w:type="spellEnd"/>
-      <w:r>
-        <w:rPr>
-          <w:lang w:val="en-US"/>
-        </w:rPr>
-        <w:t xml:space="preserve">= </w:t>
-      </w:r>
-      <w:proofErr w:type="spellStart"/>
-      <w:r>
-        <w:rPr>
-          <w:lang w:val="en-US"/>
-        </w:rPr>
-        <w:t>nb</w:t>
-      </w:r>
-      <w:proofErr w:type="spellEnd"/>
-      <w:r>
-        <w:rPr>
-          <w:lang w:val="en-US"/>
-        </w:rPr>
-        <w:t xml:space="preserve"> of repetitions for each scenario simulated</w:t>
-      </w:r>
-    </w:p>
-    <w:p>
-      <w:pPr>
-        <w:rPr>
-          <w:lang w:val="en-US"/>
-        </w:rPr>
-      </w:pPr>
-      <w:r>
-        <w:rPr>
-          <w:lang w:val="en-US"/>
-        </w:rPr>
-        <w:t xml:space="preserve">&gt; </w:t>
-      </w:r>
-      <w:r>
-        <w:rPr>
-          <w:lang w:val="en-US"/>
-        </w:rPr>
-        <w:t xml:space="preserve">allseeds &lt;- </w:t>
-      </w:r>
-      <w:proofErr w:type="gramStart"/>
-      <w:r>
-        <w:rPr>
-          <w:lang w:val="en-US"/>
-        </w:rPr>
-        <w:t>sample.int(</w:t>
-      </w:r>
-      <w:proofErr w:type="gramEnd"/>
-      <w:r>
-        <w:rPr>
-          <w:lang w:val="en-US"/>
-        </w:rPr>
-        <w:t xml:space="preserve">n </w:t>
-      </w:r>
-      <w:proofErr w:type="gramStart"/>
-      <w:r>
-        <w:rPr>
-          <w:lang w:val="en-US"/>
-        </w:rPr>
-        <w:t>= .</w:t>
-      </w:r>
-      <w:proofErr w:type="spellStart"/>
-      <w:r>
-        <w:rPr>
-          <w:lang w:val="en-US"/>
-        </w:rPr>
-        <w:t>Machine</w:t>
-      </w:r>
-      <w:proofErr w:type="gramEnd"/>
-      <w:r>
-        <w:rPr>
-          <w:lang w:val="en-US"/>
-        </w:rPr>
-        <w:t>$integer.max</w:t>
-      </w:r>
-      <w:proofErr w:type="spellEnd"/>
-      <w:r>
-        <w:rPr>
-          <w:lang w:val="en-US"/>
-        </w:rPr>
-        <w:t xml:space="preserve">, size = </w:t>
-      </w:r>
-      <w:proofErr w:type="spellStart"/>
-      <w:r>
-        <w:rPr>
-          <w:lang w:val="en-US"/>
-        </w:rPr>
-        <w:t>nsimAll</w:t>
-      </w:r>
-      <w:proofErr w:type="spellEnd"/>
-      <w:r>
-        <w:rPr>
-          <w:lang w:val="en-US"/>
-        </w:rPr>
-        <w:t xml:space="preserve">, replace=FALSE) </w:t>
+        <w:t>) statement.</w:t>
+      </w:r>
+      <w:r>
+        <w:rPr>
+          <w:lang w:val="en-US"/>
+        </w:rPr>
+        <w:t xml:space="preserve"> They can later be explored thanks to seed management. </w:t>
       </w:r>
     </w:p>
     <w:p>
@@ -742,7 +803,7 @@
           <w:bCs/>
           <w:lang w:val="en-US"/>
         </w:rPr>
-        <w:t>Model-specific reported outcomes:</w:t>
+        <w:t>Reproducibility and seed management:</w:t>
       </w:r>
     </w:p>
     <w:p>
@@ -758,6 +819,250 @@
       </w:pPr>
       <w:r>
         <w:rPr>
+          <w:lang w:val="en-US"/>
+        </w:rPr>
+        <w:t xml:space="preserve">To guarantee reproducibility of the results, the seed will be pre-computed once with a random seed. Then the seed will be set at every iteration before generating the dataset, and stored at the end of each iteration. </w:t>
+      </w:r>
+      <w:r>
+        <w:rPr>
+          <w:lang w:val="en-US"/>
+        </w:rPr>
+        <w:t>This also allows for re-running a specific part of the simulation, namely when errors occurred.</w:t>
+      </w:r>
+    </w:p>
+    <w:p>
+      <w:pPr>
+        <w:spacing w:line="180" w:lineRule="auto"/>
+        <w:rPr>
+          <w:lang w:val="en-US"/>
+        </w:rPr>
+      </w:pPr>
+      <w:r>
+        <w:rPr>
+          <w:lang w:val="en-US"/>
+        </w:rPr>
+        <w:t xml:space="preserve">&gt; </w:t>
+      </w:r>
+      <w:proofErr w:type="spellStart"/>
+      <w:proofErr w:type="gramStart"/>
+      <w:r>
+        <w:rPr>
+          <w:lang w:val="en-US"/>
+        </w:rPr>
+        <w:t>set.seed</w:t>
+      </w:r>
+      <w:proofErr w:type="spellEnd"/>
+      <w:proofErr w:type="gramEnd"/>
+      <w:r>
+        <w:rPr>
+          <w:lang w:val="en-US"/>
+        </w:rPr>
+        <w:t>(155757150426)</w:t>
+      </w:r>
+    </w:p>
+    <w:p>
+      <w:pPr>
+        <w:spacing w:line="180" w:lineRule="auto"/>
+        <w:rPr>
+          <w:lang w:val="en-US"/>
+        </w:rPr>
+      </w:pPr>
+      <w:r>
+        <w:rPr>
+          <w:lang w:val="en-US"/>
+        </w:rPr>
+        <w:t xml:space="preserve">&gt; </w:t>
+      </w:r>
+      <w:proofErr w:type="spellStart"/>
+      <w:r>
+        <w:rPr>
+          <w:lang w:val="en-US"/>
+        </w:rPr>
+        <w:t>nsimAll</w:t>
+      </w:r>
+      <w:proofErr w:type="spellEnd"/>
+      <w:r>
+        <w:rPr>
+          <w:lang w:val="en-US"/>
+        </w:rPr>
+        <w:t xml:space="preserve"> &lt;- </w:t>
+      </w:r>
+      <w:proofErr w:type="spellStart"/>
+      <w:r>
+        <w:rPr>
+          <w:lang w:val="en-US"/>
+        </w:rPr>
+        <w:t>n.</w:t>
+      </w:r>
+      <w:r>
+        <w:rPr>
+          <w:lang w:val="en-US"/>
+        </w:rPr>
+        <w:t>sim</w:t>
+      </w:r>
+      <w:proofErr w:type="spellEnd"/>
+      <w:r>
+        <w:rPr>
+          <w:lang w:val="en-US"/>
+        </w:rPr>
+        <w:t xml:space="preserve"> * </w:t>
+      </w:r>
+      <w:proofErr w:type="spellStart"/>
+      <w:proofErr w:type="gramStart"/>
+      <w:r>
+        <w:rPr>
+          <w:lang w:val="en-US"/>
+        </w:rPr>
+        <w:t>n.scenario</w:t>
+      </w:r>
+      <w:proofErr w:type="spellEnd"/>
+      <w:proofErr w:type="gramEnd"/>
+      <w:r>
+        <w:rPr>
+          <w:lang w:val="en-US"/>
+        </w:rPr>
+        <w:t xml:space="preserve"> </w:t>
+      </w:r>
+      <w:r>
+        <w:rPr>
+          <w:lang w:val="en-US"/>
+        </w:rPr>
+        <w:t xml:space="preserve"># </w:t>
+      </w:r>
+      <w:proofErr w:type="spellStart"/>
+      <w:r>
+        <w:rPr>
+          <w:lang w:val="en-US"/>
+        </w:rPr>
+        <w:t>n.sim</w:t>
+      </w:r>
+      <w:proofErr w:type="spellEnd"/>
+      <w:r>
+        <w:rPr>
+          <w:lang w:val="en-US"/>
+        </w:rPr>
+        <w:t xml:space="preserve">= </w:t>
+      </w:r>
+      <w:proofErr w:type="spellStart"/>
+      <w:r>
+        <w:rPr>
+          <w:lang w:val="en-US"/>
+        </w:rPr>
+        <w:t>nb</w:t>
+      </w:r>
+      <w:proofErr w:type="spellEnd"/>
+      <w:r>
+        <w:rPr>
+          <w:lang w:val="en-US"/>
+        </w:rPr>
+        <w:t xml:space="preserve"> of repetitions for each scenario simulated</w:t>
+      </w:r>
+    </w:p>
+    <w:p>
+      <w:pPr>
+        <w:rPr>
+          <w:lang w:val="en-US"/>
+        </w:rPr>
+      </w:pPr>
+      <w:r>
+        <w:rPr>
+          <w:lang w:val="en-US"/>
+        </w:rPr>
+        <w:t xml:space="preserve">&gt; </w:t>
+      </w:r>
+      <w:r>
+        <w:rPr>
+          <w:lang w:val="en-US"/>
+        </w:rPr>
+        <w:t xml:space="preserve">allseeds &lt;- </w:t>
+      </w:r>
+      <w:proofErr w:type="gramStart"/>
+      <w:r>
+        <w:rPr>
+          <w:lang w:val="en-US"/>
+        </w:rPr>
+        <w:t>sample.int(</w:t>
+      </w:r>
+      <w:proofErr w:type="gramEnd"/>
+      <w:r>
+        <w:rPr>
+          <w:lang w:val="en-US"/>
+        </w:rPr>
+        <w:t xml:space="preserve">n </w:t>
+      </w:r>
+      <w:proofErr w:type="gramStart"/>
+      <w:r>
+        <w:rPr>
+          <w:lang w:val="en-US"/>
+        </w:rPr>
+        <w:t>= .</w:t>
+      </w:r>
+      <w:proofErr w:type="spellStart"/>
+      <w:r>
+        <w:rPr>
+          <w:lang w:val="en-US"/>
+        </w:rPr>
+        <w:t>Machine</w:t>
+      </w:r>
+      <w:proofErr w:type="gramEnd"/>
+      <w:r>
+        <w:rPr>
+          <w:lang w:val="en-US"/>
+        </w:rPr>
+        <w:t>$integer.max</w:t>
+      </w:r>
+      <w:proofErr w:type="spellEnd"/>
+      <w:r>
+        <w:rPr>
+          <w:lang w:val="en-US"/>
+        </w:rPr>
+        <w:t xml:space="preserve">, size = </w:t>
+      </w:r>
+      <w:proofErr w:type="spellStart"/>
+      <w:r>
+        <w:rPr>
+          <w:lang w:val="en-US"/>
+        </w:rPr>
+        <w:t>nsimAll</w:t>
+      </w:r>
+      <w:proofErr w:type="spellEnd"/>
+      <w:r>
+        <w:rPr>
+          <w:lang w:val="en-US"/>
+        </w:rPr>
+        <w:t xml:space="preserve">, replace=FALSE) </w:t>
+      </w:r>
+    </w:p>
+    <w:p>
+      <w:pPr>
+        <w:rPr>
+          <w:b/>
+          <w:bCs/>
+          <w:lang w:val="en-US"/>
+        </w:rPr>
+      </w:pPr>
+      <w:r>
+        <w:rPr>
+          <w:b/>
+          <w:bCs/>
+          <w:lang w:val="en-US"/>
+        </w:rPr>
+        <w:t>Model-specific reported outcomes:</w:t>
+      </w:r>
+    </w:p>
+    <w:p>
+      <w:pPr>
+        <w:pStyle w:val="ListParagraph"/>
+        <w:numPr>
+          <w:ilvl w:val="0"/>
+          <w:numId w:val="2"/>
+        </w:numPr>
+        <w:rPr>
+          <w:lang w:val="en-US"/>
+        </w:rPr>
+      </w:pPr>
+      <w:r>
+        <w:rPr>
           <w:highlight w:val="yellow"/>
           <w:lang w:val="en-US"/>
         </w:rPr>
@@ -811,6 +1116,7 @@
         <w:rPr>
           <w:lang w:val="en-US"/>
         </w:rPr>
+        <w:lastRenderedPageBreak/>
         <w:t>Breakpoints-specific reported outcomes:</w:t>
       </w:r>
     </w:p>
@@ -1043,7 +1349,7 @@
         <w:rFonts w:ascii="Courier New" w:hAnsi="Courier New" w:cs="Courier New" w:hint="default"/>
       </w:rPr>
     </w:lvl>
-    <w:lvl w:ilvl="2" w:tplc="04060005" w:tentative="1">
+    <w:lvl w:ilvl="2" w:tplc="04060005">
       <w:start w:val="1"/>
       <w:numFmt w:val="bullet"/>
       <w:lvlText w:val=""/>
@@ -1055,7 +1361,7 @@
         <w:rFonts w:ascii="Wingdings" w:hAnsi="Wingdings" w:hint="default"/>
       </w:rPr>
     </w:lvl>
-    <w:lvl w:ilvl="3" w:tplc="04060001" w:tentative="1">
+    <w:lvl w:ilvl="3" w:tplc="04060001">
       <w:start w:val="1"/>
       <w:numFmt w:val="bullet"/>
       <w:lvlText w:val=""/>

--- a/inst/simStudyProtocol.docx
+++ b/inst/simStudyProtocol.docx
@@ -252,42 +252,105 @@
       </w:pPr>
       <w:r>
         <w:rPr>
-          <w:highlight w:val="yellow"/>
-          <w:lang w:val="en-US"/>
-        </w:rPr>
-        <w:t>TODO</w:t>
-      </w:r>
-      <w:r>
-        <w:rPr>
-          <w:lang w:val="en-US"/>
-        </w:rPr>
-        <w:t xml:space="preserve"> Methods from `segmented` package</w:t>
-      </w:r>
-      <w:r>
-        <w:rPr>
-          <w:lang w:val="en-US"/>
-        </w:rPr>
-        <w:t>, `</w:t>
-      </w:r>
-      <w:proofErr w:type="spellStart"/>
-      <w:r>
-        <w:rPr>
-          <w:lang w:val="en-US"/>
-        </w:rPr>
-        <w:t>lmbreak</w:t>
-      </w:r>
-      <w:proofErr w:type="spellEnd"/>
-      <w:r>
-        <w:rPr>
-          <w:lang w:val="en-US"/>
-        </w:rPr>
-        <w:t xml:space="preserve">` </w:t>
-      </w:r>
-      <w:r>
-        <w:rPr>
-          <w:lang w:val="en-US"/>
-        </w:rPr>
-        <w:t>package?</w:t>
+          <w:lang w:val="en-US"/>
+        </w:rPr>
+        <w:t>Methods from</w:t>
+      </w:r>
+      <w:r>
+        <w:rPr>
+          <w:lang w:val="en-US"/>
+        </w:rPr>
+        <w:t>:</w:t>
+      </w:r>
+    </w:p>
+    <w:p>
+      <w:pPr>
+        <w:pStyle w:val="ListParagraph"/>
+        <w:numPr>
+          <w:ilvl w:val="1"/>
+          <w:numId w:val="3"/>
+        </w:numPr>
+        <w:rPr>
+          <w:lang w:val="en-US"/>
+        </w:rPr>
+      </w:pPr>
+      <w:r>
+        <w:rPr>
+          <w:lang w:val="en-US"/>
+        </w:rPr>
+        <w:t>`segmented` package</w:t>
+      </w:r>
+      <w:r>
+        <w:rPr>
+          <w:lang w:val="en-US"/>
+        </w:rPr>
+        <w:t xml:space="preserve"> (linear mixed models with a single estimated breakpoint with `segmented.lme`)</w:t>
+      </w:r>
+      <w:r>
+        <w:rPr>
+          <w:lang w:val="en-US"/>
+        </w:rPr>
+        <w:t xml:space="preserve">, </w:t>
+      </w:r>
+    </w:p>
+    <w:p>
+      <w:pPr>
+        <w:pStyle w:val="ListParagraph"/>
+        <w:numPr>
+          <w:ilvl w:val="1"/>
+          <w:numId w:val="3"/>
+        </w:numPr>
+        <w:rPr>
+          <w:lang w:val="en-US"/>
+        </w:rPr>
+      </w:pPr>
+      <w:r>
+        <w:rPr>
+          <w:lang w:val="en-US"/>
+        </w:rPr>
+        <w:t xml:space="preserve">`lmbreak` </w:t>
+      </w:r>
+      <w:r>
+        <w:rPr>
+          <w:lang w:val="en-US"/>
+        </w:rPr>
+        <w:t>package</w:t>
+      </w:r>
+      <w:r>
+        <w:rPr>
+          <w:lang w:val="en-US"/>
+        </w:rPr>
+        <w:t xml:space="preserve"> (</w:t>
+      </w:r>
+      <w:r>
+        <w:rPr>
+          <w:lang w:val="en-US"/>
+        </w:rPr>
+        <w:t>linear</w:t>
+      </w:r>
+      <w:r>
+        <w:rPr>
+          <w:lang w:val="en-US"/>
+        </w:rPr>
+        <w:t xml:space="preserve"> models with breakpoint estimation and </w:t>
+      </w:r>
+      <w:r>
+        <w:rPr>
+          <w:lang w:val="en-US"/>
+        </w:rPr>
+        <w:t xml:space="preserve">possibility to </w:t>
+      </w:r>
+      <w:r>
+        <w:rPr>
+          <w:lang w:val="en-US"/>
+        </w:rPr>
+        <w:t>en</w:t>
+      </w:r>
+      <w:r>
+        <w:rPr>
+          <w:lang w:val="en-US"/>
+        </w:rPr>
+        <w:t>force a segment as plateau with `(m)lmbreak`)</w:t>
       </w:r>
     </w:p>
     <w:p>
@@ -322,19 +385,13 @@
         <w:rPr>
           <w:lang w:val="en-US"/>
         </w:rPr>
-        <w:t>TODO</w:t>
-      </w:r>
-      <w:r>
-        <w:rPr>
-          <w:lang w:val="en-US"/>
-        </w:rPr>
-        <w:t xml:space="preserve"> List parameter values to explore</w:t>
-      </w:r>
-      <w:r>
-        <w:rPr>
-          <w:lang w:val="en-US"/>
-        </w:rPr>
-        <w:t xml:space="preserve"> (breaks/slopes? depend on parametrization)</w:t>
+        <w:t>List</w:t>
+      </w:r>
+      <w:r>
+        <w:rPr>
+          <w:lang w:val="en-US"/>
+        </w:rPr>
+        <w:t xml:space="preserve"> of parameters varying throughout the simulation (single scenario?):</w:t>
       </w:r>
     </w:p>
     <w:p>
@@ -348,19 +405,11 @@
           <w:lang w:val="en-US"/>
         </w:rPr>
       </w:pPr>
-      <w:proofErr w:type="spellStart"/>
-      <w:r>
-        <w:rPr>
-          <w:lang w:val="en-US"/>
-        </w:rPr>
-        <w:t>N.obs</w:t>
-      </w:r>
-      <w:proofErr w:type="spellEnd"/>
-      <w:r>
-        <w:rPr>
-          <w:lang w:val="en-US"/>
-        </w:rPr>
-        <w:t xml:space="preserve"> = </w:t>
+      <w:r>
+        <w:rPr>
+          <w:lang w:val="en-US"/>
+        </w:rPr>
+        <w:t xml:space="preserve">N.obs = </w:t>
       </w:r>
       <w:r>
         <w:rPr>
@@ -372,25 +421,7 @@
         <w:rPr>
           <w:lang w:val="en-US"/>
         </w:rPr>
-        <w:t xml:space="preserve"> </w:t>
-      </w:r>
-      <w:r>
-        <w:rPr>
-          <w:lang w:val="en-US"/>
-        </w:rPr>
-        <w:t>(</w:t>
-      </w:r>
-      <w:r>
-        <w:rPr>
-          <w:lang w:val="en-US"/>
-        </w:rPr>
-        <w:t>not higher to keep it realistic</w:t>
-      </w:r>
-      <w:r>
-        <w:rPr>
-          <w:lang w:val="en-US"/>
-        </w:rPr>
-        <w:t>)</w:t>
+        <w:t xml:space="preserve"> (not higher to keep it realistic)</w:t>
       </w:r>
     </w:p>
     <w:p>
@@ -406,17 +437,118 @@
       </w:pPr>
       <w:r>
         <w:rPr>
-          <w:highlight w:val="yellow"/>
-          <w:lang w:val="en-US"/>
-        </w:rPr>
-        <w:t>TODO</w:t>
-      </w:r>
-      <w:r>
-        <w:rPr>
-          <w:lang w:val="en-US"/>
-        </w:rPr>
-        <w:t xml:space="preserve"> </w:t>
-      </w:r>
+          <w:lang w:val="en-US"/>
+        </w:rPr>
+        <w:t>Average coordinates breakpoints</w:t>
+      </w:r>
+    </w:p>
+    <w:p>
+      <w:pPr>
+        <w:pStyle w:val="ListParagraph"/>
+        <w:numPr>
+          <w:ilvl w:val="1"/>
+          <w:numId w:val="2"/>
+        </w:numPr>
+        <w:rPr>
+          <w:lang w:val="en-US"/>
+        </w:rPr>
+      </w:pPr>
+      <w:r>
+        <w:rPr>
+          <w:lang w:val="en-US"/>
+        </w:rPr>
+        <w:t>Noise level on the score</w:t>
+      </w:r>
+      <w:r>
+        <w:rPr>
+          <w:lang w:val="en-US"/>
+        </w:rPr>
+        <w:t xml:space="preserve"> ?? </w:t>
+      </w:r>
+    </w:p>
+    <w:p>
+      <w:pPr>
+        <w:pStyle w:val="ListParagraph"/>
+        <w:numPr>
+          <w:ilvl w:val="0"/>
+          <w:numId w:val="2"/>
+        </w:numPr>
+        <w:rPr>
+          <w:lang w:val="en-US"/>
+        </w:rPr>
+      </w:pPr>
+      <w:r>
+        <w:rPr>
+          <w:lang w:val="en-US"/>
+        </w:rPr>
+        <w:t>Fixed parameters</w:t>
+      </w:r>
+      <w:r>
+        <w:rPr>
+          <w:lang w:val="en-US"/>
+        </w:rPr>
+        <w:t xml:space="preserve"> (not varying during the simulation)</w:t>
+      </w:r>
+      <w:r>
+        <w:rPr>
+          <w:lang w:val="en-US"/>
+        </w:rPr>
+        <w:t>:</w:t>
+      </w:r>
+    </w:p>
+    <w:p>
+      <w:pPr>
+        <w:pStyle w:val="ListParagraph"/>
+        <w:numPr>
+          <w:ilvl w:val="1"/>
+          <w:numId w:val="2"/>
+        </w:numPr>
+        <w:rPr>
+          <w:lang w:val="en-US"/>
+        </w:rPr>
+      </w:pPr>
+      <w:r>
+        <w:rPr>
+          <w:lang w:val="en-US"/>
+        </w:rPr>
+        <w:t>N.sim = 500 (nb of replications for each scenario</w:t>
+      </w:r>
+      <w:r>
+        <w:rPr>
+          <w:lang w:val="en-US"/>
+        </w:rPr>
+        <w:t>)</w:t>
+      </w:r>
+    </w:p>
+    <w:p>
+      <w:pPr>
+        <w:pStyle w:val="ListParagraph"/>
+        <w:numPr>
+          <w:ilvl w:val="1"/>
+          <w:numId w:val="2"/>
+        </w:numPr>
+        <w:rPr>
+          <w:lang w:val="en-US"/>
+        </w:rPr>
+      </w:pPr>
+      <w:r>
+        <w:rPr>
+          <w:lang w:val="en-US"/>
+        </w:rPr>
+        <w:t>Times of measurements: normally distributed every 20 minutes with sd = 2</w:t>
+      </w:r>
+    </w:p>
+    <w:p>
+      <w:pPr>
+        <w:pStyle w:val="ListParagraph"/>
+        <w:numPr>
+          <w:ilvl w:val="1"/>
+          <w:numId w:val="2"/>
+        </w:numPr>
+        <w:rPr>
+          <w:lang w:val="en-US"/>
+        </w:rPr>
+      </w:pPr>
       <w:r>
         <w:rPr>
           <w:lang w:val="en-US"/>
@@ -439,79 +571,7 @@
         <w:rPr>
           <w:lang w:val="en-US"/>
         </w:rPr>
-        <w:t>Psi1</w:t>
-      </w:r>
-      <w:r>
-        <w:rPr>
-          <w:lang w:val="en-US"/>
-        </w:rPr>
-        <w:t xml:space="preserve"> (start of plateau)</w:t>
-      </w:r>
-      <w:r>
-        <w:rPr>
-          <w:lang w:val="en-US"/>
-        </w:rPr>
-        <w:t>:</w:t>
-      </w:r>
-      <w:r>
-        <w:rPr>
-          <w:lang w:val="en-US"/>
-        </w:rPr>
-        <w:t xml:space="preserve"> </w:t>
-      </w:r>
-      <w:r>
-        <w:rPr>
-          <w:lang w:val="en-US"/>
-        </w:rPr>
-        <w:t xml:space="preserve">Time coordinate: </w:t>
-      </w:r>
-      <w:proofErr w:type="spellStart"/>
-      <w:r>
-        <w:rPr>
-          <w:lang w:val="en-US"/>
-        </w:rPr>
-        <w:t>LogNormal</w:t>
-      </w:r>
-      <w:proofErr w:type="spellEnd"/>
-      <w:r>
-        <w:rPr>
-          <w:lang w:val="en-US"/>
-        </w:rPr>
-        <w:t xml:space="preserve"> with mean 90 and </w:t>
-      </w:r>
-      <w:proofErr w:type="spellStart"/>
-      <w:r>
-        <w:rPr>
-          <w:lang w:val="en-US"/>
-        </w:rPr>
-        <w:t>sd</w:t>
-      </w:r>
-      <w:proofErr w:type="spellEnd"/>
-      <w:r>
-        <w:rPr>
-          <w:lang w:val="en-US"/>
-        </w:rPr>
-        <w:t xml:space="preserve"> 50</w:t>
-      </w:r>
-      <w:r>
-        <w:rPr>
-          <w:lang w:val="en-US"/>
-        </w:rPr>
-        <w:t xml:space="preserve">, independent height with truncated normal law </w:t>
-      </w:r>
-      <w:proofErr w:type="gramStart"/>
-      <w:r>
-        <w:rPr>
-          <w:lang w:val="en-US"/>
-        </w:rPr>
-        <w:t>N(</w:t>
-      </w:r>
-      <w:proofErr w:type="gramEnd"/>
-      <w:r>
-        <w:rPr>
-          <w:lang w:val="en-US"/>
-        </w:rPr>
-        <w:t>9.5, 1)</w:t>
+        <w:t>Psi0 (start of trajectory): fixed at (0,0)</w:t>
       </w:r>
     </w:p>
     <w:p>
@@ -529,31 +589,85 @@
         <w:rPr>
           <w:lang w:val="en-US"/>
         </w:rPr>
-        <w:t>Psi2</w:t>
-      </w:r>
-      <w:r>
-        <w:rPr>
-          <w:lang w:val="en-US"/>
-        </w:rPr>
-        <w:t xml:space="preserve"> (</w:t>
-      </w:r>
-      <w:r>
-        <w:rPr>
-          <w:lang w:val="en-US"/>
-        </w:rPr>
-        <w:t xml:space="preserve">end </w:t>
-      </w:r>
-      <w:r>
-        <w:rPr>
-          <w:lang w:val="en-US"/>
-        </w:rPr>
-        <w:t>of plateau)</w:t>
+        <w:t>Psi1</w:t>
+      </w:r>
+      <w:r>
+        <w:rPr>
+          <w:lang w:val="en-US"/>
+        </w:rPr>
+        <w:t xml:space="preserve"> (start of plateau)</w:t>
       </w:r>
       <w:r>
         <w:rPr>
           <w:lang w:val="en-US"/>
         </w:rPr>
         <w:t>:</w:t>
+      </w:r>
+      <w:r>
+        <w:rPr>
+          <w:lang w:val="en-US"/>
+        </w:rPr>
+        <w:t xml:space="preserve"> time coord follows a </w:t>
+      </w:r>
+      <w:r>
+        <w:rPr>
+          <w:lang w:val="en-US"/>
+        </w:rPr>
+        <w:t xml:space="preserve">LogNormal with mean </w:t>
+      </w:r>
+      <w:r>
+        <w:rPr>
+          <w:lang w:val="en-US"/>
+        </w:rPr>
+        <w:t>77</w:t>
+      </w:r>
+      <w:r>
+        <w:rPr>
+          <w:lang w:val="en-US"/>
+        </w:rPr>
+        <w:t xml:space="preserve"> and sd </w:t>
+      </w:r>
+      <w:r>
+        <w:rPr>
+          <w:lang w:val="en-US"/>
+        </w:rPr>
+        <w:t>38</w:t>
+      </w:r>
+      <w:r>
+        <w:rPr>
+          <w:lang w:val="en-US"/>
+        </w:rPr>
+        <w:t>. Height on SDI scale is simulated independently</w:t>
+      </w:r>
+      <w:r>
+        <w:rPr>
+          <w:lang w:val="en-US"/>
+        </w:rPr>
+        <w:t xml:space="preserve"> with truncated normal law Normal(9.</w:t>
+      </w:r>
+      <w:r>
+        <w:rPr>
+          <w:lang w:val="en-US"/>
+        </w:rPr>
+        <w:t>3</w:t>
+      </w:r>
+      <w:r>
+        <w:rPr>
+          <w:lang w:val="en-US"/>
+        </w:rPr>
+        <w:t>, 1</w:t>
+      </w:r>
+      <w:r>
+        <w:rPr>
+          <w:lang w:val="en-US"/>
+        </w:rPr>
+        <w:t>.0</w:t>
+      </w:r>
+      <w:r>
+        <w:rPr>
+          <w:lang w:val="en-US"/>
+        </w:rPr>
+        <w:t>)</w:t>
       </w:r>
     </w:p>
     <w:p>
@@ -571,7 +685,55 @@
         <w:rPr>
           <w:lang w:val="en-US"/>
         </w:rPr>
-        <w:t>Psi3 (landing point):</w:t>
+        <w:t>Psi2 (end of plateau): the one of previous break to which we add</w:t>
+      </w:r>
+      <w:r>
+        <w:rPr>
+          <w:lang w:val="en-US"/>
+        </w:rPr>
+        <w:t xml:space="preserve"> LogNormal with mean </w:t>
+      </w:r>
+      <w:r>
+        <w:rPr>
+          <w:lang w:val="en-US"/>
+        </w:rPr>
+        <w:t>78</w:t>
+      </w:r>
+      <w:r>
+        <w:rPr>
+          <w:lang w:val="en-US"/>
+        </w:rPr>
+        <w:t xml:space="preserve"> and sd </w:t>
+      </w:r>
+      <w:r>
+        <w:rPr>
+          <w:lang w:val="en-US"/>
+        </w:rPr>
+        <w:t>33. SDI Height is equal to the one of previous break (plateau)</w:t>
+      </w:r>
+    </w:p>
+    <w:p>
+      <w:pPr>
+        <w:pStyle w:val="ListParagraph"/>
+        <w:numPr>
+          <w:ilvl w:val="1"/>
+          <w:numId w:val="2"/>
+        </w:numPr>
+        <w:rPr>
+          <w:lang w:val="en-US"/>
+        </w:rPr>
+      </w:pPr>
+      <w:r>
+        <w:rPr>
+          <w:lang w:val="en-US"/>
+        </w:rPr>
+        <w:t>Noise level on the score</w:t>
+      </w:r>
+      <w:r>
+        <w:rPr>
+          <w:lang w:val="en-US"/>
+        </w:rPr>
+        <w:t>: 1 for slope segments, .25 for plateau segments</w:t>
       </w:r>
     </w:p>
     <w:p>
@@ -587,87 +749,46 @@
       </w:pPr>
       <w:r>
         <w:rPr>
-          <w:lang w:val="en-US"/>
-        </w:rPr>
-        <w:t>Fixed parameters:</w:t>
-      </w:r>
-    </w:p>
-    <w:p>
-      <w:pPr>
-        <w:pStyle w:val="ListParagraph"/>
-        <w:numPr>
-          <w:ilvl w:val="1"/>
-          <w:numId w:val="2"/>
-        </w:numPr>
-        <w:rPr>
-          <w:lang w:val="en-US"/>
-        </w:rPr>
-      </w:pPr>
-      <w:proofErr w:type="spellStart"/>
-      <w:r>
-        <w:rPr>
-          <w:lang w:val="en-US"/>
-        </w:rPr>
-        <w:t>N.sim</w:t>
-      </w:r>
-      <w:proofErr w:type="spellEnd"/>
-      <w:r>
-        <w:rPr>
-          <w:lang w:val="en-US"/>
-        </w:rPr>
-        <w:t xml:space="preserve"> = 500 (</w:t>
-      </w:r>
-      <w:proofErr w:type="spellStart"/>
-      <w:r>
-        <w:rPr>
-          <w:lang w:val="en-US"/>
-        </w:rPr>
-        <w:t>nb</w:t>
-      </w:r>
-      <w:proofErr w:type="spellEnd"/>
-      <w:r>
-        <w:rPr>
-          <w:lang w:val="en-US"/>
-        </w:rPr>
-        <w:t xml:space="preserve"> of replications for each scenario</w:t>
-      </w:r>
-      <w:r>
-        <w:rPr>
-          <w:lang w:val="en-US"/>
-        </w:rPr>
-        <w:t>)</w:t>
-      </w:r>
-    </w:p>
-    <w:p>
-      <w:pPr>
-        <w:pStyle w:val="ListParagraph"/>
-        <w:numPr>
-          <w:ilvl w:val="1"/>
-          <w:numId w:val="2"/>
-        </w:numPr>
-        <w:rPr>
-          <w:lang w:val="en-US"/>
-        </w:rPr>
-      </w:pPr>
-      <w:r>
-        <w:rPr>
-          <w:lang w:val="en-US"/>
-        </w:rPr>
-        <w:t xml:space="preserve">Times of measurements: normally distributed every 20 minutes with </w:t>
-      </w:r>
-      <w:proofErr w:type="spellStart"/>
-      <w:r>
-        <w:rPr>
-          <w:lang w:val="en-US"/>
-        </w:rPr>
-        <w:t>sd</w:t>
-      </w:r>
-      <w:proofErr w:type="spellEnd"/>
-      <w:r>
-        <w:rPr>
-          <w:lang w:val="en-US"/>
-        </w:rPr>
-        <w:t xml:space="preserve"> = 2</w:t>
+          <w:highlight w:val="yellow"/>
+          <w:lang w:val="en-US"/>
+        </w:rPr>
+        <w:t>TODO</w:t>
+      </w:r>
+      <w:r>
+        <w:rPr>
+          <w:lang w:val="en-US"/>
+        </w:rPr>
+        <w:t xml:space="preserve"> </w:t>
+      </w:r>
+      <w:r>
+        <w:rPr>
+          <w:lang w:val="en-US"/>
+        </w:rPr>
+        <w:t>Type of plan (only edge</w:t>
+      </w:r>
+      <w:r>
+        <w:rPr>
+          <w:lang w:val="en-US"/>
+        </w:rPr>
+        <w:t>s</w:t>
+      </w:r>
+      <w:r>
+        <w:rPr>
+          <w:lang w:val="en-US"/>
+        </w:rPr>
+        <w:t xml:space="preserve"> != fully/partial factorial) &gt; qualitative conclusions)</w:t>
+      </w:r>
+      <w:r>
+        <w:rPr>
+          <w:lang w:val="en-US"/>
+        </w:rPr>
+        <w:t xml:space="preserve"> + checking error</w:t>
+      </w:r>
+      <w:r>
+        <w:rPr>
+          <w:lang w:val="en-US"/>
+        </w:rPr>
+        <w:t xml:space="preserve"> (later partial factorial would be optimal but harder for interpretations)</w:t>
       </w:r>
     </w:p>
     <w:p>
@@ -683,60 +804,44 @@
       </w:pPr>
       <w:r>
         <w:rPr>
-          <w:highlight w:val="yellow"/>
-          <w:lang w:val="en-US"/>
-        </w:rPr>
-        <w:t>TODO</w:t>
-      </w:r>
-      <w:r>
-        <w:rPr>
-          <w:lang w:val="en-US"/>
-        </w:rPr>
-        <w:t xml:space="preserve"> </w:t>
-      </w:r>
-      <w:r>
-        <w:rPr>
-          <w:lang w:val="en-US"/>
-        </w:rPr>
-        <w:t xml:space="preserve">Type of plan (only </w:t>
-      </w:r>
-      <w:proofErr w:type="gramStart"/>
-      <w:r>
-        <w:rPr>
-          <w:lang w:val="en-US"/>
-        </w:rPr>
-        <w:t>edge</w:t>
-      </w:r>
-      <w:r>
-        <w:rPr>
-          <w:lang w:val="en-US"/>
-        </w:rPr>
-        <w:t>s</w:t>
-      </w:r>
-      <w:r>
-        <w:rPr>
-          <w:lang w:val="en-US"/>
-        </w:rPr>
-        <w:t xml:space="preserve"> !</w:t>
-      </w:r>
-      <w:proofErr w:type="gramEnd"/>
-      <w:r>
-        <w:rPr>
-          <w:lang w:val="en-US"/>
-        </w:rPr>
-        <w:t>= fully/partial factorial) &gt; qualitative conclusions)</w:t>
-      </w:r>
-      <w:r>
-        <w:rPr>
-          <w:lang w:val="en-US"/>
-        </w:rPr>
-        <w:t xml:space="preserve"> + checking error</w:t>
-      </w:r>
-      <w:r>
-        <w:rPr>
-          <w:lang w:val="en-US"/>
-        </w:rPr>
-        <w:t xml:space="preserve"> (later partial factorial would be optimal but harder for interpretations)</w:t>
+          <w:lang w:val="en-US"/>
+        </w:rPr>
+        <w:t xml:space="preserve">Errors during </w:t>
+      </w:r>
+      <w:r>
+        <w:rPr>
+          <w:lang w:val="en-US"/>
+        </w:rPr>
+        <w:t>models’</w:t>
+      </w:r>
+      <w:r>
+        <w:rPr>
+          <w:lang w:val="en-US"/>
+        </w:rPr>
+        <w:t xml:space="preserve"> estimation will be caught and reported using try() statement.</w:t>
+      </w:r>
+      <w:r>
+        <w:rPr>
+          <w:lang w:val="en-US"/>
+        </w:rPr>
+        <w:t xml:space="preserve"> They can later be explored thanks to seed management. </w:t>
+      </w:r>
+    </w:p>
+    <w:p>
+      <w:pPr>
+        <w:rPr>
+          <w:b/>
+          <w:bCs/>
+          <w:lang w:val="en-US"/>
+        </w:rPr>
+      </w:pPr>
+      <w:r>
+        <w:rPr>
+          <w:b/>
+          <w:bCs/>
+          <w:lang w:val="en-US"/>
+        </w:rPr>
+        <w:t>Reproducibility and seed management:</w:t>
       </w:r>
     </w:p>
     <w:p>
@@ -754,39 +859,115 @@
         <w:rPr>
           <w:lang w:val="en-US"/>
         </w:rPr>
-        <w:t xml:space="preserve">Errors during </w:t>
-      </w:r>
-      <w:r>
-        <w:rPr>
-          <w:lang w:val="en-US"/>
-        </w:rPr>
-        <w:t>models’</w:t>
-      </w:r>
-      <w:r>
-        <w:rPr>
-          <w:lang w:val="en-US"/>
-        </w:rPr>
-        <w:t xml:space="preserve"> estimation will be caught and reported using </w:t>
-      </w:r>
-      <w:proofErr w:type="gramStart"/>
-      <w:r>
-        <w:rPr>
-          <w:lang w:val="en-US"/>
-        </w:rPr>
-        <w:t>try(</w:t>
-      </w:r>
-      <w:proofErr w:type="gramEnd"/>
-      <w:r>
-        <w:rPr>
-          <w:lang w:val="en-US"/>
-        </w:rPr>
-        <w:t>) statement.</w:t>
-      </w:r>
-      <w:r>
-        <w:rPr>
-          <w:lang w:val="en-US"/>
-        </w:rPr>
-        <w:t xml:space="preserve"> They can later be explored thanks to seed management. </w:t>
+        <w:lastRenderedPageBreak/>
+        <w:t xml:space="preserve">To guarantee reproducibility of the results, the seed will be pre-computed once with a random seed. </w:t>
+      </w:r>
+      <w:r>
+        <w:rPr>
+          <w:lang w:val="en-US"/>
+        </w:rPr>
+        <w:t>The</w:t>
+      </w:r>
+      <w:r>
+        <w:rPr>
+          <w:lang w:val="en-US"/>
+        </w:rPr>
+        <w:t xml:space="preserve"> seed will be set at every iteration before generating the dataset, and stored at the end of each iteration. </w:t>
+      </w:r>
+      <w:r>
+        <w:rPr>
+          <w:lang w:val="en-US"/>
+        </w:rPr>
+        <w:t>This also allows for re-running a specific part of the simulation, namely when errors occurred.</w:t>
+      </w:r>
+    </w:p>
+    <w:p>
+      <w:pPr>
+        <w:spacing w:line="180" w:lineRule="auto"/>
+        <w:rPr>
+          <w:lang w:val="en-US"/>
+        </w:rPr>
+      </w:pPr>
+      <w:r>
+        <w:rPr>
+          <w:lang w:val="en-US"/>
+        </w:rPr>
+        <w:t xml:space="preserve">&gt; </w:t>
+      </w:r>
+      <w:r>
+        <w:rPr>
+          <w:lang w:val="en-US"/>
+        </w:rPr>
+        <w:t>set.seed(</w:t>
+      </w:r>
+      <w:r>
+        <w:rPr>
+          <w:lang w:val="en-US"/>
+        </w:rPr>
+        <w:t>20041418</w:t>
+      </w:r>
+      <w:r>
+        <w:rPr>
+          <w:lang w:val="en-US"/>
+        </w:rPr>
+        <w:t>)</w:t>
+      </w:r>
+    </w:p>
+    <w:p>
+      <w:pPr>
+        <w:spacing w:line="180" w:lineRule="auto"/>
+        <w:rPr>
+          <w:lang w:val="en-US"/>
+        </w:rPr>
+      </w:pPr>
+      <w:r>
+        <w:rPr>
+          <w:lang w:val="en-US"/>
+        </w:rPr>
+        <w:t xml:space="preserve">&gt; </w:t>
+      </w:r>
+      <w:r>
+        <w:rPr>
+          <w:lang w:val="en-US"/>
+        </w:rPr>
+        <w:t>nsimAll &lt;- n.</w:t>
+      </w:r>
+      <w:r>
+        <w:rPr>
+          <w:lang w:val="en-US"/>
+        </w:rPr>
+        <w:t>sim * n.scenario</w:t>
+      </w:r>
+      <w:r>
+        <w:rPr>
+          <w:lang w:val="en-US"/>
+        </w:rPr>
+        <w:t xml:space="preserve"> </w:t>
+      </w:r>
+      <w:r>
+        <w:rPr>
+          <w:lang w:val="en-US"/>
+        </w:rPr>
+        <w:t># n.sim= nb of repetitions for each scenario simulated</w:t>
+      </w:r>
+    </w:p>
+    <w:p>
+      <w:pPr>
+        <w:rPr>
+          <w:lang w:val="en-US"/>
+        </w:rPr>
+      </w:pPr>
+      <w:r>
+        <w:rPr>
+          <w:lang w:val="en-US"/>
+        </w:rPr>
+        <w:t xml:space="preserve">&gt; </w:t>
+      </w:r>
+      <w:r>
+        <w:rPr>
+          <w:lang w:val="en-US"/>
+        </w:rPr>
+        <w:t xml:space="preserve">allseeds &lt;- sample.int(n = .Machine$integer.max, size = nsimAll, replace=FALSE) </w:t>
       </w:r>
     </w:p>
     <w:p>
@@ -803,7 +984,7 @@
           <w:bCs/>
           <w:lang w:val="en-US"/>
         </w:rPr>
-        <w:t>Reproducibility and seed management:</w:t>
+        <w:t>Model-specific reported outcomes:</w:t>
       </w:r>
     </w:p>
     <w:p>
@@ -819,250 +1000,6 @@
       </w:pPr>
       <w:r>
         <w:rPr>
-          <w:lang w:val="en-US"/>
-        </w:rPr>
-        <w:t xml:space="preserve">To guarantee reproducibility of the results, the seed will be pre-computed once with a random seed. Then the seed will be set at every iteration before generating the dataset, and stored at the end of each iteration. </w:t>
-      </w:r>
-      <w:r>
-        <w:rPr>
-          <w:lang w:val="en-US"/>
-        </w:rPr>
-        <w:t>This also allows for re-running a specific part of the simulation, namely when errors occurred.</w:t>
-      </w:r>
-    </w:p>
-    <w:p>
-      <w:pPr>
-        <w:spacing w:line="180" w:lineRule="auto"/>
-        <w:rPr>
-          <w:lang w:val="en-US"/>
-        </w:rPr>
-      </w:pPr>
-      <w:r>
-        <w:rPr>
-          <w:lang w:val="en-US"/>
-        </w:rPr>
-        <w:t xml:space="preserve">&gt; </w:t>
-      </w:r>
-      <w:proofErr w:type="spellStart"/>
-      <w:proofErr w:type="gramStart"/>
-      <w:r>
-        <w:rPr>
-          <w:lang w:val="en-US"/>
-        </w:rPr>
-        <w:t>set.seed</w:t>
-      </w:r>
-      <w:proofErr w:type="spellEnd"/>
-      <w:proofErr w:type="gramEnd"/>
-      <w:r>
-        <w:rPr>
-          <w:lang w:val="en-US"/>
-        </w:rPr>
-        <w:t>(155757150426)</w:t>
-      </w:r>
-    </w:p>
-    <w:p>
-      <w:pPr>
-        <w:spacing w:line="180" w:lineRule="auto"/>
-        <w:rPr>
-          <w:lang w:val="en-US"/>
-        </w:rPr>
-      </w:pPr>
-      <w:r>
-        <w:rPr>
-          <w:lang w:val="en-US"/>
-        </w:rPr>
-        <w:t xml:space="preserve">&gt; </w:t>
-      </w:r>
-      <w:proofErr w:type="spellStart"/>
-      <w:r>
-        <w:rPr>
-          <w:lang w:val="en-US"/>
-        </w:rPr>
-        <w:t>nsimAll</w:t>
-      </w:r>
-      <w:proofErr w:type="spellEnd"/>
-      <w:r>
-        <w:rPr>
-          <w:lang w:val="en-US"/>
-        </w:rPr>
-        <w:t xml:space="preserve"> &lt;- </w:t>
-      </w:r>
-      <w:proofErr w:type="spellStart"/>
-      <w:r>
-        <w:rPr>
-          <w:lang w:val="en-US"/>
-        </w:rPr>
-        <w:t>n.</w:t>
-      </w:r>
-      <w:r>
-        <w:rPr>
-          <w:lang w:val="en-US"/>
-        </w:rPr>
-        <w:t>sim</w:t>
-      </w:r>
-      <w:proofErr w:type="spellEnd"/>
-      <w:r>
-        <w:rPr>
-          <w:lang w:val="en-US"/>
-        </w:rPr>
-        <w:t xml:space="preserve"> * </w:t>
-      </w:r>
-      <w:proofErr w:type="spellStart"/>
-      <w:proofErr w:type="gramStart"/>
-      <w:r>
-        <w:rPr>
-          <w:lang w:val="en-US"/>
-        </w:rPr>
-        <w:t>n.scenario</w:t>
-      </w:r>
-      <w:proofErr w:type="spellEnd"/>
-      <w:proofErr w:type="gramEnd"/>
-      <w:r>
-        <w:rPr>
-          <w:lang w:val="en-US"/>
-        </w:rPr>
-        <w:t xml:space="preserve"> </w:t>
-      </w:r>
-      <w:r>
-        <w:rPr>
-          <w:lang w:val="en-US"/>
-        </w:rPr>
-        <w:t xml:space="preserve"># </w:t>
-      </w:r>
-      <w:proofErr w:type="spellStart"/>
-      <w:r>
-        <w:rPr>
-          <w:lang w:val="en-US"/>
-        </w:rPr>
-        <w:t>n.sim</w:t>
-      </w:r>
-      <w:proofErr w:type="spellEnd"/>
-      <w:r>
-        <w:rPr>
-          <w:lang w:val="en-US"/>
-        </w:rPr>
-        <w:t xml:space="preserve">= </w:t>
-      </w:r>
-      <w:proofErr w:type="spellStart"/>
-      <w:r>
-        <w:rPr>
-          <w:lang w:val="en-US"/>
-        </w:rPr>
-        <w:t>nb</w:t>
-      </w:r>
-      <w:proofErr w:type="spellEnd"/>
-      <w:r>
-        <w:rPr>
-          <w:lang w:val="en-US"/>
-        </w:rPr>
-        <w:t xml:space="preserve"> of repetitions for each scenario simulated</w:t>
-      </w:r>
-    </w:p>
-    <w:p>
-      <w:pPr>
-        <w:rPr>
-          <w:lang w:val="en-US"/>
-        </w:rPr>
-      </w:pPr>
-      <w:r>
-        <w:rPr>
-          <w:lang w:val="en-US"/>
-        </w:rPr>
-        <w:t xml:space="preserve">&gt; </w:t>
-      </w:r>
-      <w:r>
-        <w:rPr>
-          <w:lang w:val="en-US"/>
-        </w:rPr>
-        <w:t xml:space="preserve">allseeds &lt;- </w:t>
-      </w:r>
-      <w:proofErr w:type="gramStart"/>
-      <w:r>
-        <w:rPr>
-          <w:lang w:val="en-US"/>
-        </w:rPr>
-        <w:t>sample.int(</w:t>
-      </w:r>
-      <w:proofErr w:type="gramEnd"/>
-      <w:r>
-        <w:rPr>
-          <w:lang w:val="en-US"/>
-        </w:rPr>
-        <w:t xml:space="preserve">n </w:t>
-      </w:r>
-      <w:proofErr w:type="gramStart"/>
-      <w:r>
-        <w:rPr>
-          <w:lang w:val="en-US"/>
-        </w:rPr>
-        <w:t>= .</w:t>
-      </w:r>
-      <w:proofErr w:type="spellStart"/>
-      <w:r>
-        <w:rPr>
-          <w:lang w:val="en-US"/>
-        </w:rPr>
-        <w:t>Machine</w:t>
-      </w:r>
-      <w:proofErr w:type="gramEnd"/>
-      <w:r>
-        <w:rPr>
-          <w:lang w:val="en-US"/>
-        </w:rPr>
-        <w:t>$integer.max</w:t>
-      </w:r>
-      <w:proofErr w:type="spellEnd"/>
-      <w:r>
-        <w:rPr>
-          <w:lang w:val="en-US"/>
-        </w:rPr>
-        <w:t xml:space="preserve">, size = </w:t>
-      </w:r>
-      <w:proofErr w:type="spellStart"/>
-      <w:r>
-        <w:rPr>
-          <w:lang w:val="en-US"/>
-        </w:rPr>
-        <w:t>nsimAll</w:t>
-      </w:r>
-      <w:proofErr w:type="spellEnd"/>
-      <w:r>
-        <w:rPr>
-          <w:lang w:val="en-US"/>
-        </w:rPr>
-        <w:t xml:space="preserve">, replace=FALSE) </w:t>
-      </w:r>
-    </w:p>
-    <w:p>
-      <w:pPr>
-        <w:rPr>
-          <w:b/>
-          <w:bCs/>
-          <w:lang w:val="en-US"/>
-        </w:rPr>
-      </w:pPr>
-      <w:r>
-        <w:rPr>
-          <w:b/>
-          <w:bCs/>
-          <w:lang w:val="en-US"/>
-        </w:rPr>
-        <w:t>Model-specific reported outcomes:</w:t>
-      </w:r>
-    </w:p>
-    <w:p>
-      <w:pPr>
-        <w:pStyle w:val="ListParagraph"/>
-        <w:numPr>
-          <w:ilvl w:val="0"/>
-          <w:numId w:val="2"/>
-        </w:numPr>
-        <w:rPr>
-          <w:lang w:val="en-US"/>
-        </w:rPr>
-      </w:pPr>
-      <w:r>
-        <w:rPr>
           <w:highlight w:val="yellow"/>
           <w:lang w:val="en-US"/>
         </w:rPr>
@@ -1078,21 +1015,7 @@
         <w:rPr>
           <w:lang w:val="en-US"/>
         </w:rPr>
-        <w:t>? RMSE, R(_</w:t>
-      </w:r>
-      <w:proofErr w:type="gramStart"/>
-      <w:r>
-        <w:rPr>
-          <w:lang w:val="en-US"/>
-        </w:rPr>
-        <w:t>adj)^</w:t>
-      </w:r>
-      <w:proofErr w:type="gramEnd"/>
-      <w:r>
-        <w:rPr>
-          <w:lang w:val="en-US"/>
-        </w:rPr>
-        <w:t>2?</w:t>
+        <w:t>? RMSE, R(_adj)^2?</w:t>
       </w:r>
       <w:r>
         <w:rPr>
@@ -1116,7 +1039,6 @@
         <w:rPr>
           <w:lang w:val="en-US"/>
         </w:rPr>
-        <w:lastRenderedPageBreak/>
         <w:t>Breakpoints-specific reported outcomes:</w:t>
       </w:r>
     </w:p>

--- a/inst/simStudyProtocol.docx
+++ b/inst/simStudyProtocol.docx
@@ -284,7 +284,21 @@
         <w:rPr>
           <w:lang w:val="en-US"/>
         </w:rPr>
-        <w:t xml:space="preserve"> (linear mixed models with a single estimated breakpoint with `segmented.lme`)</w:t>
+        <w:t xml:space="preserve"> (linear mixed models with a single estimated breakpoint with `</w:t>
+      </w:r>
+      <w:proofErr w:type="spellStart"/>
+      <w:r>
+        <w:rPr>
+          <w:lang w:val="en-US"/>
+        </w:rPr>
+        <w:t>segmented.lme</w:t>
+      </w:r>
+      <w:proofErr w:type="spellEnd"/>
+      <w:r>
+        <w:rPr>
+          <w:lang w:val="en-US"/>
+        </w:rPr>
+        <w:t>`)</w:t>
       </w:r>
       <w:r>
         <w:rPr>
@@ -405,11 +419,19 @@
           <w:lang w:val="en-US"/>
         </w:rPr>
       </w:pPr>
-      <w:r>
-        <w:rPr>
-          <w:lang w:val="en-US"/>
-        </w:rPr>
-        <w:t xml:space="preserve">N.obs = </w:t>
+      <w:proofErr w:type="spellStart"/>
+      <w:r>
+        <w:rPr>
+          <w:lang w:val="en-US"/>
+        </w:rPr>
+        <w:t>N.obs</w:t>
+      </w:r>
+      <w:proofErr w:type="spellEnd"/>
+      <w:r>
+        <w:rPr>
+          <w:lang w:val="en-US"/>
+        </w:rPr>
+        <w:t xml:space="preserve"> = </w:t>
       </w:r>
       <w:r>
         <w:rPr>
@@ -463,7 +485,7 @@
         <w:rPr>
           <w:lang w:val="en-US"/>
         </w:rPr>
-        <w:t xml:space="preserve"> ?? </w:t>
+        <w:t xml:space="preserve">?? </w:t>
       </w:r>
     </w:p>
     <w:p>
@@ -507,11 +529,33 @@
           <w:lang w:val="en-US"/>
         </w:rPr>
       </w:pPr>
-      <w:r>
-        <w:rPr>
-          <w:lang w:val="en-US"/>
-        </w:rPr>
-        <w:t>N.sim = 500 (nb of replications for each scenario</w:t>
+      <w:proofErr w:type="spellStart"/>
+      <w:r>
+        <w:rPr>
+          <w:lang w:val="en-US"/>
+        </w:rPr>
+        <w:t>N.sim</w:t>
+      </w:r>
+      <w:proofErr w:type="spellEnd"/>
+      <w:r>
+        <w:rPr>
+          <w:lang w:val="en-US"/>
+        </w:rPr>
+        <w:t xml:space="preserve"> = 500 (</w:t>
+      </w:r>
+      <w:proofErr w:type="spellStart"/>
+      <w:r>
+        <w:rPr>
+          <w:lang w:val="en-US"/>
+        </w:rPr>
+        <w:t>nb</w:t>
+      </w:r>
+      <w:proofErr w:type="spellEnd"/>
+      <w:r>
+        <w:rPr>
+          <w:lang w:val="en-US"/>
+        </w:rPr>
+        <w:t xml:space="preserve"> of replications for each scenario</w:t>
       </w:r>
       <w:r>
         <w:rPr>
@@ -535,7 +579,21 @@
         <w:rPr>
           <w:lang w:val="en-US"/>
         </w:rPr>
-        <w:t>Times of measurements: normally distributed every 20 minutes with sd = 2</w:t>
+        <w:t xml:space="preserve">Times of measurements: normally distributed every 20 minutes with </w:t>
+      </w:r>
+      <w:proofErr w:type="spellStart"/>
+      <w:r>
+        <w:rPr>
+          <w:lang w:val="en-US"/>
+        </w:rPr>
+        <w:t>sd</w:t>
+      </w:r>
+      <w:proofErr w:type="spellEnd"/>
+      <w:r>
+        <w:rPr>
+          <w:lang w:val="en-US"/>
+        </w:rPr>
+        <w:t xml:space="preserve"> = 2</w:t>
       </w:r>
     </w:p>
     <w:p>
@@ -609,11 +667,19 @@
         </w:rPr>
         <w:t xml:space="preserve"> time coord follows a </w:t>
       </w:r>
-      <w:r>
-        <w:rPr>
-          <w:lang w:val="en-US"/>
-        </w:rPr>
-        <w:t xml:space="preserve">LogNormal with mean </w:t>
+      <w:proofErr w:type="spellStart"/>
+      <w:r>
+        <w:rPr>
+          <w:lang w:val="en-US"/>
+        </w:rPr>
+        <w:t>LogNormal</w:t>
+      </w:r>
+      <w:proofErr w:type="spellEnd"/>
+      <w:r>
+        <w:rPr>
+          <w:lang w:val="en-US"/>
+        </w:rPr>
+        <w:t xml:space="preserve"> with mean </w:t>
       </w:r>
       <w:r>
         <w:rPr>
@@ -625,7 +691,21 @@
         <w:rPr>
           <w:lang w:val="en-US"/>
         </w:rPr>
-        <w:t xml:space="preserve"> and sd </w:t>
+        <w:t xml:space="preserve"> and </w:t>
+      </w:r>
+      <w:proofErr w:type="spellStart"/>
+      <w:r>
+        <w:rPr>
+          <w:lang w:val="en-US"/>
+        </w:rPr>
+        <w:t>sd</w:t>
+      </w:r>
+      <w:proofErr w:type="spellEnd"/>
+      <w:r>
+        <w:rPr>
+          <w:lang w:val="en-US"/>
+        </w:rPr>
+        <w:t xml:space="preserve"> </w:t>
       </w:r>
       <w:r>
         <w:rPr>
@@ -643,7 +723,21 @@
         <w:rPr>
           <w:lang w:val="en-US"/>
         </w:rPr>
-        <w:t xml:space="preserve"> with truncated normal law Normal(9.</w:t>
+        <w:t xml:space="preserve"> with truncated normal law </w:t>
+      </w:r>
+      <w:proofErr w:type="gramStart"/>
+      <w:r>
+        <w:rPr>
+          <w:lang w:val="en-US"/>
+        </w:rPr>
+        <w:t>Normal(</w:t>
+      </w:r>
+      <w:proofErr w:type="gramEnd"/>
+      <w:r>
+        <w:rPr>
+          <w:lang w:val="en-US"/>
+        </w:rPr>
+        <w:t>9.</w:t>
       </w:r>
       <w:r>
         <w:rPr>
@@ -691,7 +785,21 @@
         <w:rPr>
           <w:lang w:val="en-US"/>
         </w:rPr>
-        <w:t xml:space="preserve"> LogNormal with mean </w:t>
+        <w:t xml:space="preserve"> </w:t>
+      </w:r>
+      <w:proofErr w:type="spellStart"/>
+      <w:r>
+        <w:rPr>
+          <w:lang w:val="en-US"/>
+        </w:rPr>
+        <w:t>LogNormal</w:t>
+      </w:r>
+      <w:proofErr w:type="spellEnd"/>
+      <w:r>
+        <w:rPr>
+          <w:lang w:val="en-US"/>
+        </w:rPr>
+        <w:t xml:space="preserve"> with mean </w:t>
       </w:r>
       <w:r>
         <w:rPr>
@@ -703,7 +811,21 @@
         <w:rPr>
           <w:lang w:val="en-US"/>
         </w:rPr>
-        <w:t xml:space="preserve"> and sd </w:t>
+        <w:t xml:space="preserve"> and </w:t>
+      </w:r>
+      <w:proofErr w:type="spellStart"/>
+      <w:r>
+        <w:rPr>
+          <w:lang w:val="en-US"/>
+        </w:rPr>
+        <w:t>sd</w:t>
+      </w:r>
+      <w:proofErr w:type="spellEnd"/>
+      <w:r>
+        <w:rPr>
+          <w:lang w:val="en-US"/>
+        </w:rPr>
+        <w:t xml:space="preserve"> </w:t>
       </w:r>
       <w:r>
         <w:rPr>
@@ -764,7 +886,14 @@
         <w:rPr>
           <w:lang w:val="en-US"/>
         </w:rPr>
-        <w:t>Type of plan (only edge</w:t>
+        <w:t xml:space="preserve">Type of plan (only </w:t>
+      </w:r>
+      <w:proofErr w:type="gramStart"/>
+      <w:r>
+        <w:rPr>
+          <w:lang w:val="en-US"/>
+        </w:rPr>
+        <w:t>edge</w:t>
       </w:r>
       <w:r>
         <w:rPr>
@@ -776,7 +905,14 @@
         <w:rPr>
           <w:lang w:val="en-US"/>
         </w:rPr>
-        <w:t xml:space="preserve"> != fully/partial factorial) &gt; qualitative conclusions)</w:t>
+        <w:t xml:space="preserve"> !</w:t>
+      </w:r>
+      <w:proofErr w:type="gramEnd"/>
+      <w:r>
+        <w:rPr>
+          <w:lang w:val="en-US"/>
+        </w:rPr>
+        <w:t>= fully/partial factorial) &gt; qualitative conclusions)</w:t>
       </w:r>
       <w:r>
         <w:rPr>
@@ -818,7 +954,21 @@
         <w:rPr>
           <w:lang w:val="en-US"/>
         </w:rPr>
-        <w:t xml:space="preserve"> estimation will be caught and reported using try() statement.</w:t>
+        <w:t xml:space="preserve"> estimation will be caught and reported using </w:t>
+      </w:r>
+      <w:proofErr w:type="gramStart"/>
+      <w:r>
+        <w:rPr>
+          <w:lang w:val="en-US"/>
+        </w:rPr>
+        <w:t>try(</w:t>
+      </w:r>
+      <w:proofErr w:type="gramEnd"/>
+      <w:r>
+        <w:rPr>
+          <w:lang w:val="en-US"/>
+        </w:rPr>
+        <w:t>) statement.</w:t>
       </w:r>
       <w:r>
         <w:rPr>
@@ -894,11 +1044,21 @@
         </w:rPr>
         <w:t xml:space="preserve">&gt; </w:t>
       </w:r>
-      <w:r>
-        <w:rPr>
-          <w:lang w:val="en-US"/>
-        </w:rPr>
-        <w:t>set.seed(</w:t>
+      <w:proofErr w:type="spellStart"/>
+      <w:proofErr w:type="gramStart"/>
+      <w:r>
+        <w:rPr>
+          <w:lang w:val="en-US"/>
+        </w:rPr>
+        <w:t>set.seed</w:t>
+      </w:r>
+      <w:proofErr w:type="spellEnd"/>
+      <w:proofErr w:type="gramEnd"/>
+      <w:r>
+        <w:rPr>
+          <w:lang w:val="en-US"/>
+        </w:rPr>
+        <w:t>(</w:t>
       </w:r>
       <w:r>
         <w:rPr>
@@ -926,18 +1086,50 @@
         </w:rPr>
         <w:t xml:space="preserve">&gt; </w:t>
       </w:r>
-      <w:r>
-        <w:rPr>
-          <w:lang w:val="en-US"/>
-        </w:rPr>
-        <w:t>nsimAll &lt;- n.</w:t>
-      </w:r>
-      <w:r>
-        <w:rPr>
-          <w:lang w:val="en-US"/>
-        </w:rPr>
-        <w:t>sim * n.scenario</w:t>
-      </w:r>
+      <w:proofErr w:type="spellStart"/>
+      <w:r>
+        <w:rPr>
+          <w:lang w:val="en-US"/>
+        </w:rPr>
+        <w:t>nsimAll</w:t>
+      </w:r>
+      <w:proofErr w:type="spellEnd"/>
+      <w:r>
+        <w:rPr>
+          <w:lang w:val="en-US"/>
+        </w:rPr>
+        <w:t xml:space="preserve"> &lt;- </w:t>
+      </w:r>
+      <w:proofErr w:type="spellStart"/>
+      <w:r>
+        <w:rPr>
+          <w:lang w:val="en-US"/>
+        </w:rPr>
+        <w:t>n.</w:t>
+      </w:r>
+      <w:r>
+        <w:rPr>
+          <w:lang w:val="en-US"/>
+        </w:rPr>
+        <w:t>sim</w:t>
+      </w:r>
+      <w:proofErr w:type="spellEnd"/>
+      <w:r>
+        <w:rPr>
+          <w:lang w:val="en-US"/>
+        </w:rPr>
+        <w:t xml:space="preserve"> * </w:t>
+      </w:r>
+      <w:proofErr w:type="spellStart"/>
+      <w:proofErr w:type="gramStart"/>
+      <w:r>
+        <w:rPr>
+          <w:lang w:val="en-US"/>
+        </w:rPr>
+        <w:t>n.scenario</w:t>
+      </w:r>
+      <w:proofErr w:type="spellEnd"/>
+      <w:proofErr w:type="gramEnd"/>
       <w:r>
         <w:rPr>
           <w:lang w:val="en-US"/>
@@ -948,7 +1140,35 @@
         <w:rPr>
           <w:lang w:val="en-US"/>
         </w:rPr>
-        <w:t># n.sim= nb of repetitions for each scenario simulated</w:t>
+        <w:t xml:space="preserve"># </w:t>
+      </w:r>
+      <w:proofErr w:type="spellStart"/>
+      <w:r>
+        <w:rPr>
+          <w:lang w:val="en-US"/>
+        </w:rPr>
+        <w:t>n.sim</w:t>
+      </w:r>
+      <w:proofErr w:type="spellEnd"/>
+      <w:r>
+        <w:rPr>
+          <w:lang w:val="en-US"/>
+        </w:rPr>
+        <w:t xml:space="preserve">= </w:t>
+      </w:r>
+      <w:proofErr w:type="spellStart"/>
+      <w:r>
+        <w:rPr>
+          <w:lang w:val="en-US"/>
+        </w:rPr>
+        <w:t>nb</w:t>
+      </w:r>
+      <w:proofErr w:type="spellEnd"/>
+      <w:r>
+        <w:rPr>
+          <w:lang w:val="en-US"/>
+        </w:rPr>
+        <w:t xml:space="preserve"> of repetitions for each scenario simulated</w:t>
       </w:r>
     </w:p>
     <w:p>
@@ -967,7 +1187,63 @@
         <w:rPr>
           <w:lang w:val="en-US"/>
         </w:rPr>
-        <w:t xml:space="preserve">allseeds &lt;- sample.int(n = .Machine$integer.max, size = nsimAll, replace=FALSE) </w:t>
+        <w:t xml:space="preserve">allseeds &lt;- </w:t>
+      </w:r>
+      <w:proofErr w:type="gramStart"/>
+      <w:r>
+        <w:rPr>
+          <w:lang w:val="en-US"/>
+        </w:rPr>
+        <w:t>sample.int(</w:t>
+      </w:r>
+      <w:proofErr w:type="gramEnd"/>
+      <w:r>
+        <w:rPr>
+          <w:lang w:val="en-US"/>
+        </w:rPr>
+        <w:t xml:space="preserve">n </w:t>
+      </w:r>
+      <w:proofErr w:type="gramStart"/>
+      <w:r>
+        <w:rPr>
+          <w:lang w:val="en-US"/>
+        </w:rPr>
+        <w:t>= .</w:t>
+      </w:r>
+      <w:proofErr w:type="spellStart"/>
+      <w:r>
+        <w:rPr>
+          <w:lang w:val="en-US"/>
+        </w:rPr>
+        <w:t>Machine</w:t>
+      </w:r>
+      <w:proofErr w:type="gramEnd"/>
+      <w:r>
+        <w:rPr>
+          <w:lang w:val="en-US"/>
+        </w:rPr>
+        <w:t>$integer.max</w:t>
+      </w:r>
+      <w:proofErr w:type="spellEnd"/>
+      <w:r>
+        <w:rPr>
+          <w:lang w:val="en-US"/>
+        </w:rPr>
+        <w:t xml:space="preserve">, size = </w:t>
+      </w:r>
+      <w:proofErr w:type="spellStart"/>
+      <w:r>
+        <w:rPr>
+          <w:lang w:val="en-US"/>
+        </w:rPr>
+        <w:t>nsimAll</w:t>
+      </w:r>
+      <w:proofErr w:type="spellEnd"/>
+      <w:r>
+        <w:rPr>
+          <w:lang w:val="en-US"/>
+        </w:rPr>
+        <w:t xml:space="preserve">, replace=FALSE) </w:t>
       </w:r>
     </w:p>
     <w:p>
@@ -1015,7 +1291,21 @@
         <w:rPr>
           <w:lang w:val="en-US"/>
         </w:rPr>
-        <w:t>? RMSE, R(_adj)^2?</w:t>
+        <w:t>? RMSE, R(_</w:t>
+      </w:r>
+      <w:proofErr w:type="gramStart"/>
+      <w:r>
+        <w:rPr>
+          <w:lang w:val="en-US"/>
+        </w:rPr>
+        <w:t>adj)^</w:t>
+      </w:r>
+      <w:proofErr w:type="gramEnd"/>
+      <w:r>
+        <w:rPr>
+          <w:lang w:val="en-US"/>
+        </w:rPr>
+        <w:t>2?</w:t>
       </w:r>
       <w:r>
         <w:rPr>

--- a/inst/simStudyProtocol.docx
+++ b/inst/simStudyProtocol.docx
@@ -4,50 +4,171 @@
   <w:body>
     <w:p>
       <w:pPr>
-        <w:jc w:val="center"/>
-        <w:rPr>
-          <w:sz w:val="32"/>
-          <w:szCs w:val="32"/>
-          <w:u w:val="single"/>
-          <w:lang w:val="en-US"/>
-        </w:rPr>
-      </w:pPr>
-      <w:r>
-        <w:rPr>
-          <w:sz w:val="32"/>
-          <w:szCs w:val="32"/>
-          <w:u w:val="single"/>
-          <w:lang w:val="en-US"/>
-        </w:rPr>
-        <w:t>Simulation study protocol</w:t>
-      </w:r>
-    </w:p>
-    <w:p>
-      <w:pPr>
-        <w:rPr>
-          <w:lang w:val="en-US"/>
-        </w:rPr>
-      </w:pPr>
-    </w:p>
-    <w:p>
-      <w:pPr>
-        <w:rPr>
-          <w:lang w:val="en-US"/>
-        </w:rPr>
-      </w:pPr>
-      <w:r>
-        <w:rPr>
-          <w:b/>
-          <w:bCs/>
-          <w:lang w:val="en-US"/>
-        </w:rPr>
-        <w:t>Aims of the study:</w:t>
-      </w:r>
-      <w:r>
-        <w:rPr>
-          <w:lang w:val="en-US"/>
-        </w:rPr>
-        <w:t xml:space="preserve"> Evaluate mathematical properties of existing implementation of breakpoint models, namely:</w:t>
+        <w:pStyle w:val="Title"/>
+      </w:pPr>
+      <w:r>
+        <w:t>Simulation</w:t>
+      </w:r>
+      <w:r>
+        <w:t xml:space="preserve"> study protocol</w:t>
+      </w:r>
+    </w:p>
+    <w:p>
+      <w:pPr>
+        <w:pStyle w:val="Heading1"/>
+      </w:pPr>
+      <w:r>
+        <w:t>Aims</w:t>
+      </w:r>
+      <w:r>
+        <w:t xml:space="preserve"> of the study:</w:t>
+      </w:r>
+      <w:r>
+        <w:t xml:space="preserve"> </w:t>
+      </w:r>
+    </w:p>
+    <w:p>
+      <w:pPr>
+        <w:rPr>
+          <w:lang w:val="en-US"/>
+        </w:rPr>
+      </w:pPr>
+      <w:r>
+        <w:rPr>
+          <w:lang w:val="en-US"/>
+        </w:rPr>
+        <w:t>The aim of this simulation study is to evaluate and compare already implemented statistical methods for summarizing linear-segmented relationships. In particular, we will look at the “10” pattern,</w:t>
+      </w:r>
+      <w:r>
+        <w:rPr>
+          <w:lang w:val="en-US"/>
+        </w:rPr>
+        <w:t xml:space="preserve"> </w:t>
+      </w:r>
+      <w:r>
+        <w:rPr>
+          <w:lang w:val="en-US"/>
+        </w:rPr>
+        <w:t xml:space="preserve">that is, a 2-segment linear relationship between </w:t>
+      </w:r>
+      <w:r>
+        <w:rPr>
+          <w:lang w:val="en-US"/>
+        </w:rPr>
+        <w:t>the response and the explanatory variable</w:t>
+      </w:r>
+      <w:r>
+        <w:rPr>
+          <w:lang w:val="en-US"/>
+        </w:rPr>
+        <w:t>, with the first segment having a non-zero slope, and the second segment being a plateau (null slope).</w:t>
+      </w:r>
+    </w:p>
+    <w:p>
+      <w:pPr>
+        <w:rPr>
+          <w:lang w:val="en-US"/>
+        </w:rPr>
+      </w:pPr>
+      <w:r>
+        <w:rPr>
+          <w:lang w:val="en-US"/>
+        </w:rPr>
+        <w:t xml:space="preserve">The data will be simulated based on the application of SDI trajectories in patients after psilocybin intake (see </w:t>
+      </w:r>
+      <w:proofErr w:type="spellStart"/>
+      <w:r>
+        <w:rPr>
+          <w:lang w:val="en-US"/>
+        </w:rPr>
+        <w:t>Stenbæck</w:t>
+      </w:r>
+      <w:proofErr w:type="spellEnd"/>
+      <w:r>
+        <w:rPr>
+          <w:lang w:val="en-US"/>
+        </w:rPr>
+        <w:t xml:space="preserve"> et al., 2021)</w:t>
+      </w:r>
+      <w:r>
+        <w:rPr>
+          <w:lang w:val="en-US"/>
+        </w:rPr>
+        <w:t xml:space="preserve">. The Subjective Drug Intensity (SDI) is a Patient Reported Outcome (PRO) used after psilocybin intake to assess the intensity of patients’ feeling during the experiment. It is a bounded integer scale from 0 to 10. Typically, the experiment goes through 3 distinct phases: onset of psychoactive effects, peak plateau, return to normal state of consciousness (“101” pattern / trapezoid). The study </w:t>
+      </w:r>
+      <w:proofErr w:type="gramStart"/>
+      <w:r>
+        <w:rPr>
+          <w:lang w:val="en-US"/>
+        </w:rPr>
+        <w:t>focus</w:t>
+      </w:r>
+      <w:proofErr w:type="gramEnd"/>
+      <w:r>
+        <w:rPr>
+          <w:lang w:val="en-US"/>
+        </w:rPr>
+        <w:t xml:space="preserve"> on the “10” pattern because one of the statistical methods only allow a single breakpoint.</w:t>
+      </w:r>
+    </w:p>
+    <w:p>
+      <w:pPr>
+        <w:rPr>
+          <w:lang w:val="en-US"/>
+        </w:rPr>
+      </w:pPr>
+    </w:p>
+    <w:p>
+      <w:pPr>
+        <w:pStyle w:val="Heading1"/>
+      </w:pPr>
+      <w:r>
+        <w:t>Software used to perform simulation</w:t>
+      </w:r>
+    </w:p>
+    <w:p>
+      <w:pPr>
+        <w:rPr>
+          <w:lang w:val="en-US"/>
+        </w:rPr>
+      </w:pPr>
+      <w:r>
+        <w:rPr>
+          <w:lang w:val="en-US"/>
+        </w:rPr>
+        <w:t xml:space="preserve">Datasets generation, computation of statistical methods and analysis of results </w:t>
+      </w:r>
+      <w:r>
+        <w:rPr>
+          <w:lang w:val="en-US"/>
+        </w:rPr>
+        <w:t>will be</w:t>
+      </w:r>
+      <w:r>
+        <w:rPr>
+          <w:lang w:val="en-US"/>
+        </w:rPr>
+        <w:t xml:space="preserve"> done in R software (</w:t>
+      </w:r>
+      <w:r>
+        <w:rPr>
+          <w:lang w:val="en-US"/>
+        </w:rPr>
+        <w:t>version 4.3.1 (2023-06-16)</w:t>
+      </w:r>
+      <w:r>
+        <w:rPr>
+          <w:lang w:val="en-US"/>
+        </w:rPr>
+        <w:t>)</w:t>
+      </w:r>
+    </w:p>
+    <w:p>
+      <w:pPr>
+        <w:pStyle w:val="Heading1"/>
+      </w:pPr>
+      <w:r>
+        <w:t>Statistical methods to be evaluated</w:t>
       </w:r>
     </w:p>
     <w:p>
@@ -65,178 +186,31 @@
         <w:rPr>
           <w:lang w:val="en-US"/>
         </w:rPr>
-        <w:t>Properties:</w:t>
-      </w:r>
-    </w:p>
-    <w:p>
-      <w:pPr>
-        <w:pStyle w:val="ListParagraph"/>
-        <w:numPr>
-          <w:ilvl w:val="1"/>
-          <w:numId w:val="3"/>
-        </w:numPr>
-        <w:rPr>
-          <w:lang w:val="en-US"/>
-        </w:rPr>
-      </w:pPr>
-      <w:r>
-        <w:rPr>
-          <w:lang w:val="en-US"/>
-        </w:rPr>
-        <w:t>Consistency of the estimator</w:t>
-      </w:r>
-      <w:r>
-        <w:rPr>
-          <w:lang w:val="en-US"/>
-        </w:rPr>
-        <w:t>s:  </w:t>
-      </w:r>
-      <m:oMath>
-        <m:acc>
-          <m:accPr>
-            <m:ctrlPr>
-              <w:rPr>
-                <w:rFonts w:ascii="Cambria Math" w:hAnsi="Cambria Math"/>
-                <w:i/>
-                <w:lang w:val="en-US"/>
-              </w:rPr>
-            </m:ctrlPr>
-          </m:accPr>
-          <m:e>
-            <m:sSub>
-              <m:sSubPr>
-                <m:ctrlPr>
-                  <w:rPr>
-                    <w:rFonts w:ascii="Cambria Math" w:hAnsi="Cambria Math"/>
-                    <w:i/>
-                    <w:lang w:val="en-US"/>
-                  </w:rPr>
-                </m:ctrlPr>
-              </m:sSubPr>
-              <m:e>
-                <m:r>
-                  <w:rPr>
-                    <w:rFonts w:ascii="Cambria Math" w:hAnsi="Cambria Math"/>
-                    <w:lang w:val="en-US"/>
-                  </w:rPr>
-                  <m:t>θ</m:t>
-                </m:r>
-              </m:e>
-              <m:sub>
-                <m:r>
-                  <w:rPr>
-                    <w:rFonts w:ascii="Cambria Math" w:hAnsi="Cambria Math"/>
-                    <w:lang w:val="en-US"/>
-                  </w:rPr>
-                  <m:t>n</m:t>
-                </m:r>
-              </m:sub>
-            </m:sSub>
-          </m:e>
-        </m:acc>
-        <m:sSub>
-          <m:sSubPr>
-            <m:ctrlPr>
-              <w:rPr>
-                <w:rFonts w:ascii="Cambria Math" w:hAnsi="Cambria Math"/>
-                <w:i/>
-                <w:lang w:val="en-US"/>
-              </w:rPr>
-            </m:ctrlPr>
-          </m:sSubPr>
-          <m:e>
-            <m:r>
-              <w:rPr>
-                <w:rFonts w:ascii="Cambria Math" w:hAnsi="Cambria Math"/>
-                <w:lang w:val="en-US"/>
-              </w:rPr>
-              <m:t>→</m:t>
-            </m:r>
-          </m:e>
-          <m:sub>
-            <m:r>
-              <w:rPr>
-                <w:rFonts w:ascii="Cambria Math" w:hAnsi="Cambria Math"/>
-                <w:lang w:val="en-US"/>
-              </w:rPr>
-              <m:t>n→+∞</m:t>
-            </m:r>
-          </m:sub>
-        </m:sSub>
-        <m:r>
-          <w:rPr>
-            <w:rFonts w:ascii="Cambria Math" w:hAnsi="Cambria Math"/>
-            <w:lang w:val="en-US"/>
-          </w:rPr>
-          <m:t>θ</m:t>
-        </m:r>
-      </m:oMath>
-      <w:r>
-        <w:rPr>
-          <w:rFonts w:eastAsiaTheme="minorEastAsia"/>
-          <w:lang w:val="en-US"/>
-        </w:rPr>
-        <w:t>,</w:t>
-      </w:r>
-    </w:p>
-    <w:p>
-      <w:pPr>
-        <w:pStyle w:val="ListParagraph"/>
-        <w:numPr>
-          <w:ilvl w:val="1"/>
-          <w:numId w:val="3"/>
-        </w:numPr>
-        <w:rPr>
-          <w:lang w:val="en-US"/>
-        </w:rPr>
-      </w:pPr>
-      <w:r>
-        <w:rPr>
-          <w:lang w:val="en-US"/>
-        </w:rPr>
-        <w:t xml:space="preserve">Coverage: at least 95% of CI should contain the true value </w:t>
-      </w:r>
-      <m:oMath>
-        <m:r>
-          <w:rPr>
-            <w:rFonts w:ascii="Cambria Math" w:hAnsi="Cambria Math"/>
-            <w:lang w:val="en-US"/>
-          </w:rPr>
-          <m:t>θ.</m:t>
-        </m:r>
-      </m:oMath>
-    </w:p>
-    <w:p>
-      <w:pPr>
-        <w:pStyle w:val="ListParagraph"/>
-        <w:numPr>
-          <w:ilvl w:val="1"/>
-          <w:numId w:val="3"/>
-        </w:numPr>
-        <w:rPr>
-          <w:lang w:val="en-US"/>
-        </w:rPr>
-      </w:pPr>
-      <w:r>
-        <w:rPr>
-          <w:rFonts w:eastAsiaTheme="minorEastAsia"/>
-          <w:lang w:val="en-US"/>
-        </w:rPr>
-        <w:t>Small-sample bias</w:t>
-      </w:r>
-      <w:r>
-        <w:rPr>
-          <w:rFonts w:eastAsiaTheme="minorEastAsia"/>
-          <w:lang w:val="en-US"/>
-        </w:rPr>
-        <w:t>: through appropriate sample size range</w:t>
-      </w:r>
-      <w:r>
-        <w:rPr>
-          <w:rFonts w:eastAsiaTheme="minorEastAsia"/>
-          <w:lang w:val="en-US"/>
-        </w:rPr>
-        <w:t>, and by reporting relative bias</w:t>
+        <w:t xml:space="preserve">Linear </w:t>
+      </w:r>
+      <w:r>
+        <w:rPr>
+          <w:lang w:val="en-US"/>
+        </w:rPr>
+        <w:t xml:space="preserve">mixed model with a single estimated breakpoint </w:t>
+      </w:r>
+      <w:r>
+        <w:rPr>
+          <w:lang w:val="en-US"/>
+        </w:rPr>
+        <w:t>(`segmented` R package, function `segmented.lme`</w:t>
+      </w:r>
+      <w:r>
+        <w:rPr>
+          <w:lang w:val="en-US"/>
+        </w:rPr>
+        <w:t>)</w:t>
+      </w:r>
+      <w:r>
+        <w:rPr>
+          <w:lang w:val="en-US"/>
+        </w:rPr>
+        <w:t>. This statistical method only allows for a single breakpoint in the relationship between SDI and time.</w:t>
       </w:r>
     </w:p>
     <w:p>
@@ -254,20 +228,44 @@
         <w:rPr>
           <w:lang w:val="en-US"/>
         </w:rPr>
-        <w:t>Methods from</w:t>
-      </w:r>
-      <w:r>
-        <w:rPr>
-          <w:lang w:val="en-US"/>
-        </w:rPr>
-        <w:t>:</w:t>
+        <w:t>Linear model with breakpoint estimation (</w:t>
+      </w:r>
+      <w:r>
+        <w:rPr>
+          <w:lang w:val="en-US"/>
+        </w:rPr>
+        <w:t>`segmented` R package, function `</w:t>
+      </w:r>
+      <w:r>
+        <w:rPr>
+          <w:lang w:val="en-US"/>
+        </w:rPr>
+        <w:t>segreg</w:t>
+      </w:r>
+      <w:r>
+        <w:rPr>
+          <w:lang w:val="en-US"/>
+        </w:rPr>
+        <w:t>`</w:t>
+      </w:r>
+      <w:r>
+        <w:rPr>
+          <w:lang w:val="en-US"/>
+        </w:rPr>
+        <w:t>)</w:t>
+      </w:r>
+      <w:r>
+        <w:rPr>
+          <w:lang w:val="en-US"/>
+        </w:rPr>
+        <w:t>.</w:t>
       </w:r>
     </w:p>
     <w:p>
       <w:pPr>
         <w:pStyle w:val="ListParagraph"/>
         <w:numPr>
-          <w:ilvl w:val="1"/>
+          <w:ilvl w:val="0"/>
           <w:numId w:val="3"/>
         </w:numPr>
         <w:rPr>
@@ -278,20 +276,26 @@
         <w:rPr>
           <w:lang w:val="en-US"/>
         </w:rPr>
-        <w:t>`segmented` package</w:t>
-      </w:r>
-      <w:r>
-        <w:rPr>
-          <w:lang w:val="en-US"/>
-        </w:rPr>
-        <w:t xml:space="preserve"> (linear mixed models with a single estimated breakpoint with `</w:t>
+        <w:t>Linear model with breakpoint estimation (`</w:t>
+      </w:r>
+      <w:r>
+        <w:rPr>
+          <w:lang w:val="en-US"/>
+        </w:rPr>
+        <w:t>lmbreak</w:t>
+      </w:r>
+      <w:r>
+        <w:rPr>
+          <w:lang w:val="en-US"/>
+        </w:rPr>
+        <w:t>` R package, function `</w:t>
       </w:r>
       <w:proofErr w:type="spellStart"/>
       <w:r>
         <w:rPr>
           <w:lang w:val="en-US"/>
         </w:rPr>
-        <w:t>segmented.lme</w:t>
+        <w:t>mlmbreak</w:t>
       </w:r>
       <w:proofErr w:type="spellEnd"/>
       <w:r>
@@ -304,14 +308,269 @@
         <w:rPr>
           <w:lang w:val="en-US"/>
         </w:rPr>
-        <w:t xml:space="preserve">, </w:t>
+        <w:t>.</w:t>
+      </w:r>
+    </w:p>
+    <w:p>
+      <w:pPr>
+        <w:rPr>
+          <w:lang w:val="en-US"/>
+        </w:rPr>
+      </w:pPr>
+      <w:r>
+        <w:rPr>
+          <w:lang w:val="en-US"/>
+        </w:rPr>
+        <w:t xml:space="preserve">The last two methods are very similar to one another, the optimizers </w:t>
+      </w:r>
+      <w:r>
+        <w:rPr>
+          <w:lang w:val="en-US"/>
+        </w:rPr>
+        <w:t>differ</w:t>
+      </w:r>
+      <w:r>
+        <w:rPr>
+          <w:lang w:val="en-US"/>
+        </w:rPr>
+        <w:t xml:space="preserve"> a bit, yielding slightly different results from some individuals, and close to the same for most of them (see R script </w:t>
+      </w:r>
+      <w:proofErr w:type="spellStart"/>
+      <w:r>
+        <w:rPr>
+          <w:lang w:val="en-US"/>
+        </w:rPr>
+        <w:t>mixedBreak</w:t>
+      </w:r>
+      <w:proofErr w:type="spellEnd"/>
+      <w:r>
+        <w:rPr>
+          <w:lang w:val="en-US"/>
+        </w:rPr>
+        <w:t>/</w:t>
+      </w:r>
+      <w:r>
+        <w:rPr>
+          <w:lang w:val="en-US"/>
+        </w:rPr>
+        <w:t>test/compare-</w:t>
+      </w:r>
+      <w:proofErr w:type="spellStart"/>
+      <w:r>
+        <w:rPr>
+          <w:lang w:val="en-US"/>
+        </w:rPr>
+        <w:t>lmb</w:t>
+      </w:r>
+      <w:proofErr w:type="spellEnd"/>
+      <w:r>
+        <w:rPr>
+          <w:lang w:val="en-US"/>
+        </w:rPr>
+        <w:t>-</w:t>
+      </w:r>
+      <w:proofErr w:type="spellStart"/>
+      <w:proofErr w:type="gramStart"/>
+      <w:r>
+        <w:rPr>
+          <w:lang w:val="en-US"/>
+        </w:rPr>
+        <w:t>seg.R</w:t>
+      </w:r>
+      <w:proofErr w:type="spellEnd"/>
+      <w:proofErr w:type="gramEnd"/>
+      <w:r>
+        <w:rPr>
+          <w:lang w:val="en-US"/>
+        </w:rPr>
+        <w:t xml:space="preserve"> for comparison on SDIpsilo dataset)</w:t>
+      </w:r>
+      <w:r>
+        <w:rPr>
+          <w:lang w:val="en-US"/>
+        </w:rPr>
+        <w:t>.</w:t>
+      </w:r>
+    </w:p>
+    <w:p>
+      <w:pPr>
+        <w:rPr>
+          <w:lang w:val="en-US"/>
+        </w:rPr>
+      </w:pPr>
+      <w:r>
+        <w:rPr>
+          <w:highlight w:val="yellow"/>
+          <w:lang w:val="en-US"/>
+        </w:rPr>
+        <w:t>Only one of the two</w:t>
+      </w:r>
+      <w:r>
+        <w:rPr>
+          <w:lang w:val="en-US"/>
+        </w:rPr>
+        <w:t xml:space="preserve">? If yes, </w:t>
+      </w:r>
+      <w:r>
+        <w:rPr>
+          <w:lang w:val="en-US"/>
+        </w:rPr>
+        <w:t>`</w:t>
+      </w:r>
+      <w:r>
+        <w:rPr>
+          <w:lang w:val="en-US"/>
+        </w:rPr>
+        <w:t>segreg</w:t>
+      </w:r>
+      <w:r>
+        <w:rPr>
+          <w:lang w:val="en-US"/>
+        </w:rPr>
+        <w:t>`</w:t>
+      </w:r>
+      <w:r>
+        <w:rPr>
+          <w:lang w:val="en-US"/>
+        </w:rPr>
+        <w:t xml:space="preserve"> might be more interesting for breakpoint CI &gt; coverage can then be evaluated</w:t>
+      </w:r>
+      <w:r>
+        <w:rPr>
+          <w:lang w:val="en-US"/>
+        </w:rPr>
+        <w:t xml:space="preserve"> + breakpoint CI overlapping each other or one end of the time range.</w:t>
+      </w:r>
+    </w:p>
+    <w:p>
+      <w:pPr>
+        <w:pStyle w:val="Heading1"/>
+      </w:pPr>
+      <w:r>
+        <w:lastRenderedPageBreak/>
+        <w:t>Methods for generating the dataset</w:t>
+      </w:r>
+    </w:p>
+    <w:p>
+      <w:pPr>
+        <w:rPr>
+          <w:lang w:val="en-US"/>
+        </w:rPr>
+      </w:pPr>
+      <w:r>
+        <w:rPr>
+          <w:lang w:val="en-US"/>
+        </w:rPr>
+        <w:t>Data generating model will be based on breakpoint average coordinates and standard deviation. Distance between breakpoints is simulated with a Lognormal distribution, and SDI height level is simulated independently with a truncated normal distribution.</w:t>
+      </w:r>
+    </w:p>
+    <w:p>
+      <w:pPr>
+        <w:rPr>
+          <w:lang w:val="en-US"/>
+        </w:rPr>
+      </w:pPr>
+      <w:r>
+        <w:rPr>
+          <w:lang w:val="en-US"/>
+        </w:rPr>
+        <w:t xml:space="preserve">Having specified the population level trajectory, the individual true trajectory will be derived by adding noise to the breakpoints’ coordinates. From this true individual trajectory, we add noise to compute the noised trajectory, which we then round to the closest integer to </w:t>
+      </w:r>
+      <w:r>
+        <w:rPr>
+          <w:lang w:val="en-US"/>
+        </w:rPr>
+        <w:t>simulate SDI 0-10 scale.</w:t>
+      </w:r>
+    </w:p>
+    <w:p>
+      <w:pPr>
+        <w:rPr>
+          <w:lang w:val="en-US"/>
+        </w:rPr>
+      </w:pPr>
+      <w:r>
+        <w:rPr>
+          <w:lang w:val="en-US"/>
+        </w:rPr>
+        <w:t>A pattern “10” will be simulated, that is, a 2-segment linear relationship between SDI and time, with the first segment having a non-zero slope, and the second segment being a plateau (null slope).</w:t>
+      </w:r>
+    </w:p>
+    <w:p>
+      <w:pPr>
+        <w:rPr>
+          <w:lang w:val="en-US"/>
+        </w:rPr>
+      </w:pPr>
+      <w:r>
+        <w:rPr>
+          <w:lang w:val="en-US"/>
+        </w:rPr>
+        <w:t>Complete method for generating the datasets is described in Appendix A simSDI.docx.</w:t>
+      </w:r>
+    </w:p>
+    <w:p>
+      <w:pPr>
+        <w:pStyle w:val="Heading1"/>
+      </w:pPr>
+      <w:r>
+        <w:t>Scenarios to be investigated</w:t>
+      </w:r>
+    </w:p>
+    <w:p>
+      <w:pPr>
+        <w:rPr>
+          <w:lang w:val="en-US"/>
+        </w:rPr>
+      </w:pPr>
+      <w:r>
+        <w:rPr>
+          <w:lang w:val="en-US"/>
+        </w:rPr>
+        <w:t>For having a relevant comparison of the 2 methods, we search</w:t>
+      </w:r>
+      <w:r>
+        <w:rPr>
+          <w:lang w:val="en-US"/>
+        </w:rPr>
+        <w:t>ed</w:t>
+      </w:r>
+      <w:r>
+        <w:rPr>
+          <w:lang w:val="en-US"/>
+        </w:rPr>
+        <w:t xml:space="preserve"> for scenarios in which a given method works </w:t>
+      </w:r>
+      <w:r>
+        <w:rPr>
+          <w:lang w:val="en-US"/>
+        </w:rPr>
+        <w:t xml:space="preserve">well, </w:t>
+      </w:r>
+      <w:r>
+        <w:rPr>
+          <w:lang w:val="en-US"/>
+        </w:rPr>
+        <w:t>or faces its limits</w:t>
+      </w:r>
+      <w:r>
+        <w:rPr>
+          <w:lang w:val="en-US"/>
+        </w:rPr>
+        <w:t>. This gives us at least 4 scenarios since we are evaluating two methods</w:t>
+      </w:r>
+      <w:r>
+        <w:rPr>
+          <w:lang w:val="en-US"/>
+        </w:rPr>
+        <w:t>. Each scenario is expected to give results that are:</w:t>
       </w:r>
     </w:p>
     <w:p>
       <w:pPr>
         <w:pStyle w:val="ListParagraph"/>
         <w:numPr>
-          <w:ilvl w:val="1"/>
+          <w:ilvl w:val="0"/>
           <w:numId w:val="3"/>
         </w:numPr>
         <w:rPr>
@@ -320,68 +579,1392 @@
       </w:pPr>
       <w:r>
         <w:rPr>
-          <w:lang w:val="en-US"/>
-        </w:rPr>
-        <w:t xml:space="preserve">`lmbreak` </w:t>
-      </w:r>
-      <w:r>
-        <w:rPr>
-          <w:lang w:val="en-US"/>
-        </w:rPr>
-        <w:t>package</w:t>
-      </w:r>
-      <w:r>
-        <w:rPr>
-          <w:lang w:val="en-US"/>
-        </w:rPr>
-        <w:t xml:space="preserve"> (</w:t>
-      </w:r>
-      <w:r>
-        <w:rPr>
-          <w:lang w:val="en-US"/>
-        </w:rPr>
-        <w:t>linear</w:t>
-      </w:r>
-      <w:r>
-        <w:rPr>
-          <w:lang w:val="en-US"/>
-        </w:rPr>
-        <w:t xml:space="preserve"> models with breakpoint estimation and </w:t>
-      </w:r>
-      <w:r>
-        <w:rPr>
-          <w:lang w:val="en-US"/>
-        </w:rPr>
-        <w:t xml:space="preserve">possibility to </w:t>
-      </w:r>
-      <w:r>
-        <w:rPr>
-          <w:lang w:val="en-US"/>
-        </w:rPr>
-        <w:t>en</w:t>
-      </w:r>
-      <w:r>
-        <w:rPr>
-          <w:lang w:val="en-US"/>
-        </w:rPr>
-        <w:t>force a segment as plateau with `(m)lmbreak`)</w:t>
-      </w:r>
-    </w:p>
-    <w:p>
-      <w:pPr>
-        <w:rPr>
-          <w:b/>
-          <w:bCs/>
-          <w:lang w:val="en-US"/>
-        </w:rPr>
-      </w:pPr>
-      <w:r>
-        <w:rPr>
-          <w:b/>
-          <w:bCs/>
-          <w:lang w:val="en-US"/>
-        </w:rPr>
+          <w:u w:val="single"/>
+          <w:lang w:val="en-US"/>
+        </w:rPr>
+        <w:t>Good for both methods</w:t>
+      </w:r>
+      <w:r>
+        <w:rPr>
+          <w:lang w:val="en-US"/>
+        </w:rPr>
+        <w:t>: Large sample sizes (n.obs &gt;= 50) with long and stable plateaus (more observation and less noise during the plateau phase)</w:t>
+      </w:r>
+    </w:p>
+    <w:p>
+      <w:pPr>
+        <w:pStyle w:val="ListParagraph"/>
+        <w:numPr>
+          <w:ilvl w:val="0"/>
+          <w:numId w:val="3"/>
+        </w:numPr>
+        <w:rPr>
+          <w:lang w:val="en-US"/>
+        </w:rPr>
+      </w:pPr>
+      <w:r>
+        <w:rPr>
+          <w:u w:val="single"/>
+          <w:lang w:val="en-US"/>
+        </w:rPr>
+        <w:t>Good for `segreg` but not for `</w:t>
+      </w:r>
+      <w:r>
+        <w:rPr>
+          <w:u w:val="single"/>
+          <w:lang w:val="en-US"/>
+        </w:rPr>
+        <w:t>segmented.lme</w:t>
+      </w:r>
+      <w:r>
+        <w:rPr>
+          <w:u w:val="single"/>
+          <w:lang w:val="en-US"/>
+        </w:rPr>
+        <w:t>`:</w:t>
+      </w:r>
+      <w:r>
+        <w:rPr>
+          <w:lang w:val="en-US"/>
+        </w:rPr>
+        <w:t xml:space="preserve"> Low sample size may affect the mixed model since the pooled estimates will be less precise. Shorter plateau may also affect </w:t>
+      </w:r>
+      <w:r>
+        <w:rPr>
+          <w:lang w:val="en-US"/>
+        </w:rPr>
+        <w:t>only the same method</w:t>
+      </w:r>
+      <w:r>
+        <w:rPr>
+          <w:lang w:val="en-US"/>
+        </w:rPr>
+        <w:t xml:space="preserve"> since the </w:t>
+      </w:r>
+      <w:r>
+        <w:rPr>
+          <w:lang w:val="en-US"/>
+        </w:rPr>
+        <w:t>plateau is not enforced in the model</w:t>
+      </w:r>
+      <w:r>
+        <w:rPr>
+          <w:lang w:val="en-US"/>
+        </w:rPr>
+        <w:t>.</w:t>
+      </w:r>
+    </w:p>
+    <w:p>
+      <w:pPr>
+        <w:pStyle w:val="ListParagraph"/>
+        <w:numPr>
+          <w:ilvl w:val="0"/>
+          <w:numId w:val="3"/>
+        </w:numPr>
+        <w:rPr>
+          <w:u w:val="single"/>
+          <w:lang w:val="en-US"/>
+        </w:rPr>
+      </w:pPr>
+      <w:r>
+        <w:rPr>
+          <w:u w:val="single"/>
+          <w:lang w:val="en-US"/>
+        </w:rPr>
+        <w:t xml:space="preserve">Good for </w:t>
+      </w:r>
+      <w:r>
+        <w:rPr>
+          <w:u w:val="single"/>
+          <w:lang w:val="en-US"/>
+        </w:rPr>
+        <w:t>`</w:t>
+      </w:r>
+      <w:r>
+        <w:rPr>
+          <w:u w:val="single"/>
+          <w:lang w:val="en-US"/>
+        </w:rPr>
+        <w:t>segmented.lme</w:t>
+      </w:r>
+      <w:r>
+        <w:rPr>
+          <w:u w:val="single"/>
+          <w:lang w:val="en-US"/>
+        </w:rPr>
+        <w:t>`</w:t>
+      </w:r>
+      <w:r>
+        <w:rPr>
+          <w:u w:val="single"/>
+          <w:lang w:val="en-US"/>
+        </w:rPr>
+        <w:t xml:space="preserve"> but not for </w:t>
+      </w:r>
+      <w:r>
+        <w:rPr>
+          <w:u w:val="single"/>
+          <w:lang w:val="en-US"/>
+        </w:rPr>
+        <w:t>`segreg`:</w:t>
+      </w:r>
+      <w:r>
+        <w:rPr>
+          <w:lang w:val="en-US"/>
+        </w:rPr>
+        <w:t xml:space="preserve"> Low variability on the breakpoint may gives similar performance, but more interesting results for the mixed approach</w:t>
+      </w:r>
+      <w:r>
+        <w:rPr>
+          <w:lang w:val="en-US"/>
+        </w:rPr>
+        <w:t xml:space="preserve">, with the </w:t>
+      </w:r>
+      <w:r>
+        <w:rPr>
+          <w:lang w:val="en-US"/>
+        </w:rPr>
+        <w:t>population-level breakpoint estimate</w:t>
+      </w:r>
+      <w:r>
+        <w:rPr>
+          <w:lang w:val="en-US"/>
+        </w:rPr>
+        <w:t>.</w:t>
+      </w:r>
+    </w:p>
+    <w:p>
+      <w:pPr>
+        <w:pStyle w:val="ListParagraph"/>
+        <w:numPr>
+          <w:ilvl w:val="0"/>
+          <w:numId w:val="3"/>
+        </w:numPr>
+        <w:rPr>
+          <w:lang w:val="en-US"/>
+        </w:rPr>
+      </w:pPr>
+      <w:r>
+        <w:rPr>
+          <w:u w:val="single"/>
+          <w:lang w:val="en-US"/>
+        </w:rPr>
+        <w:t>Poor for both methods:</w:t>
+      </w:r>
+      <w:r>
+        <w:rPr>
+          <w:lang w:val="en-US"/>
+        </w:rPr>
+        <w:t xml:space="preserve"> High level of noise on the score</w:t>
+      </w:r>
+      <w:r>
+        <w:rPr>
+          <w:lang w:val="en-US"/>
+        </w:rPr>
+        <w:t xml:space="preserve"> should be the only factor affecting similarly both methods.</w:t>
+      </w:r>
+    </w:p>
+    <w:p>
+      <w:pPr>
+        <w:rPr>
+          <w:lang w:val="en-US"/>
+        </w:rPr>
+      </w:pPr>
+      <w:r>
+        <w:rPr>
+          <w:lang w:val="en-US"/>
+        </w:rPr>
+        <w:t>The number of observations in each dataset is of major interest since most studies on psychedelics currently have small sample size (typically n&lt;</w:t>
+      </w:r>
+      <w:r>
+        <w:rPr>
+          <w:lang w:val="en-US"/>
+        </w:rPr>
+        <w:t>50</w:t>
+      </w:r>
+      <w:r>
+        <w:rPr>
+          <w:lang w:val="en-US"/>
+        </w:rPr>
+        <w:t>)</w:t>
+      </w:r>
+      <w:r>
+        <w:rPr>
+          <w:lang w:val="en-US"/>
+        </w:rPr>
+        <w:t>.</w:t>
+      </w:r>
+    </w:p>
+    <w:p>
+      <w:pPr>
+        <w:pStyle w:val="Heading1"/>
+      </w:pPr>
+      <w:r>
         <w:t>Simulation plan:</w:t>
+      </w:r>
+    </w:p>
+    <w:p>
+      <w:pPr>
+        <w:pStyle w:val="Heading2"/>
+        <w:rPr>
+          <w:lang w:val="en-US"/>
+        </w:rPr>
+      </w:pPr>
+      <w:r>
+        <w:rPr>
+          <w:lang w:val="en-US"/>
+        </w:rPr>
+        <w:t>Range of values for simulation parameters</w:t>
+      </w:r>
+    </w:p>
+    <w:p>
+      <w:pPr>
+        <w:rPr>
+          <w:lang w:val="en-US"/>
+        </w:rPr>
+      </w:pPr>
+      <w:r>
+        <w:rPr>
+          <w:lang w:val="en-US"/>
+        </w:rPr>
+        <w:t>The simulation parameters have been chosen on the prior belief of what could influence the performances of the statistical methods. Several values of parameters have been tested to find the appropriate scenarios described in the previous section</w:t>
+      </w:r>
+      <w:r>
+        <w:rPr>
+          <w:lang w:val="en-US"/>
+        </w:rPr>
+        <w:t>, whilst most of them</w:t>
+      </w:r>
+      <w:r>
+        <w:rPr>
+          <w:lang w:val="en-US"/>
+        </w:rPr>
+        <w:t xml:space="preserve"> have </w:t>
+      </w:r>
+      <w:r>
+        <w:rPr>
+          <w:lang w:val="en-US"/>
+        </w:rPr>
+        <w:lastRenderedPageBreak/>
+        <w:t>been chosen based on the reproduced analysis of the SDIpsilo, or from the original article (</w:t>
+      </w:r>
+      <w:proofErr w:type="spellStart"/>
+      <w:r>
+        <w:rPr>
+          <w:lang w:val="en-US"/>
+        </w:rPr>
+        <w:t>Stenbæck</w:t>
+      </w:r>
+      <w:proofErr w:type="spellEnd"/>
+      <w:r>
+        <w:rPr>
+          <w:lang w:val="en-US"/>
+        </w:rPr>
+        <w:t xml:space="preserve"> et al.</w:t>
+      </w:r>
+      <w:r>
+        <w:rPr>
+          <w:lang w:val="en-US"/>
+        </w:rPr>
+        <w:t>, 2021</w:t>
+      </w:r>
+      <w:r>
+        <w:rPr>
+          <w:lang w:val="en-US"/>
+        </w:rPr>
+        <w:t>)</w:t>
+      </w:r>
+    </w:p>
+    <w:tbl>
+      <w:tblPr>
+        <w:tblStyle w:val="TableGrid"/>
+        <w:tblW w:w="9214" w:type="dxa"/>
+        <w:tblInd w:w="137" w:type="dxa"/>
+        <w:tblLook w:val="04A0" w:firstRow="1" w:lastRow="0" w:firstColumn="1" w:lastColumn="0" w:noHBand="0" w:noVBand="1"/>
+      </w:tblPr>
+      <w:tblGrid>
+        <w:gridCol w:w="2693"/>
+        <w:gridCol w:w="1560"/>
+        <w:gridCol w:w="4961"/>
+      </w:tblGrid>
+      <w:tr>
+        <w:tc>
+          <w:tcPr>
+            <w:tcW w:w="2693" w:type="dxa"/>
+          </w:tcPr>
+          <w:p>
+            <w:pPr>
+              <w:jc w:val="center"/>
+              <w:rPr>
+                <w:b/>
+                <w:bCs/>
+                <w:lang w:val="en-US"/>
+              </w:rPr>
+            </w:pPr>
+            <w:r>
+              <w:rPr>
+                <w:b/>
+                <w:bCs/>
+                <w:lang w:val="en-US"/>
+              </w:rPr>
+              <w:t>Simulation p</w:t>
+            </w:r>
+            <w:r>
+              <w:rPr>
+                <w:b/>
+                <w:bCs/>
+                <w:lang w:val="en-US"/>
+              </w:rPr>
+              <w:t>arameter</w:t>
+            </w:r>
+          </w:p>
+        </w:tc>
+        <w:tc>
+          <w:tcPr>
+            <w:tcW w:w="1560" w:type="dxa"/>
+          </w:tcPr>
+          <w:p>
+            <w:pPr>
+              <w:jc w:val="center"/>
+              <w:rPr>
+                <w:b/>
+                <w:bCs/>
+                <w:lang w:val="en-US"/>
+              </w:rPr>
+            </w:pPr>
+            <w:r>
+              <w:rPr>
+                <w:b/>
+                <w:bCs/>
+                <w:lang w:val="en-US"/>
+              </w:rPr>
+              <w:t>Nb of</w:t>
+            </w:r>
+            <w:r>
+              <w:rPr>
+                <w:b/>
+                <w:bCs/>
+                <w:lang w:val="en-US"/>
+              </w:rPr>
+              <w:t xml:space="preserve"> distinct</w:t>
+            </w:r>
+            <w:r>
+              <w:rPr>
+                <w:b/>
+                <w:bCs/>
+                <w:lang w:val="en-US"/>
+              </w:rPr>
+              <w:t xml:space="preserve"> values</w:t>
+            </w:r>
+          </w:p>
+        </w:tc>
+        <w:tc>
+          <w:tcPr>
+            <w:tcW w:w="4961" w:type="dxa"/>
+          </w:tcPr>
+          <w:p>
+            <w:pPr>
+              <w:jc w:val="center"/>
+              <w:rPr>
+                <w:b/>
+                <w:bCs/>
+                <w:lang w:val="en-US"/>
+              </w:rPr>
+            </w:pPr>
+            <w:r>
+              <w:rPr>
+                <w:b/>
+                <w:bCs/>
+                <w:lang w:val="en-US"/>
+              </w:rPr>
+              <w:t>List of values</w:t>
+            </w:r>
+          </w:p>
+        </w:tc>
+      </w:tr>
+      <w:tr>
+        <w:tc>
+          <w:tcPr>
+            <w:tcW w:w="2693" w:type="dxa"/>
+          </w:tcPr>
+          <w:p>
+            <w:pPr>
+              <w:jc w:val="center"/>
+              <w:rPr>
+                <w:lang w:val="en-US"/>
+              </w:rPr>
+            </w:pPr>
+            <w:r>
+              <w:rPr>
+                <w:lang w:val="en-US"/>
+              </w:rPr>
+              <w:t>Number of observations in the dataset n.obs</w:t>
+            </w:r>
+          </w:p>
+        </w:tc>
+        <w:tc>
+          <w:tcPr>
+            <w:tcW w:w="1560" w:type="dxa"/>
+          </w:tcPr>
+          <w:p>
+            <w:pPr>
+              <w:jc w:val="center"/>
+              <w:rPr>
+                <w:lang w:val="en-US"/>
+              </w:rPr>
+            </w:pPr>
+            <w:r>
+              <w:rPr>
+                <w:lang w:val="en-US"/>
+              </w:rPr>
+              <w:t>6</w:t>
+            </w:r>
+          </w:p>
+        </w:tc>
+        <w:tc>
+          <w:tcPr>
+            <w:tcW w:w="4961" w:type="dxa"/>
+          </w:tcPr>
+          <w:p>
+            <w:pPr>
+              <w:jc w:val="center"/>
+              <w:rPr>
+                <w:lang w:val="en-US"/>
+              </w:rPr>
+            </w:pPr>
+            <w:r>
+              <w:rPr>
+                <w:lang w:val="en-US"/>
+              </w:rPr>
+              <w:t xml:space="preserve">10, 15, 20, </w:t>
+            </w:r>
+            <w:r>
+              <w:rPr>
+                <w:b/>
+                <w:bCs/>
+                <w:lang w:val="en-US"/>
+              </w:rPr>
+              <w:t>25</w:t>
+            </w:r>
+            <w:r>
+              <w:rPr>
+                <w:lang w:val="en-US"/>
+              </w:rPr>
+              <w:t>, 50 ,100</w:t>
+            </w:r>
+          </w:p>
+        </w:tc>
+      </w:tr>
+      <w:tr>
+        <w:tc>
+          <w:tcPr>
+            <w:tcW w:w="2693" w:type="dxa"/>
+          </w:tcPr>
+          <w:p>
+            <w:pPr>
+              <w:jc w:val="center"/>
+              <w:rPr>
+                <w:lang w:val="en-US"/>
+              </w:rPr>
+            </w:pPr>
+            <w:r>
+              <w:rPr>
+                <w:lang w:val="en-US"/>
+              </w:rPr>
+              <w:t>Breakpoints distribution (means)</w:t>
+            </w:r>
+          </w:p>
+        </w:tc>
+        <w:tc>
+          <w:tcPr>
+            <w:tcW w:w="1560" w:type="dxa"/>
+          </w:tcPr>
+          <w:p>
+            <w:pPr>
+              <w:jc w:val="center"/>
+              <w:rPr>
+                <w:lang w:val="en-US"/>
+              </w:rPr>
+            </w:pPr>
+            <w:r>
+              <w:rPr>
+                <w:lang w:val="en-US"/>
+              </w:rPr>
+              <w:t>1</w:t>
+            </w:r>
+            <w:r>
+              <w:rPr>
+                <w:lang w:val="en-US"/>
+              </w:rPr>
+              <w:t xml:space="preserve"> * 1 * 3 = 3</w:t>
+            </w:r>
+          </w:p>
+        </w:tc>
+        <w:tc>
+          <w:tcPr>
+            <w:tcW w:w="4961" w:type="dxa"/>
+          </w:tcPr>
+          <w:p>
+            <w:pPr>
+              <w:jc w:val="center"/>
+            </w:pPr>
+            <w:r>
+              <w:t xml:space="preserve">Break 0: fixed at </w:t>
+            </w:r>
+            <w:r>
+              <w:t>(t</w:t>
+            </w:r>
+            <w:r>
+              <w:t xml:space="preserve"> </w:t>
+            </w:r>
+            <w:r>
+              <w:t>=</w:t>
+            </w:r>
+            <w:r>
+              <w:t xml:space="preserve"> </w:t>
+            </w:r>
+            <w:r>
+              <w:t>0 min</w:t>
+            </w:r>
+            <w:r>
+              <w:t xml:space="preserve"> ;</w:t>
+            </w:r>
+            <w:r>
+              <w:t xml:space="preserve"> SDI = 0)</w:t>
+            </w:r>
+          </w:p>
+          <w:p>
+            <w:pPr>
+              <w:jc w:val="center"/>
+            </w:pPr>
+            <w:r>
+              <w:t>Break 1: (t = 77</w:t>
+            </w:r>
+            <w:r>
+              <w:t xml:space="preserve"> min</w:t>
+            </w:r>
+            <w:r>
+              <w:t>;</w:t>
+            </w:r>
+            <w:r>
+              <w:t xml:space="preserve"> SDI = 9.3)</w:t>
+            </w:r>
+          </w:p>
+          <w:p>
+            <w:pPr>
+              <w:jc w:val="center"/>
+            </w:pPr>
+            <w:r>
+              <w:t xml:space="preserve">Break </w:t>
+            </w:r>
+            <w:r>
+              <w:t>2 – break 1</w:t>
+            </w:r>
+            <w:r>
+              <w:t xml:space="preserve">: (t = </w:t>
+            </w:r>
+            <w:r>
+              <w:t xml:space="preserve">32, </w:t>
+            </w:r>
+            <w:r>
+              <w:rPr>
+                <w:b/>
+                <w:bCs/>
+              </w:rPr>
+              <w:t>78</w:t>
+            </w:r>
+            <w:r>
+              <w:t>, 143</w:t>
+            </w:r>
+            <w:r>
+              <w:t xml:space="preserve"> min</w:t>
+            </w:r>
+            <w:r>
+              <w:t>)</w:t>
+            </w:r>
+          </w:p>
+        </w:tc>
+      </w:tr>
+      <w:tr>
+        <w:tc>
+          <w:tcPr>
+            <w:tcW w:w="2693" w:type="dxa"/>
+          </w:tcPr>
+          <w:p>
+            <w:pPr>
+              <w:jc w:val="center"/>
+              <w:rPr>
+                <w:lang w:val="en-US"/>
+              </w:rPr>
+            </w:pPr>
+            <w:r>
+              <w:rPr>
+                <w:lang w:val="en-US"/>
+              </w:rPr>
+              <w:t>Breakpoints distribution (</w:t>
+            </w:r>
+            <w:r>
+              <w:rPr>
+                <w:lang w:val="en-US"/>
+              </w:rPr>
+              <w:t>standard deviation</w:t>
+            </w:r>
+            <w:r>
+              <w:rPr>
+                <w:lang w:val="en-US"/>
+              </w:rPr>
+              <w:t>)</w:t>
+            </w:r>
+          </w:p>
+        </w:tc>
+        <w:tc>
+          <w:tcPr>
+            <w:tcW w:w="1560" w:type="dxa"/>
+          </w:tcPr>
+          <w:p>
+            <w:pPr>
+              <w:jc w:val="center"/>
+              <w:rPr>
+                <w:lang w:val="en-US"/>
+              </w:rPr>
+            </w:pPr>
+            <w:r>
+              <w:rPr>
+                <w:lang w:val="en-US"/>
+              </w:rPr>
+              <w:t>3 * 3 = 9</w:t>
+            </w:r>
+          </w:p>
+        </w:tc>
+        <w:tc>
+          <w:tcPr>
+            <w:tcW w:w="4961" w:type="dxa"/>
+          </w:tcPr>
+          <w:p>
+            <w:pPr>
+              <w:jc w:val="center"/>
+              <w:rPr>
+                <w:lang w:val="en-US"/>
+              </w:rPr>
+            </w:pPr>
+            <w:r>
+              <w:rPr>
+                <w:lang w:val="en-US"/>
+              </w:rPr>
+              <w:t xml:space="preserve">Break 0: </w:t>
+            </w:r>
+            <w:r>
+              <w:rPr>
+                <w:lang w:val="en-US"/>
+              </w:rPr>
+              <w:t>fixed (not random)</w:t>
+            </w:r>
+          </w:p>
+          <w:p>
+            <w:pPr>
+              <w:jc w:val="center"/>
+              <w:rPr>
+                <w:lang w:val="en-US"/>
+              </w:rPr>
+            </w:pPr>
+            <w:r>
+              <w:rPr>
+                <w:lang w:val="en-US"/>
+              </w:rPr>
+              <w:t>Break 1: (</w:t>
+            </w:r>
+            <w:r>
+              <w:rPr>
+                <w:lang w:val="en-US"/>
+              </w:rPr>
+              <w:t>sd.</w:t>
+            </w:r>
+            <w:r>
+              <w:rPr>
+                <w:lang w:val="en-US"/>
+              </w:rPr>
+              <w:t xml:space="preserve">t = </w:t>
+            </w:r>
+            <w:r>
+              <w:rPr>
+                <w:lang w:val="en-US"/>
+              </w:rPr>
+              <w:t xml:space="preserve">5, </w:t>
+            </w:r>
+            <w:r>
+              <w:rPr>
+                <w:b/>
+                <w:bCs/>
+                <w:lang w:val="en-US"/>
+              </w:rPr>
+              <w:t>15</w:t>
+            </w:r>
+            <w:r>
+              <w:rPr>
+                <w:lang w:val="en-US"/>
+              </w:rPr>
+              <w:t>, 33</w:t>
+            </w:r>
+            <w:r>
+              <w:rPr>
+                <w:lang w:val="en-US"/>
+              </w:rPr>
+              <w:t xml:space="preserve">; </w:t>
+            </w:r>
+            <w:proofErr w:type="spellStart"/>
+            <w:r>
+              <w:rPr>
+                <w:lang w:val="en-US"/>
+              </w:rPr>
+              <w:t>sd.</w:t>
+            </w:r>
+            <w:r>
+              <w:rPr>
+                <w:lang w:val="en-US"/>
+              </w:rPr>
+              <w:t>SDI</w:t>
+            </w:r>
+            <w:proofErr w:type="spellEnd"/>
+            <w:r>
+              <w:rPr>
+                <w:lang w:val="en-US"/>
+              </w:rPr>
+              <w:t xml:space="preserve"> = </w:t>
+            </w:r>
+            <w:r>
+              <w:rPr>
+                <w:lang w:val="en-US"/>
+              </w:rPr>
+              <w:t>1</w:t>
+            </w:r>
+            <w:r>
+              <w:rPr>
+                <w:lang w:val="en-US"/>
+              </w:rPr>
+              <w:t>)</w:t>
+            </w:r>
+          </w:p>
+          <w:p>
+            <w:pPr>
+              <w:jc w:val="center"/>
+              <w:rPr>
+                <w:lang w:val="en-US"/>
+              </w:rPr>
+            </w:pPr>
+            <w:r>
+              <w:rPr>
+                <w:lang w:val="en-US"/>
+              </w:rPr>
+              <w:t>Break 2 – break 1: (</w:t>
+            </w:r>
+            <w:r>
+              <w:rPr>
+                <w:lang w:val="en-US"/>
+              </w:rPr>
+              <w:t>sd.</w:t>
+            </w:r>
+            <w:r>
+              <w:rPr>
+                <w:lang w:val="en-US"/>
+              </w:rPr>
+              <w:t xml:space="preserve">t = </w:t>
+            </w:r>
+            <w:r>
+              <w:rPr>
+                <w:lang w:val="en-US"/>
+              </w:rPr>
+              <w:t xml:space="preserve">5, </w:t>
+            </w:r>
+            <w:r>
+              <w:rPr>
+                <w:b/>
+                <w:bCs/>
+                <w:lang w:val="en-US"/>
+              </w:rPr>
+              <w:t>15</w:t>
+            </w:r>
+            <w:r>
+              <w:rPr>
+                <w:lang w:val="en-US"/>
+              </w:rPr>
+              <w:t>, 33</w:t>
+            </w:r>
+            <w:r>
+              <w:rPr>
+                <w:lang w:val="en-US"/>
+              </w:rPr>
+              <w:t>)</w:t>
+            </w:r>
+          </w:p>
+        </w:tc>
+      </w:tr>
+      <w:tr>
+        <w:tc>
+          <w:tcPr>
+            <w:tcW w:w="2693" w:type="dxa"/>
+          </w:tcPr>
+          <w:p>
+            <w:pPr>
+              <w:jc w:val="center"/>
+              <w:rPr>
+                <w:lang w:val="en-US"/>
+              </w:rPr>
+            </w:pPr>
+            <w:r>
+              <w:rPr>
+                <w:lang w:val="en-US"/>
+              </w:rPr>
+              <w:t>Noise level on the measured score</w:t>
+            </w:r>
+          </w:p>
+        </w:tc>
+        <w:tc>
+          <w:tcPr>
+            <w:tcW w:w="1560" w:type="dxa"/>
+          </w:tcPr>
+          <w:p>
+            <w:pPr>
+              <w:jc w:val="center"/>
+              <w:rPr>
+                <w:lang w:val="en-US"/>
+              </w:rPr>
+            </w:pPr>
+            <w:r>
+              <w:rPr>
+                <w:lang w:val="en-US"/>
+              </w:rPr>
+              <w:t xml:space="preserve">2 </w:t>
+            </w:r>
+            <w:r>
+              <w:rPr>
+                <w:lang w:val="en-US"/>
+              </w:rPr>
+              <w:t>*</w:t>
+            </w:r>
+            <w:r>
+              <w:rPr>
+                <w:lang w:val="en-US"/>
+              </w:rPr>
+              <w:t xml:space="preserve"> 2</w:t>
+            </w:r>
+            <w:r>
+              <w:rPr>
+                <w:lang w:val="en-US"/>
+              </w:rPr>
+              <w:t xml:space="preserve"> = 4</w:t>
+            </w:r>
+          </w:p>
+          <w:p>
+            <w:pPr>
+              <w:jc w:val="center"/>
+              <w:rPr>
+                <w:lang w:val="en-US"/>
+              </w:rPr>
+            </w:pPr>
+            <w:r>
+              <w:rPr>
+                <w:highlight w:val="green"/>
+                <w:lang w:val="en-US"/>
+              </w:rPr>
+              <w:t>3</w:t>
+            </w:r>
+            <w:r>
+              <w:rPr>
+                <w:highlight w:val="green"/>
+                <w:lang w:val="en-US"/>
+              </w:rPr>
+              <w:t>/2</w:t>
+            </w:r>
+            <w:r>
+              <w:rPr>
+                <w:highlight w:val="green"/>
+                <w:lang w:val="en-US"/>
+              </w:rPr>
+              <w:t xml:space="preserve"> * 1 = 3/2</w:t>
+            </w:r>
+          </w:p>
+        </w:tc>
+        <w:tc>
+          <w:tcPr>
+            <w:tcW w:w="4961" w:type="dxa"/>
+          </w:tcPr>
+          <w:p>
+            <w:pPr>
+              <w:jc w:val="center"/>
+              <w:rPr>
+                <w:lang w:val="en-US"/>
+              </w:rPr>
+            </w:pPr>
+            <w:r>
+              <w:rPr>
+                <w:lang w:val="en-US"/>
+              </w:rPr>
+              <w:t xml:space="preserve">Slope phases: 0.5, </w:t>
+            </w:r>
+            <w:r>
+              <w:rPr>
+                <w:b/>
+                <w:bCs/>
+                <w:lang w:val="en-US"/>
+              </w:rPr>
+              <w:t>1</w:t>
+            </w:r>
+            <w:r>
+              <w:rPr>
+                <w:highlight w:val="green"/>
+                <w:lang w:val="en-US"/>
+              </w:rPr>
+              <w:t>, 2?</w:t>
+            </w:r>
+          </w:p>
+          <w:p>
+            <w:pPr>
+              <w:jc w:val="center"/>
+              <w:rPr>
+                <w:lang w:val="en-US"/>
+              </w:rPr>
+            </w:pPr>
+            <w:r>
+              <w:rPr>
+                <w:lang w:val="en-US"/>
+              </w:rPr>
+              <w:t xml:space="preserve">Plateau phases: </w:t>
+            </w:r>
+            <w:r>
+              <w:rPr>
+                <w:b/>
+                <w:bCs/>
+                <w:lang w:val="en-US"/>
+              </w:rPr>
+              <w:t>0.25</w:t>
+            </w:r>
+            <w:r>
+              <w:rPr>
+                <w:lang w:val="en-US"/>
+              </w:rPr>
+              <w:t xml:space="preserve">, </w:t>
+            </w:r>
+            <w:r>
+              <w:rPr>
+                <w:highlight w:val="green"/>
+                <w:lang w:val="en-US"/>
+              </w:rPr>
+              <w:t>0.</w:t>
+            </w:r>
+            <w:r>
+              <w:rPr>
+                <w:highlight w:val="green"/>
+                <w:lang w:val="en-US"/>
+              </w:rPr>
+              <w:t>5?</w:t>
+            </w:r>
+          </w:p>
+        </w:tc>
+      </w:tr>
+      <w:tr>
+        <w:tc>
+          <w:tcPr>
+            <w:tcW w:w="2693" w:type="dxa"/>
+          </w:tcPr>
+          <w:p>
+            <w:pPr>
+              <w:jc w:val="center"/>
+              <w:rPr>
+                <w:lang w:val="en-US"/>
+              </w:rPr>
+            </w:pPr>
+            <w:r>
+              <w:rPr>
+                <w:lang w:val="en-US"/>
+              </w:rPr>
+              <w:t>Time of measurements</w:t>
+            </w:r>
+          </w:p>
+        </w:tc>
+        <w:tc>
+          <w:tcPr>
+            <w:tcW w:w="1560" w:type="dxa"/>
+          </w:tcPr>
+          <w:p>
+            <w:pPr>
+              <w:jc w:val="center"/>
+              <w:rPr>
+                <w:lang w:val="en-US"/>
+              </w:rPr>
+            </w:pPr>
+            <w:r>
+              <w:rPr>
+                <w:lang w:val="en-US"/>
+              </w:rPr>
+              <w:t>1</w:t>
+            </w:r>
+          </w:p>
+        </w:tc>
+        <w:tc>
+          <w:tcPr>
+            <w:tcW w:w="4961" w:type="dxa"/>
+          </w:tcPr>
+          <w:p>
+            <w:pPr>
+              <w:jc w:val="center"/>
+              <w:rPr>
+                <w:lang w:val="en-US"/>
+              </w:rPr>
+            </w:pPr>
+            <w:r>
+              <w:rPr>
+                <w:lang w:val="en-US"/>
+              </w:rPr>
+              <w:t xml:space="preserve">Normally distributed every 20 min with </w:t>
+            </w:r>
+            <w:proofErr w:type="spellStart"/>
+            <w:r>
+              <w:rPr>
+                <w:lang w:val="en-US"/>
+              </w:rPr>
+              <w:t>sd</w:t>
+            </w:r>
+            <w:proofErr w:type="spellEnd"/>
+            <w:r>
+              <w:rPr>
+                <w:lang w:val="en-US"/>
+              </w:rPr>
+              <w:t xml:space="preserve"> = 2.</w:t>
+            </w:r>
+          </w:p>
+          <w:p>
+            <w:pPr>
+              <w:jc w:val="center"/>
+              <w:rPr>
+                <w:lang w:val="en-US"/>
+              </w:rPr>
+            </w:pPr>
+            <w:r>
+              <w:rPr>
+                <w:lang w:val="en-US"/>
+              </w:rPr>
+              <w:t>First measurement is fixed at t = 0 min.</w:t>
+            </w:r>
+          </w:p>
+        </w:tc>
+      </w:tr>
+      <w:tr>
+        <w:tc>
+          <w:tcPr>
+            <w:tcW w:w="2693" w:type="dxa"/>
+          </w:tcPr>
+          <w:p>
+            <w:pPr>
+              <w:jc w:val="center"/>
+              <w:rPr>
+                <w:lang w:val="en-US"/>
+              </w:rPr>
+            </w:pPr>
+            <w:r>
+              <w:rPr>
+                <w:lang w:val="en-US"/>
+              </w:rPr>
+              <w:t>Number of repetitions for each scenario</w:t>
+            </w:r>
+            <w:r>
+              <w:rPr>
+                <w:lang w:val="en-US"/>
+              </w:rPr>
+              <w:t xml:space="preserve"> </w:t>
+            </w:r>
+            <w:proofErr w:type="spellStart"/>
+            <w:r>
+              <w:rPr>
+                <w:lang w:val="en-US"/>
+              </w:rPr>
+              <w:t>n.sim</w:t>
+            </w:r>
+            <w:proofErr w:type="spellEnd"/>
+          </w:p>
+        </w:tc>
+        <w:tc>
+          <w:tcPr>
+            <w:tcW w:w="1560" w:type="dxa"/>
+          </w:tcPr>
+          <w:p>
+            <w:pPr>
+              <w:jc w:val="center"/>
+              <w:rPr>
+                <w:lang w:val="en-US"/>
+              </w:rPr>
+            </w:pPr>
+            <w:r>
+              <w:rPr>
+                <w:lang w:val="en-US"/>
+              </w:rPr>
+              <w:t>1</w:t>
+            </w:r>
+          </w:p>
+        </w:tc>
+        <w:tc>
+          <w:tcPr>
+            <w:tcW w:w="4961" w:type="dxa"/>
+          </w:tcPr>
+          <w:p>
+            <w:pPr>
+              <w:jc w:val="center"/>
+              <w:rPr>
+                <w:lang w:val="en-US"/>
+              </w:rPr>
+            </w:pPr>
+            <w:r>
+              <w:rPr>
+                <w:lang w:val="en-US"/>
+              </w:rPr>
+              <w:t>500</w:t>
+            </w:r>
+          </w:p>
+        </w:tc>
+      </w:tr>
+      <w:tr>
+        <w:tc>
+          <w:tcPr>
+            <w:tcW w:w="2693" w:type="dxa"/>
+          </w:tcPr>
+          <w:p>
+            <w:pPr>
+              <w:jc w:val="center"/>
+              <w:rPr>
+                <w:lang w:val="en-US"/>
+              </w:rPr>
+            </w:pPr>
+            <w:r>
+              <w:rPr>
+                <w:lang w:val="en-US"/>
+              </w:rPr>
+              <w:t>TOTAL number of scenarios</w:t>
+            </w:r>
+          </w:p>
+        </w:tc>
+        <w:tc>
+          <w:tcPr>
+            <w:tcW w:w="1560" w:type="dxa"/>
+          </w:tcPr>
+          <w:p>
+            <w:pPr>
+              <w:jc w:val="center"/>
+              <w:rPr>
+                <w:lang w:val="en-US"/>
+              </w:rPr>
+            </w:pPr>
+            <w:r>
+              <w:rPr>
+                <w:lang w:val="en-US"/>
+              </w:rPr>
+              <w:t>648</w:t>
+            </w:r>
+          </w:p>
+          <w:p>
+            <w:pPr>
+              <w:jc w:val="center"/>
+              <w:rPr>
+                <w:lang w:val="en-US"/>
+              </w:rPr>
+            </w:pPr>
+            <w:r>
+              <w:rPr>
+                <w:lang w:val="en-US"/>
+              </w:rPr>
+              <w:t>22</w:t>
+            </w:r>
+          </w:p>
+        </w:tc>
+        <w:tc>
+          <w:tcPr>
+            <w:tcW w:w="4961" w:type="dxa"/>
+          </w:tcPr>
+          <w:p>
+            <w:pPr>
+              <w:jc w:val="center"/>
+              <w:rPr>
+                <w:lang w:val="en-US"/>
+              </w:rPr>
+            </w:pPr>
+            <w:r>
+              <w:rPr>
+                <w:lang w:val="en-US"/>
+              </w:rPr>
+              <w:t>Fully factorial plan</w:t>
+            </w:r>
+          </w:p>
+          <w:p>
+            <w:pPr>
+              <w:jc w:val="center"/>
+              <w:rPr>
+                <w:lang w:val="en-US"/>
+              </w:rPr>
+            </w:pPr>
+            <w:r>
+              <w:rPr>
+                <w:lang w:val="en-US"/>
+              </w:rPr>
+              <w:t>Edges only</w:t>
+            </w:r>
+          </w:p>
+        </w:tc>
+      </w:tr>
+      <w:tr>
+        <w:tc>
+          <w:tcPr>
+            <w:tcW w:w="2693" w:type="dxa"/>
+          </w:tcPr>
+          <w:p>
+            <w:pPr>
+              <w:jc w:val="center"/>
+              <w:rPr>
+                <w:lang w:val="en-US"/>
+              </w:rPr>
+            </w:pPr>
+            <w:r>
+              <w:rPr>
+                <w:lang w:val="en-US"/>
+              </w:rPr>
+              <w:t>Number of generated datasets</w:t>
+            </w:r>
+            <w:r>
+              <w:rPr>
+                <w:lang w:val="en-US"/>
+              </w:rPr>
+              <w:t xml:space="preserve"> (500*TOTAL)</w:t>
+            </w:r>
+          </w:p>
+        </w:tc>
+        <w:tc>
+          <w:tcPr>
+            <w:tcW w:w="1560" w:type="dxa"/>
+          </w:tcPr>
+          <w:p>
+            <w:pPr>
+              <w:jc w:val="center"/>
+              <w:rPr>
+                <w:lang w:val="en-US"/>
+              </w:rPr>
+            </w:pPr>
+            <w:r>
+              <w:rPr>
+                <w:lang w:val="en-US"/>
+              </w:rPr>
+              <w:t>324 000</w:t>
+            </w:r>
+          </w:p>
+          <w:p>
+            <w:pPr>
+              <w:jc w:val="center"/>
+              <w:rPr>
+                <w:lang w:val="en-US"/>
+              </w:rPr>
+            </w:pPr>
+            <w:r>
+              <w:rPr>
+                <w:lang w:val="en-US"/>
+              </w:rPr>
+              <w:t>11 000</w:t>
+            </w:r>
+          </w:p>
+        </w:tc>
+        <w:tc>
+          <w:tcPr>
+            <w:tcW w:w="4961" w:type="dxa"/>
+          </w:tcPr>
+          <w:p>
+            <w:pPr>
+              <w:jc w:val="center"/>
+              <w:rPr>
+                <w:lang w:val="en-US"/>
+              </w:rPr>
+            </w:pPr>
+            <w:r>
+              <w:rPr>
+                <w:lang w:val="en-US"/>
+              </w:rPr>
+              <w:t>Fully factorial</w:t>
+            </w:r>
+            <w:r>
+              <w:rPr>
+                <w:lang w:val="en-US"/>
+              </w:rPr>
+              <w:t xml:space="preserve"> plan</w:t>
+            </w:r>
+          </w:p>
+          <w:p>
+            <w:pPr>
+              <w:jc w:val="center"/>
+              <w:rPr>
+                <w:lang w:val="en-US"/>
+              </w:rPr>
+            </w:pPr>
+            <w:r>
+              <w:rPr>
+                <w:lang w:val="en-US"/>
+              </w:rPr>
+              <w:t>Edge</w:t>
+            </w:r>
+            <w:r>
+              <w:rPr>
+                <w:lang w:val="en-US"/>
+              </w:rPr>
+              <w:t>s</w:t>
+            </w:r>
+            <w:r>
+              <w:rPr>
+                <w:lang w:val="en-US"/>
+              </w:rPr>
+              <w:t xml:space="preserve"> only</w:t>
+            </w:r>
+          </w:p>
+        </w:tc>
+      </w:tr>
+    </w:tbl>
+    <w:p>
+      <w:pPr>
+        <w:pStyle w:val="Heading2"/>
+        <w:rPr>
+          <w:lang w:val="en-US"/>
+        </w:rPr>
+      </w:pPr>
+      <w:r>
+        <w:rPr>
+          <w:lang w:val="en-US"/>
+        </w:rPr>
+        <w:t>Type of plan</w:t>
+      </w:r>
+    </w:p>
+    <w:p>
+      <w:pPr>
+        <w:rPr>
+          <w:lang w:val="en-US"/>
+        </w:rPr>
+      </w:pPr>
+      <w:r>
+        <w:rPr>
+          <w:lang w:val="en-US"/>
+        </w:rPr>
+        <w:t xml:space="preserve">In order to save computational time, we decided to run </w:t>
+      </w:r>
+      <w:r>
+        <w:rPr>
+          <w:lang w:val="en-US"/>
+        </w:rPr>
+        <w:t>the simulation only on the “edges” of the fully expanded grid. That is to say, we will only vary one factor at a time, keeping all of the others fixed.</w:t>
+      </w:r>
+    </w:p>
+    <w:p>
+      <w:pPr>
+        <w:pStyle w:val="Heading2"/>
+        <w:rPr>
+          <w:lang w:val="en-US"/>
+        </w:rPr>
+      </w:pPr>
+      <w:r>
+        <w:rPr>
+          <w:lang w:val="en-US"/>
+        </w:rPr>
+        <w:t>Error management</w:t>
       </w:r>
     </w:p>
     <w:p>
@@ -399,93 +1982,39 @@
         <w:rPr>
           <w:lang w:val="en-US"/>
         </w:rPr>
-        <w:t>List</w:t>
-      </w:r>
-      <w:r>
-        <w:rPr>
-          <w:lang w:val="en-US"/>
-        </w:rPr>
-        <w:t xml:space="preserve"> of parameters varying throughout the simulation (single scenario?):</w:t>
-      </w:r>
-    </w:p>
-    <w:p>
-      <w:pPr>
-        <w:pStyle w:val="ListParagraph"/>
-        <w:numPr>
-          <w:ilvl w:val="1"/>
-          <w:numId w:val="2"/>
-        </w:numPr>
-        <w:rPr>
-          <w:lang w:val="en-US"/>
-        </w:rPr>
-      </w:pPr>
-      <w:proofErr w:type="spellStart"/>
-      <w:r>
-        <w:rPr>
-          <w:lang w:val="en-US"/>
-        </w:rPr>
-        <w:t>N.obs</w:t>
-      </w:r>
-      <w:proofErr w:type="spellEnd"/>
-      <w:r>
-        <w:rPr>
-          <w:lang w:val="en-US"/>
-        </w:rPr>
-        <w:t xml:space="preserve"> = </w:t>
-      </w:r>
-      <w:r>
-        <w:rPr>
-          <w:lang w:val="en-US"/>
-        </w:rPr>
-        <w:t>10, 15, 20, 25, 50, 100</w:t>
-      </w:r>
-      <w:r>
-        <w:rPr>
-          <w:lang w:val="en-US"/>
-        </w:rPr>
-        <w:t xml:space="preserve"> (not higher to keep it realistic)</w:t>
-      </w:r>
-    </w:p>
-    <w:p>
-      <w:pPr>
-        <w:pStyle w:val="ListParagraph"/>
-        <w:numPr>
-          <w:ilvl w:val="1"/>
-          <w:numId w:val="2"/>
-        </w:numPr>
-        <w:rPr>
-          <w:lang w:val="en-US"/>
-        </w:rPr>
-      </w:pPr>
-      <w:r>
-        <w:rPr>
-          <w:lang w:val="en-US"/>
-        </w:rPr>
-        <w:t>Average coordinates breakpoints</w:t>
-      </w:r>
-    </w:p>
-    <w:p>
-      <w:pPr>
-        <w:pStyle w:val="ListParagraph"/>
-        <w:numPr>
-          <w:ilvl w:val="1"/>
-          <w:numId w:val="2"/>
-        </w:numPr>
-        <w:rPr>
-          <w:lang w:val="en-US"/>
-        </w:rPr>
-      </w:pPr>
-      <w:r>
-        <w:rPr>
-          <w:lang w:val="en-US"/>
-        </w:rPr>
-        <w:t>Noise level on the score</w:t>
-      </w:r>
-      <w:r>
-        <w:rPr>
-          <w:lang w:val="en-US"/>
-        </w:rPr>
-        <w:t xml:space="preserve">?? </w:t>
+        <w:t xml:space="preserve">Errors during </w:t>
+      </w:r>
+      <w:r>
+        <w:rPr>
+          <w:lang w:val="en-US"/>
+        </w:rPr>
+        <w:t>models’</w:t>
+      </w:r>
+      <w:r>
+        <w:rPr>
+          <w:lang w:val="en-US"/>
+        </w:rPr>
+        <w:t xml:space="preserve"> estimation will be caught and reported using </w:t>
+      </w:r>
+      <w:proofErr w:type="gramStart"/>
+      <w:r>
+        <w:rPr>
+          <w:lang w:val="en-US"/>
+        </w:rPr>
+        <w:t>try(</w:t>
+      </w:r>
+      <w:proofErr w:type="gramEnd"/>
+      <w:r>
+        <w:rPr>
+          <w:lang w:val="en-US"/>
+        </w:rPr>
+        <w:t>) statement.</w:t>
+      </w:r>
+      <w:r>
+        <w:rPr>
+          <w:lang w:val="en-US"/>
+        </w:rPr>
+        <w:t xml:space="preserve"> They can later be explored thanks to seed management. </w:t>
       </w:r>
     </w:p>
     <w:p>
@@ -503,47 +2032,256 @@
         <w:rPr>
           <w:lang w:val="en-US"/>
         </w:rPr>
-        <w:t>Fixed parameters</w:t>
-      </w:r>
-      <w:r>
-        <w:rPr>
-          <w:lang w:val="en-US"/>
-        </w:rPr>
-        <w:t xml:space="preserve"> (not varying during the simulation)</w:t>
-      </w:r>
-      <w:r>
-        <w:rPr>
-          <w:lang w:val="en-US"/>
-        </w:rPr>
-        <w:t>:</w:t>
-      </w:r>
-    </w:p>
-    <w:p>
-      <w:pPr>
-        <w:pStyle w:val="ListParagraph"/>
-        <w:numPr>
-          <w:ilvl w:val="1"/>
-          <w:numId w:val="2"/>
-        </w:numPr>
-        <w:rPr>
-          <w:lang w:val="en-US"/>
-        </w:rPr>
-      </w:pPr>
+        <w:t xml:space="preserve">What kind of errors are </w:t>
+      </w:r>
+      <w:r>
+        <w:rPr>
+          <w:lang w:val="en-US"/>
+        </w:rPr>
+        <w:t xml:space="preserve">expected? Convergence not reached after max </w:t>
+      </w:r>
       <w:proofErr w:type="spellStart"/>
       <w:r>
         <w:rPr>
           <w:lang w:val="en-US"/>
         </w:rPr>
-        <w:t>N.sim</w:t>
+        <w:t>nb</w:t>
       </w:r>
       <w:proofErr w:type="spellEnd"/>
       <w:r>
         <w:rPr>
           <w:lang w:val="en-US"/>
         </w:rPr>
-        <w:t xml:space="preserve"> = 500 (</w:t>
-      </w:r>
+        <w:t xml:space="preserve"> of iterations, singular convergence (usually when the model is too complex).</w:t>
+      </w:r>
+    </w:p>
+    <w:p>
+      <w:pPr>
+        <w:pStyle w:val="Heading2"/>
+        <w:rPr>
+          <w:lang w:val="en-US"/>
+        </w:rPr>
+      </w:pPr>
+      <w:r>
+        <w:rPr>
+          <w:lang w:val="en-US"/>
+        </w:rPr>
+        <w:t xml:space="preserve">Specification </w:t>
+      </w:r>
+      <w:r>
+        <w:rPr>
+          <w:lang w:val="en-US"/>
+        </w:rPr>
+        <w:t xml:space="preserve">of </w:t>
+      </w:r>
+      <w:r>
+        <w:rPr>
+          <w:lang w:val="en-US"/>
+        </w:rPr>
+        <w:t>the starting s</w:t>
+      </w:r>
+      <w:r>
+        <w:rPr>
+          <w:lang w:val="en-US"/>
+        </w:rPr>
+        <w:t>eeds</w:t>
+      </w:r>
+    </w:p>
+    <w:p>
+      <w:pPr>
+        <w:rPr>
+          <w:lang w:val="en-US"/>
+        </w:rPr>
+      </w:pPr>
+      <w:r>
+        <w:rPr>
+          <w:lang w:val="en-US"/>
+        </w:rPr>
+        <w:t>To guarantee reproducibility of the results, the seed will be pre-computed once with a random seed</w:t>
+      </w:r>
+      <w:r>
+        <w:rPr>
+          <w:lang w:val="en-US"/>
+        </w:rPr>
+        <w:t xml:space="preserve"> (date and time</w:t>
+      </w:r>
+      <w:r>
+        <w:rPr>
+          <w:lang w:val="en-US"/>
+        </w:rPr>
+        <w:t xml:space="preserve"> at which this paragraph is wr</w:t>
+      </w:r>
+      <w:r>
+        <w:rPr>
+          <w:lang w:val="en-US"/>
+        </w:rPr>
+        <w:t>i</w:t>
+      </w:r>
+      <w:r>
+        <w:rPr>
+          <w:lang w:val="en-US"/>
+        </w:rPr>
+        <w:t>tten</w:t>
+      </w:r>
+      <w:r>
+        <w:rPr>
+          <w:lang w:val="en-US"/>
+        </w:rPr>
+        <w:t>)</w:t>
+      </w:r>
+      <w:r>
+        <w:rPr>
+          <w:lang w:val="en-US"/>
+        </w:rPr>
+        <w:t xml:space="preserve">. </w:t>
+      </w:r>
+      <w:r>
+        <w:rPr>
+          <w:lang w:val="en-US"/>
+        </w:rPr>
+        <w:t>The</w:t>
+      </w:r>
+      <w:r>
+        <w:rPr>
+          <w:lang w:val="en-US"/>
+        </w:rPr>
+        <w:t xml:space="preserve"> seed will be set at every iteration before generating the dataset, and stored at the end of each iteration. </w:t>
+      </w:r>
+      <w:r>
+        <w:rPr>
+          <w:lang w:val="en-US"/>
+        </w:rPr>
+        <w:t>This also allows for re-running a specific part of the simulation, namely when errors occurred.</w:t>
+      </w:r>
+    </w:p>
+    <w:p>
+      <w:pPr>
+        <w:spacing w:line="180" w:lineRule="auto"/>
+        <w:rPr>
+          <w:lang w:val="en-US"/>
+        </w:rPr>
+      </w:pPr>
+      <w:r>
+        <w:rPr>
+          <w:lang w:val="en-US"/>
+        </w:rPr>
+        <w:t>```r</w:t>
+      </w:r>
+    </w:p>
+    <w:p>
+      <w:pPr>
+        <w:spacing w:line="180" w:lineRule="auto"/>
+        <w:rPr>
+          <w:lang w:val="en-US"/>
+        </w:rPr>
+      </w:pPr>
       <w:proofErr w:type="spellStart"/>
+      <w:proofErr w:type="gramStart"/>
+      <w:r>
+        <w:rPr>
+          <w:lang w:val="en-US"/>
+        </w:rPr>
+        <w:t>set.seed</w:t>
+      </w:r>
+      <w:proofErr w:type="spellEnd"/>
+      <w:proofErr w:type="gramEnd"/>
+      <w:r>
+        <w:rPr>
+          <w:lang w:val="en-US"/>
+        </w:rPr>
+        <w:t>(</w:t>
+      </w:r>
+      <w:r>
+        <w:rPr>
+          <w:lang w:val="en-US"/>
+        </w:rPr>
+        <w:t>20041418</w:t>
+      </w:r>
+      <w:r>
+        <w:rPr>
+          <w:lang w:val="en-US"/>
+        </w:rPr>
+        <w:t>)</w:t>
+      </w:r>
+    </w:p>
+    <w:p>
+      <w:pPr>
+        <w:spacing w:line="180" w:lineRule="auto"/>
+        <w:rPr>
+          <w:lang w:val="en-US"/>
+        </w:rPr>
+      </w:pPr>
+      <w:proofErr w:type="spellStart"/>
+      <w:r>
+        <w:rPr>
+          <w:lang w:val="en-US"/>
+        </w:rPr>
+        <w:t>nsimAll</w:t>
+      </w:r>
+      <w:proofErr w:type="spellEnd"/>
+      <w:r>
+        <w:rPr>
+          <w:lang w:val="en-US"/>
+        </w:rPr>
+        <w:t xml:space="preserve"> &lt;- </w:t>
+      </w:r>
+      <w:proofErr w:type="spellStart"/>
+      <w:r>
+        <w:rPr>
+          <w:lang w:val="en-US"/>
+        </w:rPr>
+        <w:t>n.</w:t>
+      </w:r>
+      <w:r>
+        <w:rPr>
+          <w:lang w:val="en-US"/>
+        </w:rPr>
+        <w:t>sim</w:t>
+      </w:r>
+      <w:proofErr w:type="spellEnd"/>
+      <w:r>
+        <w:rPr>
+          <w:lang w:val="en-US"/>
+        </w:rPr>
+        <w:t xml:space="preserve"> * </w:t>
+      </w:r>
+      <w:proofErr w:type="spellStart"/>
+      <w:proofErr w:type="gramStart"/>
+      <w:r>
+        <w:rPr>
+          <w:lang w:val="en-US"/>
+        </w:rPr>
+        <w:t>n.scenario</w:t>
+      </w:r>
+      <w:proofErr w:type="spellEnd"/>
+      <w:proofErr w:type="gramEnd"/>
+      <w:r>
+        <w:rPr>
+          <w:lang w:val="en-US"/>
+        </w:rPr>
+        <w:t xml:space="preserve"> </w:t>
+      </w:r>
+      <w:r>
+        <w:rPr>
+          <w:lang w:val="en-US"/>
+        </w:rPr>
+        <w:t xml:space="preserve"># </w:t>
+      </w:r>
+      <w:proofErr w:type="spellStart"/>
+      <w:r>
+        <w:rPr>
+          <w:lang w:val="en-US"/>
+        </w:rPr>
+        <w:t>n.sim</w:t>
+      </w:r>
+      <w:proofErr w:type="spellEnd"/>
+      <w:r>
+        <w:rPr>
+          <w:lang w:val="en-US"/>
+        </w:rPr>
+        <w:t xml:space="preserve">= </w:t>
+      </w:r>
+      <w:proofErr w:type="spellStart"/>
       <w:r>
         <w:rPr>
           <w:lang w:val="en-US"/>
@@ -555,307 +2293,136 @@
         <w:rPr>
           <w:lang w:val="en-US"/>
         </w:rPr>
-        <w:t xml:space="preserve"> of replications for each scenario</w:t>
-      </w:r>
-      <w:r>
-        <w:rPr>
-          <w:lang w:val="en-US"/>
-        </w:rPr>
-        <w:t>)</w:t>
-      </w:r>
-    </w:p>
-    <w:p>
-      <w:pPr>
-        <w:pStyle w:val="ListParagraph"/>
-        <w:numPr>
-          <w:ilvl w:val="1"/>
-          <w:numId w:val="2"/>
-        </w:numPr>
-        <w:rPr>
-          <w:lang w:val="en-US"/>
-        </w:rPr>
-      </w:pPr>
-      <w:r>
-        <w:rPr>
-          <w:lang w:val="en-US"/>
-        </w:rPr>
-        <w:t xml:space="preserve">Times of measurements: normally distributed every 20 minutes with </w:t>
+        <w:t xml:space="preserve"> of repetitions for each scenario simulated</w:t>
+      </w:r>
+    </w:p>
+    <w:p>
+      <w:pPr>
+        <w:rPr>
+          <w:lang w:val="en-US"/>
+        </w:rPr>
+      </w:pPr>
+      <w:r>
+        <w:rPr>
+          <w:lang w:val="en-US"/>
+        </w:rPr>
+        <w:lastRenderedPageBreak/>
+        <w:t xml:space="preserve">allseeds &lt;- </w:t>
+      </w:r>
+      <w:proofErr w:type="gramStart"/>
+      <w:r>
+        <w:rPr>
+          <w:lang w:val="en-US"/>
+        </w:rPr>
+        <w:t>sample.int(</w:t>
+      </w:r>
+      <w:proofErr w:type="gramEnd"/>
+      <w:r>
+        <w:rPr>
+          <w:lang w:val="en-US"/>
+        </w:rPr>
+        <w:t xml:space="preserve">n </w:t>
+      </w:r>
+      <w:proofErr w:type="gramStart"/>
+      <w:r>
+        <w:rPr>
+          <w:lang w:val="en-US"/>
+        </w:rPr>
+        <w:t>= .</w:t>
       </w:r>
       <w:proofErr w:type="spellStart"/>
       <w:r>
         <w:rPr>
           <w:lang w:val="en-US"/>
         </w:rPr>
-        <w:t>sd</w:t>
+        <w:t>Machine</w:t>
+      </w:r>
+      <w:proofErr w:type="gramEnd"/>
+      <w:r>
+        <w:rPr>
+          <w:lang w:val="en-US"/>
+        </w:rPr>
+        <w:t>$integer.max</w:t>
       </w:r>
       <w:proofErr w:type="spellEnd"/>
       <w:r>
         <w:rPr>
           <w:lang w:val="en-US"/>
         </w:rPr>
-        <w:t xml:space="preserve"> = 2</w:t>
-      </w:r>
-    </w:p>
-    <w:p>
-      <w:pPr>
-        <w:pStyle w:val="ListParagraph"/>
-        <w:numPr>
-          <w:ilvl w:val="1"/>
-          <w:numId w:val="2"/>
-        </w:numPr>
-        <w:rPr>
-          <w:lang w:val="en-US"/>
-        </w:rPr>
-      </w:pPr>
-      <w:r>
-        <w:rPr>
-          <w:lang w:val="en-US"/>
-        </w:rPr>
-        <w:t>Breakpoints distribution:</w:t>
-      </w:r>
-    </w:p>
-    <w:p>
-      <w:pPr>
-        <w:pStyle w:val="ListParagraph"/>
-        <w:numPr>
-          <w:ilvl w:val="2"/>
-          <w:numId w:val="2"/>
-        </w:numPr>
-        <w:rPr>
-          <w:lang w:val="en-US"/>
-        </w:rPr>
-      </w:pPr>
-      <w:r>
-        <w:rPr>
-          <w:lang w:val="en-US"/>
-        </w:rPr>
-        <w:t>Psi0 (start of trajectory): fixed at (0,0)</w:t>
-      </w:r>
-    </w:p>
-    <w:p>
-      <w:pPr>
-        <w:pStyle w:val="ListParagraph"/>
-        <w:numPr>
-          <w:ilvl w:val="2"/>
-          <w:numId w:val="2"/>
-        </w:numPr>
-        <w:rPr>
-          <w:lang w:val="en-US"/>
-        </w:rPr>
-      </w:pPr>
-      <w:r>
-        <w:rPr>
-          <w:lang w:val="en-US"/>
-        </w:rPr>
-        <w:t>Psi1</w:t>
-      </w:r>
-      <w:r>
-        <w:rPr>
-          <w:lang w:val="en-US"/>
-        </w:rPr>
-        <w:t xml:space="preserve"> (start of plateau)</w:t>
-      </w:r>
-      <w:r>
-        <w:rPr>
-          <w:lang w:val="en-US"/>
-        </w:rPr>
-        <w:t>:</w:t>
-      </w:r>
-      <w:r>
-        <w:rPr>
-          <w:lang w:val="en-US"/>
-        </w:rPr>
-        <w:t xml:space="preserve"> time coord follows a </w:t>
+        <w:t xml:space="preserve">, size = </w:t>
       </w:r>
       <w:proofErr w:type="spellStart"/>
       <w:r>
         <w:rPr>
           <w:lang w:val="en-US"/>
         </w:rPr>
-        <w:t>LogNormal</w:t>
+        <w:t>nsimAll</w:t>
       </w:r>
       <w:proofErr w:type="spellEnd"/>
       <w:r>
         <w:rPr>
           <w:lang w:val="en-US"/>
         </w:rPr>
-        <w:t xml:space="preserve"> with mean </w:t>
-      </w:r>
-      <w:r>
-        <w:rPr>
-          <w:lang w:val="en-US"/>
-        </w:rPr>
-        <w:t>77</w:t>
-      </w:r>
-      <w:r>
-        <w:rPr>
-          <w:lang w:val="en-US"/>
-        </w:rPr>
-        <w:t xml:space="preserve"> and </w:t>
-      </w:r>
-      <w:proofErr w:type="spellStart"/>
-      <w:r>
-        <w:rPr>
-          <w:lang w:val="en-US"/>
-        </w:rPr>
-        <w:t>sd</w:t>
-      </w:r>
-      <w:proofErr w:type="spellEnd"/>
-      <w:r>
-        <w:rPr>
-          <w:lang w:val="en-US"/>
-        </w:rPr>
+        <w:t xml:space="preserve">, replace=FALSE) </w:t>
+      </w:r>
+    </w:p>
+    <w:p>
+      <w:pPr>
+        <w:rPr>
+          <w:lang w:val="en-US"/>
+        </w:rPr>
+      </w:pPr>
+      <w:r>
+        <w:rPr>
+          <w:lang w:val="en-US"/>
+        </w:rPr>
+        <w:t>```</w:t>
+      </w:r>
+    </w:p>
+    <w:p>
+      <w:pPr>
+        <w:pStyle w:val="Heading1"/>
+      </w:pPr>
+      <w:r>
+        <w:t xml:space="preserve">Estimates </w:t>
+      </w:r>
+      <w:r>
+        <w:t xml:space="preserve">and </w:t>
+      </w:r>
+      <w:r>
+        <w:t>summary</w:t>
+      </w:r>
+      <w:r>
         <w:t xml:space="preserve"> </w:t>
       </w:r>
       <w:r>
-        <w:rPr>
-          <w:lang w:val="en-US"/>
-        </w:rPr>
-        <w:t>38</w:t>
-      </w:r>
-      <w:r>
-        <w:rPr>
-          <w:lang w:val="en-US"/>
-        </w:rPr>
-        <w:t>. Height on SDI scale is simulated independently</w:t>
-      </w:r>
-      <w:r>
-        <w:rPr>
-          <w:lang w:val="en-US"/>
-        </w:rPr>
-        <w:t xml:space="preserve"> with truncated normal law </w:t>
-      </w:r>
-      <w:proofErr w:type="gramStart"/>
-      <w:r>
-        <w:rPr>
-          <w:lang w:val="en-US"/>
-        </w:rPr>
-        <w:t>Normal(</w:t>
-      </w:r>
-      <w:proofErr w:type="gramEnd"/>
-      <w:r>
-        <w:rPr>
-          <w:lang w:val="en-US"/>
-        </w:rPr>
-        <w:t>9.</w:t>
-      </w:r>
-      <w:r>
-        <w:rPr>
-          <w:lang w:val="en-US"/>
-        </w:rPr>
-        <w:t>3</w:t>
-      </w:r>
-      <w:r>
-        <w:rPr>
-          <w:lang w:val="en-US"/>
-        </w:rPr>
-        <w:t>, 1</w:t>
-      </w:r>
-      <w:r>
-        <w:rPr>
-          <w:lang w:val="en-US"/>
-        </w:rPr>
-        <w:t>.0</w:t>
-      </w:r>
-      <w:r>
-        <w:rPr>
-          <w:lang w:val="en-US"/>
-        </w:rPr>
-        <w:t>)</w:t>
-      </w:r>
-    </w:p>
-    <w:p>
-      <w:pPr>
-        <w:pStyle w:val="ListParagraph"/>
-        <w:numPr>
-          <w:ilvl w:val="2"/>
-          <w:numId w:val="2"/>
-        </w:numPr>
-        <w:rPr>
-          <w:lang w:val="en-US"/>
-        </w:rPr>
-      </w:pPr>
-      <w:r>
-        <w:rPr>
-          <w:lang w:val="en-US"/>
-        </w:rPr>
-        <w:t>Psi2 (end of plateau): the one of previous break to which we add</w:t>
-      </w:r>
-      <w:r>
-        <w:rPr>
-          <w:lang w:val="en-US"/>
-        </w:rPr>
-        <w:t xml:space="preserve"> </w:t>
-      </w:r>
-      <w:proofErr w:type="spellStart"/>
-      <w:r>
-        <w:rPr>
-          <w:lang w:val="en-US"/>
-        </w:rPr>
-        <w:t>LogNormal</w:t>
-      </w:r>
-      <w:proofErr w:type="spellEnd"/>
-      <w:r>
-        <w:rPr>
-          <w:lang w:val="en-US"/>
-        </w:rPr>
-        <w:t xml:space="preserve"> with mean </w:t>
-      </w:r>
-      <w:r>
-        <w:rPr>
-          <w:lang w:val="en-US"/>
-        </w:rPr>
-        <w:t>78</w:t>
-      </w:r>
-      <w:r>
-        <w:rPr>
-          <w:lang w:val="en-US"/>
-        </w:rPr>
-        <w:t xml:space="preserve"> and </w:t>
-      </w:r>
-      <w:proofErr w:type="spellStart"/>
-      <w:r>
-        <w:rPr>
-          <w:lang w:val="en-US"/>
-        </w:rPr>
-        <w:t>sd</w:t>
-      </w:r>
-      <w:proofErr w:type="spellEnd"/>
-      <w:r>
-        <w:rPr>
-          <w:lang w:val="en-US"/>
-        </w:rPr>
-        <w:t xml:space="preserve"> </w:t>
-      </w:r>
-      <w:r>
-        <w:rPr>
-          <w:lang w:val="en-US"/>
-        </w:rPr>
-        <w:t>33. SDI Height is equal to the one of previous break (plateau)</w:t>
-      </w:r>
-    </w:p>
-    <w:p>
-      <w:pPr>
-        <w:pStyle w:val="ListParagraph"/>
-        <w:numPr>
-          <w:ilvl w:val="1"/>
-          <w:numId w:val="2"/>
-        </w:numPr>
-        <w:rPr>
-          <w:lang w:val="en-US"/>
-        </w:rPr>
-      </w:pPr>
-      <w:r>
-        <w:rPr>
-          <w:lang w:val="en-US"/>
-        </w:rPr>
-        <w:t>Noise level on the score</w:t>
-      </w:r>
-      <w:r>
-        <w:rPr>
-          <w:lang w:val="en-US"/>
-        </w:rPr>
-        <w:t>: 1 for slope segments, .25 for plateau segments</w:t>
+        <w:t>measures</w:t>
+      </w:r>
+    </w:p>
+    <w:p>
+      <w:pPr>
+        <w:rPr>
+          <w:lang w:val="en-US"/>
+        </w:rPr>
+      </w:pPr>
+      <w:r>
+        <w:rPr>
+          <w:lang w:val="en-US"/>
+        </w:rPr>
+        <w:t>The main estimands of interest are the breakpoints themselves, since they completely specify the trajectory. From them we can derive the clinically interesting parameters, that are: onset slope, duration of plateau (and return to normal consciousness slope, not part of this simulation since we focus on the “10” pattern).</w:t>
+      </w:r>
+    </w:p>
+    <w:p>
+      <w:pPr>
+        <w:rPr>
+          <w:lang w:val="en-US"/>
+        </w:rPr>
+      </w:pPr>
+      <w:r>
+        <w:rPr>
+          <w:lang w:val="en-US"/>
+        </w:rPr>
+        <w:t>For every model computed, we will systematically report:</w:t>
       </w:r>
     </w:p>
     <w:p>
@@ -871,10 +2438,9 @@
       </w:pPr>
       <w:r>
         <w:rPr>
-          <w:highlight w:val="yellow"/>
-          <w:lang w:val="en-US"/>
-        </w:rPr>
-        <w:t>TODO</w:t>
+          <w:lang w:val="en-US"/>
+        </w:rPr>
+        <w:t>Breakpoints individual estimates</w:t>
       </w:r>
       <w:r>
         <w:rPr>
@@ -886,45 +2452,37 @@
         <w:rPr>
           <w:lang w:val="en-US"/>
         </w:rPr>
-        <w:t xml:space="preserve">Type of plan (only </w:t>
-      </w:r>
-      <w:proofErr w:type="gramStart"/>
-      <w:r>
-        <w:rPr>
-          <w:lang w:val="en-US"/>
-        </w:rPr>
-        <w:t>edge</w:t>
-      </w:r>
-      <w:r>
-        <w:rPr>
-          <w:lang w:val="en-US"/>
-        </w:rPr>
-        <w:t>s</w:t>
-      </w:r>
-      <w:r>
-        <w:rPr>
-          <w:lang w:val="en-US"/>
-        </w:rPr>
-        <w:t xml:space="preserve"> !</w:t>
-      </w:r>
-      <w:proofErr w:type="gramEnd"/>
-      <w:r>
-        <w:rPr>
-          <w:lang w:val="en-US"/>
-        </w:rPr>
-        <w:t>= fully/partial factorial) &gt; qualitative conclusions)</w:t>
-      </w:r>
-      <w:r>
-        <w:rPr>
-          <w:lang w:val="en-US"/>
-        </w:rPr>
-        <w:t xml:space="preserve"> + checking error</w:t>
-      </w:r>
-      <w:r>
-        <w:rPr>
-          <w:lang w:val="en-US"/>
-        </w:rPr>
-        <w:t xml:space="preserve"> (later partial factorial would be optimal but harder for interpretations)</w:t>
+        <w:t xml:space="preserve">+ average estimate </w:t>
+      </w:r>
+      <w:r>
+        <w:rPr>
+          <w:lang w:val="en-US"/>
+        </w:rPr>
+        <w:t xml:space="preserve">(only </w:t>
+      </w:r>
+      <w:r>
+        <w:rPr>
+          <w:lang w:val="en-US"/>
+        </w:rPr>
+        <w:t>`segmented</w:t>
+      </w:r>
+      <w:r>
+        <w:rPr>
+          <w:lang w:val="en-US"/>
+        </w:rPr>
+        <w:t>.lme</w:t>
+      </w:r>
+      <w:r>
+        <w:rPr>
+          <w:lang w:val="en-US"/>
+        </w:rPr>
+        <w:t>`)</w:t>
+      </w:r>
+      <w:r>
+        <w:rPr>
+          <w:lang w:val="en-US"/>
+        </w:rPr>
+        <w:t xml:space="preserve"> </w:t>
       </w:r>
     </w:p>
     <w:p>
@@ -942,56 +2500,51 @@
         <w:rPr>
           <w:lang w:val="en-US"/>
         </w:rPr>
-        <w:t xml:space="preserve">Errors during </w:t>
-      </w:r>
-      <w:r>
-        <w:rPr>
-          <w:lang w:val="en-US"/>
-        </w:rPr>
-        <w:t>models’</w:t>
-      </w:r>
-      <w:r>
-        <w:rPr>
-          <w:lang w:val="en-US"/>
-        </w:rPr>
-        <w:t xml:space="preserve"> estimation will be caught and reported using </w:t>
-      </w:r>
-      <w:proofErr w:type="gramStart"/>
-      <w:r>
-        <w:rPr>
-          <w:lang w:val="en-US"/>
-        </w:rPr>
-        <w:t>try(</w:t>
-      </w:r>
-      <w:proofErr w:type="gramEnd"/>
-      <w:r>
-        <w:rPr>
-          <w:lang w:val="en-US"/>
-        </w:rPr>
-        <w:t>) statement.</w:t>
-      </w:r>
-      <w:r>
-        <w:rPr>
-          <w:lang w:val="en-US"/>
-        </w:rPr>
-        <w:t xml:space="preserve"> They can later be explored thanks to seed management. </w:t>
-      </w:r>
-    </w:p>
-    <w:p>
-      <w:pPr>
-        <w:rPr>
-          <w:b/>
-          <w:bCs/>
-          <w:lang w:val="en-US"/>
-        </w:rPr>
-      </w:pPr>
-      <w:r>
-        <w:rPr>
-          <w:b/>
-          <w:bCs/>
-          <w:lang w:val="en-US"/>
-        </w:rPr>
-        <w:t>Reproducibility and seed management:</w:t>
+        <w:t xml:space="preserve">Breakpoints </w:t>
+      </w:r>
+      <w:r>
+        <w:rPr>
+          <w:lang w:val="en-US"/>
+        </w:rPr>
+        <w:t>95% c</w:t>
+      </w:r>
+      <w:r>
+        <w:rPr>
+          <w:lang w:val="en-US"/>
+        </w:rPr>
+        <w:t>onfidence intervals and standard error</w:t>
+      </w:r>
+    </w:p>
+    <w:p>
+      <w:pPr>
+        <w:rPr>
+          <w:lang w:val="en-US"/>
+        </w:rPr>
+      </w:pPr>
+      <w:r>
+        <w:rPr>
+          <w:lang w:val="en-US"/>
+        </w:rPr>
+        <w:t>At the simulation level, we will report the mean</w:t>
+      </w:r>
+    </w:p>
+    <w:p>
+      <w:pPr>
+        <w:rPr>
+          <w:lang w:val="en-US"/>
+        </w:rPr>
+      </w:pPr>
+      <w:r>
+        <w:rPr>
+          <w:lang w:val="en-US"/>
+        </w:rPr>
+        <w:t>During the simulation, some errors may occur, especially during the computation of the statistical model</w:t>
+      </w:r>
+      <w:r>
+        <w:rPr>
+          <w:lang w:val="en-US"/>
+        </w:rPr>
+        <w:t>. They can happen for instance due to:</w:t>
       </w:r>
     </w:p>
     <w:p>
@@ -1009,258 +2562,7 @@
         <w:rPr>
           <w:lang w:val="en-US"/>
         </w:rPr>
-        <w:lastRenderedPageBreak/>
-        <w:t xml:space="preserve">To guarantee reproducibility of the results, the seed will be pre-computed once with a random seed. </w:t>
-      </w:r>
-      <w:r>
-        <w:rPr>
-          <w:lang w:val="en-US"/>
-        </w:rPr>
-        <w:t>The</w:t>
-      </w:r>
-      <w:r>
-        <w:rPr>
-          <w:lang w:val="en-US"/>
-        </w:rPr>
-        <w:t xml:space="preserve"> seed will be set at every iteration before generating the dataset, and stored at the end of each iteration. </w:t>
-      </w:r>
-      <w:r>
-        <w:rPr>
-          <w:lang w:val="en-US"/>
-        </w:rPr>
-        <w:t>This also allows for re-running a specific part of the simulation, namely when errors occurred.</w:t>
-      </w:r>
-    </w:p>
-    <w:p>
-      <w:pPr>
-        <w:spacing w:line="180" w:lineRule="auto"/>
-        <w:rPr>
-          <w:lang w:val="en-US"/>
-        </w:rPr>
-      </w:pPr>
-      <w:r>
-        <w:rPr>
-          <w:lang w:val="en-US"/>
-        </w:rPr>
-        <w:t xml:space="preserve">&gt; </w:t>
-      </w:r>
-      <w:proofErr w:type="spellStart"/>
-      <w:proofErr w:type="gramStart"/>
-      <w:r>
-        <w:rPr>
-          <w:lang w:val="en-US"/>
-        </w:rPr>
-        <w:t>set.seed</w:t>
-      </w:r>
-      <w:proofErr w:type="spellEnd"/>
-      <w:proofErr w:type="gramEnd"/>
-      <w:r>
-        <w:rPr>
-          <w:lang w:val="en-US"/>
-        </w:rPr>
-        <w:t>(</w:t>
-      </w:r>
-      <w:r>
-        <w:rPr>
-          <w:lang w:val="en-US"/>
-        </w:rPr>
-        <w:t>20041418</w:t>
-      </w:r>
-      <w:r>
-        <w:rPr>
-          <w:lang w:val="en-US"/>
-        </w:rPr>
-        <w:t>)</w:t>
-      </w:r>
-    </w:p>
-    <w:p>
-      <w:pPr>
-        <w:spacing w:line="180" w:lineRule="auto"/>
-        <w:rPr>
-          <w:lang w:val="en-US"/>
-        </w:rPr>
-      </w:pPr>
-      <w:r>
-        <w:rPr>
-          <w:lang w:val="en-US"/>
-        </w:rPr>
-        <w:t xml:space="preserve">&gt; </w:t>
-      </w:r>
-      <w:proofErr w:type="spellStart"/>
-      <w:r>
-        <w:rPr>
-          <w:lang w:val="en-US"/>
-        </w:rPr>
-        <w:t>nsimAll</w:t>
-      </w:r>
-      <w:proofErr w:type="spellEnd"/>
-      <w:r>
-        <w:rPr>
-          <w:lang w:val="en-US"/>
-        </w:rPr>
-        <w:t xml:space="preserve"> &lt;- </w:t>
-      </w:r>
-      <w:proofErr w:type="spellStart"/>
-      <w:r>
-        <w:rPr>
-          <w:lang w:val="en-US"/>
-        </w:rPr>
-        <w:t>n.</w:t>
-      </w:r>
-      <w:r>
-        <w:rPr>
-          <w:lang w:val="en-US"/>
-        </w:rPr>
-        <w:t>sim</w:t>
-      </w:r>
-      <w:proofErr w:type="spellEnd"/>
-      <w:r>
-        <w:rPr>
-          <w:lang w:val="en-US"/>
-        </w:rPr>
-        <w:t xml:space="preserve"> * </w:t>
-      </w:r>
-      <w:proofErr w:type="spellStart"/>
-      <w:proofErr w:type="gramStart"/>
-      <w:r>
-        <w:rPr>
-          <w:lang w:val="en-US"/>
-        </w:rPr>
-        <w:t>n.scenario</w:t>
-      </w:r>
-      <w:proofErr w:type="spellEnd"/>
-      <w:proofErr w:type="gramEnd"/>
-      <w:r>
-        <w:rPr>
-          <w:lang w:val="en-US"/>
-        </w:rPr>
-        <w:t xml:space="preserve"> </w:t>
-      </w:r>
-      <w:r>
-        <w:rPr>
-          <w:lang w:val="en-US"/>
-        </w:rPr>
-        <w:t xml:space="preserve"># </w:t>
-      </w:r>
-      <w:proofErr w:type="spellStart"/>
-      <w:r>
-        <w:rPr>
-          <w:lang w:val="en-US"/>
-        </w:rPr>
-        <w:t>n.sim</w:t>
-      </w:r>
-      <w:proofErr w:type="spellEnd"/>
-      <w:r>
-        <w:rPr>
-          <w:lang w:val="en-US"/>
-        </w:rPr>
-        <w:t xml:space="preserve">= </w:t>
-      </w:r>
-      <w:proofErr w:type="spellStart"/>
-      <w:r>
-        <w:rPr>
-          <w:lang w:val="en-US"/>
-        </w:rPr>
-        <w:t>nb</w:t>
-      </w:r>
-      <w:proofErr w:type="spellEnd"/>
-      <w:r>
-        <w:rPr>
-          <w:lang w:val="en-US"/>
-        </w:rPr>
-        <w:t xml:space="preserve"> of repetitions for each scenario simulated</w:t>
-      </w:r>
-    </w:p>
-    <w:p>
-      <w:pPr>
-        <w:rPr>
-          <w:lang w:val="en-US"/>
-        </w:rPr>
-      </w:pPr>
-      <w:r>
-        <w:rPr>
-          <w:lang w:val="en-US"/>
-        </w:rPr>
-        <w:t xml:space="preserve">&gt; </w:t>
-      </w:r>
-      <w:r>
-        <w:rPr>
-          <w:lang w:val="en-US"/>
-        </w:rPr>
-        <w:t xml:space="preserve">allseeds &lt;- </w:t>
-      </w:r>
-      <w:proofErr w:type="gramStart"/>
-      <w:r>
-        <w:rPr>
-          <w:lang w:val="en-US"/>
-        </w:rPr>
-        <w:t>sample.int(</w:t>
-      </w:r>
-      <w:proofErr w:type="gramEnd"/>
-      <w:r>
-        <w:rPr>
-          <w:lang w:val="en-US"/>
-        </w:rPr>
-        <w:t xml:space="preserve">n </w:t>
-      </w:r>
-      <w:proofErr w:type="gramStart"/>
-      <w:r>
-        <w:rPr>
-          <w:lang w:val="en-US"/>
-        </w:rPr>
-        <w:t>= .</w:t>
-      </w:r>
-      <w:proofErr w:type="spellStart"/>
-      <w:r>
-        <w:rPr>
-          <w:lang w:val="en-US"/>
-        </w:rPr>
-        <w:t>Machine</w:t>
-      </w:r>
-      <w:proofErr w:type="gramEnd"/>
-      <w:r>
-        <w:rPr>
-          <w:lang w:val="en-US"/>
-        </w:rPr>
-        <w:t>$integer.max</w:t>
-      </w:r>
-      <w:proofErr w:type="spellEnd"/>
-      <w:r>
-        <w:rPr>
-          <w:lang w:val="en-US"/>
-        </w:rPr>
-        <w:t xml:space="preserve">, size = </w:t>
-      </w:r>
-      <w:proofErr w:type="spellStart"/>
-      <w:r>
-        <w:rPr>
-          <w:lang w:val="en-US"/>
-        </w:rPr>
-        <w:t>nsimAll</w:t>
-      </w:r>
-      <w:proofErr w:type="spellEnd"/>
-      <w:r>
-        <w:rPr>
-          <w:lang w:val="en-US"/>
-        </w:rPr>
-        <w:t xml:space="preserve">, replace=FALSE) </w:t>
-      </w:r>
-    </w:p>
-    <w:p>
-      <w:pPr>
-        <w:rPr>
-          <w:b/>
-          <w:bCs/>
-          <w:lang w:val="en-US"/>
-        </w:rPr>
-      </w:pPr>
-      <w:r>
-        <w:rPr>
-          <w:b/>
-          <w:bCs/>
-          <w:lang w:val="en-US"/>
-        </w:rPr>
-        <w:t>Model-specific reported outcomes:</w:t>
+        <w:t>Convergence failure (not reached after maximum number of iterations)</w:t>
       </w:r>
     </w:p>
     <w:p>
@@ -1276,42 +2578,9 @@
       </w:pPr>
       <w:r>
         <w:rPr>
-          <w:highlight w:val="yellow"/>
-          <w:lang w:val="en-US"/>
-        </w:rPr>
-        <w:t>TODO</w:t>
-      </w:r>
-      <w:r>
-        <w:rPr>
-          <w:lang w:val="en-US"/>
-        </w:rPr>
-        <w:t xml:space="preserve"> metrics to report</w:t>
-      </w:r>
-      <w:r>
-        <w:rPr>
-          <w:lang w:val="en-US"/>
-        </w:rPr>
-        <w:t>? RMSE, R(_</w:t>
-      </w:r>
-      <w:proofErr w:type="gramStart"/>
-      <w:r>
-        <w:rPr>
-          <w:lang w:val="en-US"/>
-        </w:rPr>
-        <w:t>adj)^</w:t>
-      </w:r>
-      <w:proofErr w:type="gramEnd"/>
-      <w:r>
-        <w:rPr>
-          <w:lang w:val="en-US"/>
-        </w:rPr>
-        <w:t>2?</w:t>
-      </w:r>
-      <w:r>
-        <w:rPr>
-          <w:lang w:val="en-US"/>
-        </w:rPr>
-        <w:t xml:space="preserve"> To asses the quality of fit</w:t>
+          <w:lang w:val="en-US"/>
+        </w:rPr>
+        <w:t>Singular convergence (usually happens when model is over specified)</w:t>
       </w:r>
     </w:p>
     <w:p>
@@ -1319,7 +2588,7 @@
         <w:pStyle w:val="ListParagraph"/>
         <w:numPr>
           <w:ilvl w:val="0"/>
-          <w:numId w:val="1"/>
+          <w:numId w:val="2"/>
         </w:numPr>
         <w:rPr>
           <w:lang w:val="en-US"/>
@@ -1329,85 +2598,652 @@
         <w:rPr>
           <w:lang w:val="en-US"/>
         </w:rPr>
-        <w:t>Breakpoints-specific reported outcomes:</w:t>
-      </w:r>
-    </w:p>
-    <w:p>
-      <w:pPr>
-        <w:pStyle w:val="ListParagraph"/>
-        <w:numPr>
-          <w:ilvl w:val="1"/>
-          <w:numId w:val="1"/>
-        </w:numPr>
-        <w:rPr>
-          <w:lang w:val="en-US"/>
-        </w:rPr>
-      </w:pPr>
-      <w:r>
-        <w:rPr>
-          <w:lang w:val="en-US"/>
-        </w:rPr>
-        <w:t>Breakpoints values and c</w:t>
-      </w:r>
-      <w:r>
-        <w:rPr>
-          <w:lang w:val="en-US"/>
-        </w:rPr>
-        <w:t>onfidence intervals (CI)</w:t>
-      </w:r>
-    </w:p>
-    <w:p>
-      <w:pPr>
-        <w:pStyle w:val="ListParagraph"/>
-        <w:numPr>
-          <w:ilvl w:val="1"/>
-          <w:numId w:val="1"/>
-        </w:numPr>
-        <w:rPr>
-          <w:lang w:val="en-US"/>
-        </w:rPr>
-      </w:pPr>
-      <w:r>
-        <w:rPr>
-          <w:lang w:val="en-US"/>
-        </w:rPr>
-        <w:t xml:space="preserve">Overlapping CI (one another or/and </w:t>
-      </w:r>
-      <w:r>
-        <w:rPr>
-          <w:lang w:val="en-US"/>
-        </w:rPr>
-        <w:t xml:space="preserve">with one of the </w:t>
-      </w:r>
-      <w:r>
-        <w:rPr>
-          <w:lang w:val="en-US"/>
-        </w:rPr>
-        <w:t>ends</w:t>
-      </w:r>
-      <w:r>
-        <w:rPr>
-          <w:lang w:val="en-US"/>
-        </w:rPr>
-        <w:t xml:space="preserve"> of the time domain)</w:t>
-      </w:r>
-    </w:p>
-    <w:p>
-      <w:pPr>
-        <w:pStyle w:val="ListParagraph"/>
-        <w:numPr>
-          <w:ilvl w:val="0"/>
-          <w:numId w:val="1"/>
-        </w:numPr>
-        <w:rPr>
-          <w:lang w:val="en-US"/>
-        </w:rPr>
-      </w:pPr>
-      <w:r>
-        <w:rPr>
-          <w:lang w:val="en-US"/>
-        </w:rPr>
-        <w:t>Errors during estimation: convergence failure, continuity failure at breaks, etc.</w:t>
+        <w:t>Continuity failure at the breaks (</w:t>
+      </w:r>
+      <w:r>
+        <w:rPr>
+          <w:highlight w:val="yellow"/>
+          <w:lang w:val="en-US"/>
+        </w:rPr>
+        <w:t xml:space="preserve">ask Brice </w:t>
+      </w:r>
+      <w:r>
+        <w:rPr>
+          <w:highlight w:val="yellow"/>
+          <w:lang w:val="en-US"/>
+        </w:rPr>
+        <w:t xml:space="preserve">to check </w:t>
+      </w:r>
+      <w:r>
+        <w:rPr>
+          <w:highlight w:val="yellow"/>
+          <w:lang w:val="en-US"/>
+        </w:rPr>
+        <w:t>what is continuity flag</w:t>
+      </w:r>
+      <w:r>
+        <w:rPr>
+          <w:lang w:val="en-US"/>
+        </w:rPr>
+        <w:t>)</w:t>
+      </w:r>
+    </w:p>
+    <w:p>
+      <w:pPr>
+        <w:rPr>
+          <w:lang w:val="en-US"/>
+        </w:rPr>
+      </w:pPr>
+      <w:r>
+        <w:rPr>
+          <w:lang w:val="en-US"/>
+        </w:rPr>
+        <w:t xml:space="preserve">These errors will be </w:t>
+      </w:r>
+      <w:r>
+        <w:rPr>
+          <w:lang w:val="en-US"/>
+        </w:rPr>
+        <w:t>caught</w:t>
+      </w:r>
+      <w:r>
+        <w:rPr>
+          <w:lang w:val="en-US"/>
+        </w:rPr>
+        <w:t xml:space="preserve"> with R </w:t>
+      </w:r>
+      <w:r>
+        <w:rPr>
+          <w:lang w:val="en-US"/>
+        </w:rPr>
+        <w:t>`</w:t>
+      </w:r>
+      <w:proofErr w:type="spellStart"/>
+      <w:proofErr w:type="gramStart"/>
+      <w:r>
+        <w:rPr>
+          <w:lang w:val="en-US"/>
+        </w:rPr>
+        <w:t>try</w:t>
+      </w:r>
+      <w:r>
+        <w:rPr>
+          <w:lang w:val="en-US"/>
+        </w:rPr>
+        <w:t>Catch</w:t>
+      </w:r>
+      <w:proofErr w:type="spellEnd"/>
+      <w:r>
+        <w:rPr>
+          <w:lang w:val="en-US"/>
+        </w:rPr>
+        <w:t>(</w:t>
+      </w:r>
+      <w:proofErr w:type="gramEnd"/>
+      <w:r>
+        <w:rPr>
+          <w:lang w:val="en-US"/>
+        </w:rPr>
+        <w:t>)</w:t>
+      </w:r>
+      <w:r>
+        <w:rPr>
+          <w:lang w:val="en-US"/>
+        </w:rPr>
+        <w:t>`</w:t>
+      </w:r>
+      <w:r>
+        <w:rPr>
+          <w:lang w:val="en-US"/>
+        </w:rPr>
+        <w:t xml:space="preserve"> statement, and their count and frequencies will be reported for every method and scenario tested.</w:t>
+      </w:r>
+    </w:p>
+    <w:p>
+      <w:pPr>
+        <w:pStyle w:val="Heading1"/>
+      </w:pPr>
+      <w:r>
+        <w:t>Criteria to evaluate the performance of methods</w:t>
+      </w:r>
+    </w:p>
+    <w:p>
+      <w:pPr>
+        <w:rPr>
+          <w:lang w:val="en-US"/>
+        </w:rPr>
+      </w:pPr>
+      <w:r>
+        <w:rPr>
+          <w:lang w:val="en-US"/>
+        </w:rPr>
+        <w:t xml:space="preserve">Three main criteria are of interest </w:t>
+      </w:r>
+      <w:r>
+        <w:rPr>
+          <w:lang w:val="en-US"/>
+        </w:rPr>
+        <w:t>regarding</w:t>
+      </w:r>
+      <w:r>
+        <w:rPr>
+          <w:lang w:val="en-US"/>
+        </w:rPr>
+        <w:t xml:space="preserve"> the </w:t>
+      </w:r>
+      <w:r>
+        <w:rPr>
+          <w:lang w:val="en-US"/>
+        </w:rPr>
+        <w:t>breakpoint’s</w:t>
+      </w:r>
+      <w:r>
+        <w:rPr>
+          <w:lang w:val="en-US"/>
+        </w:rPr>
+        <w:t xml:space="preserve"> estimation: bias, accuracy and coverage probability. </w:t>
+      </w:r>
+      <w:r>
+        <w:rPr>
+          <w:lang w:val="en-US"/>
+        </w:rPr>
+        <w:t xml:space="preserve">If we </w:t>
+      </w:r>
+      <w:r>
+        <w:rPr>
+          <w:lang w:val="en-US"/>
+        </w:rPr>
+        <w:t>re</w:t>
+      </w:r>
+      <w:r>
+        <w:rPr>
+          <w:lang w:val="en-US"/>
+        </w:rPr>
+        <w:t>use the same notation</w:t>
+      </w:r>
+      <w:r>
+        <w:rPr>
+          <w:lang w:val="en-US"/>
+        </w:rPr>
+        <w:t>s</w:t>
+      </w:r>
+      <w:r>
+        <w:rPr>
+          <w:lang w:val="en-US"/>
+        </w:rPr>
+        <w:t xml:space="preserve"> as in Morris et al., 2017, then can define the quantity of interest and their Monte Carlo SE as follows:</w:t>
+      </w:r>
+    </w:p>
+    <w:p>
+      <w:pPr>
+        <w:keepNext/>
+        <w:jc w:val="center"/>
+      </w:pPr>
+      <w:r>
+        <w:rPr>
+          <w:lang w:val="en-US"/>
+        </w:rPr>
+        <w:drawing>
+          <wp:inline distT="0" distB="0" distL="0" distR="0" wp14:anchorId="08634599" wp14:editId="4DFBBEE8">
+            <wp:extent cx="3897923" cy="2131341"/>
+            <wp:effectExtent l="0" t="0" r="7620" b="2540"/>
+            <wp:docPr id="1621712236" name="Picture 1"/>
+            <wp:cNvGraphicFramePr>
+              <a:graphicFrameLocks xmlns:a="http://schemas.openxmlformats.org/drawingml/2006/main" noChangeAspect="1"/>
+            </wp:cNvGraphicFramePr>
+            <a:graphic xmlns:a="http://schemas.openxmlformats.org/drawingml/2006/main">
+              <a:graphicData uri="http://schemas.openxmlformats.org/drawingml/2006/picture">
+                <pic:pic xmlns:pic="http://schemas.openxmlformats.org/drawingml/2006/picture">
+                  <pic:nvPicPr>
+                    <pic:cNvPr id="1621712236" name=""/>
+                    <pic:cNvPicPr/>
+                  </pic:nvPicPr>
+                  <pic:blipFill>
+                    <a:blip r:embed="rId5"/>
+                    <a:stretch>
+                      <a:fillRect/>
+                    </a:stretch>
+                  </pic:blipFill>
+                  <pic:spPr>
+                    <a:xfrm>
+                      <a:off x="0" y="0"/>
+                      <a:ext cx="3906452" cy="2136005"/>
+                    </a:xfrm>
+                    <a:prstGeom prst="rect">
+                      <a:avLst/>
+                    </a:prstGeom>
+                  </pic:spPr>
+                </pic:pic>
+              </a:graphicData>
+            </a:graphic>
+          </wp:inline>
+        </w:drawing>
+      </w:r>
+    </w:p>
+    <w:p>
+      <w:pPr>
+        <w:pStyle w:val="Caption"/>
+        <w:jc w:val="center"/>
+        <w:rPr>
+          <w:lang w:val="fr-FR"/>
+        </w:rPr>
+      </w:pPr>
+      <w:r>
+        <w:rPr>
+          <w:lang w:val="fr-FR"/>
+        </w:rPr>
+        <w:t xml:space="preserve">Figure </w:t>
+      </w:r>
+      <w:r>
+        <w:fldChar w:fldCharType="begin"/>
+      </w:r>
+      <w:r>
+        <w:rPr>
+          <w:lang w:val="fr-FR"/>
+        </w:rPr>
+        <w:instrText xml:space="preserve"> SEQ Figure \* ARABIC </w:instrText>
+      </w:r>
+      <w:r>
+        <w:fldChar w:fldCharType="separate"/>
+      </w:r>
+      <w:r>
+        <w:rPr>
+          <w:noProof/>
+          <w:lang w:val="fr-FR"/>
+        </w:rPr>
+        <w:t>1</w:t>
+      </w:r>
+      <w:r>
+        <w:fldChar w:fldCharType="end"/>
+      </w:r>
+      <w:r>
+        <w:rPr>
+          <w:lang w:val="fr-FR"/>
+        </w:rPr>
+        <w:t xml:space="preserve"> - Table 2 in (Morris et</w:t>
+      </w:r>
+      <w:r>
+        <w:rPr>
+          <w:lang w:val="fr-FR"/>
+        </w:rPr>
+        <w:t xml:space="preserve"> al., 2017</w:t>
+      </w:r>
+      <w:r>
+        <w:rPr>
+          <w:lang w:val="fr-FR"/>
+        </w:rPr>
+        <w:t>)</w:t>
+      </w:r>
+      <w:r>
+        <w:rPr>
+          <w:lang w:val="fr-FR"/>
+        </w:rPr>
+        <w:t xml:space="preserve">, </w:t>
+      </w:r>
+      <w:proofErr w:type="gramStart"/>
+      <w:r>
+        <w:rPr>
+          <w:lang w:val="fr-FR"/>
+        </w:rPr>
+        <w:t>DOI:</w:t>
+      </w:r>
+      <w:proofErr w:type="gramEnd"/>
+      <w:r>
+        <w:rPr>
+          <w:lang w:val="fr-FR"/>
+        </w:rPr>
+        <w:t xml:space="preserve"> 10.1002/sim.8086</w:t>
+      </w:r>
+    </w:p>
+    <w:p>
+      <w:pPr>
+        <w:keepNext/>
+        <w:jc w:val="center"/>
+      </w:pPr>
+      <w:r>
+        <w:rPr>
+          <w:lang w:val="en-US"/>
+        </w:rPr>
+        <w:lastRenderedPageBreak/>
+        <w:drawing>
+          <wp:inline distT="0" distB="0" distL="0" distR="0" wp14:anchorId="6A5D66E0" wp14:editId="3177EDAB">
+            <wp:extent cx="5819518" cy="4030980"/>
+            <wp:effectExtent l="0" t="0" r="0" b="7620"/>
+            <wp:docPr id="1619559243" name="Picture 1"/>
+            <wp:cNvGraphicFramePr>
+              <a:graphicFrameLocks xmlns:a="http://schemas.openxmlformats.org/drawingml/2006/main" noChangeAspect="1"/>
+            </wp:cNvGraphicFramePr>
+            <a:graphic xmlns:a="http://schemas.openxmlformats.org/drawingml/2006/main">
+              <a:graphicData uri="http://schemas.openxmlformats.org/drawingml/2006/picture">
+                <pic:pic xmlns:pic="http://schemas.openxmlformats.org/drawingml/2006/picture">
+                  <pic:nvPicPr>
+                    <pic:cNvPr id="1619559243" name=""/>
+                    <pic:cNvPicPr/>
+                  </pic:nvPicPr>
+                  <pic:blipFill>
+                    <a:blip r:embed="rId6"/>
+                    <a:stretch>
+                      <a:fillRect/>
+                    </a:stretch>
+                  </pic:blipFill>
+                  <pic:spPr>
+                    <a:xfrm>
+                      <a:off x="0" y="0"/>
+                      <a:ext cx="5847851" cy="4050605"/>
+                    </a:xfrm>
+                    <a:prstGeom prst="rect">
+                      <a:avLst/>
+                    </a:prstGeom>
+                  </pic:spPr>
+                </pic:pic>
+              </a:graphicData>
+            </a:graphic>
+          </wp:inline>
+        </w:drawing>
+      </w:r>
+    </w:p>
+    <w:p>
+      <w:pPr>
+        <w:pStyle w:val="Caption"/>
+        <w:jc w:val="center"/>
+        <w:rPr>
+          <w:lang w:val="en-US"/>
+        </w:rPr>
+      </w:pPr>
+      <w:r>
+        <w:rPr>
+          <w:lang w:val="en-US"/>
+        </w:rPr>
+        <w:t xml:space="preserve">Figure </w:t>
+      </w:r>
+      <w:r>
+        <w:fldChar w:fldCharType="begin"/>
+      </w:r>
+      <w:r>
+        <w:rPr>
+          <w:lang w:val="en-US"/>
+        </w:rPr>
+        <w:instrText xml:space="preserve"> SEQ Figure \* ARABIC </w:instrText>
+      </w:r>
+      <w:r>
+        <w:fldChar w:fldCharType="separate"/>
+      </w:r>
+      <w:r>
+        <w:rPr>
+          <w:noProof/>
+          <w:lang w:val="en-US"/>
+        </w:rPr>
+        <w:t>2</w:t>
+      </w:r>
+      <w:r>
+        <w:fldChar w:fldCharType="end"/>
+      </w:r>
+      <w:r>
+        <w:rPr>
+          <w:lang w:val="en-US"/>
+        </w:rPr>
+        <w:t xml:space="preserve"> - Table 6 in (Morris et al., 2017</w:t>
+      </w:r>
+      <w:r>
+        <w:rPr>
+          <w:lang w:val="en-US"/>
+        </w:rPr>
+        <w:t>)</w:t>
+      </w:r>
+      <w:r>
+        <w:rPr>
+          <w:lang w:val="en-US"/>
+        </w:rPr>
+        <w:t>, DOI: 10.1002/sim.8086</w:t>
+      </w:r>
+    </w:p>
+    <w:p>
+      <w:pPr>
+        <w:rPr>
+          <w:lang w:val="en-US"/>
+        </w:rPr>
+      </w:pPr>
+    </w:p>
+    <w:p>
+      <w:pPr>
+        <w:rPr>
+          <w:lang w:val="en-US"/>
+        </w:rPr>
+      </w:pPr>
+    </w:p>
+    <w:p>
+      <w:pPr>
+        <w:pStyle w:val="Heading1"/>
+      </w:pPr>
+      <w:r>
+        <w:t>Presentation of the simulation results</w:t>
+      </w:r>
+    </w:p>
+    <w:p>
+      <w:pPr>
+        <w:pStyle w:val="Heading2"/>
+        <w:rPr>
+          <w:lang w:val="en-US"/>
+        </w:rPr>
+      </w:pPr>
+      <w:r>
+        <w:rPr>
+          <w:lang w:val="en-US"/>
+        </w:rPr>
+        <w:t>Expected properties of statistical methods</w:t>
+      </w:r>
+    </w:p>
+    <w:p>
+      <w:pPr>
+        <w:pStyle w:val="Heading2"/>
+        <w:rPr>
+          <w:lang w:val="en-US"/>
+        </w:rPr>
+      </w:pPr>
+      <w:r>
+        <w:rPr>
+          <w:lang w:val="en-US"/>
+        </w:rPr>
+        <w:t>Simulation results</w:t>
+      </w:r>
+    </w:p>
+    <w:p>
+      <w:pPr>
+        <w:rPr>
+          <w:lang w:val="en-US"/>
+        </w:rPr>
+      </w:pPr>
+      <w:r>
+        <w:rPr>
+          <w:lang w:val="en-US"/>
+        </w:rPr>
+        <w:t>The number of missing values (</w:t>
+      </w:r>
+      <w:r>
+        <w:rPr>
+          <w:lang w:val="en-US"/>
+        </w:rPr>
+        <w:t xml:space="preserve">for example due to nonconvergence), </w:t>
+      </w:r>
+      <w:r>
+        <w:rPr>
+          <w:lang w:val="en-US"/>
+        </w:rPr>
+        <w:t xml:space="preserve">will be </w:t>
+      </w:r>
+      <w:r>
+        <w:rPr>
+          <w:lang w:val="en-US"/>
+        </w:rPr>
+        <w:t xml:space="preserve">the first </w:t>
+      </w:r>
+      <w:r>
+        <w:rPr>
+          <w:lang w:val="en-US"/>
+        </w:rPr>
+        <w:t xml:space="preserve">assessed </w:t>
+      </w:r>
+      <w:r>
+        <w:rPr>
+          <w:lang w:val="en-US"/>
+        </w:rPr>
+        <w:t>performance measure</w:t>
+      </w:r>
+      <w:r>
+        <w:rPr>
+          <w:lang w:val="en-US"/>
+        </w:rPr>
+        <w:t>. These may happen for several reasons, especially during the computation of statistical methods:</w:t>
+      </w:r>
+    </w:p>
+    <w:p>
+      <w:pPr>
+        <w:rPr>
+          <w:lang w:val="en-US"/>
+        </w:rPr>
+      </w:pPr>
+      <w:r>
+        <w:rPr>
+          <w:lang w:val="en-US"/>
+        </w:rPr>
+        <w:t>The simulation study being itself an experiment, th</w:t>
+      </w:r>
+      <w:r>
+        <w:rPr>
+          <w:lang w:val="en-US"/>
+        </w:rPr>
+        <w:t>ere is an uncertainty due to the finite number of repetitions we run. Therefore</w:t>
+      </w:r>
+      <w:r>
+        <w:rPr>
+          <w:lang w:val="en-US"/>
+        </w:rPr>
+        <w:t>,</w:t>
+      </w:r>
+      <w:r>
+        <w:rPr>
+          <w:lang w:val="en-US"/>
+        </w:rPr>
+        <w:t xml:space="preserve"> the Monte Carlo Standard Error will be reported along every estimates.</w:t>
+      </w:r>
+      <w:r>
+        <w:rPr>
+          <w:lang w:val="en-US"/>
+        </w:rPr>
+        <w:t xml:space="preserve"> Estimates will be reported with the maximum accuracy allowed by the Monte Carlo SE</w:t>
+      </w:r>
+      <w:r>
+        <w:rPr>
+          <w:lang w:val="en-US"/>
+        </w:rPr>
+        <w:t xml:space="preserve"> (</w:t>
+      </w:r>
+      <w:r>
+        <w:rPr>
+          <w:i/>
+          <w:iCs/>
+          <w:lang w:val="en-US"/>
+        </w:rPr>
+        <w:t>i.e.</w:t>
+      </w:r>
+      <w:r>
+        <w:rPr>
+          <w:lang w:val="en-US"/>
+        </w:rPr>
+        <w:t xml:space="preserve"> as many decimal points as the first non-zero digit in the Monte Carlo SE)</w:t>
+      </w:r>
+    </w:p>
+    <w:p>
+      <w:pPr>
+        <w:rPr>
+          <w:lang w:val="en-US"/>
+        </w:rPr>
+      </w:pPr>
+    </w:p>
+    <w:p>
+      <w:pPr>
+        <w:rPr>
+          <w:lang w:val="en-US"/>
+        </w:rPr>
+      </w:pPr>
+      <w:r>
+        <w:rPr>
+          <w:lang w:val="en-US"/>
+        </w:rPr>
+        <w:lastRenderedPageBreak/>
+        <w:t>The “edges” plan has an important impact on the way we can report the results. For the main factors, a quantitative and qualitative summary will be done (Ex: when noise level on score increases, the RMSE is higher: XX for segmented and YY for lmbreak). Considering interactions, the sole quantitative summary will be preferred (Ex: since RMSE increases with lower plateau and higher noise on score, we can expect that the 2 factors varying in this direction at the same time will result in an even higher RMSE).</w:t>
+      </w:r>
+      <w:r>
+        <w:rPr>
+          <w:lang w:val="en-US"/>
+        </w:rPr>
+        <w:t xml:space="preserve"> </w:t>
+      </w:r>
+      <w:r>
+        <w:rPr>
+          <w:lang w:val="en-US"/>
+        </w:rPr>
+        <w:t>~</w:t>
+      </w:r>
+      <w:r>
+        <w:rPr>
+          <w:highlight w:val="yellow"/>
+          <w:lang w:val="en-US"/>
+        </w:rPr>
+        <w:t>Second order interactions will be checked on a smaller range of values to assess the accordance of qualitative and quantitative conclusions.</w:t>
+      </w:r>
+      <w:r>
+        <w:rPr>
+          <w:lang w:val="en-US"/>
+        </w:rPr>
+        <w:t xml:space="preserve"> ~</w:t>
+      </w:r>
+    </w:p>
+    <w:p>
+      <w:pPr>
+        <w:rPr>
+          <w:lang w:val="en-US"/>
+        </w:rPr>
+      </w:pPr>
+    </w:p>
+    <w:p>
+      <w:pPr>
+        <w:rPr>
+          <w:lang w:val="en-US"/>
+        </w:rPr>
+      </w:pPr>
+      <w:r>
+        <w:rPr>
+          <w:lang w:val="en-US"/>
+        </w:rPr>
+        <w:t xml:space="preserve">Additionally, breakpoints 95% CI overlapping one of the ends of the time domain will be also </w:t>
+      </w:r>
+      <w:r>
+        <w:rPr>
+          <w:highlight w:val="yellow"/>
+          <w:lang w:val="en-US"/>
+        </w:rPr>
+        <w:t>~</w:t>
+      </w:r>
+      <w:r>
+        <w:rPr>
+          <w:highlight w:val="yellow"/>
+          <w:lang w:val="en-US"/>
+        </w:rPr>
+        <w:t>examined closely</w:t>
+      </w:r>
+      <w:r>
+        <w:rPr>
+          <w:highlight w:val="yellow"/>
+          <w:lang w:val="en-US"/>
+        </w:rPr>
+        <w:t>~</w:t>
+      </w:r>
+      <w:r>
+        <w:rPr>
+          <w:lang w:val="en-US"/>
+        </w:rPr>
+        <w:t>. In that case, one might consider not having a breakpoint and modelling the relationship between the SDI and time as a regular linear model.</w:t>
       </w:r>
     </w:p>
     <w:sectPr>
@@ -1423,6 +3259,96 @@
 <file path=word/numbering.xml><?xml version="1.0" encoding="utf-8"?>
 <w:numbering xmlns:wpc="http://schemas.microsoft.com/office/word/2010/wordprocessingCanvas" xmlns:cx="http://schemas.microsoft.com/office/drawing/2014/chartex" xmlns:cx1="http://schemas.microsoft.com/office/drawing/2015/9/8/chartex" xmlns:cx2="http://schemas.microsoft.com/office/drawing/2015/10/21/chartex" xmlns:cx3="http://schemas.microsoft.com/office/drawing/2016/5/9/chartex" xmlns:cx4="http://schemas.microsoft.com/office/drawing/2016/5/10/chartex" xmlns:cx5="http://schemas.microsoft.com/office/drawing/2016/5/11/chartex" xmlns:cx6="http://schemas.microsoft.com/office/drawing/2016/5/12/chartex" xmlns:cx7="http://schemas.microsoft.com/office/drawing/2016/5/13/chartex" xmlns:cx8="http://schemas.microsoft.com/office/drawing/2016/5/14/chartex" xmlns:mc="http://schemas.openxmlformats.org/markup-compatibility/2006" xmlns:aink="http://schemas.microsoft.com/office/drawing/2016/ink" xmlns:am3d="http://schemas.microsoft.com/office/drawing/2017/model3d" xmlns:o="urn:schemas-microsoft-com:office:office" xmlns:oel="http://schemas.microsoft.com/office/2019/extlst" xmlns:r="http://schemas.openxmlformats.org/officeDocument/2006/relationships" xmlns:m="http://schemas.openxmlformats.org/officeDocument/2006/math" xmlns:v="urn:schemas-microsoft-com:vml" xmlns:wp14="http://schemas.microsoft.com/office/word/2010/wordprocessingDrawing" xmlns:wp="http://schemas.openxmlformats.org/drawingml/2006/wordprocessingDrawing" xmlns:w10="urn:schemas-microsoft-com:office:word" xmlns:w="http://schemas.openxmlformats.org/wordprocessingml/2006/main" xmlns:w14="http://schemas.microsoft.com/office/word/2010/wordml" xmlns:w15="http://schemas.microsoft.com/office/word/2012/wordml" xmlns:w16cex="http://schemas.microsoft.com/office/word/2018/wordml/cex" xmlns:w16cid="http://schemas.microsoft.com/office/word/2016/wordml/cid" xmlns:w16="http://schemas.microsoft.com/office/word/2018/wordml" xmlns:w16du="http://schemas.microsoft.com/office/word/2023/wordml/word16du" xmlns:w16sdtdh="http://schemas.microsoft.com/office/word/2020/wordml/sdtdatahash" xmlns:w16sdtfl="http://schemas.microsoft.com/office/word/2024/wordml/sdtformatlock" xmlns:w16se="http://schemas.microsoft.com/office/word/2015/wordml/symex" xmlns:wpg="http://schemas.microsoft.com/office/word/2010/wordprocessingGroup" xmlns:wpi="http://schemas.microsoft.com/office/word/2010/wordprocessingInk" xmlns:wne="http://schemas.microsoft.com/office/word/2006/wordml" xmlns:wps="http://schemas.microsoft.com/office/word/2010/wordprocessingShape" mc:Ignorable="w14 w15 w16se w16cid w16 w16cex w16sdtdh w16sdtfl w16du wp14">
   <w:abstractNum w:abstractNumId="0" w15:restartNumberingAfterBreak="0">
+    <w:nsid w:val="08D46589"/>
+    <w:multiLevelType w:val="hybridMultilevel"/>
+    <w:tmpl w:val="C19C049C"/>
+    <w:lvl w:ilvl="0" w:tplc="54CED824">
+      <w:start w:val="1"/>
+      <w:numFmt w:val="decimal"/>
+      <w:pStyle w:val="Heading1"/>
+      <w:lvlText w:val="%1."/>
+      <w:lvlJc w:val="left"/>
+      <w:pPr>
+        <w:ind w:left="6740" w:hanging="360"/>
+      </w:pPr>
+      <w:rPr>
+        <w:rFonts w:hint="default"/>
+      </w:rPr>
+    </w:lvl>
+    <w:lvl w:ilvl="1" w:tplc="04060019" w:tentative="1">
+      <w:start w:val="1"/>
+      <w:numFmt w:val="lowerLetter"/>
+      <w:lvlText w:val="%2."/>
+      <w:lvlJc w:val="left"/>
+      <w:pPr>
+        <w:ind w:left="1440" w:hanging="360"/>
+      </w:pPr>
+    </w:lvl>
+    <w:lvl w:ilvl="2" w:tplc="0406001B" w:tentative="1">
+      <w:start w:val="1"/>
+      <w:numFmt w:val="lowerRoman"/>
+      <w:lvlText w:val="%3."/>
+      <w:lvlJc w:val="right"/>
+      <w:pPr>
+        <w:ind w:left="2160" w:hanging="180"/>
+      </w:pPr>
+    </w:lvl>
+    <w:lvl w:ilvl="3" w:tplc="0406000F" w:tentative="1">
+      <w:start w:val="1"/>
+      <w:numFmt w:val="decimal"/>
+      <w:lvlText w:val="%4."/>
+      <w:lvlJc w:val="left"/>
+      <w:pPr>
+        <w:ind w:left="2880" w:hanging="360"/>
+      </w:pPr>
+    </w:lvl>
+    <w:lvl w:ilvl="4" w:tplc="04060019" w:tentative="1">
+      <w:start w:val="1"/>
+      <w:numFmt w:val="lowerLetter"/>
+      <w:lvlText w:val="%5."/>
+      <w:lvlJc w:val="left"/>
+      <w:pPr>
+        <w:ind w:left="3600" w:hanging="360"/>
+      </w:pPr>
+    </w:lvl>
+    <w:lvl w:ilvl="5" w:tplc="0406001B" w:tentative="1">
+      <w:start w:val="1"/>
+      <w:numFmt w:val="lowerRoman"/>
+      <w:lvlText w:val="%6."/>
+      <w:lvlJc w:val="right"/>
+      <w:pPr>
+        <w:ind w:left="4320" w:hanging="180"/>
+      </w:pPr>
+    </w:lvl>
+    <w:lvl w:ilvl="6" w:tplc="0406000F" w:tentative="1">
+      <w:start w:val="1"/>
+      <w:numFmt w:val="decimal"/>
+      <w:lvlText w:val="%7."/>
+      <w:lvlJc w:val="left"/>
+      <w:pPr>
+        <w:ind w:left="5040" w:hanging="360"/>
+      </w:pPr>
+    </w:lvl>
+    <w:lvl w:ilvl="7" w:tplc="04060019" w:tentative="1">
+      <w:start w:val="1"/>
+      <w:numFmt w:val="lowerLetter"/>
+      <w:lvlText w:val="%8."/>
+      <w:lvlJc w:val="left"/>
+      <w:pPr>
+        <w:ind w:left="5760" w:hanging="360"/>
+      </w:pPr>
+    </w:lvl>
+    <w:lvl w:ilvl="8" w:tplc="0406001B" w:tentative="1">
+      <w:start w:val="1"/>
+      <w:numFmt w:val="lowerRoman"/>
+      <w:lvlText w:val="%9."/>
+      <w:lvlJc w:val="right"/>
+      <w:pPr>
+        <w:ind w:left="6480" w:hanging="180"/>
+      </w:pPr>
+    </w:lvl>
+  </w:abstractNum>
+  <w:abstractNum w:abstractNumId="1" w15:restartNumberingAfterBreak="0">
     <w:nsid w:val="12365AE2"/>
     <w:multiLevelType w:val="hybridMultilevel"/>
     <w:tmpl w:val="DF0A08DE"/>
@@ -1534,7 +3460,7 @@
       </w:rPr>
     </w:lvl>
   </w:abstractNum>
-  <w:abstractNum w:abstractNumId="1" w15:restartNumberingAfterBreak="0">
+  <w:abstractNum w:abstractNumId="2" w15:restartNumberingAfterBreak="0">
     <w:nsid w:val="203C64BD"/>
     <w:multiLevelType w:val="hybridMultilevel"/>
     <w:tmpl w:val="B762B2BE"/>
@@ -1646,7 +3572,7 @@
       </w:rPr>
     </w:lvl>
   </w:abstractNum>
-  <w:abstractNum w:abstractNumId="2" w15:restartNumberingAfterBreak="0">
+  <w:abstractNum w:abstractNumId="3" w15:restartNumberingAfterBreak="0">
     <w:nsid w:val="257002AB"/>
     <w:multiLevelType w:val="hybridMultilevel"/>
     <w:tmpl w:val="483807BA"/>
@@ -1758,7 +3684,7 @@
       </w:rPr>
     </w:lvl>
   </w:abstractNum>
-  <w:abstractNum w:abstractNumId="3" w15:restartNumberingAfterBreak="0">
+  <w:abstractNum w:abstractNumId="4" w15:restartNumberingAfterBreak="0">
     <w:nsid w:val="7BCF1658"/>
     <w:multiLevelType w:val="hybridMultilevel"/>
     <w:tmpl w:val="E640DA4C"/>
@@ -1871,16 +3797,34 @@
     </w:lvl>
   </w:abstractNum>
   <w:num w:numId="1" w16cid:durableId="1915894769">
+    <w:abstractNumId w:val="4"/>
+  </w:num>
+  <w:num w:numId="2" w16cid:durableId="1250384470">
+    <w:abstractNumId w:val="2"/>
+  </w:num>
+  <w:num w:numId="3" w16cid:durableId="1985815525">
     <w:abstractNumId w:val="3"/>
   </w:num>
-  <w:num w:numId="2" w16cid:durableId="1250384470">
+  <w:num w:numId="4" w16cid:durableId="1247880542">
     <w:abstractNumId w:val="1"/>
   </w:num>
-  <w:num w:numId="3" w16cid:durableId="1985815525">
+  <w:num w:numId="5" w16cid:durableId="1203249658">
     <w:abstractNumId w:val="2"/>
   </w:num>
-  <w:num w:numId="4" w16cid:durableId="1247880542">
+  <w:num w:numId="6" w16cid:durableId="85662403">
     <w:abstractNumId w:val="0"/>
+  </w:num>
+  <w:num w:numId="7" w16cid:durableId="1541747811">
+    <w:abstractNumId w:val="3"/>
+    <w:lvlOverride w:ilvl="0"/>
+    <w:lvlOverride w:ilvl="1"/>
+    <w:lvlOverride w:ilvl="2"/>
+    <w:lvlOverride w:ilvl="3"/>
+    <w:lvlOverride w:ilvl="4"/>
+    <w:lvlOverride w:ilvl="5"/>
+    <w:lvlOverride w:ilvl="6"/>
+    <w:lvlOverride w:ilvl="7"/>
+    <w:lvlOverride w:ilvl="8"/>
   </w:num>
 </w:numbering>
 </file>
@@ -2285,6 +4229,7 @@
   <w:style w:type="paragraph" w:default="1" w:styleId="Normal">
     <w:name w:val="Normal"/>
     <w:qFormat/>
+    <w:rsid w:val="004C77F9"/>
   </w:style>
   <w:style w:type="paragraph" w:styleId="Heading1">
     <w:name w:val="heading 1"/>
@@ -2293,11 +4238,15 @@
     <w:link w:val="Heading1Char"/>
     <w:uiPriority w:val="9"/>
     <w:qFormat/>
-    <w:rsid w:val="00F3342F"/>
+    <w:rsid w:val="00BD57C9"/>
     <w:pPr>
       <w:keepNext/>
       <w:keepLines/>
+      <w:numPr>
+        <w:numId w:val="6"/>
+      </w:numPr>
       <w:spacing w:before="360" w:after="80"/>
+      <w:ind w:left="426"/>
       <w:outlineLvl w:val="0"/>
     </w:pPr>
     <w:rPr>
@@ -2305,6 +4254,7 @@
       <w:color w:val="2F5496" w:themeColor="accent1" w:themeShade="BF"/>
       <w:sz w:val="40"/>
       <w:szCs w:val="40"/>
+      <w:lang w:val="en-US"/>
     </w:rPr>
   </w:style>
   <w:style w:type="paragraph" w:styleId="Heading2">
@@ -2313,7 +4263,6 @@
     <w:next w:val="Normal"/>
     <w:link w:val="Heading2Char"/>
     <w:uiPriority w:val="9"/>
-    <w:semiHidden/>
     <w:unhideWhenUsed/>
     <w:qFormat/>
     <w:rsid w:val="00F3342F"/>
@@ -2488,7 +4437,6 @@
   <w:style w:type="character" w:default="1" w:styleId="DefaultParagraphFont">
     <w:name w:val="Default Paragraph Font"/>
     <w:uiPriority w:val="1"/>
-    <w:semiHidden/>
     <w:unhideWhenUsed/>
   </w:style>
   <w:style w:type="table" w:default="1" w:styleId="TableNormal">
@@ -2517,12 +4465,13 @@
     <w:basedOn w:val="DefaultParagraphFont"/>
     <w:link w:val="Heading1"/>
     <w:uiPriority w:val="9"/>
-    <w:rsid w:val="00F3342F"/>
+    <w:rsid w:val="00BD57C9"/>
     <w:rPr>
       <w:rFonts w:asciiTheme="majorHAnsi" w:eastAsiaTheme="majorEastAsia" w:hAnsiTheme="majorHAnsi" w:cstheme="majorBidi"/>
       <w:color w:val="2F5496" w:themeColor="accent1" w:themeShade="BF"/>
       <w:sz w:val="40"/>
       <w:szCs w:val="40"/>
+      <w:lang w:val="en-US"/>
     </w:rPr>
   </w:style>
   <w:style w:type="character" w:customStyle="1" w:styleId="Heading2Char">
@@ -2530,7 +4479,6 @@
     <w:basedOn w:val="DefaultParagraphFont"/>
     <w:link w:val="Heading2"/>
     <w:uiPriority w:val="9"/>
-    <w:semiHidden/>
     <w:rsid w:val="00F3342F"/>
     <w:rPr>
       <w:rFonts w:asciiTheme="majorHAnsi" w:eastAsiaTheme="majorEastAsia" w:hAnsiTheme="majorHAnsi" w:cstheme="majorBidi"/>
@@ -2638,10 +4586,11 @@
     <w:link w:val="TitleChar"/>
     <w:uiPriority w:val="10"/>
     <w:qFormat/>
-    <w:rsid w:val="00F3342F"/>
+    <w:rsid w:val="00BD57C9"/>
     <w:pPr>
       <w:spacing w:after="80" w:line="240" w:lineRule="auto"/>
       <w:contextualSpacing/>
+      <w:jc w:val="center"/>
     </w:pPr>
     <w:rPr>
       <w:rFonts w:asciiTheme="majorHAnsi" w:eastAsiaTheme="majorEastAsia" w:hAnsiTheme="majorHAnsi" w:cstheme="majorBidi"/>
@@ -2649,6 +4598,7 @@
       <w:kern w:val="28"/>
       <w:sz w:val="56"/>
       <w:szCs w:val="56"/>
+      <w:lang w:val="en-US"/>
     </w:rPr>
   </w:style>
   <w:style w:type="character" w:customStyle="1" w:styleId="TitleChar">
@@ -2656,13 +4606,14 @@
     <w:basedOn w:val="DefaultParagraphFont"/>
     <w:link w:val="Title"/>
     <w:uiPriority w:val="10"/>
-    <w:rsid w:val="00F3342F"/>
+    <w:rsid w:val="00BD57C9"/>
     <w:rPr>
       <w:rFonts w:asciiTheme="majorHAnsi" w:eastAsiaTheme="majorEastAsia" w:hAnsiTheme="majorHAnsi" w:cstheme="majorBidi"/>
       <w:spacing w:val="-10"/>
       <w:kern w:val="28"/>
       <w:sz w:val="56"/>
       <w:szCs w:val="56"/>
+      <w:lang w:val="en-US"/>
     </w:rPr>
   </w:style>
   <w:style w:type="paragraph" w:styleId="Subtitle">
@@ -2845,6 +4796,44 @@
     <w:rPr>
       <w:color w:val="954F72" w:themeColor="followedHyperlink"/>
       <w:u w:val="single"/>
+    </w:rPr>
+  </w:style>
+  <w:style w:type="table" w:styleId="TableGrid">
+    <w:name w:val="Table Grid"/>
+    <w:basedOn w:val="TableNormal"/>
+    <w:uiPriority w:val="39"/>
+    <w:rsid w:val="00BA2C06"/>
+    <w:pPr>
+      <w:spacing w:after="0" w:line="240" w:lineRule="auto"/>
+    </w:pPr>
+    <w:tblPr>
+      <w:tblBorders>
+        <w:top w:val="single" w:sz="4" w:space="0" w:color="auto"/>
+        <w:left w:val="single" w:sz="4" w:space="0" w:color="auto"/>
+        <w:bottom w:val="single" w:sz="4" w:space="0" w:color="auto"/>
+        <w:right w:val="single" w:sz="4" w:space="0" w:color="auto"/>
+        <w:insideH w:val="single" w:sz="4" w:space="0" w:color="auto"/>
+        <w:insideV w:val="single" w:sz="4" w:space="0" w:color="auto"/>
+      </w:tblBorders>
+    </w:tblPr>
+  </w:style>
+  <w:style w:type="paragraph" w:styleId="Caption">
+    <w:name w:val="caption"/>
+    <w:basedOn w:val="Normal"/>
+    <w:next w:val="Normal"/>
+    <w:uiPriority w:val="35"/>
+    <w:unhideWhenUsed/>
+    <w:qFormat/>
+    <w:rsid w:val="00F91EF7"/>
+    <w:pPr>
+      <w:spacing w:after="200" w:line="240" w:lineRule="auto"/>
+    </w:pPr>
+    <w:rPr>
+      <w:i/>
+      <w:iCs/>
+      <w:color w:val="44546A" w:themeColor="text2"/>
+      <w:sz w:val="18"/>
+      <w:szCs w:val="18"/>
     </w:rPr>
   </w:style>
 </w:styles>

--- a/inst/simStudyProtocol.docx
+++ b/inst/simStudyProtocol.docx
@@ -88,13 +88,7 @@
         <w:rPr>
           <w:lang w:val="en-US"/>
         </w:rPr>
-        <w:t xml:space="preserve"> et al., 2021)</w:t>
-      </w:r>
-      <w:r>
-        <w:rPr>
-          <w:lang w:val="en-US"/>
-        </w:rPr>
-        <w:t xml:space="preserve">. The Subjective Drug Intensity (SDI) is a Patient Reported Outcome (PRO) used after psilocybin intake to assess the intensity of patients’ feeling during the experiment. It is a bounded integer scale from 0 to 10. Typically, the experiment goes through 3 distinct phases: onset of psychoactive effects, peak plateau, return to normal state of consciousness (“101” pattern / trapezoid). The study </w:t>
+        <w:t xml:space="preserve"> et al., 2021). The Subjective Drug Intensity (SDI) is a Patient Reported Outcome (PRO) used after psilocybin intake to assess the intensity of patients’ feeling during the experiment. It is a bounded integer scale from 0 to 10. Typically, the experiment goes through 3 distinct phases: onset of psychoactive effects, peak plateau, return to normal state of consciousness (“101” pattern / trapezoid). The study </w:t>
       </w:r>
       <w:proofErr w:type="gramStart"/>
       <w:r>
@@ -186,13 +180,7 @@
         <w:rPr>
           <w:lang w:val="en-US"/>
         </w:rPr>
-        <w:t xml:space="preserve">Linear </w:t>
-      </w:r>
-      <w:r>
-        <w:rPr>
-          <w:lang w:val="en-US"/>
-        </w:rPr>
-        <w:t xml:space="preserve">mixed model with a single estimated breakpoint </w:t>
+        <w:t xml:space="preserve">Linear mixed model with a single estimated breakpoint </w:t>
       </w:r>
       <w:r>
         <w:rPr>
@@ -228,31 +216,7 @@
         <w:rPr>
           <w:lang w:val="en-US"/>
         </w:rPr>
-        <w:t>Linear model with breakpoint estimation (</w:t>
-      </w:r>
-      <w:r>
-        <w:rPr>
-          <w:lang w:val="en-US"/>
-        </w:rPr>
-        <w:t>`segmented` R package, function `</w:t>
-      </w:r>
-      <w:r>
-        <w:rPr>
-          <w:lang w:val="en-US"/>
-        </w:rPr>
-        <w:t>segreg</w:t>
-      </w:r>
-      <w:r>
-        <w:rPr>
-          <w:lang w:val="en-US"/>
-        </w:rPr>
-        <w:t>`</w:t>
-      </w:r>
-      <w:r>
-        <w:rPr>
-          <w:lang w:val="en-US"/>
-        </w:rPr>
-        <w:t>)</w:t>
+        <w:t>Linear model with breakpoint estimation (`segmented` R package, function `segreg`)</w:t>
       </w:r>
       <w:r>
         <w:rPr>
@@ -276,19 +240,7 @@
         <w:rPr>
           <w:lang w:val="en-US"/>
         </w:rPr>
-        <w:t>Linear model with breakpoint estimation (`</w:t>
-      </w:r>
-      <w:r>
-        <w:rPr>
-          <w:lang w:val="en-US"/>
-        </w:rPr>
-        <w:t>lmbreak</w:t>
-      </w:r>
-      <w:r>
-        <w:rPr>
-          <w:lang w:val="en-US"/>
-        </w:rPr>
-        <w:t>` R package, function `</w:t>
+        <w:t>Linear model with breakpoint estimation (`lmbreak` R package, function `</w:t>
       </w:r>
       <w:proofErr w:type="spellStart"/>
       <w:r>
@@ -415,19 +367,7 @@
         <w:rPr>
           <w:lang w:val="en-US"/>
         </w:rPr>
-        <w:t>`</w:t>
-      </w:r>
-      <w:r>
-        <w:rPr>
-          <w:lang w:val="en-US"/>
-        </w:rPr>
-        <w:t>segreg</w:t>
-      </w:r>
-      <w:r>
-        <w:rPr>
-          <w:lang w:val="en-US"/>
-        </w:rPr>
-        <w:t>`</w:t>
+        <w:t>`segreg`</w:t>
       </w:r>
       <w:r>
         <w:rPr>
@@ -607,21 +547,7 @@
           <w:u w:val="single"/>
           <w:lang w:val="en-US"/>
         </w:rPr>
-        <w:t>Good for `segreg` but not for `</w:t>
-      </w:r>
-      <w:r>
-        <w:rPr>
-          <w:u w:val="single"/>
-          <w:lang w:val="en-US"/>
-        </w:rPr>
-        <w:t>segmented.lme</w:t>
-      </w:r>
-      <w:r>
-        <w:rPr>
-          <w:u w:val="single"/>
-          <w:lang w:val="en-US"/>
-        </w:rPr>
-        <w:t>`:</w:t>
+        <w:t>Good for `segreg` but not for `segmented.lme`:</w:t>
       </w:r>
       <w:r>
         <w:rPr>
@@ -671,42 +597,7 @@
           <w:u w:val="single"/>
           <w:lang w:val="en-US"/>
         </w:rPr>
-        <w:t xml:space="preserve">Good for </w:t>
-      </w:r>
-      <w:r>
-        <w:rPr>
-          <w:u w:val="single"/>
-          <w:lang w:val="en-US"/>
-        </w:rPr>
-        <w:t>`</w:t>
-      </w:r>
-      <w:r>
-        <w:rPr>
-          <w:u w:val="single"/>
-          <w:lang w:val="en-US"/>
-        </w:rPr>
-        <w:t>segmented.lme</w:t>
-      </w:r>
-      <w:r>
-        <w:rPr>
-          <w:u w:val="single"/>
-          <w:lang w:val="en-US"/>
-        </w:rPr>
-        <w:t>`</w:t>
-      </w:r>
-      <w:r>
-        <w:rPr>
-          <w:u w:val="single"/>
-          <w:lang w:val="en-US"/>
-        </w:rPr>
-        <w:t xml:space="preserve"> but not for </w:t>
-      </w:r>
-      <w:r>
-        <w:rPr>
-          <w:u w:val="single"/>
-          <w:lang w:val="en-US"/>
-        </w:rPr>
-        <w:t>`segreg`:</w:t>
+        <w:t>Good for `segmented.lme` but not for `segreg`:</w:t>
       </w:r>
       <w:r>
         <w:rPr>
@@ -833,13 +724,7 @@
         <w:rPr>
           <w:lang w:val="en-US"/>
         </w:rPr>
-        <w:t>, whilst most of them</w:t>
-      </w:r>
-      <w:r>
-        <w:rPr>
-          <w:lang w:val="en-US"/>
-        </w:rPr>
-        <w:t xml:space="preserve"> have </w:t>
+        <w:t xml:space="preserve">, whilst most of them have </w:t>
       </w:r>
       <w:r>
         <w:rPr>
@@ -1109,10 +994,7 @@
               <w:jc w:val="center"/>
             </w:pPr>
             <w:r>
-              <w:t xml:space="preserve">Break 0: fixed at </w:t>
-            </w:r>
-            <w:r>
-              <w:t>(t</w:t>
+              <w:t>Break 0: fixed at (t</w:t>
             </w:r>
             <w:r>
               <w:t xml:space="preserve"> </w:t>
@@ -1155,16 +1037,7 @@
               <w:jc w:val="center"/>
             </w:pPr>
             <w:r>
-              <w:t xml:space="preserve">Break </w:t>
-            </w:r>
-            <w:r>
-              <w:t>2 – break 1</w:t>
-            </w:r>
-            <w:r>
-              <w:t xml:space="preserve">: (t = </w:t>
-            </w:r>
-            <w:r>
-              <w:t xml:space="preserve">32, </w:t>
+              <w:t xml:space="preserve">Break 2 – break 1: (t = 32, </w:t>
             </w:r>
             <w:r>
               <w:rPr>
@@ -1201,19 +1074,7 @@
               <w:rPr>
                 <w:lang w:val="en-US"/>
               </w:rPr>
-              <w:t>Breakpoints distribution (</w:t>
-            </w:r>
-            <w:r>
-              <w:rPr>
-                <w:lang w:val="en-US"/>
-              </w:rPr>
-              <w:t>standard deviation</w:t>
-            </w:r>
-            <w:r>
-              <w:rPr>
-                <w:lang w:val="en-US"/>
-              </w:rPr>
-              <w:t>)</w:t>
+              <w:t>Breakpoints distribution (standard deviation)</w:t>
             </w:r>
           </w:p>
         </w:tc>
@@ -1516,6 +1377,12 @@
               </w:rPr>
               <w:t>, 2?</w:t>
             </w:r>
+            <w:r>
+              <w:rPr>
+                <w:lang w:val="en-US"/>
+              </w:rPr>
+              <w:t xml:space="preserve"> Could be interesting?</w:t>
+            </w:r>
           </w:p>
           <w:p>
             <w:pPr>
@@ -1557,6 +1424,12 @@
                 <w:lang w:val="en-US"/>
               </w:rPr>
               <w:t>5?</w:t>
+            </w:r>
+            <w:r>
+              <w:rPr>
+                <w:lang w:val="en-US"/>
+              </w:rPr>
+              <w:t xml:space="preserve"> not too big of a deal, not too relevant neither</w:t>
             </w:r>
           </w:p>
         </w:tc>
@@ -1716,7 +1589,21 @@
               <w:rPr>
                 <w:lang w:val="en-US"/>
               </w:rPr>
-              <w:t>500</w:t>
+              <w:t>475</w:t>
+            </w:r>
+          </w:p>
+          <w:p>
+            <w:pPr>
+              <w:jc w:val="center"/>
+              <w:rPr>
+                <w:lang w:val="en-US"/>
+              </w:rPr>
+            </w:pPr>
+            <w:r>
+              <w:rPr>
+                <w:lang w:val="en-US"/>
+              </w:rPr>
+              <w:t>Assuring a 1% Monte Carlo SE on coverage probability estimates</w:t>
             </w:r>
           </w:p>
         </w:tc>
@@ -1893,6 +1780,7 @@
           </w:p>
           <w:p>
             <w:pPr>
+              <w:keepNext/>
               <w:jc w:val="center"/>
               <w:rPr>
                 <w:lang w:val="en-US"/>
@@ -1922,6 +1810,49 @@
     </w:tbl>
     <w:p>
       <w:pPr>
+        <w:pStyle w:val="Caption"/>
+        <w:jc w:val="center"/>
+        <w:rPr>
+          <w:lang w:val="en-US"/>
+        </w:rPr>
+      </w:pPr>
+      <w:r>
+        <w:rPr>
+          <w:lang w:val="en-US"/>
+        </w:rPr>
+        <w:t xml:space="preserve">Table </w:t>
+      </w:r>
+      <w:r>
+        <w:fldChar w:fldCharType="begin"/>
+      </w:r>
+      <w:r>
+        <w:rPr>
+          <w:lang w:val="en-US"/>
+        </w:rPr>
+        <w:instrText xml:space="preserve"> SEQ Table \* ARABIC </w:instrText>
+      </w:r>
+      <w:r>
+        <w:fldChar w:fldCharType="separate"/>
+      </w:r>
+      <w:r>
+        <w:rPr>
+          <w:noProof/>
+          <w:lang w:val="en-US"/>
+        </w:rPr>
+        <w:t>1</w:t>
+      </w:r>
+      <w:r>
+        <w:fldChar w:fldCharType="end"/>
+      </w:r>
+      <w:r>
+        <w:rPr>
+          <w:lang w:val="en-US"/>
+        </w:rPr>
+        <w:t xml:space="preserve"> - Simulation plan. Bold values are the reference used if another factor is varying</w:t>
+      </w:r>
+    </w:p>
+    <w:p>
+      <w:pPr>
         <w:pStyle w:val="Heading2"/>
         <w:rPr>
           <w:lang w:val="en-US"/>
@@ -1951,6 +1882,34 @@
           <w:lang w:val="en-US"/>
         </w:rPr>
         <w:t>the simulation only on the “edges” of the fully expanded grid. That is to say, we will only vary one factor at a time, keeping all of the others fixed.</w:t>
+      </w:r>
+    </w:p>
+    <w:p>
+      <w:pPr>
+        <w:rPr>
+          <w:lang w:val="en-US"/>
+        </w:rPr>
+      </w:pPr>
+      <w:r>
+        <w:rPr>
+          <w:lang w:val="en-US"/>
+        </w:rPr>
+        <w:t xml:space="preserve">This choice has an impact on the way we can report the results, which is further explained in the </w:t>
+      </w:r>
+      <w:hyperlink w:anchor="_Simulation_results" w:history="1">
+        <w:r>
+          <w:rPr>
+            <w:rStyle w:val="Hyperlink"/>
+            <w:lang w:val="en-US"/>
+          </w:rPr>
+          <w:t>last Section</w:t>
+        </w:r>
+      </w:hyperlink>
+      <w:r>
+        <w:rPr>
+          <w:lang w:val="en-US"/>
+        </w:rPr>
+        <w:t xml:space="preserve"> of this document.</w:t>
       </w:r>
     </w:p>
     <w:p>
@@ -1996,12 +1955,26 @@
         </w:rPr>
         <w:t xml:space="preserve"> estimation will be caught and reported using </w:t>
       </w:r>
+      <w:proofErr w:type="spellStart"/>
       <w:proofErr w:type="gramStart"/>
       <w:r>
         <w:rPr>
           <w:lang w:val="en-US"/>
         </w:rPr>
-        <w:t>try(</w:t>
+        <w:t>try</w:t>
+      </w:r>
+      <w:r>
+        <w:rPr>
+          <w:lang w:val="en-US"/>
+        </w:rPr>
+        <w:t>Catch</w:t>
+      </w:r>
+      <w:proofErr w:type="spellEnd"/>
+      <w:r>
+        <w:rPr>
+          <w:lang w:val="en-US"/>
+        </w:rPr>
+        <w:t>(</w:t>
       </w:r>
       <w:proofErr w:type="gramEnd"/>
       <w:r>
@@ -2014,7 +1987,19 @@
         <w:rPr>
           <w:lang w:val="en-US"/>
         </w:rPr>
-        <w:t xml:space="preserve"> They can later be explored thanks to seed management. </w:t>
+        <w:t xml:space="preserve"> They can be explored </w:t>
+      </w:r>
+      <w:r>
+        <w:rPr>
+          <w:lang w:val="en-US"/>
+        </w:rPr>
+        <w:t xml:space="preserve">later </w:t>
+      </w:r>
+      <w:r>
+        <w:rPr>
+          <w:lang w:val="en-US"/>
+        </w:rPr>
+        <w:t xml:space="preserve">thanks to seed management. </w:t>
       </w:r>
     </w:p>
     <w:p>
@@ -2145,7 +2130,14 @@
         <w:rPr>
           <w:lang w:val="en-US"/>
         </w:rPr>
-        <w:t xml:space="preserve"> seed will be set at every iteration before generating the dataset, and stored at the end of each iteration. </w:t>
+        <w:t xml:space="preserve"> seed will be set at every </w:t>
+      </w:r>
+      <w:r>
+        <w:rPr>
+          <w:lang w:val="en-US"/>
+        </w:rPr>
+        <w:lastRenderedPageBreak/>
+        <w:t xml:space="preserve">iteration before generating the dataset, and stored at the end of each iteration. </w:t>
       </w:r>
       <w:r>
         <w:rPr>
@@ -2306,7 +2298,6 @@
         <w:rPr>
           <w:lang w:val="en-US"/>
         </w:rPr>
-        <w:lastRenderedPageBreak/>
         <w:t xml:space="preserve">allseeds &lt;- </w:t>
       </w:r>
       <w:proofErr w:type="gramStart"/>
@@ -2384,19 +2375,7 @@
         <w:pStyle w:val="Heading1"/>
       </w:pPr>
       <w:r>
-        <w:t xml:space="preserve">Estimates </w:t>
-      </w:r>
-      <w:r>
-        <w:t xml:space="preserve">and </w:t>
-      </w:r>
-      <w:r>
-        <w:t>summary</w:t>
-      </w:r>
-      <w:r>
-        <w:t xml:space="preserve"> </w:t>
-      </w:r>
-      <w:r>
-        <w:t>measures</w:t>
+        <w:t>Estimates and summary measures</w:t>
       </w:r>
     </w:p>
     <w:p>
@@ -2684,13 +2663,7 @@
         <w:rPr>
           <w:lang w:val="en-US"/>
         </w:rPr>
-        <w:t>)</w:t>
-      </w:r>
-      <w:r>
-        <w:rPr>
-          <w:lang w:val="en-US"/>
-        </w:rPr>
-        <w:t>`</w:t>
+        <w:t>)`</w:t>
       </w:r>
       <w:r>
         <w:rPr>
@@ -2781,8 +2754,10 @@
       </w:pPr>
       <w:r>
         <w:rPr>
-          <w:lang w:val="en-US"/>
-        </w:rPr>
+          <w:noProof/>
+          <w:lang w:val="en-US"/>
+        </w:rPr>
+        <w:lastRenderedPageBreak/>
         <w:drawing>
           <wp:inline distT="0" distB="0" distL="0" distR="0" wp14:anchorId="08634599" wp14:editId="4DFBBEE8">
             <wp:extent cx="3897923" cy="2131341"/>
@@ -2902,9 +2877,9 @@
       </w:pPr>
       <w:r>
         <w:rPr>
-          <w:lang w:val="en-US"/>
-        </w:rPr>
-        <w:lastRenderedPageBreak/>
+          <w:noProof/>
+          <w:lang w:val="en-US"/>
+        </w:rPr>
         <w:drawing>
           <wp:inline distT="0" distB="0" distL="0" distR="0" wp14:anchorId="6A5D66E0" wp14:editId="3177EDAB">
             <wp:extent cx="5819518" cy="4030980"/>
@@ -3016,6 +2991,7 @@
         <w:pStyle w:val="Heading1"/>
       </w:pPr>
       <w:r>
+        <w:lastRenderedPageBreak/>
         <w:t>Presentation of the simulation results</w:t>
       </w:r>
     </w:p>
@@ -3040,6 +3016,8 @@
           <w:lang w:val="en-US"/>
         </w:rPr>
       </w:pPr>
+      <w:bookmarkStart w:id="0" w:name="_Simulation_results"/>
+      <w:bookmarkEnd w:id="0"/>
       <w:r>
         <w:rPr>
           <w:lang w:val="en-US"/>
@@ -3170,7 +3148,6 @@
         <w:rPr>
           <w:lang w:val="en-US"/>
         </w:rPr>
-        <w:lastRenderedPageBreak/>
         <w:t>The “edges” plan has an important impact on the way we can report the results. For the main factors, a quantitative and qualitative summary will be done (Ex: when noise level on score increases, the RMSE is higher: XX for segmented and YY for lmbreak). Considering interactions, the sole quantitative summary will be preferred (Ex: since RMSE increases with lower plateau and higher noise on score, we can expect that the 2 factors varying in this direction at the same time will result in an even higher RMSE).</w:t>
       </w:r>
       <w:r>
@@ -3816,15 +3793,6 @@
   </w:num>
   <w:num w:numId="7" w16cid:durableId="1541747811">
     <w:abstractNumId w:val="3"/>
-    <w:lvlOverride w:ilvl="0"/>
-    <w:lvlOverride w:ilvl="1"/>
-    <w:lvlOverride w:ilvl="2"/>
-    <w:lvlOverride w:ilvl="3"/>
-    <w:lvlOverride w:ilvl="4"/>
-    <w:lvlOverride w:ilvl="5"/>
-    <w:lvlOverride w:ilvl="6"/>
-    <w:lvlOverride w:ilvl="7"/>
-    <w:lvlOverride w:ilvl="8"/>
   </w:num>
 </w:numbering>
 </file>

--- a/inst/simStudyProtocol.docx
+++ b/inst/simStudyProtocol.docx
@@ -74,30 +74,26 @@
         <w:rPr>
           <w:lang w:val="en-US"/>
         </w:rPr>
-        <w:t xml:space="preserve">The data will be simulated based on the application of SDI trajectories in patients after psilocybin intake (see </w:t>
-      </w:r>
-      <w:proofErr w:type="spellStart"/>
-      <w:r>
-        <w:rPr>
-          <w:lang w:val="en-US"/>
-        </w:rPr>
-        <w:t>Stenbæck</w:t>
-      </w:r>
-      <w:proofErr w:type="spellEnd"/>
-      <w:r>
-        <w:rPr>
-          <w:lang w:val="en-US"/>
-        </w:rPr>
-        <w:t xml:space="preserve"> et al., 2021). The Subjective Drug Intensity (SDI) is a Patient Reported Outcome (PRO) used after psilocybin intake to assess the intensity of patients’ feeling during the experiment. It is a bounded integer scale from 0 to 10. Typically, the experiment goes through 3 distinct phases: onset of psychoactive effects, peak plateau, return to normal state of consciousness (“101” pattern / trapezoid). The study </w:t>
-      </w:r>
-      <w:proofErr w:type="gramStart"/>
-      <w:r>
-        <w:rPr>
-          <w:lang w:val="en-US"/>
-        </w:rPr>
-        <w:t>focus</w:t>
-      </w:r>
-      <w:proofErr w:type="gramEnd"/>
+        <w:t xml:space="preserve">The data will be simulated based on the application of SDI trajectories in patients after psilocybin intake (see Stenbæck et al., 2021). The Subjective Drug Intensity (SDI) is a Patient Reported Outcome (PRO) used after psilocybin intake to assess the intensity of patients’ feeling </w:t>
+      </w:r>
+      <w:r>
+        <w:rPr>
+          <w:lang w:val="en-US"/>
+        </w:rPr>
+        <w:t xml:space="preserve">over time </w:t>
+      </w:r>
+      <w:r>
+        <w:rPr>
+          <w:lang w:val="en-US"/>
+        </w:rPr>
+        <w:t xml:space="preserve">during the experiment. It is a bounded integer scale from 0 to 10. Typically, the experiment goes through 3 distinct phases: onset of psychoactive effects, peak plateau, return to normal state of consciousness (“101” pattern / trapezoid). The study </w:t>
+      </w:r>
+      <w:r>
+        <w:rPr>
+          <w:lang w:val="en-US"/>
+        </w:rPr>
+        <w:t>focuses</w:t>
+      </w:r>
       <w:r>
         <w:rPr>
           <w:lang w:val="en-US"/>
@@ -111,6 +107,36 @@
           <w:lang w:val="en-US"/>
         </w:rPr>
       </w:pPr>
+      <w:r>
+        <w:rPr>
+          <w:lang w:val="en-US"/>
+        </w:rPr>
+        <w:t xml:space="preserve">This simulation study protocol was </w:t>
+      </w:r>
+      <w:r>
+        <w:rPr>
+          <w:lang w:val="en-US"/>
+        </w:rPr>
+        <w:t xml:space="preserve">widely </w:t>
+      </w:r>
+      <w:r>
+        <w:rPr>
+          <w:lang w:val="en-US"/>
+        </w:rPr>
+        <w:t>written based on the recommendations of Morris et al. (</w:t>
+      </w:r>
+      <w:r>
+        <w:rPr>
+          <w:lang w:val="en-US"/>
+        </w:rPr>
+        <w:t>DOI: 10.1002/sim.8086</w:t>
+      </w:r>
+      <w:r>
+        <w:rPr>
+          <w:lang w:val="en-US"/>
+        </w:rPr>
+        <w:t>).</w:t>
+      </w:r>
     </w:p>
     <w:p>
       <w:pPr>
@@ -142,7 +168,31 @@
         <w:rPr>
           <w:lang w:val="en-US"/>
         </w:rPr>
-        <w:t xml:space="preserve"> done in R software (</w:t>
+        <w:t xml:space="preserve"> </w:t>
+      </w:r>
+      <w:r>
+        <w:rPr>
+          <w:lang w:val="en-US"/>
+        </w:rPr>
+        <w:t>conducted</w:t>
+      </w:r>
+      <w:r>
+        <w:rPr>
+          <w:lang w:val="en-US"/>
+        </w:rPr>
+        <w:t xml:space="preserve"> in R </w:t>
+      </w:r>
+      <w:r>
+        <w:rPr>
+          <w:lang w:val="en-US"/>
+        </w:rPr>
+        <w:t>programming language</w:t>
+      </w:r>
+      <w:r>
+        <w:rPr>
+          <w:lang w:val="en-US"/>
+        </w:rPr>
+        <w:t xml:space="preserve"> (</w:t>
       </w:r>
       <w:r>
         <w:rPr>
@@ -156,6 +206,12 @@
         </w:rPr>
         <w:t>)</w:t>
       </w:r>
+      <w:r>
+        <w:rPr>
+          <w:lang w:val="en-US"/>
+        </w:rPr>
+        <w:t>.</w:t>
+      </w:r>
     </w:p>
     <w:p>
       <w:pPr>
@@ -163,6 +219,19 @@
       </w:pPr>
       <w:r>
         <w:t>Statistical methods to be evaluated</w:t>
+      </w:r>
+    </w:p>
+    <w:p>
+      <w:pPr>
+        <w:rPr>
+          <w:lang w:val="en-US"/>
+        </w:rPr>
+      </w:pPr>
+      <w:r>
+        <w:rPr>
+          <w:lang w:val="en-US"/>
+        </w:rPr>
+        <w:t>TODO – add references (paper / CRAN / github)</w:t>
       </w:r>
     </w:p>
     <w:p>
@@ -240,21 +309,7 @@
         <w:rPr>
           <w:lang w:val="en-US"/>
         </w:rPr>
-        <w:t>Linear model with breakpoint estimation (`lmbreak` R package, function `</w:t>
-      </w:r>
-      <w:proofErr w:type="spellStart"/>
-      <w:r>
-        <w:rPr>
-          <w:lang w:val="en-US"/>
-        </w:rPr>
-        <w:t>mlmbreak</w:t>
-      </w:r>
-      <w:proofErr w:type="spellEnd"/>
-      <w:r>
-        <w:rPr>
-          <w:lang w:val="en-US"/>
-        </w:rPr>
-        <w:t>`)</w:t>
+        <w:t>Linear model with breakpoint estimation (`lmbreak` R package, function `mlmbreak`)</w:t>
       </w:r>
       <w:r>
         <w:rPr>
@@ -285,52 +340,14 @@
         <w:rPr>
           <w:lang w:val="en-US"/>
         </w:rPr>
-        <w:t xml:space="preserve"> a bit, yielding slightly different results from some individuals, and close to the same for most of them (see R script </w:t>
-      </w:r>
-      <w:proofErr w:type="spellStart"/>
-      <w:r>
-        <w:rPr>
-          <w:lang w:val="en-US"/>
-        </w:rPr>
-        <w:t>mixedBreak</w:t>
-      </w:r>
-      <w:proofErr w:type="spellEnd"/>
-      <w:r>
-        <w:rPr>
-          <w:lang w:val="en-US"/>
-        </w:rPr>
-        <w:t>/</w:t>
-      </w:r>
-      <w:r>
-        <w:rPr>
-          <w:lang w:val="en-US"/>
-        </w:rPr>
-        <w:t>test/compare-</w:t>
-      </w:r>
-      <w:proofErr w:type="spellStart"/>
-      <w:r>
-        <w:rPr>
-          <w:lang w:val="en-US"/>
-        </w:rPr>
-        <w:t>lmb</w:t>
-      </w:r>
-      <w:proofErr w:type="spellEnd"/>
-      <w:r>
-        <w:rPr>
-          <w:lang w:val="en-US"/>
-        </w:rPr>
-        <w:t>-</w:t>
-      </w:r>
-      <w:proofErr w:type="spellStart"/>
-      <w:proofErr w:type="gramStart"/>
-      <w:r>
-        <w:rPr>
-          <w:lang w:val="en-US"/>
-        </w:rPr>
-        <w:t>seg.R</w:t>
-      </w:r>
-      <w:proofErr w:type="spellEnd"/>
-      <w:proofErr w:type="gramEnd"/>
+        <w:t xml:space="preserve"> a bit, yielding slightly different results from some individuals, and close to the same for most of them (see R script mixedBreak/</w:t>
+      </w:r>
+      <w:r>
+        <w:rPr>
+          <w:lang w:val="en-US"/>
+        </w:rPr>
+        <w:t>test/compare-lmb-seg.R</w:t>
+      </w:r>
       <w:r>
         <w:rPr>
           <w:lang w:val="en-US"/>
@@ -420,7 +437,31 @@
         <w:rPr>
           <w:lang w:val="en-US"/>
         </w:rPr>
-        <w:t>simulate SDI 0-10 scale.</w:t>
+        <w:t>simulate</w:t>
+      </w:r>
+      <w:r>
+        <w:rPr>
+          <w:lang w:val="en-US"/>
+        </w:rPr>
+        <w:t xml:space="preserve"> the measured</w:t>
+      </w:r>
+      <w:r>
+        <w:rPr>
+          <w:lang w:val="en-US"/>
+        </w:rPr>
+        <w:t xml:space="preserve"> SDI </w:t>
+      </w:r>
+      <w:r>
+        <w:rPr>
+          <w:lang w:val="en-US"/>
+        </w:rPr>
+        <w:t xml:space="preserve">on a </w:t>
+      </w:r>
+      <w:r>
+        <w:rPr>
+          <w:lang w:val="en-US"/>
+        </w:rPr>
+        <w:t>0-10 scale.</w:t>
       </w:r>
     </w:p>
     <w:p>
@@ -559,7 +600,7 @@
         <w:rPr>
           <w:lang w:val="en-US"/>
         </w:rPr>
-        <w:t>only the same method</w:t>
+        <w:t>methods in the same way</w:t>
       </w:r>
       <w:r>
         <w:rPr>
@@ -571,7 +612,19 @@
         <w:rPr>
           <w:lang w:val="en-US"/>
         </w:rPr>
-        <w:t>plateau is not enforced in the model</w:t>
+        <w:t xml:space="preserve">plateau is not enforced in the </w:t>
+      </w:r>
+      <w:r>
+        <w:rPr>
+          <w:lang w:val="en-US"/>
+        </w:rPr>
+        <w:t xml:space="preserve">mixed </w:t>
+      </w:r>
+      <w:r>
+        <w:rPr>
+          <w:lang w:val="en-US"/>
+        </w:rPr>
+        <w:t>model</w:t>
       </w:r>
       <w:r>
         <w:rPr>
@@ -652,7 +705,19 @@
         <w:rPr>
           <w:lang w:val="en-US"/>
         </w:rPr>
-        <w:t xml:space="preserve"> should be the only factor affecting similarly both methods.</w:t>
+        <w:t xml:space="preserve"> should be </w:t>
+      </w:r>
+      <w:r>
+        <w:rPr>
+          <w:lang w:val="en-US"/>
+        </w:rPr>
+        <w:t>a</w:t>
+      </w:r>
+      <w:r>
+        <w:rPr>
+          <w:lang w:val="en-US"/>
+        </w:rPr>
+        <w:t xml:space="preserve"> factor affecting similarly both methods.</w:t>
       </w:r>
     </w:p>
     <w:p>
@@ -731,33 +796,31 @@
           <w:lang w:val="en-US"/>
         </w:rPr>
         <w:lastRenderedPageBreak/>
-        <w:t>been chosen based on the reproduced analysis of the SDIpsilo, or from the original article (</w:t>
-      </w:r>
-      <w:proofErr w:type="spellStart"/>
-      <w:r>
-        <w:rPr>
-          <w:lang w:val="en-US"/>
-        </w:rPr>
-        <w:t>Stenbæck</w:t>
-      </w:r>
-      <w:proofErr w:type="spellEnd"/>
-      <w:r>
-        <w:rPr>
-          <w:lang w:val="en-US"/>
-        </w:rPr>
-        <w:t xml:space="preserve"> et al.</w:t>
-      </w:r>
-      <w:r>
-        <w:rPr>
-          <w:lang w:val="en-US"/>
-        </w:rPr>
-        <w:t>, 2021</w:t>
-      </w:r>
-      <w:r>
-        <w:rPr>
-          <w:lang w:val="en-US"/>
-        </w:rPr>
-        <w:t>)</w:t>
+        <w:t>been chosen based on the reproduced analysis of the SDIpsilo</w:t>
+      </w:r>
+      <w:r>
+        <w:rPr>
+          <w:lang w:val="en-US"/>
+        </w:rPr>
+        <w:t xml:space="preserve"> data from </w:t>
+      </w:r>
+      <w:r>
+        <w:rPr>
+          <w:lang w:val="en-US"/>
+        </w:rPr>
+        <w:t>(Stenbæck et al., 2021)</w:t>
+      </w:r>
+      <w:r>
+        <w:rPr>
+          <w:lang w:val="en-US"/>
+        </w:rPr>
+        <w:t xml:space="preserve">, or from the original article </w:t>
+      </w:r>
+      <w:r>
+        <w:rPr>
+          <w:lang w:val="en-US"/>
+        </w:rPr>
+        <w:t>itself.</w:t>
       </w:r>
     </w:p>
     <w:tbl>
@@ -1172,7 +1235,6 @@
               </w:rPr>
               <w:t xml:space="preserve">; </w:t>
             </w:r>
-            <w:proofErr w:type="spellStart"/>
             <w:r>
               <w:rPr>
                 <w:lang w:val="en-US"/>
@@ -1183,14 +1245,7 @@
               <w:rPr>
                 <w:lang w:val="en-US"/>
               </w:rPr>
-              <w:t>SDI</w:t>
-            </w:r>
-            <w:proofErr w:type="spellEnd"/>
-            <w:r>
-              <w:rPr>
-                <w:lang w:val="en-US"/>
-              </w:rPr>
-              <w:t xml:space="preserve"> = </w:t>
+              <w:t xml:space="preserve">SDI = </w:t>
             </w:r>
             <w:r>
               <w:rPr>
@@ -1488,21 +1543,7 @@
               <w:rPr>
                 <w:lang w:val="en-US"/>
               </w:rPr>
-              <w:t xml:space="preserve">Normally distributed every 20 min with </w:t>
-            </w:r>
-            <w:proofErr w:type="spellStart"/>
-            <w:r>
-              <w:rPr>
-                <w:lang w:val="en-US"/>
-              </w:rPr>
-              <w:t>sd</w:t>
-            </w:r>
-            <w:proofErr w:type="spellEnd"/>
-            <w:r>
-              <w:rPr>
-                <w:lang w:val="en-US"/>
-              </w:rPr>
-              <w:t xml:space="preserve"> = 2.</w:t>
+              <w:t>Normally distributed every 20 min with sd = 2.</w:t>
             </w:r>
           </w:p>
           <w:p>
@@ -1543,16 +1584,8 @@
               <w:rPr>
                 <w:lang w:val="en-US"/>
               </w:rPr>
-              <w:t xml:space="preserve"> </w:t>
-            </w:r>
-            <w:proofErr w:type="spellStart"/>
-            <w:r>
-              <w:rPr>
-                <w:lang w:val="en-US"/>
-              </w:rPr>
-              <w:t>n.sim</w:t>
-            </w:r>
-            <w:proofErr w:type="spellEnd"/>
+              <w:t xml:space="preserve"> n.sim</w:t>
+            </w:r>
           </w:p>
         </w:tc>
         <w:tc>
@@ -1589,7 +1622,7 @@
               <w:rPr>
                 <w:lang w:val="en-US"/>
               </w:rPr>
-              <w:t>475</w:t>
+              <w:t>500</w:t>
             </w:r>
           </w:p>
           <w:p>
@@ -1603,7 +1636,14 @@
               <w:rPr>
                 <w:lang w:val="en-US"/>
               </w:rPr>
-              <w:t>Assuring a 1% Monte Carlo SE on coverage probability estimates</w:t>
+              <w:t xml:space="preserve">Assuring a </w:t>
+            </w:r>
+            <w:r>
+              <w:rPr>
+                <w:highlight w:val="green"/>
+                <w:lang w:val="en-US"/>
+              </w:rPr>
+              <w:t>1% Monte Carlo SE on coverage</w:t>
             </w:r>
           </w:p>
         </w:tc>
@@ -1657,7 +1697,7 @@
               <w:rPr>
                 <w:lang w:val="en-US"/>
               </w:rPr>
-              <w:t>22</w:t>
+              <w:t>19</w:t>
             </w:r>
           </w:p>
         </w:tc>
@@ -1690,7 +1730,19 @@
               <w:rPr>
                 <w:lang w:val="en-US"/>
               </w:rPr>
-              <w:t>Edges only</w:t>
+              <w:t>“One</w:t>
+            </w:r>
+            <w:r>
+              <w:rPr>
+                <w:lang w:val="en-US"/>
+              </w:rPr>
+              <w:t>-at-a-time</w:t>
+            </w:r>
+            <w:r>
+              <w:rPr>
+                <w:lang w:val="en-US"/>
+              </w:rPr>
+              <w:t>” plan</w:t>
             </w:r>
           </w:p>
         </w:tc>
@@ -1717,7 +1769,19 @@
               <w:rPr>
                 <w:lang w:val="en-US"/>
               </w:rPr>
-              <w:t xml:space="preserve"> (500*TOTAL)</w:t>
+              <w:t xml:space="preserve"> (</w:t>
+            </w:r>
+            <w:r>
+              <w:rPr>
+                <w:lang w:val="en-US"/>
+              </w:rPr>
+              <w:t>500</w:t>
+            </w:r>
+            <w:r>
+              <w:rPr>
+                <w:lang w:val="en-US"/>
+              </w:rPr>
+              <w:t>*TOTAL)</w:t>
             </w:r>
           </w:p>
         </w:tc>
@@ -1750,7 +1814,25 @@
               <w:rPr>
                 <w:lang w:val="en-US"/>
               </w:rPr>
-              <w:t>11 000</w:t>
+              <w:t>9</w:t>
+            </w:r>
+            <w:r>
+              <w:rPr>
+                <w:lang w:val="en-US"/>
+              </w:rPr>
+              <w:t xml:space="preserve"> </w:t>
+            </w:r>
+            <w:r>
+              <w:rPr>
+                <w:lang w:val="en-US"/>
+              </w:rPr>
+              <w:t>5</w:t>
+            </w:r>
+            <w:r>
+              <w:rPr>
+                <w:lang w:val="en-US"/>
+              </w:rPr>
+              <w:t>00</w:t>
             </w:r>
           </w:p>
         </w:tc>
@@ -1790,19 +1872,19 @@
               <w:rPr>
                 <w:lang w:val="en-US"/>
               </w:rPr>
-              <w:t>Edge</w:t>
-            </w:r>
-            <w:r>
-              <w:rPr>
-                <w:lang w:val="en-US"/>
-              </w:rPr>
-              <w:t>s</w:t>
-            </w:r>
-            <w:r>
-              <w:rPr>
-                <w:lang w:val="en-US"/>
-              </w:rPr>
-              <w:t xml:space="preserve"> only</w:t>
+              <w:t>“</w:t>
+            </w:r>
+            <w:r>
+              <w:rPr>
+                <w:lang w:val="en-US"/>
+              </w:rPr>
+              <w:t>One</w:t>
+            </w:r>
+            <w:r>
+              <w:rPr>
+                <w:lang w:val="en-US"/>
+              </w:rPr>
+              <w:t>-at-a-time” plan</w:t>
             </w:r>
           </w:p>
         </w:tc>
@@ -1848,7 +1930,358 @@
         <w:rPr>
           <w:lang w:val="en-US"/>
         </w:rPr>
-        <w:t xml:space="preserve"> - Simulation plan. Bold values are the reference used if another factor is varying</w:t>
+        <w:t xml:space="preserve"> - Simulation plan. Bold values are the reference used </w:t>
+      </w:r>
+      <w:r>
+        <w:rPr>
+          <w:lang w:val="en-US"/>
+        </w:rPr>
+        <w:t>when</w:t>
+      </w:r>
+      <w:r>
+        <w:rPr>
+          <w:lang w:val="en-US"/>
+        </w:rPr>
+        <w:t xml:space="preserve"> another factor is varying</w:t>
+      </w:r>
+    </w:p>
+    <w:p>
+      <w:pPr>
+        <w:rPr>
+          <w:lang w:val="en-US"/>
+        </w:rPr>
+      </w:pPr>
+      <w:r>
+        <w:rPr>
+          <w:lang w:val="en-US"/>
+        </w:rPr>
+        <w:t>The number of repetitions for each scenario is derived using the following formula:</w:t>
+      </w:r>
+    </w:p>
+    <w:p>
+      <w:pPr>
+        <w:rPr>
+          <w:lang w:val="en-US"/>
+        </w:rPr>
+      </w:pPr>
+      <m:oMathPara>
+        <m:oMath>
+          <m:sSub>
+            <m:sSubPr>
+              <m:ctrlPr>
+                <w:rPr>
+                  <w:rFonts w:ascii="Cambria Math" w:hAnsi="Cambria Math"/>
+                  <w:i/>
+                  <w:lang w:val="en-US"/>
+                </w:rPr>
+              </m:ctrlPr>
+            </m:sSubPr>
+            <m:e>
+              <m:r>
+                <w:rPr>
+                  <w:rFonts w:ascii="Cambria Math" w:hAnsi="Cambria Math"/>
+                  <w:lang w:val="en-US"/>
+                </w:rPr>
+                <m:t>n</m:t>
+              </m:r>
+            </m:e>
+            <m:sub>
+              <m:r>
+                <w:rPr>
+                  <w:rFonts w:ascii="Cambria Math" w:hAnsi="Cambria Math"/>
+                  <w:lang w:val="en-US"/>
+                </w:rPr>
+                <m:t>sim</m:t>
+              </m:r>
+            </m:sub>
+          </m:sSub>
+          <m:r>
+            <w:rPr>
+              <w:rFonts w:ascii="Cambria Math" w:hAnsi="Cambria Math"/>
+              <w:lang w:val="en-US"/>
+            </w:rPr>
+            <m:t>=</m:t>
+          </m:r>
+          <m:rad>
+            <m:radPr>
+              <m:degHide m:val="1"/>
+              <m:ctrlPr>
+                <w:rPr>
+                  <w:rFonts w:ascii="Cambria Math" w:hAnsi="Cambria Math"/>
+                  <w:i/>
+                  <w:lang w:val="en-US"/>
+                </w:rPr>
+              </m:ctrlPr>
+            </m:radPr>
+            <m:deg/>
+            <m:e>
+              <m:f>
+                <m:fPr>
+                  <m:ctrlPr>
+                    <w:rPr>
+                      <w:rFonts w:ascii="Cambria Math" w:hAnsi="Cambria Math"/>
+                      <w:i/>
+                      <w:lang w:val="en-US"/>
+                    </w:rPr>
+                  </m:ctrlPr>
+                </m:fPr>
+                <m:num>
+                  <m:acc>
+                    <m:accPr>
+                      <m:ctrlPr>
+                        <w:rPr>
+                          <w:rFonts w:ascii="Cambria Math" w:hAnsi="Cambria Math"/>
+                          <w:i/>
+                          <w:lang w:val="en-US"/>
+                        </w:rPr>
+                      </m:ctrlPr>
+                    </m:accPr>
+                    <m:e>
+                      <m:r>
+                        <w:rPr>
+                          <w:rFonts w:ascii="Cambria Math" w:hAnsi="Cambria Math"/>
+                          <w:lang w:val="en-US"/>
+                        </w:rPr>
+                        <m:t>Cover.</m:t>
+                      </m:r>
+                    </m:e>
+                  </m:acc>
+                  <m:r>
+                    <w:rPr>
+                      <w:rFonts w:ascii="Cambria Math" w:hAnsi="Cambria Math"/>
+                      <w:lang w:val="en-US"/>
+                    </w:rPr>
+                    <m:t>*(1-</m:t>
+                  </m:r>
+                  <m:acc>
+                    <m:accPr>
+                      <m:ctrlPr>
+                        <w:rPr>
+                          <w:rFonts w:ascii="Cambria Math" w:hAnsi="Cambria Math"/>
+                          <w:i/>
+                          <w:lang w:val="en-US"/>
+                        </w:rPr>
+                      </m:ctrlPr>
+                    </m:accPr>
+                    <m:e>
+                      <m:r>
+                        <w:rPr>
+                          <w:rFonts w:ascii="Cambria Math" w:hAnsi="Cambria Math"/>
+                          <w:lang w:val="en-US"/>
+                        </w:rPr>
+                        <m:t>Cover.</m:t>
+                      </m:r>
+                    </m:e>
+                  </m:acc>
+                  <m:r>
+                    <w:rPr>
+                      <w:rFonts w:ascii="Cambria Math" w:hAnsi="Cambria Math"/>
+                      <w:lang w:val="en-US"/>
+                    </w:rPr>
+                    <m:t>)</m:t>
+                  </m:r>
+                </m:num>
+                <m:den>
+                  <m:r>
+                    <w:rPr>
+                      <w:rFonts w:ascii="Cambria Math" w:hAnsi="Cambria Math"/>
+                      <w:lang w:val="en-US"/>
+                    </w:rPr>
+                    <m:t xml:space="preserve">Monte Carlo </m:t>
+                  </m:r>
+                  <m:acc>
+                    <m:accPr>
+                      <m:ctrlPr>
+                        <w:rPr>
+                          <w:rFonts w:ascii="Cambria Math" w:hAnsi="Cambria Math"/>
+                          <w:i/>
+                          <w:lang w:val="en-US"/>
+                        </w:rPr>
+                      </m:ctrlPr>
+                    </m:accPr>
+                    <m:e>
+                      <m:r>
+                        <w:rPr>
+                          <w:rFonts w:ascii="Cambria Math" w:hAnsi="Cambria Math"/>
+                          <w:lang w:val="en-US"/>
+                        </w:rPr>
+                        <m:t>S</m:t>
+                      </m:r>
+                      <m:sSub>
+                        <m:sSubPr>
+                          <m:ctrlPr>
+                            <w:rPr>
+                              <w:rFonts w:ascii="Cambria Math" w:hAnsi="Cambria Math"/>
+                              <w:i/>
+                              <w:lang w:val="en-US"/>
+                            </w:rPr>
+                          </m:ctrlPr>
+                        </m:sSubPr>
+                        <m:e>
+                          <m:r>
+                            <w:rPr>
+                              <w:rFonts w:ascii="Cambria Math" w:hAnsi="Cambria Math"/>
+                              <w:lang w:val="en-US"/>
+                            </w:rPr>
+                            <m:t>E</m:t>
+                          </m:r>
+                        </m:e>
+                        <m:sub>
+                          <m:r>
+                            <w:rPr>
+                              <w:rFonts w:ascii="Cambria Math" w:hAnsi="Cambria Math"/>
+                              <w:lang w:val="en-US"/>
+                            </w:rPr>
+                            <m:t>req</m:t>
+                          </m:r>
+                        </m:sub>
+                      </m:sSub>
+                    </m:e>
+                  </m:acc>
+                </m:den>
+              </m:f>
+            </m:e>
+          </m:rad>
+        </m:oMath>
+      </m:oMathPara>
+    </w:p>
+    <w:p>
+      <w:pPr>
+        <w:rPr>
+          <w:lang w:val="en-US"/>
+        </w:rPr>
+      </w:pPr>
+      <w:r>
+        <w:rPr>
+          <w:lang w:val="en-US"/>
+        </w:rPr>
+        <w:t xml:space="preserve">With a 95% nominal coverage probability and a 1% Monte Carlo </w:t>
+      </w:r>
+      <w:r>
+        <w:rPr>
+          <w:lang w:val="en-US"/>
+        </w:rPr>
+        <w:t>S</w:t>
+      </w:r>
+      <w:r>
+        <w:rPr>
+          <w:lang w:val="en-US"/>
+        </w:rPr>
+        <w:t xml:space="preserve">tandard </w:t>
+      </w:r>
+      <w:r>
+        <w:rPr>
+          <w:lang w:val="en-US"/>
+        </w:rPr>
+        <w:t>E</w:t>
+      </w:r>
+      <w:r>
+        <w:rPr>
+          <w:lang w:val="en-US"/>
+        </w:rPr>
+        <w:t>rror</w:t>
+      </w:r>
+      <w:r>
+        <w:rPr>
+          <w:lang w:val="en-US"/>
+        </w:rPr>
+        <w:t xml:space="preserve"> (SE)</w:t>
+      </w:r>
+      <w:r>
+        <w:rPr>
+          <w:lang w:val="en-US"/>
+        </w:rPr>
+        <w:t xml:space="preserve"> on the coverage probability, we get </w:t>
+      </w:r>
+      <m:oMath>
+        <m:sSub>
+          <m:sSubPr>
+            <m:ctrlPr>
+              <w:rPr>
+                <w:rFonts w:ascii="Cambria Math" w:hAnsi="Cambria Math"/>
+                <w:i/>
+                <w:lang w:val="en-US"/>
+              </w:rPr>
+            </m:ctrlPr>
+          </m:sSubPr>
+          <m:e>
+            <m:r>
+              <w:rPr>
+                <w:rFonts w:ascii="Cambria Math" w:hAnsi="Cambria Math"/>
+                <w:lang w:val="en-US"/>
+              </w:rPr>
+              <m:t>n</m:t>
+            </m:r>
+          </m:e>
+          <m:sub>
+            <m:r>
+              <w:rPr>
+                <w:rFonts w:ascii="Cambria Math" w:hAnsi="Cambria Math"/>
+                <w:lang w:val="en-US"/>
+              </w:rPr>
+              <m:t>sim</m:t>
+            </m:r>
+          </m:sub>
+        </m:sSub>
+        <m:r>
+          <w:rPr>
+            <w:rFonts w:ascii="Cambria Math" w:hAnsi="Cambria Math"/>
+            <w:lang w:val="en-US"/>
+          </w:rPr>
+          <m:t>=475</m:t>
+        </m:r>
+      </m:oMath>
+      <w:r>
+        <w:rPr>
+          <w:rFonts w:eastAsiaTheme="minorEastAsia"/>
+          <w:lang w:val="en-US"/>
+        </w:rPr>
+        <w:t xml:space="preserve"> repetitions. Assuming 5% of missing data, this number inflates to </w:t>
+      </w:r>
+      <m:oMath>
+        <m:sSub>
+          <m:sSubPr>
+            <m:ctrlPr>
+              <w:rPr>
+                <w:rFonts w:ascii="Cambria Math" w:eastAsiaTheme="minorEastAsia" w:hAnsi="Cambria Math"/>
+                <w:i/>
+                <w:lang w:val="en-US"/>
+              </w:rPr>
+            </m:ctrlPr>
+          </m:sSubPr>
+          <m:e>
+            <m:r>
+              <w:rPr>
+                <w:rFonts w:ascii="Cambria Math" w:eastAsiaTheme="minorEastAsia" w:hAnsi="Cambria Math"/>
+                <w:lang w:val="en-US"/>
+              </w:rPr>
+              <m:t>n</m:t>
+            </m:r>
+          </m:e>
+          <m:sub>
+            <m:r>
+              <w:rPr>
+                <w:rFonts w:ascii="Cambria Math" w:eastAsiaTheme="minorEastAsia" w:hAnsi="Cambria Math"/>
+                <w:lang w:val="en-US"/>
+              </w:rPr>
+              <m:t>sim</m:t>
+            </m:r>
+          </m:sub>
+        </m:sSub>
+        <m:r>
+          <w:rPr>
+            <w:rFonts w:ascii="Cambria Math" w:eastAsiaTheme="minorEastAsia" w:hAnsi="Cambria Math"/>
+            <w:lang w:val="en-US"/>
+          </w:rPr>
+          <m:t>=500</m:t>
+        </m:r>
+      </m:oMath>
+      <w:r>
+        <w:rPr>
+          <w:rFonts w:eastAsiaTheme="minorEastAsia"/>
+          <w:lang w:val="en-US"/>
+        </w:rPr>
+        <w:t xml:space="preserve"> repetitions per scenario.</w:t>
       </w:r>
     </w:p>
     <w:p>
@@ -1881,7 +2314,19 @@
         <w:rPr>
           <w:lang w:val="en-US"/>
         </w:rPr>
-        <w:t>the simulation only on the “edges” of the fully expanded grid. That is to say, we will only vary one factor at a time, keeping all of the others fixed.</w:t>
+        <w:t xml:space="preserve">the simulation only on the </w:t>
+      </w:r>
+      <w:r>
+        <w:rPr>
+          <w:lang w:val="en-US"/>
+        </w:rPr>
+        <w:t>“One-at-a-time” plan</w:t>
+      </w:r>
+      <w:r>
+        <w:rPr>
+          <w:lang w:val="en-US"/>
+        </w:rPr>
+        <w:t>. That is to say, we will only vary one factor at a time, keeping all of the others fixed.</w:t>
       </w:r>
     </w:p>
     <w:p>
@@ -1923,7 +2368,262 @@
         <w:rPr>
           <w:lang w:val="en-US"/>
         </w:rPr>
-        <w:t>Error management</w:t>
+        <w:t xml:space="preserve">Specification </w:t>
+      </w:r>
+      <w:r>
+        <w:rPr>
+          <w:lang w:val="en-US"/>
+        </w:rPr>
+        <w:t xml:space="preserve">of </w:t>
+      </w:r>
+      <w:r>
+        <w:rPr>
+          <w:lang w:val="en-US"/>
+        </w:rPr>
+        <w:t>the starting s</w:t>
+      </w:r>
+      <w:r>
+        <w:rPr>
+          <w:lang w:val="en-US"/>
+        </w:rPr>
+        <w:t>eeds</w:t>
+      </w:r>
+      <w:r>
+        <w:rPr>
+          <w:lang w:val="en-US"/>
+        </w:rPr>
+        <w:t xml:space="preserve"> – errors handling</w:t>
+      </w:r>
+    </w:p>
+    <w:p>
+      <w:pPr>
+        <w:rPr>
+          <w:lang w:val="en-US"/>
+        </w:rPr>
+      </w:pPr>
+      <w:r>
+        <w:rPr>
+          <w:lang w:val="en-US"/>
+        </w:rPr>
+        <w:t>To guarantee reproducibility of the results, the seed will be pre-computed once with a random seed</w:t>
+      </w:r>
+      <w:r>
+        <w:rPr>
+          <w:lang w:val="en-US"/>
+        </w:rPr>
+        <w:t xml:space="preserve"> (date and time</w:t>
+      </w:r>
+      <w:r>
+        <w:rPr>
+          <w:lang w:val="en-US"/>
+        </w:rPr>
+        <w:t xml:space="preserve"> at which this paragraph is wr</w:t>
+      </w:r>
+      <w:r>
+        <w:rPr>
+          <w:lang w:val="en-US"/>
+        </w:rPr>
+        <w:t>i</w:t>
+      </w:r>
+      <w:r>
+        <w:rPr>
+          <w:lang w:val="en-US"/>
+        </w:rPr>
+        <w:t>tten</w:t>
+      </w:r>
+      <w:r>
+        <w:rPr>
+          <w:lang w:val="en-US"/>
+        </w:rPr>
+        <w:t>)</w:t>
+      </w:r>
+      <w:r>
+        <w:rPr>
+          <w:lang w:val="en-US"/>
+        </w:rPr>
+        <w:t xml:space="preserve">. </w:t>
+      </w:r>
+      <w:r>
+        <w:rPr>
+          <w:lang w:val="en-US"/>
+        </w:rPr>
+        <w:t>The</w:t>
+      </w:r>
+      <w:r>
+        <w:rPr>
+          <w:lang w:val="en-US"/>
+        </w:rPr>
+        <w:t xml:space="preserve"> seed will be set at every </w:t>
+      </w:r>
+      <w:r>
+        <w:rPr>
+          <w:lang w:val="en-US"/>
+        </w:rPr>
+        <w:lastRenderedPageBreak/>
+        <w:t xml:space="preserve">iteration before generating the dataset, and stored at the end of each iteration. </w:t>
+      </w:r>
+      <w:r>
+        <w:rPr>
+          <w:lang w:val="en-US"/>
+        </w:rPr>
+        <w:t>This also allows for re-running a specific part of the simulation, namely when errors occurred.</w:t>
+      </w:r>
+    </w:p>
+    <w:p>
+      <w:pPr>
+        <w:spacing w:line="180" w:lineRule="auto"/>
+        <w:rPr>
+          <w:lang w:val="en-US"/>
+        </w:rPr>
+      </w:pPr>
+      <w:r>
+        <w:rPr>
+          <w:lang w:val="en-US"/>
+        </w:rPr>
+        <w:t>```r</w:t>
+      </w:r>
+    </w:p>
+    <w:p>
+      <w:pPr>
+        <w:spacing w:line="180" w:lineRule="auto"/>
+        <w:rPr>
+          <w:lang w:val="en-US"/>
+        </w:rPr>
+      </w:pPr>
+      <w:r>
+        <w:rPr>
+          <w:lang w:val="en-US"/>
+        </w:rPr>
+        <w:t>set.seed(</w:t>
+      </w:r>
+      <w:r>
+        <w:rPr>
+          <w:lang w:val="en-US"/>
+        </w:rPr>
+        <w:t>20041418</w:t>
+      </w:r>
+      <w:r>
+        <w:rPr>
+          <w:lang w:val="en-US"/>
+        </w:rPr>
+        <w:t>)</w:t>
+      </w:r>
+    </w:p>
+    <w:p>
+      <w:pPr>
+        <w:spacing w:line="180" w:lineRule="auto"/>
+        <w:rPr>
+          <w:lang w:val="en-US"/>
+        </w:rPr>
+      </w:pPr>
+      <w:r>
+        <w:rPr>
+          <w:lang w:val="en-US"/>
+        </w:rPr>
+        <w:t>nsimAll &lt;- n.</w:t>
+      </w:r>
+      <w:r>
+        <w:rPr>
+          <w:lang w:val="en-US"/>
+        </w:rPr>
+        <w:t>sim * n.scenario</w:t>
+      </w:r>
+      <w:r>
+        <w:rPr>
+          <w:lang w:val="en-US"/>
+        </w:rPr>
+        <w:t xml:space="preserve"> </w:t>
+      </w:r>
+      <w:r>
+        <w:rPr>
+          <w:lang w:val="en-US"/>
+        </w:rPr>
+        <w:t># n.sim= nb of repetitions for each scenario simulated</w:t>
+      </w:r>
+    </w:p>
+    <w:p>
+      <w:pPr>
+        <w:rPr>
+          <w:lang w:val="en-US"/>
+        </w:rPr>
+      </w:pPr>
+      <w:r>
+        <w:rPr>
+          <w:lang w:val="en-US"/>
+        </w:rPr>
+        <w:t xml:space="preserve">allseeds &lt;- sample.int(n = .Machine$integer.max, size = nsimAll, replace=FALSE) </w:t>
+      </w:r>
+    </w:p>
+    <w:p>
+      <w:pPr>
+        <w:rPr>
+          <w:lang w:val="en-US"/>
+        </w:rPr>
+      </w:pPr>
+      <w:r>
+        <w:rPr>
+          <w:lang w:val="en-US"/>
+        </w:rPr>
+        <w:t>```</w:t>
+      </w:r>
+    </w:p>
+    <w:p>
+      <w:pPr>
+        <w:rPr>
+          <w:lang w:val="en-US"/>
+        </w:rPr>
+      </w:pPr>
+      <w:r>
+        <w:rPr>
+          <w:lang w:val="en-US"/>
+        </w:rPr>
+        <w:t xml:space="preserve">Errors during models’ estimation will be caught and reported using tryCatch() statement. They can be explored </w:t>
+      </w:r>
+      <w:r>
+        <w:rPr>
+          <w:lang w:val="en-US"/>
+        </w:rPr>
+        <w:t>after the end of the simulation</w:t>
+      </w:r>
+      <w:r>
+        <w:rPr>
+          <w:lang w:val="en-US"/>
+        </w:rPr>
+        <w:t xml:space="preserve"> thanks to seed management. </w:t>
+      </w:r>
+    </w:p>
+    <w:p>
+      <w:pPr>
+        <w:pStyle w:val="Heading1"/>
+      </w:pPr>
+      <w:r>
+        <w:t>Estimates and summary measures</w:t>
+      </w:r>
+    </w:p>
+    <w:p>
+      <w:pPr>
+        <w:rPr>
+          <w:lang w:val="en-US"/>
+        </w:rPr>
+      </w:pPr>
+      <w:r>
+        <w:rPr>
+          <w:lang w:val="en-US"/>
+        </w:rPr>
+        <w:t>The main estimands of interest are the breakpoints themselves, since they completely specify the trajectory. From them we can derive the clinically interesting parameters, that are: onset slope, duration of plateau (and return to normal consciousness slope, not part of this simulation since we focus on the “10” pattern).</w:t>
+      </w:r>
+    </w:p>
+    <w:p>
+      <w:pPr>
+        <w:rPr>
+          <w:lang w:val="en-US"/>
+        </w:rPr>
+      </w:pPr>
+      <w:r>
+        <w:rPr>
+          <w:lang w:val="en-US"/>
+        </w:rPr>
+        <w:t>For every model computed, we will systematically report:</w:t>
       </w:r>
     </w:p>
     <w:p>
@@ -1941,65 +2641,55 @@
         <w:rPr>
           <w:lang w:val="en-US"/>
         </w:rPr>
-        <w:t xml:space="preserve">Errors during </w:t>
-      </w:r>
-      <w:r>
-        <w:rPr>
-          <w:lang w:val="en-US"/>
-        </w:rPr>
-        <w:t>models’</w:t>
-      </w:r>
-      <w:r>
-        <w:rPr>
-          <w:lang w:val="en-US"/>
-        </w:rPr>
-        <w:t xml:space="preserve"> estimation will be caught and reported using </w:t>
-      </w:r>
-      <w:proofErr w:type="spellStart"/>
-      <w:proofErr w:type="gramStart"/>
-      <w:r>
-        <w:rPr>
-          <w:lang w:val="en-US"/>
-        </w:rPr>
-        <w:t>try</w:t>
-      </w:r>
-      <w:r>
-        <w:rPr>
-          <w:lang w:val="en-US"/>
-        </w:rPr>
-        <w:t>Catch</w:t>
-      </w:r>
-      <w:proofErr w:type="spellEnd"/>
-      <w:r>
-        <w:rPr>
-          <w:lang w:val="en-US"/>
-        </w:rPr>
-        <w:t>(</w:t>
-      </w:r>
-      <w:proofErr w:type="gramEnd"/>
-      <w:r>
-        <w:rPr>
-          <w:lang w:val="en-US"/>
-        </w:rPr>
-        <w:t>) statement.</w:t>
-      </w:r>
-      <w:r>
-        <w:rPr>
-          <w:lang w:val="en-US"/>
-        </w:rPr>
-        <w:t xml:space="preserve"> They can be explored </w:t>
-      </w:r>
-      <w:r>
-        <w:rPr>
-          <w:lang w:val="en-US"/>
-        </w:rPr>
-        <w:t xml:space="preserve">later </w:t>
-      </w:r>
-      <w:r>
-        <w:rPr>
-          <w:lang w:val="en-US"/>
-        </w:rPr>
-        <w:t xml:space="preserve">thanks to seed management. </w:t>
+        <w:t>Breakpoints individual estimates</w:t>
+      </w:r>
+      <w:r>
+        <w:rPr>
+          <w:lang w:val="en-US"/>
+        </w:rPr>
+        <w:t xml:space="preserve"> </w:t>
+      </w:r>
+      <w:r>
+        <w:rPr>
+          <w:lang w:val="en-US"/>
+        </w:rPr>
+        <w:t xml:space="preserve">+ average estimate </w:t>
+      </w:r>
+      <w:r>
+        <w:rPr>
+          <w:lang w:val="en-US"/>
+        </w:rPr>
+        <w:t xml:space="preserve">and random effect </w:t>
+      </w:r>
+      <w:r>
+        <w:rPr>
+          <w:lang w:val="en-US"/>
+        </w:rPr>
+        <w:t xml:space="preserve">(only </w:t>
+      </w:r>
+      <w:r>
+        <w:rPr>
+          <w:lang w:val="en-US"/>
+        </w:rPr>
+        <w:t>`segmented</w:t>
+      </w:r>
+      <w:r>
+        <w:rPr>
+          <w:lang w:val="en-US"/>
+        </w:rPr>
+        <w:t>.lme</w:t>
+      </w:r>
+      <w:r>
+        <w:rPr>
+          <w:lang w:val="en-US"/>
+        </w:rPr>
+        <w:t>`)</w:t>
+      </w:r>
+      <w:r>
+        <w:rPr>
+          <w:lang w:val="en-US"/>
+        </w:rPr>
+        <w:t xml:space="preserve"> </w:t>
       </w:r>
     </w:p>
     <w:p>
@@ -2017,391 +2707,25 @@
         <w:rPr>
           <w:lang w:val="en-US"/>
         </w:rPr>
-        <w:t xml:space="preserve">What kind of errors are </w:t>
-      </w:r>
-      <w:r>
-        <w:rPr>
-          <w:lang w:val="en-US"/>
-        </w:rPr>
-        <w:t xml:space="preserve">expected? Convergence not reached after max </w:t>
-      </w:r>
-      <w:proofErr w:type="spellStart"/>
-      <w:r>
-        <w:rPr>
-          <w:lang w:val="en-US"/>
-        </w:rPr>
-        <w:t>nb</w:t>
-      </w:r>
-      <w:proofErr w:type="spellEnd"/>
-      <w:r>
-        <w:rPr>
-          <w:lang w:val="en-US"/>
-        </w:rPr>
-        <w:t xml:space="preserve"> of iterations, singular convergence (usually when the model is too complex).</w:t>
-      </w:r>
-    </w:p>
-    <w:p>
-      <w:pPr>
-        <w:pStyle w:val="Heading2"/>
-        <w:rPr>
-          <w:lang w:val="en-US"/>
-        </w:rPr>
-      </w:pPr>
-      <w:r>
-        <w:rPr>
-          <w:lang w:val="en-US"/>
-        </w:rPr>
-        <w:t xml:space="preserve">Specification </w:t>
-      </w:r>
-      <w:r>
-        <w:rPr>
-          <w:lang w:val="en-US"/>
-        </w:rPr>
-        <w:t xml:space="preserve">of </w:t>
-      </w:r>
-      <w:r>
-        <w:rPr>
-          <w:lang w:val="en-US"/>
-        </w:rPr>
-        <w:t>the starting s</w:t>
-      </w:r>
-      <w:r>
-        <w:rPr>
-          <w:lang w:val="en-US"/>
-        </w:rPr>
-        <w:t>eeds</w:t>
-      </w:r>
-    </w:p>
-    <w:p>
-      <w:pPr>
-        <w:rPr>
-          <w:lang w:val="en-US"/>
-        </w:rPr>
-      </w:pPr>
-      <w:r>
-        <w:rPr>
-          <w:lang w:val="en-US"/>
-        </w:rPr>
-        <w:t>To guarantee reproducibility of the results, the seed will be pre-computed once with a random seed</w:t>
-      </w:r>
-      <w:r>
-        <w:rPr>
-          <w:lang w:val="en-US"/>
-        </w:rPr>
-        <w:t xml:space="preserve"> (date and time</w:t>
-      </w:r>
-      <w:r>
-        <w:rPr>
-          <w:lang w:val="en-US"/>
-        </w:rPr>
-        <w:t xml:space="preserve"> at which this paragraph is wr</w:t>
-      </w:r>
-      <w:r>
-        <w:rPr>
-          <w:lang w:val="en-US"/>
-        </w:rPr>
-        <w:t>i</w:t>
-      </w:r>
-      <w:r>
-        <w:rPr>
-          <w:lang w:val="en-US"/>
-        </w:rPr>
-        <w:t>tten</w:t>
-      </w:r>
-      <w:r>
-        <w:rPr>
-          <w:lang w:val="en-US"/>
-        </w:rPr>
-        <w:t>)</w:t>
-      </w:r>
-      <w:r>
-        <w:rPr>
-          <w:lang w:val="en-US"/>
-        </w:rPr>
-        <w:t xml:space="preserve">. </w:t>
-      </w:r>
-      <w:r>
-        <w:rPr>
-          <w:lang w:val="en-US"/>
-        </w:rPr>
-        <w:t>The</w:t>
-      </w:r>
-      <w:r>
-        <w:rPr>
-          <w:lang w:val="en-US"/>
-        </w:rPr>
-        <w:t xml:space="preserve"> seed will be set at every </w:t>
-      </w:r>
-      <w:r>
-        <w:rPr>
-          <w:lang w:val="en-US"/>
-        </w:rPr>
-        <w:lastRenderedPageBreak/>
-        <w:t xml:space="preserve">iteration before generating the dataset, and stored at the end of each iteration. </w:t>
-      </w:r>
-      <w:r>
-        <w:rPr>
-          <w:lang w:val="en-US"/>
-        </w:rPr>
-        <w:t>This also allows for re-running a specific part of the simulation, namely when errors occurred.</w:t>
-      </w:r>
-    </w:p>
-    <w:p>
-      <w:pPr>
-        <w:spacing w:line="180" w:lineRule="auto"/>
-        <w:rPr>
-          <w:lang w:val="en-US"/>
-        </w:rPr>
-      </w:pPr>
-      <w:r>
-        <w:rPr>
-          <w:lang w:val="en-US"/>
-        </w:rPr>
-        <w:t>```r</w:t>
-      </w:r>
-    </w:p>
-    <w:p>
-      <w:pPr>
-        <w:spacing w:line="180" w:lineRule="auto"/>
-        <w:rPr>
-          <w:lang w:val="en-US"/>
-        </w:rPr>
-      </w:pPr>
-      <w:proofErr w:type="spellStart"/>
-      <w:proofErr w:type="gramStart"/>
-      <w:r>
-        <w:rPr>
-          <w:lang w:val="en-US"/>
-        </w:rPr>
-        <w:t>set.seed</w:t>
-      </w:r>
-      <w:proofErr w:type="spellEnd"/>
-      <w:proofErr w:type="gramEnd"/>
-      <w:r>
-        <w:rPr>
-          <w:lang w:val="en-US"/>
-        </w:rPr>
-        <w:t>(</w:t>
-      </w:r>
-      <w:r>
-        <w:rPr>
-          <w:lang w:val="en-US"/>
-        </w:rPr>
-        <w:t>20041418</w:t>
-      </w:r>
-      <w:r>
-        <w:rPr>
-          <w:lang w:val="en-US"/>
-        </w:rPr>
-        <w:t>)</w:t>
-      </w:r>
-    </w:p>
-    <w:p>
-      <w:pPr>
-        <w:spacing w:line="180" w:lineRule="auto"/>
-        <w:rPr>
-          <w:lang w:val="en-US"/>
-        </w:rPr>
-      </w:pPr>
-      <w:proofErr w:type="spellStart"/>
-      <w:r>
-        <w:rPr>
-          <w:lang w:val="en-US"/>
-        </w:rPr>
-        <w:t>nsimAll</w:t>
-      </w:r>
-      <w:proofErr w:type="spellEnd"/>
-      <w:r>
-        <w:rPr>
-          <w:lang w:val="en-US"/>
-        </w:rPr>
-        <w:t xml:space="preserve"> &lt;- </w:t>
-      </w:r>
-      <w:proofErr w:type="spellStart"/>
-      <w:r>
-        <w:rPr>
-          <w:lang w:val="en-US"/>
-        </w:rPr>
-        <w:t>n.</w:t>
-      </w:r>
-      <w:r>
-        <w:rPr>
-          <w:lang w:val="en-US"/>
-        </w:rPr>
-        <w:t>sim</w:t>
-      </w:r>
-      <w:proofErr w:type="spellEnd"/>
-      <w:r>
-        <w:rPr>
-          <w:lang w:val="en-US"/>
-        </w:rPr>
-        <w:t xml:space="preserve"> * </w:t>
-      </w:r>
-      <w:proofErr w:type="spellStart"/>
-      <w:proofErr w:type="gramStart"/>
-      <w:r>
-        <w:rPr>
-          <w:lang w:val="en-US"/>
-        </w:rPr>
-        <w:t>n.scenario</w:t>
-      </w:r>
-      <w:proofErr w:type="spellEnd"/>
-      <w:proofErr w:type="gramEnd"/>
-      <w:r>
-        <w:rPr>
-          <w:lang w:val="en-US"/>
-        </w:rPr>
-        <w:t xml:space="preserve"> </w:t>
-      </w:r>
-      <w:r>
-        <w:rPr>
-          <w:lang w:val="en-US"/>
-        </w:rPr>
-        <w:t xml:space="preserve"># </w:t>
-      </w:r>
-      <w:proofErr w:type="spellStart"/>
-      <w:r>
-        <w:rPr>
-          <w:lang w:val="en-US"/>
-        </w:rPr>
-        <w:t>n.sim</w:t>
-      </w:r>
-      <w:proofErr w:type="spellEnd"/>
-      <w:r>
-        <w:rPr>
-          <w:lang w:val="en-US"/>
-        </w:rPr>
-        <w:t xml:space="preserve">= </w:t>
-      </w:r>
-      <w:proofErr w:type="spellStart"/>
-      <w:r>
-        <w:rPr>
-          <w:lang w:val="en-US"/>
-        </w:rPr>
-        <w:t>nb</w:t>
-      </w:r>
-      <w:proofErr w:type="spellEnd"/>
-      <w:r>
-        <w:rPr>
-          <w:lang w:val="en-US"/>
-        </w:rPr>
-        <w:t xml:space="preserve"> of repetitions for each scenario simulated</w:t>
-      </w:r>
-    </w:p>
-    <w:p>
-      <w:pPr>
-        <w:rPr>
-          <w:lang w:val="en-US"/>
-        </w:rPr>
-      </w:pPr>
-      <w:r>
-        <w:rPr>
-          <w:lang w:val="en-US"/>
-        </w:rPr>
-        <w:t xml:space="preserve">allseeds &lt;- </w:t>
-      </w:r>
-      <w:proofErr w:type="gramStart"/>
-      <w:r>
-        <w:rPr>
-          <w:lang w:val="en-US"/>
-        </w:rPr>
-        <w:t>sample.int(</w:t>
-      </w:r>
-      <w:proofErr w:type="gramEnd"/>
-      <w:r>
-        <w:rPr>
-          <w:lang w:val="en-US"/>
-        </w:rPr>
-        <w:t xml:space="preserve">n </w:t>
-      </w:r>
-      <w:proofErr w:type="gramStart"/>
-      <w:r>
-        <w:rPr>
-          <w:lang w:val="en-US"/>
-        </w:rPr>
-        <w:t>= .</w:t>
-      </w:r>
-      <w:proofErr w:type="spellStart"/>
-      <w:r>
-        <w:rPr>
-          <w:lang w:val="en-US"/>
-        </w:rPr>
-        <w:t>Machine</w:t>
-      </w:r>
-      <w:proofErr w:type="gramEnd"/>
-      <w:r>
-        <w:rPr>
-          <w:lang w:val="en-US"/>
-        </w:rPr>
-        <w:t>$integer.max</w:t>
-      </w:r>
-      <w:proofErr w:type="spellEnd"/>
-      <w:r>
-        <w:rPr>
-          <w:lang w:val="en-US"/>
-        </w:rPr>
-        <w:t xml:space="preserve">, size = </w:t>
-      </w:r>
-      <w:proofErr w:type="spellStart"/>
-      <w:r>
-        <w:rPr>
-          <w:lang w:val="en-US"/>
-        </w:rPr>
-        <w:t>nsimAll</w:t>
-      </w:r>
-      <w:proofErr w:type="spellEnd"/>
-      <w:r>
-        <w:rPr>
-          <w:lang w:val="en-US"/>
-        </w:rPr>
-        <w:t xml:space="preserve">, replace=FALSE) </w:t>
-      </w:r>
-    </w:p>
-    <w:p>
-      <w:pPr>
-        <w:rPr>
-          <w:lang w:val="en-US"/>
-        </w:rPr>
-      </w:pPr>
-      <w:r>
-        <w:rPr>
-          <w:lang w:val="en-US"/>
-        </w:rPr>
-        <w:t>```</w:t>
-      </w:r>
-    </w:p>
-    <w:p>
-      <w:pPr>
-        <w:pStyle w:val="Heading1"/>
-      </w:pPr>
-      <w:r>
-        <w:t>Estimates and summary measures</w:t>
-      </w:r>
-    </w:p>
-    <w:p>
-      <w:pPr>
-        <w:rPr>
-          <w:lang w:val="en-US"/>
-        </w:rPr>
-      </w:pPr>
-      <w:r>
-        <w:rPr>
-          <w:lang w:val="en-US"/>
-        </w:rPr>
-        <w:t>The main estimands of interest are the breakpoints themselves, since they completely specify the trajectory. From them we can derive the clinically interesting parameters, that are: onset slope, duration of plateau (and return to normal consciousness slope, not part of this simulation since we focus on the “10” pattern).</w:t>
-      </w:r>
-    </w:p>
-    <w:p>
-      <w:pPr>
-        <w:rPr>
-          <w:lang w:val="en-US"/>
-        </w:rPr>
-      </w:pPr>
-      <w:r>
-        <w:rPr>
-          <w:lang w:val="en-US"/>
-        </w:rPr>
-        <w:t>For every model computed, we will systematically report:</w:t>
+        <w:t xml:space="preserve">Breakpoints </w:t>
+      </w:r>
+      <w:r>
+        <w:rPr>
+          <w:lang w:val="en-US"/>
+        </w:rPr>
+        <w:t>95% c</w:t>
+      </w:r>
+      <w:r>
+        <w:rPr>
+          <w:lang w:val="en-US"/>
+        </w:rPr>
+        <w:t>onfidence intervals and standard error</w:t>
+      </w:r>
+      <w:r>
+        <w:rPr>
+          <w:lang w:val="en-US"/>
+        </w:rPr>
+        <w:t>.</w:t>
       </w:r>
     </w:p>
     <w:p>
@@ -2419,7 +2743,7 @@
         <w:rPr>
           <w:lang w:val="en-US"/>
         </w:rPr>
-        <w:t>Breakpoints individual estimates</w:t>
+        <w:t>Eventual occurring errors that will be explored at the end of the simulation (convergence failure, singular convergence, others).</w:t>
       </w:r>
       <w:r>
         <w:rPr>
@@ -2431,192 +2755,6 @@
         <w:rPr>
           <w:lang w:val="en-US"/>
         </w:rPr>
-        <w:t xml:space="preserve">+ average estimate </w:t>
-      </w:r>
-      <w:r>
-        <w:rPr>
-          <w:lang w:val="en-US"/>
-        </w:rPr>
-        <w:t xml:space="preserve">(only </w:t>
-      </w:r>
-      <w:r>
-        <w:rPr>
-          <w:lang w:val="en-US"/>
-        </w:rPr>
-        <w:t>`segmented</w:t>
-      </w:r>
-      <w:r>
-        <w:rPr>
-          <w:lang w:val="en-US"/>
-        </w:rPr>
-        <w:t>.lme</w:t>
-      </w:r>
-      <w:r>
-        <w:rPr>
-          <w:lang w:val="en-US"/>
-        </w:rPr>
-        <w:t>`)</w:t>
-      </w:r>
-      <w:r>
-        <w:rPr>
-          <w:lang w:val="en-US"/>
-        </w:rPr>
-        <w:t xml:space="preserve"> </w:t>
-      </w:r>
-    </w:p>
-    <w:p>
-      <w:pPr>
-        <w:pStyle w:val="ListParagraph"/>
-        <w:numPr>
-          <w:ilvl w:val="0"/>
-          <w:numId w:val="2"/>
-        </w:numPr>
-        <w:rPr>
-          <w:lang w:val="en-US"/>
-        </w:rPr>
-      </w:pPr>
-      <w:r>
-        <w:rPr>
-          <w:lang w:val="en-US"/>
-        </w:rPr>
-        <w:t xml:space="preserve">Breakpoints </w:t>
-      </w:r>
-      <w:r>
-        <w:rPr>
-          <w:lang w:val="en-US"/>
-        </w:rPr>
-        <w:t>95% c</w:t>
-      </w:r>
-      <w:r>
-        <w:rPr>
-          <w:lang w:val="en-US"/>
-        </w:rPr>
-        <w:t>onfidence intervals and standard error</w:t>
-      </w:r>
-    </w:p>
-    <w:p>
-      <w:pPr>
-        <w:rPr>
-          <w:lang w:val="en-US"/>
-        </w:rPr>
-      </w:pPr>
-      <w:r>
-        <w:rPr>
-          <w:lang w:val="en-US"/>
-        </w:rPr>
-        <w:t>At the simulation level, we will report the mean</w:t>
-      </w:r>
-    </w:p>
-    <w:p>
-      <w:pPr>
-        <w:rPr>
-          <w:lang w:val="en-US"/>
-        </w:rPr>
-      </w:pPr>
-      <w:r>
-        <w:rPr>
-          <w:lang w:val="en-US"/>
-        </w:rPr>
-        <w:t>During the simulation, some errors may occur, especially during the computation of the statistical model</w:t>
-      </w:r>
-      <w:r>
-        <w:rPr>
-          <w:lang w:val="en-US"/>
-        </w:rPr>
-        <w:t>. They can happen for instance due to:</w:t>
-      </w:r>
-    </w:p>
-    <w:p>
-      <w:pPr>
-        <w:pStyle w:val="ListParagraph"/>
-        <w:numPr>
-          <w:ilvl w:val="0"/>
-          <w:numId w:val="2"/>
-        </w:numPr>
-        <w:rPr>
-          <w:lang w:val="en-US"/>
-        </w:rPr>
-      </w:pPr>
-      <w:r>
-        <w:rPr>
-          <w:lang w:val="en-US"/>
-        </w:rPr>
-        <w:t>Convergence failure (not reached after maximum number of iterations)</w:t>
-      </w:r>
-    </w:p>
-    <w:p>
-      <w:pPr>
-        <w:pStyle w:val="ListParagraph"/>
-        <w:numPr>
-          <w:ilvl w:val="0"/>
-          <w:numId w:val="2"/>
-        </w:numPr>
-        <w:rPr>
-          <w:lang w:val="en-US"/>
-        </w:rPr>
-      </w:pPr>
-      <w:r>
-        <w:rPr>
-          <w:lang w:val="en-US"/>
-        </w:rPr>
-        <w:t>Singular convergence (usually happens when model is over specified)</w:t>
-      </w:r>
-    </w:p>
-    <w:p>
-      <w:pPr>
-        <w:pStyle w:val="ListParagraph"/>
-        <w:numPr>
-          <w:ilvl w:val="0"/>
-          <w:numId w:val="2"/>
-        </w:numPr>
-        <w:rPr>
-          <w:lang w:val="en-US"/>
-        </w:rPr>
-      </w:pPr>
-      <w:r>
-        <w:rPr>
-          <w:lang w:val="en-US"/>
-        </w:rPr>
-        <w:t>Continuity failure at the breaks (</w:t>
-      </w:r>
-      <w:r>
-        <w:rPr>
-          <w:highlight w:val="yellow"/>
-          <w:lang w:val="en-US"/>
-        </w:rPr>
-        <w:t xml:space="preserve">ask Brice </w:t>
-      </w:r>
-      <w:r>
-        <w:rPr>
-          <w:highlight w:val="yellow"/>
-          <w:lang w:val="en-US"/>
-        </w:rPr>
-        <w:t xml:space="preserve">to check </w:t>
-      </w:r>
-      <w:r>
-        <w:rPr>
-          <w:highlight w:val="yellow"/>
-          <w:lang w:val="en-US"/>
-        </w:rPr>
-        <w:t>what is continuity flag</w:t>
-      </w:r>
-      <w:r>
-        <w:rPr>
-          <w:lang w:val="en-US"/>
-        </w:rPr>
-        <w:t>)</w:t>
-      </w:r>
-    </w:p>
-    <w:p>
-      <w:pPr>
-        <w:rPr>
-          <w:lang w:val="en-US"/>
-        </w:rPr>
-      </w:pPr>
-      <w:r>
-        <w:rPr>
-          <w:lang w:val="en-US"/>
-        </w:rPr>
         <w:t xml:space="preserve">These errors will be </w:t>
       </w:r>
       <w:r>
@@ -2635,15 +2773,7 @@
         <w:rPr>
           <w:lang w:val="en-US"/>
         </w:rPr>
-        <w:t>`</w:t>
-      </w:r>
-      <w:proofErr w:type="spellStart"/>
-      <w:proofErr w:type="gramStart"/>
-      <w:r>
-        <w:rPr>
-          <w:lang w:val="en-US"/>
-        </w:rPr>
-        <w:t>try</w:t>
+        <w:t>`try</w:t>
       </w:r>
       <w:r>
         <w:rPr>
@@ -2651,19 +2781,11 @@
         </w:rPr>
         <w:t>Catch</w:t>
       </w:r>
-      <w:proofErr w:type="spellEnd"/>
-      <w:r>
-        <w:rPr>
-          <w:lang w:val="en-US"/>
-        </w:rPr>
-        <w:t>(</w:t>
-      </w:r>
-      <w:proofErr w:type="gramEnd"/>
-      <w:r>
-        <w:rPr>
-          <w:lang w:val="en-US"/>
-        </w:rPr>
-        <w:t>)`</w:t>
+      <w:r>
+        <w:rPr>
+          <w:lang w:val="en-US"/>
+        </w:rPr>
+        <w:t>()`</w:t>
       </w:r>
       <w:r>
         <w:rPr>
@@ -2853,21 +2975,7 @@
         <w:rPr>
           <w:lang w:val="fr-FR"/>
         </w:rPr>
-        <w:t xml:space="preserve">, </w:t>
-      </w:r>
-      <w:proofErr w:type="gramStart"/>
-      <w:r>
-        <w:rPr>
-          <w:lang w:val="fr-FR"/>
-        </w:rPr>
-        <w:t>DOI:</w:t>
-      </w:r>
-      <w:proofErr w:type="gramEnd"/>
-      <w:r>
-        <w:rPr>
-          <w:lang w:val="fr-FR"/>
-        </w:rPr>
-        <w:t xml:space="preserve"> 10.1002/sim.8086</w:t>
+        <w:t>, DOI: 10.1002/sim.8086</w:t>
       </w:r>
     </w:p>
     <w:p>
@@ -2978,13 +3086,167 @@
           <w:lang w:val="en-US"/>
         </w:rPr>
       </w:pPr>
-    </w:p>
-    <w:p>
-      <w:pPr>
-        <w:rPr>
-          <w:lang w:val="en-US"/>
-        </w:rPr>
-      </w:pPr>
+      <w:r>
+        <w:rPr>
+          <w:lang w:val="en-US"/>
+        </w:rPr>
+        <w:t>In this table, only rejection is not of interest to us, since we do not evaluate any statistical test</w:t>
+      </w:r>
+      <w:r>
+        <w:rPr>
+          <w:lang w:val="en-US"/>
+        </w:rPr>
+        <w:t>.</w:t>
+      </w:r>
+      <w:r>
+        <w:rPr>
+          <w:lang w:val="en-US"/>
+        </w:rPr>
+        <w:t xml:space="preserve"> </w:t>
+      </w:r>
+      <w:r>
+        <w:rPr>
+          <w:lang w:val="en-US"/>
+        </w:rPr>
+        <w:t>In our case,  </w:t>
+      </w:r>
+      <m:oMath>
+        <m:acc>
+          <m:accPr>
+            <m:ctrlPr>
+              <w:rPr>
+                <w:rFonts w:ascii="Cambria Math" w:hAnsi="Cambria Math"/>
+                <w:i/>
+                <w:lang w:val="en-US"/>
+              </w:rPr>
+            </m:ctrlPr>
+          </m:accPr>
+          <m:e>
+            <m:r>
+              <w:rPr>
+                <w:rFonts w:ascii="Cambria Math" w:hAnsi="Cambria Math"/>
+                <w:lang w:val="en-US"/>
+              </w:rPr>
+              <m:t>θ</m:t>
+            </m:r>
+            <m:ctrlPr>
+              <w:rPr>
+                <w:rFonts w:ascii="Cambria Math" w:eastAsiaTheme="minorEastAsia" w:hAnsi="Cambria Math"/>
+                <w:i/>
+                <w:lang w:val="en-US"/>
+              </w:rPr>
+            </m:ctrlPr>
+          </m:e>
+        </m:acc>
+      </m:oMath>
+      <w:r>
+        <w:rPr>
+          <w:rFonts w:eastAsiaTheme="minorEastAsia"/>
+          <w:lang w:val="en-US"/>
+        </w:rPr>
+        <w:t xml:space="preserve"> is the breakpoint time coordinate and has two components. The associated variability is </w:t>
+      </w:r>
+      <m:oMath>
+        <m:rad>
+          <m:radPr>
+            <m:degHide m:val="1"/>
+            <m:ctrlPr>
+              <w:rPr>
+                <w:rFonts w:ascii="Cambria Math" w:eastAsiaTheme="minorEastAsia" w:hAnsi="Cambria Math"/>
+                <w:i/>
+                <w:lang w:val="en-US"/>
+              </w:rPr>
+            </m:ctrlPr>
+          </m:radPr>
+          <m:deg>
+            <m:ctrlPr>
+              <w:rPr>
+                <w:rFonts w:ascii="Cambria Math" w:hAnsi="Cambria Math"/>
+                <w:i/>
+                <w:lang w:val="en-US"/>
+              </w:rPr>
+            </m:ctrlPr>
+          </m:deg>
+          <m:e>
+            <m:r>
+              <w:rPr>
+                <w:rFonts w:ascii="Cambria Math" w:eastAsiaTheme="minorEastAsia" w:hAnsi="Cambria Math"/>
+                <w:lang w:val="en-US"/>
+              </w:rPr>
+              <m:t>V</m:t>
+            </m:r>
+            <m:r>
+              <w:rPr>
+                <w:rFonts w:ascii="Cambria Math" w:eastAsiaTheme="minorEastAsia" w:hAnsi="Cambria Math"/>
+                <w:lang w:val="en-US"/>
+              </w:rPr>
+              <m:t>ar(</m:t>
+            </m:r>
+            <m:acc>
+              <m:accPr>
+                <m:ctrlPr>
+                  <w:rPr>
+                    <w:rFonts w:ascii="Cambria Math" w:eastAsiaTheme="minorEastAsia" w:hAnsi="Cambria Math"/>
+                    <w:i/>
+                    <w:lang w:val="en-US"/>
+                  </w:rPr>
+                </m:ctrlPr>
+              </m:accPr>
+              <m:e>
+                <m:r>
+                  <w:rPr>
+                    <w:rFonts w:ascii="Cambria Math" w:eastAsiaTheme="minorEastAsia" w:hAnsi="Cambria Math"/>
+                    <w:lang w:val="en-US"/>
+                  </w:rPr>
+                  <m:t>θ</m:t>
+                </m:r>
+              </m:e>
+            </m:acc>
+            <m:r>
+              <w:rPr>
+                <w:rFonts w:ascii="Cambria Math" w:eastAsiaTheme="minorEastAsia" w:hAnsi="Cambria Math"/>
+                <w:lang w:val="en-US"/>
+              </w:rPr>
+              <m:t>)</m:t>
+            </m:r>
+          </m:e>
+        </m:rad>
+      </m:oMath>
+      <w:r>
+        <w:rPr>
+          <w:rFonts w:eastAsiaTheme="minorEastAsia"/>
+          <w:lang w:val="en-US"/>
+        </w:rPr>
+        <w:t>. The SDI scale coordinate of breakpoint is of</w:t>
+      </w:r>
+      <w:r>
+        <w:rPr>
+          <w:rFonts w:eastAsiaTheme="minorEastAsia"/>
+          <w:lang w:val="en-US"/>
+        </w:rPr>
+        <w:t xml:space="preserve"> slightly</w:t>
+      </w:r>
+      <w:r>
+        <w:rPr>
+          <w:rFonts w:eastAsiaTheme="minorEastAsia"/>
+          <w:lang w:val="en-US"/>
+        </w:rPr>
+        <w:t xml:space="preserve"> lesser interest to us, since it is not directly estimated by the methods</w:t>
+      </w:r>
+      <w:r>
+        <w:rPr>
+          <w:rFonts w:eastAsiaTheme="minorEastAsia"/>
+          <w:lang w:val="en-US"/>
+        </w:rPr>
+        <w:t>, even though one could argue that this component is critical for deriving slopes, which are the clinically relevant parameters</w:t>
+      </w:r>
+      <w:r>
+        <w:rPr>
+          <w:rFonts w:eastAsiaTheme="minorEastAsia"/>
+          <w:lang w:val="en-US"/>
+        </w:rPr>
+        <w:t xml:space="preserve">. </w:t>
+      </w:r>
     </w:p>
     <w:p>
       <w:pPr>
@@ -3002,27 +3264,13 @@
           <w:lang w:val="en-US"/>
         </w:rPr>
       </w:pPr>
-      <w:r>
-        <w:rPr>
-          <w:lang w:val="en-US"/>
-        </w:rPr>
-        <w:t>Expected properties of statistical methods</w:t>
-      </w:r>
-    </w:p>
-    <w:p>
-      <w:pPr>
-        <w:pStyle w:val="Heading2"/>
-        <w:rPr>
-          <w:lang w:val="en-US"/>
-        </w:rPr>
-      </w:pPr>
       <w:bookmarkStart w:id="0" w:name="_Simulation_results"/>
       <w:bookmarkEnd w:id="0"/>
       <w:r>
         <w:rPr>
           <w:lang w:val="en-US"/>
         </w:rPr>
-        <w:t>Simulation results</w:t>
+        <w:t>Missing values</w:t>
       </w:r>
     </w:p>
     <w:p>
@@ -3071,26 +3319,116 @@
         <w:rPr>
           <w:lang w:val="en-US"/>
         </w:rPr>
-        <w:t>. These may happen for several reasons, especially during the computation of statistical methods:</w:t>
-      </w:r>
-    </w:p>
-    <w:p>
-      <w:pPr>
-        <w:rPr>
-          <w:lang w:val="en-US"/>
-        </w:rPr>
-      </w:pPr>
-      <w:r>
-        <w:rPr>
-          <w:lang w:val="en-US"/>
-        </w:rPr>
-        <w:t>The simulation study being itself an experiment, th</w:t>
-      </w:r>
-      <w:r>
-        <w:rPr>
-          <w:lang w:val="en-US"/>
-        </w:rPr>
-        <w:t>ere is an uncertainty due to the finite number of repetitions we run. Therefore</w:t>
+        <w:t>. These may happen for several reasons, especially during the computation of statistical methods</w:t>
+      </w:r>
+      <w:r>
+        <w:rPr>
+          <w:lang w:val="en-US"/>
+        </w:rPr>
+        <w:t>, and likely not completely at random</w:t>
+      </w:r>
+      <w:r>
+        <w:rPr>
+          <w:lang w:val="en-US"/>
+        </w:rPr>
+        <w:t>.</w:t>
+      </w:r>
+      <w:r>
+        <w:rPr>
+          <w:lang w:val="en-US"/>
+        </w:rPr>
+        <w:t xml:space="preserve"> </w:t>
+      </w:r>
+      <w:r>
+        <w:rPr>
+          <w:lang w:val="en-US"/>
+        </w:rPr>
+        <w:t xml:space="preserve">Data produced under repetitions for which one of the methods returns a </w:t>
+      </w:r>
+      <w:r>
+        <w:rPr>
+          <w:lang w:val="en-US"/>
+        </w:rPr>
+        <w:t>missing estimate</w:t>
+      </w:r>
+      <w:r>
+        <w:rPr>
+          <w:lang w:val="en-US"/>
+        </w:rPr>
+        <w:t xml:space="preserve"> will be </w:t>
+      </w:r>
+      <w:r>
+        <w:rPr>
+          <w:lang w:val="en-US"/>
+        </w:rPr>
+        <w:t>explored to try to understand why it happened. Reasons found will be reported in a table.</w:t>
+      </w:r>
+      <w:r>
+        <w:rPr>
+          <w:lang w:val="en-US"/>
+        </w:rPr>
+        <w:t xml:space="preserve"> </w:t>
+      </w:r>
+      <w:r>
+        <w:rPr>
+          <w:lang w:val="en-US"/>
+        </w:rPr>
+        <w:t>If a meaningful proportion of estimates is missing (</w:t>
+      </w:r>
+      <w:r>
+        <w:rPr>
+          <w:lang w:val="en-US"/>
+        </w:rPr>
+        <w:t>5%</w:t>
+      </w:r>
+      <w:r>
+        <w:rPr>
+          <w:lang w:val="en-US"/>
+        </w:rPr>
+        <w:t xml:space="preserve"> for us</w:t>
+      </w:r>
+      <w:r>
+        <w:rPr>
+          <w:lang w:val="en-US"/>
+        </w:rPr>
+        <w:t xml:space="preserve">, threshold allocated in derivation of </w:t>
+      </w:r>
+      <m:oMath>
+        <m:sSub>
+          <m:sSubPr>
+            <m:ctrlPr>
+              <w:rPr>
+                <w:rFonts w:ascii="Cambria Math" w:hAnsi="Cambria Math"/>
+                <w:i/>
+                <w:lang w:val="en-US"/>
+              </w:rPr>
+            </m:ctrlPr>
+          </m:sSubPr>
+          <m:e>
+            <m:r>
+              <w:rPr>
+                <w:rFonts w:ascii="Cambria Math" w:hAnsi="Cambria Math"/>
+                <w:lang w:val="en-US"/>
+              </w:rPr>
+              <m:t>n</m:t>
+            </m:r>
+          </m:e>
+          <m:sub>
+            <m:r>
+              <w:rPr>
+                <w:rFonts w:ascii="Cambria Math" w:hAnsi="Cambria Math"/>
+                <w:lang w:val="en-US"/>
+              </w:rPr>
+              <m:t>sim</m:t>
+            </m:r>
+          </m:sub>
+        </m:sSub>
+      </m:oMath>
+      <w:r>
+        <w:rPr>
+          <w:lang w:val="en-US"/>
+        </w:rPr>
+        <w:t>)</w:t>
       </w:r>
       <w:r>
         <w:rPr>
@@ -3102,19 +3440,1228 @@
         <w:rPr>
           <w:lang w:val="en-US"/>
         </w:rPr>
-        <w:t xml:space="preserve"> the Monte Carlo Standard Error will be reported along every estimates.</w:t>
-      </w:r>
-      <w:r>
-        <w:rPr>
-          <w:lang w:val="en-US"/>
-        </w:rPr>
-        <w:t xml:space="preserve"> Estimates will be reported with the maximum accuracy allowed by the Monte Carlo SE</w:t>
-      </w:r>
-      <w:r>
-        <w:rPr>
-          <w:lang w:val="en-US"/>
-        </w:rPr>
-        <w:t xml:space="preserve"> (</w:t>
+        <w:t xml:space="preserve"> it could impact estimated performance.</w:t>
+      </w:r>
+      <w:r>
+        <w:rPr>
+          <w:lang w:val="en-US"/>
+        </w:rPr>
+        <w:t xml:space="preserve"> In such a case, extending the simulation study to increase the number of repetitions will be considered.</w:t>
+      </w:r>
+    </w:p>
+    <w:p>
+      <w:pPr>
+        <w:pStyle w:val="Heading2"/>
+        <w:rPr>
+          <w:lang w:val="en-US"/>
+        </w:rPr>
+      </w:pPr>
+      <w:r>
+        <w:rPr>
+          <w:lang w:val="en-US"/>
+        </w:rPr>
+        <w:t>Graphical exploratory analysis</w:t>
+      </w:r>
+    </w:p>
+    <w:p>
+      <w:pPr>
+        <w:rPr>
+          <w:lang w:val="en-US"/>
+        </w:rPr>
+      </w:pPr>
+      <w:r>
+        <w:rPr>
+          <w:lang w:val="en-US"/>
+        </w:rPr>
+        <w:t>Before undertaking formal analysis of the performance measurements, graphical exploratory analysis will be helpful in assessing some characteristic</w:t>
+      </w:r>
+      <w:r>
+        <w:rPr>
+          <w:lang w:val="en-US"/>
+        </w:rPr>
+        <w:t>s</w:t>
+      </w:r>
+      <w:r>
+        <w:rPr>
+          <w:lang w:val="en-US"/>
+        </w:rPr>
+        <w:t xml:space="preserve"> of the simulated datasets, namely:</w:t>
+      </w:r>
+    </w:p>
+    <w:p>
+      <w:pPr>
+        <w:pStyle w:val="ListParagraph"/>
+        <w:numPr>
+          <w:ilvl w:val="0"/>
+          <w:numId w:val="8"/>
+        </w:numPr>
+        <w:rPr>
+          <w:lang w:val="en-US"/>
+        </w:rPr>
+      </w:pPr>
+      <w:r>
+        <w:rPr>
+          <w:lang w:val="en-US"/>
+        </w:rPr>
+        <w:t xml:space="preserve">The </w:t>
+      </w:r>
+      <w:r>
+        <w:rPr>
+          <w:u w:val="single"/>
+          <w:lang w:val="en-US"/>
+        </w:rPr>
+        <w:t>distribution</w:t>
+      </w:r>
+      <w:r>
+        <w:rPr>
+          <w:lang w:val="en-US"/>
+        </w:rPr>
+        <w:t xml:space="preserve"> </w:t>
+      </w:r>
+      <w:r>
+        <w:rPr>
+          <w:lang w:val="en-US"/>
+        </w:rPr>
+        <w:t>of </w:t>
+      </w:r>
+      <m:oMath>
+        <m:acc>
+          <m:accPr>
+            <m:ctrlPr>
+              <w:rPr>
+                <w:rFonts w:ascii="Cambria Math" w:hAnsi="Cambria Math"/>
+                <w:i/>
+                <w:lang w:val="en-US"/>
+              </w:rPr>
+            </m:ctrlPr>
+          </m:accPr>
+          <m:e>
+            <m:sSub>
+              <m:sSubPr>
+                <m:ctrlPr>
+                  <w:rPr>
+                    <w:rFonts w:ascii="Cambria Math" w:hAnsi="Cambria Math"/>
+                    <w:i/>
+                    <w:lang w:val="en-US"/>
+                  </w:rPr>
+                </m:ctrlPr>
+              </m:sSubPr>
+              <m:e>
+                <m:r>
+                  <w:rPr>
+                    <w:rFonts w:ascii="Cambria Math" w:hAnsi="Cambria Math"/>
+                    <w:lang w:val="en-US"/>
+                  </w:rPr>
+                  <m:t>θ</m:t>
+                </m:r>
+              </m:e>
+              <m:sub>
+                <m:r>
+                  <w:rPr>
+                    <w:rFonts w:ascii="Cambria Math" w:hAnsi="Cambria Math"/>
+                    <w:lang w:val="en-US"/>
+                  </w:rPr>
+                  <m:t>i</m:t>
+                </m:r>
+              </m:sub>
+            </m:sSub>
+          </m:e>
+        </m:acc>
+      </m:oMath>
+      <w:r>
+        <w:rPr>
+          <w:lang w:val="en-US"/>
+        </w:rPr>
+        <w:t xml:space="preserve"> and </w:t>
+      </w:r>
+      <w:r>
+        <w:rPr>
+          <w:lang w:val="en-US"/>
+        </w:rPr>
+        <w:t> </w:t>
+      </w:r>
+      <m:oMath>
+        <m:acc>
+          <m:accPr>
+            <m:ctrlPr>
+              <w:rPr>
+                <w:rFonts w:ascii="Cambria Math" w:eastAsiaTheme="minorEastAsia" w:hAnsi="Cambria Math"/>
+                <w:i/>
+                <w:lang w:val="en-US"/>
+              </w:rPr>
+            </m:ctrlPr>
+          </m:accPr>
+          <m:e>
+            <m:r>
+              <w:rPr>
+                <w:rFonts w:ascii="Cambria Math" w:eastAsiaTheme="minorEastAsia" w:hAnsi="Cambria Math"/>
+                <w:lang w:val="en-US"/>
+              </w:rPr>
+              <m:t>SE</m:t>
+            </m:r>
+            <m:ctrlPr>
+              <w:rPr>
+                <w:rFonts w:ascii="Cambria Math" w:hAnsi="Cambria Math"/>
+                <w:i/>
+                <w:lang w:val="en-US"/>
+              </w:rPr>
+            </m:ctrlPr>
+          </m:e>
+        </m:acc>
+        <m:r>
+          <w:rPr>
+            <w:rFonts w:ascii="Cambria Math" w:hAnsi="Cambria Math"/>
+            <w:lang w:val="en-US"/>
+          </w:rPr>
+          <m:t>(</m:t>
+        </m:r>
+        <m:acc>
+          <m:accPr>
+            <m:ctrlPr>
+              <w:rPr>
+                <w:rFonts w:ascii="Cambria Math" w:hAnsi="Cambria Math"/>
+                <w:i/>
+                <w:lang w:val="en-US"/>
+              </w:rPr>
+            </m:ctrlPr>
+          </m:accPr>
+          <m:e>
+            <m:sSub>
+              <m:sSubPr>
+                <m:ctrlPr>
+                  <w:rPr>
+                    <w:rFonts w:ascii="Cambria Math" w:hAnsi="Cambria Math"/>
+                    <w:i/>
+                    <w:lang w:val="en-US"/>
+                  </w:rPr>
+                </m:ctrlPr>
+              </m:sSubPr>
+              <m:e>
+                <m:r>
+                  <w:rPr>
+                    <w:rFonts w:ascii="Cambria Math" w:hAnsi="Cambria Math"/>
+                    <w:lang w:val="en-US"/>
+                  </w:rPr>
+                  <m:t>θ</m:t>
+                </m:r>
+              </m:e>
+              <m:sub>
+                <m:r>
+                  <w:rPr>
+                    <w:rFonts w:ascii="Cambria Math" w:hAnsi="Cambria Math"/>
+                    <w:lang w:val="en-US"/>
+                  </w:rPr>
+                  <m:t>i</m:t>
+                </m:r>
+              </m:sub>
+            </m:sSub>
+          </m:e>
+        </m:acc>
+        <m:r>
+          <w:rPr>
+            <w:rFonts w:ascii="Cambria Math" w:hAnsi="Cambria Math"/>
+            <w:lang w:val="en-US"/>
+          </w:rPr>
+          <m:t>)</m:t>
+        </m:r>
+      </m:oMath>
+      <w:r>
+        <w:rPr>
+          <w:rFonts w:eastAsiaTheme="minorEastAsia"/>
+          <w:lang w:val="en-US"/>
+        </w:rPr>
+        <w:t xml:space="preserve"> </w:t>
+      </w:r>
+      <w:r>
+        <w:rPr>
+          <w:lang w:val="en-US"/>
+        </w:rPr>
+        <w:t xml:space="preserve">with a univariate plot for each data-generating </w:t>
+      </w:r>
+      <w:r>
+        <w:rPr>
+          <w:lang w:val="en-US"/>
+        </w:rPr>
+        <w:t>model</w:t>
+      </w:r>
+      <w:r>
+        <w:rPr>
+          <w:lang w:val="en-US"/>
+        </w:rPr>
+        <w:t xml:space="preserve"> and method.</w:t>
+      </w:r>
+    </w:p>
+    <w:p>
+      <w:pPr>
+        <w:pStyle w:val="ListParagraph"/>
+        <w:numPr>
+          <w:ilvl w:val="0"/>
+          <w:numId w:val="8"/>
+        </w:numPr>
+        <w:rPr>
+          <w:lang w:val="en-US"/>
+        </w:rPr>
+      </w:pPr>
+      <w:r>
+        <w:rPr>
+          <w:u w:val="single"/>
+          <w:lang w:val="en-US"/>
+        </w:rPr>
+        <w:t>Bivariate outliers</w:t>
+      </w:r>
+      <w:r>
+        <w:rPr>
+          <w:lang w:val="en-US"/>
+        </w:rPr>
+        <w:t xml:space="preserve">, with a bivariate plot of </w:t>
+      </w:r>
+      <m:oMath>
+        <m:acc>
+          <m:accPr>
+            <m:ctrlPr>
+              <w:rPr>
+                <w:rFonts w:ascii="Cambria Math" w:hAnsi="Cambria Math"/>
+                <w:i/>
+                <w:lang w:val="en-US"/>
+              </w:rPr>
+            </m:ctrlPr>
+          </m:accPr>
+          <m:e>
+            <m:sSub>
+              <m:sSubPr>
+                <m:ctrlPr>
+                  <w:rPr>
+                    <w:rFonts w:ascii="Cambria Math" w:hAnsi="Cambria Math"/>
+                    <w:i/>
+                    <w:lang w:val="en-US"/>
+                  </w:rPr>
+                </m:ctrlPr>
+              </m:sSubPr>
+              <m:e>
+                <m:r>
+                  <w:rPr>
+                    <w:rFonts w:ascii="Cambria Math" w:hAnsi="Cambria Math"/>
+                    <w:lang w:val="en-US"/>
+                  </w:rPr>
+                  <m:t>θ</m:t>
+                </m:r>
+              </m:e>
+              <m:sub>
+                <m:r>
+                  <w:rPr>
+                    <w:rFonts w:ascii="Cambria Math" w:hAnsi="Cambria Math"/>
+                    <w:lang w:val="en-US"/>
+                  </w:rPr>
+                  <m:t>i</m:t>
+                </m:r>
+              </m:sub>
+            </m:sSub>
+          </m:e>
+        </m:acc>
+      </m:oMath>
+      <w:r>
+        <w:rPr>
+          <w:lang w:val="en-US"/>
+        </w:rPr>
+        <w:t xml:space="preserve"> </w:t>
+      </w:r>
+      <w:r>
+        <w:rPr>
+          <w:lang w:val="en-US"/>
+        </w:rPr>
+        <w:t>vs</w:t>
+      </w:r>
+      <w:r>
+        <w:rPr>
+          <w:lang w:val="en-US"/>
+        </w:rPr>
+        <w:t xml:space="preserve"> </w:t>
+      </w:r>
+      <m:oMath>
+        <m:acc>
+          <m:accPr>
+            <m:ctrlPr>
+              <w:rPr>
+                <w:rFonts w:ascii="Cambria Math" w:eastAsiaTheme="minorEastAsia" w:hAnsi="Cambria Math"/>
+                <w:i/>
+                <w:lang w:val="en-US"/>
+              </w:rPr>
+            </m:ctrlPr>
+          </m:accPr>
+          <m:e>
+            <m:r>
+              <w:rPr>
+                <w:rFonts w:ascii="Cambria Math" w:eastAsiaTheme="minorEastAsia" w:hAnsi="Cambria Math"/>
+                <w:lang w:val="en-US"/>
+              </w:rPr>
+              <m:t>SE</m:t>
+            </m:r>
+            <m:ctrlPr>
+              <w:rPr>
+                <w:rFonts w:ascii="Cambria Math" w:hAnsi="Cambria Math"/>
+                <w:i/>
+                <w:lang w:val="en-US"/>
+              </w:rPr>
+            </m:ctrlPr>
+          </m:e>
+        </m:acc>
+        <m:r>
+          <w:rPr>
+            <w:rFonts w:ascii="Cambria Math" w:hAnsi="Cambria Math"/>
+            <w:lang w:val="en-US"/>
+          </w:rPr>
+          <m:t>(</m:t>
+        </m:r>
+        <m:acc>
+          <m:accPr>
+            <m:ctrlPr>
+              <w:rPr>
+                <w:rFonts w:ascii="Cambria Math" w:hAnsi="Cambria Math"/>
+                <w:i/>
+                <w:lang w:val="en-US"/>
+              </w:rPr>
+            </m:ctrlPr>
+          </m:accPr>
+          <m:e>
+            <m:sSub>
+              <m:sSubPr>
+                <m:ctrlPr>
+                  <w:rPr>
+                    <w:rFonts w:ascii="Cambria Math" w:hAnsi="Cambria Math"/>
+                    <w:i/>
+                    <w:lang w:val="en-US"/>
+                  </w:rPr>
+                </m:ctrlPr>
+              </m:sSubPr>
+              <m:e>
+                <m:r>
+                  <w:rPr>
+                    <w:rFonts w:ascii="Cambria Math" w:hAnsi="Cambria Math"/>
+                    <w:lang w:val="en-US"/>
+                  </w:rPr>
+                  <m:t>θ</m:t>
+                </m:r>
+              </m:e>
+              <m:sub>
+                <m:r>
+                  <w:rPr>
+                    <w:rFonts w:ascii="Cambria Math" w:hAnsi="Cambria Math"/>
+                    <w:lang w:val="en-US"/>
+                  </w:rPr>
+                  <m:t>i</m:t>
+                </m:r>
+              </m:sub>
+            </m:sSub>
+          </m:e>
+        </m:acc>
+        <m:r>
+          <w:rPr>
+            <w:rFonts w:ascii="Cambria Math" w:hAnsi="Cambria Math"/>
+            <w:lang w:val="en-US"/>
+          </w:rPr>
+          <m:t>)</m:t>
+        </m:r>
+      </m:oMath>
+      <w:r>
+        <w:rPr>
+          <w:rFonts w:eastAsiaTheme="minorEastAsia"/>
+          <w:lang w:val="en-US"/>
+        </w:rPr>
+        <w:t xml:space="preserve"> </w:t>
+      </w:r>
+      <w:r>
+        <w:rPr>
+          <w:lang w:val="en-US"/>
+        </w:rPr>
+        <w:t xml:space="preserve">for each data-generating </w:t>
+      </w:r>
+      <w:r>
+        <w:rPr>
+          <w:lang w:val="en-US"/>
+        </w:rPr>
+        <w:t>model</w:t>
+      </w:r>
+      <w:r>
+        <w:rPr>
+          <w:lang w:val="en-US"/>
+        </w:rPr>
+        <w:t xml:space="preserve"> and method.</w:t>
+      </w:r>
+    </w:p>
+    <w:p>
+      <w:pPr>
+        <w:pStyle w:val="ListParagraph"/>
+        <w:numPr>
+          <w:ilvl w:val="0"/>
+          <w:numId w:val="8"/>
+        </w:numPr>
+        <w:rPr>
+          <w:lang w:val="en-US"/>
+        </w:rPr>
+      </w:pPr>
+      <w:r>
+        <w:rPr>
+          <w:u w:val="single"/>
+          <w:lang w:val="en-US"/>
+        </w:rPr>
+        <w:t>Correlation between methods and systematic difference</w:t>
+      </w:r>
+      <w:r>
+        <w:rPr>
+          <w:u w:val="single"/>
+          <w:lang w:val="en-US"/>
+        </w:rPr>
+        <w:t>s</w:t>
+      </w:r>
+      <w:r>
+        <w:rPr>
+          <w:lang w:val="en-US"/>
+        </w:rPr>
+        <w:t xml:space="preserve"> with a bivariate plot of </w:t>
+      </w:r>
+      <m:oMath>
+        <m:acc>
+          <m:accPr>
+            <m:ctrlPr>
+              <w:rPr>
+                <w:rFonts w:ascii="Cambria Math" w:hAnsi="Cambria Math"/>
+                <w:i/>
+                <w:lang w:val="en-US"/>
+              </w:rPr>
+            </m:ctrlPr>
+          </m:accPr>
+          <m:e>
+            <m:sSub>
+              <m:sSubPr>
+                <m:ctrlPr>
+                  <w:rPr>
+                    <w:rFonts w:ascii="Cambria Math" w:hAnsi="Cambria Math"/>
+                    <w:i/>
+                    <w:lang w:val="en-US"/>
+                  </w:rPr>
+                </m:ctrlPr>
+              </m:sSubPr>
+              <m:e>
+                <m:r>
+                  <w:rPr>
+                    <w:rFonts w:ascii="Cambria Math" w:hAnsi="Cambria Math"/>
+                    <w:lang w:val="en-US"/>
+                  </w:rPr>
+                  <m:t>θ</m:t>
+                </m:r>
+              </m:e>
+              <m:sub>
+                <m:r>
+                  <w:rPr>
+                    <w:rFonts w:ascii="Cambria Math" w:hAnsi="Cambria Math"/>
+                    <w:lang w:val="en-US"/>
+                  </w:rPr>
+                  <m:t>i</m:t>
+                </m:r>
+              </m:sub>
+            </m:sSub>
+          </m:e>
+        </m:acc>
+      </m:oMath>
+      <w:r>
+        <w:rPr>
+          <w:lang w:val="en-US"/>
+        </w:rPr>
+        <w:t xml:space="preserve"> and</w:t>
+      </w:r>
+      <w:r>
+        <w:rPr>
+          <w:rFonts w:eastAsiaTheme="minorEastAsia"/>
+          <w:lang w:val="en-US"/>
+        </w:rPr>
+        <w:t xml:space="preserve"> </w:t>
+      </w:r>
+      <m:oMath>
+        <m:acc>
+          <m:accPr>
+            <m:ctrlPr>
+              <w:rPr>
+                <w:rFonts w:ascii="Cambria Math" w:eastAsiaTheme="minorEastAsia" w:hAnsi="Cambria Math"/>
+                <w:i/>
+                <w:lang w:val="en-US"/>
+              </w:rPr>
+            </m:ctrlPr>
+          </m:accPr>
+          <m:e>
+            <m:r>
+              <w:rPr>
+                <w:rFonts w:ascii="Cambria Math" w:eastAsiaTheme="minorEastAsia" w:hAnsi="Cambria Math"/>
+                <w:lang w:val="en-US"/>
+              </w:rPr>
+              <m:t>SE</m:t>
+            </m:r>
+            <m:ctrlPr>
+              <w:rPr>
+                <w:rFonts w:ascii="Cambria Math" w:hAnsi="Cambria Math"/>
+                <w:i/>
+                <w:lang w:val="en-US"/>
+              </w:rPr>
+            </m:ctrlPr>
+          </m:e>
+        </m:acc>
+        <m:r>
+          <w:rPr>
+            <w:rFonts w:ascii="Cambria Math" w:hAnsi="Cambria Math"/>
+            <w:lang w:val="en-US"/>
+          </w:rPr>
+          <m:t>(</m:t>
+        </m:r>
+        <m:acc>
+          <m:accPr>
+            <m:ctrlPr>
+              <w:rPr>
+                <w:rFonts w:ascii="Cambria Math" w:hAnsi="Cambria Math"/>
+                <w:i/>
+                <w:lang w:val="en-US"/>
+              </w:rPr>
+            </m:ctrlPr>
+          </m:accPr>
+          <m:e>
+            <m:sSub>
+              <m:sSubPr>
+                <m:ctrlPr>
+                  <w:rPr>
+                    <w:rFonts w:ascii="Cambria Math" w:hAnsi="Cambria Math"/>
+                    <w:i/>
+                    <w:lang w:val="en-US"/>
+                  </w:rPr>
+                </m:ctrlPr>
+              </m:sSubPr>
+              <m:e>
+                <m:r>
+                  <w:rPr>
+                    <w:rFonts w:ascii="Cambria Math" w:hAnsi="Cambria Math"/>
+                    <w:lang w:val="en-US"/>
+                  </w:rPr>
+                  <m:t>θ</m:t>
+                </m:r>
+              </m:e>
+              <m:sub>
+                <m:r>
+                  <w:rPr>
+                    <w:rFonts w:ascii="Cambria Math" w:hAnsi="Cambria Math"/>
+                    <w:lang w:val="en-US"/>
+                  </w:rPr>
+                  <m:t>i</m:t>
+                </m:r>
+              </m:sub>
+            </m:sSub>
+          </m:e>
+        </m:acc>
+        <m:r>
+          <w:rPr>
+            <w:rFonts w:ascii="Cambria Math" w:hAnsi="Cambria Math"/>
+            <w:lang w:val="en-US"/>
+          </w:rPr>
+          <m:t>)</m:t>
+        </m:r>
+      </m:oMath>
+      <w:r>
+        <w:rPr>
+          <w:rFonts w:eastAsiaTheme="minorEastAsia"/>
+          <w:lang w:val="en-US"/>
+        </w:rPr>
+        <w:t xml:space="preserve"> </w:t>
+      </w:r>
+      <w:r>
+        <w:rPr>
+          <w:lang w:val="en-US"/>
+        </w:rPr>
+        <w:t>for both methods.</w:t>
+      </w:r>
+    </w:p>
+    <w:p>
+      <w:pPr>
+        <w:pStyle w:val="ListParagraph"/>
+        <w:numPr>
+          <w:ilvl w:val="0"/>
+          <w:numId w:val="8"/>
+        </w:numPr>
+        <w:rPr>
+          <w:lang w:val="en-US"/>
+        </w:rPr>
+      </w:pPr>
+      <w:r>
+        <w:rPr>
+          <w:u w:val="single"/>
+          <w:lang w:val="en-US"/>
+        </w:rPr>
+        <w:t>Agreement between methods and real parameters</w:t>
+      </w:r>
+      <w:r>
+        <w:rPr>
+          <w:lang w:val="en-US"/>
+        </w:rPr>
+        <w:t xml:space="preserve"> with the limits-of-agreement</w:t>
+      </w:r>
+      <w:r>
+        <w:rPr>
+          <w:lang w:val="en-US"/>
+        </w:rPr>
+        <w:t xml:space="preserve"> (or Bland-Altmann) plot</w:t>
+      </w:r>
+      <w:r>
+        <w:rPr>
+          <w:lang w:val="en-US"/>
+        </w:rPr>
+        <w:t xml:space="preserve"> for each method</w:t>
+      </w:r>
+      <w:r>
+        <w:rPr>
+          <w:lang w:val="en-US"/>
+        </w:rPr>
+        <w:t>. C</w:t>
+      </w:r>
+      <w:r>
+        <w:rPr>
+          <w:lang w:val="en-US"/>
+        </w:rPr>
+        <w:t xml:space="preserve">omparator </w:t>
+      </w:r>
+      <w:r>
+        <w:rPr>
+          <w:lang w:val="en-US"/>
+        </w:rPr>
+        <w:t xml:space="preserve">will be the </w:t>
+      </w:r>
+      <w:r>
+        <w:rPr>
+          <w:lang w:val="en-US"/>
+        </w:rPr>
+        <w:t xml:space="preserve">true values of the parameter for </w:t>
+      </w:r>
+      <m:oMath>
+        <m:acc>
+          <m:accPr>
+            <m:ctrlPr>
+              <w:rPr>
+                <w:rFonts w:ascii="Cambria Math" w:hAnsi="Cambria Math"/>
+                <w:i/>
+                <w:lang w:val="en-US"/>
+              </w:rPr>
+            </m:ctrlPr>
+          </m:accPr>
+          <m:e>
+            <m:sSub>
+              <m:sSubPr>
+                <m:ctrlPr>
+                  <w:rPr>
+                    <w:rFonts w:ascii="Cambria Math" w:hAnsi="Cambria Math"/>
+                    <w:i/>
+                    <w:lang w:val="en-US"/>
+                  </w:rPr>
+                </m:ctrlPr>
+              </m:sSubPr>
+              <m:e>
+                <m:r>
+                  <w:rPr>
+                    <w:rFonts w:ascii="Cambria Math" w:hAnsi="Cambria Math"/>
+                    <w:lang w:val="en-US"/>
+                  </w:rPr>
+                  <m:t>θ</m:t>
+                </m:r>
+              </m:e>
+              <m:sub>
+                <m:r>
+                  <w:rPr>
+                    <w:rFonts w:ascii="Cambria Math" w:hAnsi="Cambria Math"/>
+                    <w:lang w:val="en-US"/>
+                  </w:rPr>
+                  <m:t>i</m:t>
+                </m:r>
+              </m:sub>
+            </m:sSub>
+          </m:e>
+        </m:acc>
+      </m:oMath>
+      <w:r>
+        <w:rPr>
+          <w:lang w:val="en-US"/>
+        </w:rPr>
+        <w:t xml:space="preserve"> and </w:t>
+      </w:r>
+      <w:r>
+        <w:rPr>
+          <w:lang w:val="en-US"/>
+        </w:rPr>
+        <w:t> </w:t>
+      </w:r>
+      <m:oMath>
+        <m:acc>
+          <m:accPr>
+            <m:ctrlPr>
+              <w:rPr>
+                <w:rFonts w:ascii="Cambria Math" w:eastAsiaTheme="minorEastAsia" w:hAnsi="Cambria Math"/>
+                <w:i/>
+                <w:lang w:val="en-US"/>
+              </w:rPr>
+            </m:ctrlPr>
+          </m:accPr>
+          <m:e>
+            <m:r>
+              <w:rPr>
+                <w:rFonts w:ascii="Cambria Math" w:eastAsiaTheme="minorEastAsia" w:hAnsi="Cambria Math"/>
+                <w:lang w:val="en-US"/>
+              </w:rPr>
+              <m:t>SE</m:t>
+            </m:r>
+            <m:ctrlPr>
+              <w:rPr>
+                <w:rFonts w:ascii="Cambria Math" w:hAnsi="Cambria Math"/>
+                <w:i/>
+                <w:lang w:val="en-US"/>
+              </w:rPr>
+            </m:ctrlPr>
+          </m:e>
+        </m:acc>
+        <m:r>
+          <w:rPr>
+            <w:rFonts w:ascii="Cambria Math" w:hAnsi="Cambria Math"/>
+            <w:lang w:val="en-US"/>
+          </w:rPr>
+          <m:t>(</m:t>
+        </m:r>
+        <m:acc>
+          <m:accPr>
+            <m:ctrlPr>
+              <w:rPr>
+                <w:rFonts w:ascii="Cambria Math" w:hAnsi="Cambria Math"/>
+                <w:i/>
+                <w:lang w:val="en-US"/>
+              </w:rPr>
+            </m:ctrlPr>
+          </m:accPr>
+          <m:e>
+            <m:sSub>
+              <m:sSubPr>
+                <m:ctrlPr>
+                  <w:rPr>
+                    <w:rFonts w:ascii="Cambria Math" w:hAnsi="Cambria Math"/>
+                    <w:i/>
+                    <w:lang w:val="en-US"/>
+                  </w:rPr>
+                </m:ctrlPr>
+              </m:sSubPr>
+              <m:e>
+                <m:r>
+                  <w:rPr>
+                    <w:rFonts w:ascii="Cambria Math" w:hAnsi="Cambria Math"/>
+                    <w:lang w:val="en-US"/>
+                  </w:rPr>
+                  <m:t>θ</m:t>
+                </m:r>
+              </m:e>
+              <m:sub>
+                <m:r>
+                  <w:rPr>
+                    <w:rFonts w:ascii="Cambria Math" w:hAnsi="Cambria Math"/>
+                    <w:lang w:val="en-US"/>
+                  </w:rPr>
+                  <m:t>i</m:t>
+                </m:r>
+              </m:sub>
+            </m:sSub>
+          </m:e>
+        </m:acc>
+        <m:r>
+          <w:rPr>
+            <w:rFonts w:ascii="Cambria Math" w:hAnsi="Cambria Math"/>
+            <w:lang w:val="en-US"/>
+          </w:rPr>
+          <m:t>)</m:t>
+        </m:r>
+      </m:oMath>
+      <w:r>
+        <w:rPr>
+          <w:rFonts w:eastAsiaTheme="minorEastAsia"/>
+          <w:lang w:val="en-US"/>
+        </w:rPr>
+        <w:t xml:space="preserve">. That is the difference against the mean of </w:t>
+      </w:r>
+      <m:oMath>
+        <m:acc>
+          <m:accPr>
+            <m:ctrlPr>
+              <w:rPr>
+                <w:rFonts w:ascii="Cambria Math" w:hAnsi="Cambria Math"/>
+                <w:i/>
+                <w:lang w:val="en-US"/>
+              </w:rPr>
+            </m:ctrlPr>
+          </m:accPr>
+          <m:e>
+            <m:sSub>
+              <m:sSubPr>
+                <m:ctrlPr>
+                  <w:rPr>
+                    <w:rFonts w:ascii="Cambria Math" w:hAnsi="Cambria Math"/>
+                    <w:i/>
+                    <w:lang w:val="en-US"/>
+                  </w:rPr>
+                </m:ctrlPr>
+              </m:sSubPr>
+              <m:e>
+                <m:r>
+                  <w:rPr>
+                    <w:rFonts w:ascii="Cambria Math" w:hAnsi="Cambria Math"/>
+                    <w:lang w:val="en-US"/>
+                  </w:rPr>
+                  <m:t>θ</m:t>
+                </m:r>
+              </m:e>
+              <m:sub>
+                <m:r>
+                  <w:rPr>
+                    <w:rFonts w:ascii="Cambria Math" w:hAnsi="Cambria Math"/>
+                    <w:lang w:val="en-US"/>
+                  </w:rPr>
+                  <m:t>i</m:t>
+                </m:r>
+              </m:sub>
+            </m:sSub>
+          </m:e>
+        </m:acc>
+      </m:oMath>
+      <w:r>
+        <w:rPr>
+          <w:rFonts w:eastAsiaTheme="minorEastAsia"/>
+          <w:lang w:val="en-US"/>
+        </w:rPr>
+        <w:t xml:space="preserve"> and </w:t>
+      </w:r>
+      <m:oMath>
+        <m:r>
+          <w:rPr>
+            <w:rFonts w:ascii="Cambria Math" w:eastAsiaTheme="minorEastAsia" w:hAnsi="Cambria Math"/>
+            <w:lang w:val="en-US"/>
+          </w:rPr>
+          <m:t>θ</m:t>
+        </m:r>
+      </m:oMath>
+      <w:r>
+        <w:rPr>
+          <w:rFonts w:eastAsiaTheme="minorEastAsia"/>
+          <w:lang w:val="en-US"/>
+        </w:rPr>
+        <w:t>.</w:t>
+      </w:r>
+      <w:r>
+        <w:rPr>
+          <w:rFonts w:eastAsiaTheme="minorEastAsia"/>
+          <w:lang w:val="en-US"/>
+        </w:rPr>
+        <w:t xml:space="preserve"> </w:t>
+      </w:r>
+    </w:p>
+    <w:p>
+      <w:pPr>
+        <w:pStyle w:val="ListParagraph"/>
+        <w:numPr>
+          <w:ilvl w:val="0"/>
+          <w:numId w:val="8"/>
+        </w:numPr>
+        <w:rPr>
+          <w:lang w:val="en-US"/>
+        </w:rPr>
+      </w:pPr>
+      <w:r>
+        <w:rPr>
+          <w:u w:val="single"/>
+          <w:lang w:val="en-US"/>
+        </w:rPr>
+        <w:t>Issues with coverage</w:t>
+      </w:r>
+      <w:r>
+        <w:rPr>
+          <w:lang w:val="en-US"/>
+        </w:rPr>
+        <w:t xml:space="preserve"> with a zip plot: a plot of confidence intervals ranked by </w:t>
+      </w:r>
+      <m:oMath>
+        <m:r>
+          <w:rPr>
+            <w:rFonts w:ascii="Cambria Math" w:hAnsi="Cambria Math"/>
+            <w:lang w:val="en-US"/>
+          </w:rPr>
+          <m:t>|</m:t>
+        </m:r>
+        <m:sSub>
+          <m:sSubPr>
+            <m:ctrlPr>
+              <w:rPr>
+                <w:rFonts w:ascii="Cambria Math" w:hAnsi="Cambria Math"/>
+                <w:i/>
+                <w:lang w:val="en-US"/>
+              </w:rPr>
+            </m:ctrlPr>
+          </m:sSubPr>
+          <m:e>
+            <m:r>
+              <w:rPr>
+                <w:rFonts w:ascii="Cambria Math" w:hAnsi="Cambria Math"/>
+                <w:lang w:val="en-US"/>
+              </w:rPr>
+              <m:t>z</m:t>
+            </m:r>
+          </m:e>
+          <m:sub>
+            <m:r>
+              <w:rPr>
+                <w:rFonts w:ascii="Cambria Math" w:hAnsi="Cambria Math"/>
+                <w:lang w:val="en-US"/>
+              </w:rPr>
+              <m:t>i</m:t>
+            </m:r>
+          </m:sub>
+        </m:sSub>
+        <m:r>
+          <w:rPr>
+            <w:rFonts w:ascii="Cambria Math" w:hAnsi="Cambria Math"/>
+            <w:lang w:val="en-US"/>
+          </w:rPr>
+          <m:t>|</m:t>
+        </m:r>
+      </m:oMath>
+      <w:r>
+        <w:rPr>
+          <w:rFonts w:eastAsiaTheme="minorEastAsia"/>
+          <w:lang w:val="en-US"/>
+        </w:rPr>
+        <w:t xml:space="preserve">, with </w:t>
+      </w:r>
+      <m:oMath>
+        <m:sSub>
+          <m:sSubPr>
+            <m:ctrlPr>
+              <w:rPr>
+                <w:rFonts w:ascii="Cambria Math" w:eastAsiaTheme="minorEastAsia" w:hAnsi="Cambria Math"/>
+                <w:i/>
+                <w:lang w:val="en-US"/>
+              </w:rPr>
+            </m:ctrlPr>
+          </m:sSubPr>
+          <m:e>
+            <m:r>
+              <w:rPr>
+                <w:rFonts w:ascii="Cambria Math" w:eastAsiaTheme="minorEastAsia" w:hAnsi="Cambria Math"/>
+                <w:lang w:val="en-US"/>
+              </w:rPr>
+              <m:t>z</m:t>
+            </m:r>
+          </m:e>
+          <m:sub>
+            <m:r>
+              <w:rPr>
+                <w:rFonts w:ascii="Cambria Math" w:eastAsiaTheme="minorEastAsia" w:hAnsi="Cambria Math"/>
+                <w:lang w:val="en-US"/>
+              </w:rPr>
+              <m:t>i</m:t>
+            </m:r>
+          </m:sub>
+        </m:sSub>
+        <m:r>
+          <w:rPr>
+            <w:rFonts w:ascii="Cambria Math" w:eastAsiaTheme="minorEastAsia" w:hAnsi="Cambria Math"/>
+            <w:lang w:val="en-US"/>
+          </w:rPr>
+          <m:t>≔(</m:t>
+        </m:r>
+        <m:acc>
+          <m:accPr>
+            <m:ctrlPr>
+              <w:rPr>
+                <w:rFonts w:ascii="Cambria Math" w:hAnsi="Cambria Math"/>
+                <w:i/>
+                <w:lang w:val="en-US"/>
+              </w:rPr>
+            </m:ctrlPr>
+          </m:accPr>
+          <m:e>
+            <m:sSub>
+              <m:sSubPr>
+                <m:ctrlPr>
+                  <w:rPr>
+                    <w:rFonts w:ascii="Cambria Math" w:hAnsi="Cambria Math"/>
+                    <w:i/>
+                    <w:lang w:val="en-US"/>
+                  </w:rPr>
+                </m:ctrlPr>
+              </m:sSubPr>
+              <m:e>
+                <m:r>
+                  <w:rPr>
+                    <w:rFonts w:ascii="Cambria Math" w:hAnsi="Cambria Math"/>
+                    <w:lang w:val="en-US"/>
+                  </w:rPr>
+                  <m:t>θ</m:t>
+                </m:r>
+              </m:e>
+              <m:sub>
+                <m:r>
+                  <w:rPr>
+                    <w:rFonts w:ascii="Cambria Math" w:hAnsi="Cambria Math"/>
+                    <w:lang w:val="en-US"/>
+                  </w:rPr>
+                  <m:t>i</m:t>
+                </m:r>
+              </m:sub>
+            </m:sSub>
+          </m:e>
+        </m:acc>
+        <m:r>
+          <w:rPr>
+            <w:rFonts w:ascii="Cambria Math" w:eastAsiaTheme="minorEastAsia" w:hAnsi="Cambria Math"/>
+            <w:lang w:val="en-US"/>
+          </w:rPr>
+          <m:t>-θ)/ModS</m:t>
+        </m:r>
+        <m:sSub>
+          <m:sSubPr>
+            <m:ctrlPr>
+              <w:rPr>
+                <w:rFonts w:ascii="Cambria Math" w:eastAsiaTheme="minorEastAsia" w:hAnsi="Cambria Math"/>
+                <w:i/>
+                <w:lang w:val="en-US"/>
+              </w:rPr>
+            </m:ctrlPr>
+          </m:sSubPr>
+          <m:e>
+            <m:r>
+              <w:rPr>
+                <w:rFonts w:ascii="Cambria Math" w:eastAsiaTheme="minorEastAsia" w:hAnsi="Cambria Math"/>
+                <w:lang w:val="en-US"/>
+              </w:rPr>
+              <m:t>E</m:t>
+            </m:r>
+          </m:e>
+          <m:sub>
+            <m:r>
+              <w:rPr>
+                <w:rFonts w:ascii="Cambria Math" w:eastAsiaTheme="minorEastAsia" w:hAnsi="Cambria Math"/>
+                <w:lang w:val="en-US"/>
+              </w:rPr>
+              <m:t>i</m:t>
+            </m:r>
+          </m:sub>
+        </m:sSub>
+      </m:oMath>
+      <w:r>
+        <w:rPr>
+          <w:rFonts w:eastAsiaTheme="minorEastAsia"/>
+          <w:lang w:val="en-US"/>
+        </w:rPr>
+        <w:t>.</w:t>
+      </w:r>
+    </w:p>
+    <w:p>
+      <w:pPr>
+        <w:pStyle w:val="Heading2"/>
+        <w:rPr>
+          <w:lang w:val="en-US"/>
+        </w:rPr>
+      </w:pPr>
+      <w:r>
+        <w:rPr>
+          <w:lang w:val="en-US"/>
+        </w:rPr>
+        <w:t>Per</w:t>
+      </w:r>
+      <w:r>
+        <w:rPr>
+          <w:lang w:val="en-US"/>
+        </w:rPr>
+        <w:t xml:space="preserve">formance measurements </w:t>
+      </w:r>
+      <w:r>
+        <w:rPr>
+          <w:lang w:val="en-US"/>
+        </w:rPr>
+        <w:t xml:space="preserve">estimates </w:t>
+      </w:r>
+      <w:r>
+        <w:rPr>
+          <w:lang w:val="en-US"/>
+        </w:rPr>
+        <w:t xml:space="preserve">and Monte Carlo </w:t>
+      </w:r>
+      <w:r>
+        <w:rPr>
+          <w:lang w:val="en-US"/>
+        </w:rPr>
+        <w:t>SE</w:t>
+      </w:r>
+    </w:p>
+    <w:p>
+      <w:pPr>
+        <w:rPr>
+          <w:lang w:val="en-US"/>
+        </w:rPr>
+      </w:pPr>
+      <w:r>
+        <w:rPr>
+          <w:lang w:val="en-US"/>
+        </w:rPr>
+        <w:t>The simulation study being itself an experiment, there is an uncertainty due to the finite number of repetitions</w:t>
+      </w:r>
+      <w:r>
+        <w:rPr>
+          <w:lang w:val="en-US"/>
+        </w:rPr>
+        <w:t xml:space="preserve"> </w:t>
+      </w:r>
+      <m:oMath>
+        <m:sSub>
+          <m:sSubPr>
+            <m:ctrlPr>
+              <w:rPr>
+                <w:rFonts w:ascii="Cambria Math" w:hAnsi="Cambria Math"/>
+                <w:i/>
+                <w:lang w:val="en-US"/>
+              </w:rPr>
+            </m:ctrlPr>
+          </m:sSubPr>
+          <m:e>
+            <m:r>
+              <w:rPr>
+                <w:rFonts w:ascii="Cambria Math" w:hAnsi="Cambria Math"/>
+                <w:lang w:val="en-US"/>
+              </w:rPr>
+              <m:t>n</m:t>
+            </m:r>
+          </m:e>
+          <m:sub>
+            <m:r>
+              <w:rPr>
+                <w:rFonts w:ascii="Cambria Math" w:hAnsi="Cambria Math"/>
+                <w:lang w:val="en-US"/>
+              </w:rPr>
+              <m:t>sim</m:t>
+            </m:r>
+          </m:sub>
+        </m:sSub>
+      </m:oMath>
+      <w:r>
+        <w:rPr>
+          <w:lang w:val="en-US"/>
+        </w:rPr>
+        <w:t xml:space="preserve"> we run. Therefore, the Monte Carlo Standard Error will be reported along every</w:t>
+      </w:r>
+      <w:r>
+        <w:rPr>
+          <w:lang w:val="en-US"/>
+        </w:rPr>
+        <w:t xml:space="preserve"> performance measure</w:t>
+      </w:r>
+      <w:r>
+        <w:rPr>
+          <w:lang w:val="en-US"/>
+        </w:rPr>
+        <w:t xml:space="preserve"> estimates. Estimates will be reported with the maximum accuracy allowed by the Monte Carlo SE (</w:t>
       </w:r>
       <w:r>
         <w:rPr>
@@ -3130,25 +4677,144 @@
         </w:rPr>
         <w:t xml:space="preserve"> as many decimal points as the first non-zero digit in the Monte Carlo SE)</w:t>
       </w:r>
-    </w:p>
-    <w:p>
-      <w:pPr>
-        <w:rPr>
-          <w:lang w:val="en-US"/>
-        </w:rPr>
-      </w:pPr>
-    </w:p>
-    <w:p>
-      <w:pPr>
-        <w:rPr>
-          <w:lang w:val="en-US"/>
-        </w:rPr>
-      </w:pPr>
-      <w:r>
-        <w:rPr>
-          <w:lang w:val="en-US"/>
-        </w:rPr>
-        <w:t>The “edges” plan has an important impact on the way we can report the results. For the main factors, a quantitative and qualitative summary will be done (Ex: when noise level on score increases, the RMSE is higher: XX for segmented and YY for lmbreak). Considering interactions, the sole quantitative summary will be preferred (Ex: since RMSE increases with lower plateau and higher noise on score, we can expect that the 2 factors varying in this direction at the same time will result in an even higher RMSE).</w:t>
+      <w:r>
+        <w:rPr>
+          <w:lang w:val="en-US"/>
+        </w:rPr>
+        <w:t>.</w:t>
+      </w:r>
+    </w:p>
+    <w:p>
+      <w:pPr>
+        <w:rPr>
+          <w:lang w:val="en-US"/>
+        </w:rPr>
+      </w:pPr>
+      <w:r>
+        <w:rPr>
+          <w:lang w:val="en-US"/>
+        </w:rPr>
+        <w:t>The “</w:t>
+      </w:r>
+      <w:r>
+        <w:rPr>
+          <w:lang w:val="en-US"/>
+        </w:rPr>
+        <w:t>one-at-a-time</w:t>
+      </w:r>
+      <w:r>
+        <w:rPr>
+          <w:lang w:val="en-US"/>
+        </w:rPr>
+        <w:t xml:space="preserve">” plan has an important impact on the way we can report the results. For the main factors, </w:t>
+      </w:r>
+      <w:r>
+        <w:rPr>
+          <w:lang w:val="en-US"/>
+        </w:rPr>
+        <w:t>both</w:t>
+      </w:r>
+      <w:r>
+        <w:rPr>
+          <w:lang w:val="en-US"/>
+        </w:rPr>
+        <w:t xml:space="preserve"> qua</w:t>
+      </w:r>
+      <w:r>
+        <w:rPr>
+          <w:lang w:val="en-US"/>
+        </w:rPr>
+        <w:t>l</w:t>
+      </w:r>
+      <w:r>
+        <w:rPr>
+          <w:lang w:val="en-US"/>
+        </w:rPr>
+        <w:t>itative and qua</w:t>
+      </w:r>
+      <w:r>
+        <w:rPr>
+          <w:lang w:val="en-US"/>
+        </w:rPr>
+        <w:t>nt</w:t>
+      </w:r>
+      <w:r>
+        <w:rPr>
+          <w:lang w:val="en-US"/>
+        </w:rPr>
+        <w:t xml:space="preserve">itative summary will be done (Ex: when noise level on score increases, the </w:t>
+      </w:r>
+      <w:r>
+        <w:rPr>
+          <w:lang w:val="en-US"/>
+        </w:rPr>
+        <w:t>M</w:t>
+      </w:r>
+      <w:r>
+        <w:rPr>
+          <w:lang w:val="en-US"/>
+        </w:rPr>
+        <w:t>SE is higher: XX for segmented and YY for lmbreak). Considering</w:t>
+      </w:r>
+      <w:r>
+        <w:rPr>
+          <w:lang w:val="en-US"/>
+        </w:rPr>
+        <w:t xml:space="preserve"> second-order</w:t>
+      </w:r>
+      <w:r>
+        <w:rPr>
+          <w:lang w:val="en-US"/>
+        </w:rPr>
+        <w:t xml:space="preserve"> interactions, </w:t>
+      </w:r>
+      <w:r>
+        <w:rPr>
+          <w:lang w:val="en-US"/>
+        </w:rPr>
+        <w:t xml:space="preserve">only the </w:t>
+      </w:r>
+      <w:r>
+        <w:rPr>
+          <w:lang w:val="en-US"/>
+        </w:rPr>
+        <w:t>quantitative summary will be</w:t>
+      </w:r>
+      <w:r>
+        <w:rPr>
+          <w:lang w:val="en-US"/>
+        </w:rPr>
+        <w:t xml:space="preserve"> reported</w:t>
+      </w:r>
+      <w:r>
+        <w:rPr>
+          <w:lang w:val="en-US"/>
+        </w:rPr>
+        <w:t xml:space="preserve"> (Ex: since </w:t>
+      </w:r>
+      <w:r>
+        <w:rPr>
+          <w:lang w:val="en-US"/>
+        </w:rPr>
+        <w:t>M</w:t>
+      </w:r>
+      <w:r>
+        <w:rPr>
+          <w:lang w:val="en-US"/>
+        </w:rPr>
+        <w:t xml:space="preserve">SE increases with lower plateau and higher noise on score, </w:t>
+      </w:r>
+      <w:r>
+        <w:rPr>
+          <w:lang w:val="en-US"/>
+        </w:rPr>
+        <w:t xml:space="preserve">one </w:t>
+      </w:r>
+      <w:r>
+        <w:rPr>
+          <w:lang w:val="en-US"/>
+        </w:rPr>
+        <w:t>can expect that the 2 factors varying in this direction at the same time will result in an even higher MSE).</w:t>
       </w:r>
       <w:r>
         <w:rPr>
@@ -3160,67 +4826,214 @@
         <w:rPr>
           <w:lang w:val="en-US"/>
         </w:rPr>
-        <w:t>~</w:t>
-      </w:r>
-      <w:r>
-        <w:rPr>
-          <w:highlight w:val="yellow"/>
-          <w:lang w:val="en-US"/>
-        </w:rPr>
-        <w:t>Second order interactions will be checked on a smaller range of values to assess the accordance of qualitative and quantitative conclusions.</w:t>
-      </w:r>
-      <w:r>
-        <w:rPr>
-          <w:lang w:val="en-US"/>
-        </w:rPr>
-        <w:t xml:space="preserve"> ~</w:t>
-      </w:r>
-    </w:p>
-    <w:p>
-      <w:pPr>
-        <w:rPr>
-          <w:lang w:val="en-US"/>
-        </w:rPr>
-      </w:pPr>
-    </w:p>
-    <w:p>
-      <w:pPr>
-        <w:rPr>
-          <w:lang w:val="en-US"/>
-        </w:rPr>
-      </w:pPr>
-      <w:r>
-        <w:rPr>
-          <w:lang w:val="en-US"/>
-        </w:rPr>
-        <w:t xml:space="preserve">Additionally, breakpoints 95% CI overlapping one of the ends of the time domain will be also </w:t>
-      </w:r>
-      <w:r>
-        <w:rPr>
-          <w:highlight w:val="yellow"/>
-          <w:lang w:val="en-US"/>
-        </w:rPr>
-        <w:t>~</w:t>
-      </w:r>
-      <w:r>
-        <w:rPr>
-          <w:highlight w:val="yellow"/>
-          <w:lang w:val="en-US"/>
-        </w:rPr>
-        <w:t>examined closely</w:t>
-      </w:r>
-      <w:r>
-        <w:rPr>
-          <w:highlight w:val="yellow"/>
-          <w:lang w:val="en-US"/>
-        </w:rPr>
-        <w:t>~</w:t>
-      </w:r>
-      <w:r>
-        <w:rPr>
-          <w:lang w:val="en-US"/>
-        </w:rPr>
-        <w:t>. In that case, one might consider not having a breakpoint and modelling the relationship between the SDI and time as a regular linear model.</w:t>
+        <w:t xml:space="preserve">Such </w:t>
+      </w:r>
+      <w:r>
+        <w:rPr>
+          <w:lang w:val="en-US"/>
+        </w:rPr>
+        <w:lastRenderedPageBreak/>
+        <w:t xml:space="preserve">predictions will be verified by running the simulation for the corresponding data-generating </w:t>
+      </w:r>
+      <w:r>
+        <w:rPr>
+          <w:lang w:val="en-US"/>
+        </w:rPr>
+        <w:t>model</w:t>
+      </w:r>
+      <w:r>
+        <w:rPr>
+          <w:lang w:val="en-US"/>
+        </w:rPr>
+        <w:t>. Third-order interactions will be considered negligible.</w:t>
+      </w:r>
+    </w:p>
+    <w:p>
+      <w:pPr>
+        <w:rPr>
+          <w:lang w:val="en-US"/>
+        </w:rPr>
+      </w:pPr>
+      <w:r>
+        <w:rPr>
+          <w:lang w:val="en-US"/>
+        </w:rPr>
+        <w:t>Performance measure</w:t>
+      </w:r>
+      <w:r>
+        <w:rPr>
+          <w:lang w:val="en-US"/>
+        </w:rPr>
+        <w:t>s</w:t>
+      </w:r>
+      <w:r>
+        <w:rPr>
+          <w:lang w:val="en-US"/>
+        </w:rPr>
+        <w:t xml:space="preserve"> will be reported on a lollipop plot with the 95% Monte Carlo CI for every method. We suspect that the `segreg` model will work better on the data since it properly enforces the plateau in the model</w:t>
+      </w:r>
+      <w:r>
+        <w:rPr>
+          <w:lang w:val="en-US"/>
+        </w:rPr>
+        <w:t>, so w</w:t>
+      </w:r>
+      <w:r>
+        <w:rPr>
+          <w:lang w:val="en-US"/>
+        </w:rPr>
+        <w:t>e w</w:t>
+      </w:r>
+      <w:r>
+        <w:rPr>
+          <w:lang w:val="en-US"/>
+        </w:rPr>
+        <w:t>i</w:t>
+      </w:r>
+      <w:r>
+        <w:rPr>
+          <w:lang w:val="en-US"/>
+        </w:rPr>
+        <w:t>ll present precision gain with `segmented.lme` as</w:t>
+      </w:r>
+      <w:r>
+        <w:rPr>
+          <w:lang w:val="en-US"/>
+        </w:rPr>
+        <w:t xml:space="preserve"> comparator method</w:t>
+      </w:r>
+      <w:r>
+        <w:rPr>
+          <w:lang w:val="en-US"/>
+        </w:rPr>
+        <w:t xml:space="preserve">. </w:t>
+      </w:r>
+      <w:r>
+        <w:rPr>
+          <w:lang w:val="en-US"/>
+        </w:rPr>
+        <w:t>Performance measures</w:t>
+      </w:r>
+      <w:r>
+        <w:rPr>
+          <w:lang w:val="en-US"/>
+        </w:rPr>
+        <w:t xml:space="preserve"> will </w:t>
+      </w:r>
+      <w:r>
+        <w:rPr>
+          <w:lang w:val="en-US"/>
+        </w:rPr>
+        <w:t xml:space="preserve">also </w:t>
+      </w:r>
+      <w:r>
+        <w:rPr>
+          <w:lang w:val="en-US"/>
+        </w:rPr>
+        <w:t>be separately presented in a table for every method and data-generating</w:t>
+      </w:r>
+      <w:r>
+        <w:rPr>
+          <w:lang w:val="en-US"/>
+        </w:rPr>
+        <w:t xml:space="preserve"> model</w:t>
+      </w:r>
+      <w:r>
+        <w:rPr>
+          <w:lang w:val="en-US"/>
+        </w:rPr>
+        <w:t>, estimates and Monte Carlo SE.</w:t>
+      </w:r>
+    </w:p>
+    <w:p>
+      <w:pPr>
+        <w:rPr>
+          <w:lang w:val="en-US"/>
+        </w:rPr>
+      </w:pPr>
+      <w:r>
+        <w:rPr>
+          <w:lang w:val="en-US"/>
+        </w:rPr>
+        <w:t>Finally</w:t>
+      </w:r>
+      <w:r>
+        <w:rPr>
+          <w:lang w:val="en-US"/>
+        </w:rPr>
+        <w:t xml:space="preserve">, breakpoints 95% CI overlapping one of the ends of the time domain will be also </w:t>
+      </w:r>
+      <w:r>
+        <w:rPr>
+          <w:lang w:val="en-US"/>
+        </w:rPr>
+        <w:t>reported.</w:t>
+      </w:r>
+      <w:r>
+        <w:rPr>
+          <w:lang w:val="en-US"/>
+        </w:rPr>
+        <w:t xml:space="preserve"> In that case, one might consider not having a breakpoint and modelling the relationship between the SDI and time as a regular linear model.</w:t>
+      </w:r>
+      <w:r>
+        <w:rPr>
+          <w:lang w:val="en-US"/>
+        </w:rPr>
+        <w:t xml:space="preserve"> This is more of a methodological consideration on breakpoint model, since the number of breakpoint</w:t>
+      </w:r>
+      <w:r>
+        <w:rPr>
+          <w:lang w:val="en-US"/>
+        </w:rPr>
+        <w:t>s</w:t>
+      </w:r>
+      <w:r>
+        <w:rPr>
+          <w:lang w:val="en-US"/>
+        </w:rPr>
+        <w:t xml:space="preserve"> in the relationship between a response and explanatory variable might not always be obvious, nor the same across patients</w:t>
+      </w:r>
+      <w:r>
+        <w:rPr>
+          <w:lang w:val="en-US"/>
+        </w:rPr>
+        <w:t>. S</w:t>
+      </w:r>
+      <w:r>
+        <w:rPr>
+          <w:lang w:val="en-US"/>
+        </w:rPr>
+        <w:t>ome have very little to no plateau at all</w:t>
+      </w:r>
+      <w:r>
+        <w:rPr>
+          <w:lang w:val="en-US"/>
+        </w:rPr>
+        <w:t xml:space="preserve"> (1 break)</w:t>
+      </w:r>
+      <w:r>
+        <w:rPr>
+          <w:lang w:val="en-US"/>
+        </w:rPr>
+        <w:t xml:space="preserve">, some have trailing observations at the end </w:t>
+      </w:r>
+      <w:r>
+        <w:rPr>
+          <w:lang w:val="en-US"/>
+        </w:rPr>
+        <w:t>–</w:t>
+      </w:r>
+      <w:r>
+        <w:rPr>
+          <w:lang w:val="en-US"/>
+        </w:rPr>
+        <w:t xml:space="preserve"> </w:t>
+      </w:r>
+      <w:r>
+        <w:rPr>
+          <w:lang w:val="en-US"/>
+        </w:rPr>
+        <w:t>ending low plateau (3 breaks).</w:t>
       </w:r>
     </w:p>
     <w:sectPr>
@@ -3326,6 +5139,95 @@
     </w:lvl>
   </w:abstractNum>
   <w:abstractNum w:abstractNumId="1" w15:restartNumberingAfterBreak="0">
+    <w:nsid w:val="0C0712B0"/>
+    <w:multiLevelType w:val="hybridMultilevel"/>
+    <w:tmpl w:val="D82CA346"/>
+    <w:lvl w:ilvl="0" w:tplc="0406000F">
+      <w:start w:val="1"/>
+      <w:numFmt w:val="decimal"/>
+      <w:lvlText w:val="%1."/>
+      <w:lvlJc w:val="left"/>
+      <w:pPr>
+        <w:ind w:left="720" w:hanging="360"/>
+      </w:pPr>
+      <w:rPr>
+        <w:rFonts w:hint="default"/>
+      </w:rPr>
+    </w:lvl>
+    <w:lvl w:ilvl="1" w:tplc="04060019" w:tentative="1">
+      <w:start w:val="1"/>
+      <w:numFmt w:val="lowerLetter"/>
+      <w:lvlText w:val="%2."/>
+      <w:lvlJc w:val="left"/>
+      <w:pPr>
+        <w:ind w:left="1440" w:hanging="360"/>
+      </w:pPr>
+    </w:lvl>
+    <w:lvl w:ilvl="2" w:tplc="0406001B" w:tentative="1">
+      <w:start w:val="1"/>
+      <w:numFmt w:val="lowerRoman"/>
+      <w:lvlText w:val="%3."/>
+      <w:lvlJc w:val="right"/>
+      <w:pPr>
+        <w:ind w:left="2160" w:hanging="180"/>
+      </w:pPr>
+    </w:lvl>
+    <w:lvl w:ilvl="3" w:tplc="0406000F" w:tentative="1">
+      <w:start w:val="1"/>
+      <w:numFmt w:val="decimal"/>
+      <w:lvlText w:val="%4."/>
+      <w:lvlJc w:val="left"/>
+      <w:pPr>
+        <w:ind w:left="2880" w:hanging="360"/>
+      </w:pPr>
+    </w:lvl>
+    <w:lvl w:ilvl="4" w:tplc="04060019" w:tentative="1">
+      <w:start w:val="1"/>
+      <w:numFmt w:val="lowerLetter"/>
+      <w:lvlText w:val="%5."/>
+      <w:lvlJc w:val="left"/>
+      <w:pPr>
+        <w:ind w:left="3600" w:hanging="360"/>
+      </w:pPr>
+    </w:lvl>
+    <w:lvl w:ilvl="5" w:tplc="0406001B" w:tentative="1">
+      <w:start w:val="1"/>
+      <w:numFmt w:val="lowerRoman"/>
+      <w:lvlText w:val="%6."/>
+      <w:lvlJc w:val="right"/>
+      <w:pPr>
+        <w:ind w:left="4320" w:hanging="180"/>
+      </w:pPr>
+    </w:lvl>
+    <w:lvl w:ilvl="6" w:tplc="0406000F" w:tentative="1">
+      <w:start w:val="1"/>
+      <w:numFmt w:val="decimal"/>
+      <w:lvlText w:val="%7."/>
+      <w:lvlJc w:val="left"/>
+      <w:pPr>
+        <w:ind w:left="5040" w:hanging="360"/>
+      </w:pPr>
+    </w:lvl>
+    <w:lvl w:ilvl="7" w:tplc="04060019" w:tentative="1">
+      <w:start w:val="1"/>
+      <w:numFmt w:val="lowerLetter"/>
+      <w:lvlText w:val="%8."/>
+      <w:lvlJc w:val="left"/>
+      <w:pPr>
+        <w:ind w:left="5760" w:hanging="360"/>
+      </w:pPr>
+    </w:lvl>
+    <w:lvl w:ilvl="8" w:tplc="0406001B" w:tentative="1">
+      <w:start w:val="1"/>
+      <w:numFmt w:val="lowerRoman"/>
+      <w:lvlText w:val="%9."/>
+      <w:lvlJc w:val="right"/>
+      <w:pPr>
+        <w:ind w:left="6480" w:hanging="180"/>
+      </w:pPr>
+    </w:lvl>
+  </w:abstractNum>
+  <w:abstractNum w:abstractNumId="2" w15:restartNumberingAfterBreak="0">
     <w:nsid w:val="12365AE2"/>
     <w:multiLevelType w:val="hybridMultilevel"/>
     <w:tmpl w:val="DF0A08DE"/>
@@ -3437,7 +5339,7 @@
       </w:rPr>
     </w:lvl>
   </w:abstractNum>
-  <w:abstractNum w:abstractNumId="2" w15:restartNumberingAfterBreak="0">
+  <w:abstractNum w:abstractNumId="3" w15:restartNumberingAfterBreak="0">
     <w:nsid w:val="203C64BD"/>
     <w:multiLevelType w:val="hybridMultilevel"/>
     <w:tmpl w:val="B762B2BE"/>
@@ -3549,7 +5451,7 @@
       </w:rPr>
     </w:lvl>
   </w:abstractNum>
-  <w:abstractNum w:abstractNumId="3" w15:restartNumberingAfterBreak="0">
+  <w:abstractNum w:abstractNumId="4" w15:restartNumberingAfterBreak="0">
     <w:nsid w:val="257002AB"/>
     <w:multiLevelType w:val="hybridMultilevel"/>
     <w:tmpl w:val="483807BA"/>
@@ -3661,7 +5563,7 @@
       </w:rPr>
     </w:lvl>
   </w:abstractNum>
-  <w:abstractNum w:abstractNumId="4" w15:restartNumberingAfterBreak="0">
+  <w:abstractNum w:abstractNumId="5" w15:restartNumberingAfterBreak="0">
     <w:nsid w:val="7BCF1658"/>
     <w:multiLevelType w:val="hybridMultilevel"/>
     <w:tmpl w:val="E640DA4C"/>
@@ -3774,25 +5676,28 @@
     </w:lvl>
   </w:abstractNum>
   <w:num w:numId="1" w16cid:durableId="1915894769">
+    <w:abstractNumId w:val="5"/>
+  </w:num>
+  <w:num w:numId="2" w16cid:durableId="1250384470">
+    <w:abstractNumId w:val="3"/>
+  </w:num>
+  <w:num w:numId="3" w16cid:durableId="1985815525">
     <w:abstractNumId w:val="4"/>
   </w:num>
-  <w:num w:numId="2" w16cid:durableId="1250384470">
+  <w:num w:numId="4" w16cid:durableId="1247880542">
     <w:abstractNumId w:val="2"/>
   </w:num>
-  <w:num w:numId="3" w16cid:durableId="1985815525">
+  <w:num w:numId="5" w16cid:durableId="1203249658">
     <w:abstractNumId w:val="3"/>
-  </w:num>
-  <w:num w:numId="4" w16cid:durableId="1247880542">
-    <w:abstractNumId w:val="1"/>
-  </w:num>
-  <w:num w:numId="5" w16cid:durableId="1203249658">
-    <w:abstractNumId w:val="2"/>
   </w:num>
   <w:num w:numId="6" w16cid:durableId="85662403">
     <w:abstractNumId w:val="0"/>
   </w:num>
   <w:num w:numId="7" w16cid:durableId="1541747811">
-    <w:abstractNumId w:val="3"/>
+    <w:abstractNumId w:val="4"/>
+  </w:num>
+  <w:num w:numId="8" w16cid:durableId="1751123483">
+    <w:abstractNumId w:val="1"/>
   </w:num>
 </w:numbering>
 </file>
@@ -4253,7 +6158,6 @@
     <w:next w:val="Normal"/>
     <w:link w:val="Heading3Char"/>
     <w:uiPriority w:val="9"/>
-    <w:semiHidden/>
     <w:unhideWhenUsed/>
     <w:qFormat/>
     <w:rsid w:val="00F3342F"/>
@@ -4460,7 +6364,6 @@
     <w:basedOn w:val="DefaultParagraphFont"/>
     <w:link w:val="Heading3"/>
     <w:uiPriority w:val="9"/>
-    <w:semiHidden/>
     <w:rsid w:val="00F3342F"/>
     <w:rPr>
       <w:rFonts w:eastAsiaTheme="majorEastAsia" w:cstheme="majorBidi"/>

--- a/inst/simStudyProtocol.docx
+++ b/inst/simStudyProtocol.docx
@@ -231,7 +231,7 @@
         <w:rPr>
           <w:lang w:val="en-US"/>
         </w:rPr>
-        <w:t>TODO – add references (paper / CRAN / github)</w:t>
+        <w:t>Two statistical methods are to be evaluated during this simulation study:</w:t>
       </w:r>
     </w:p>
     <w:p>
@@ -242,7 +242,7 @@
           <w:numId w:val="3"/>
         </w:numPr>
         <w:rPr>
-          <w:lang w:val="en-US"/>
+          <w:lang w:val="fr-FR"/>
         </w:rPr>
       </w:pPr>
       <w:r>
@@ -255,8 +255,38 @@
         <w:rPr>
           <w:lang w:val="en-US"/>
         </w:rPr>
-        <w:t>(`segmented` R package, function `segmented.lme`</w:t>
-      </w:r>
+        <w:t>(`</w:t>
+      </w:r>
+      <w:hyperlink r:id="rId6" w:history="1">
+        <w:r>
+          <w:rPr>
+            <w:rStyle w:val="Hyperlink"/>
+            <w:lang w:val="en-US"/>
+          </w:rPr>
+          <w:t>segmented</w:t>
+        </w:r>
+      </w:hyperlink>
+      <w:r>
+        <w:rPr>
+          <w:lang w:val="en-US"/>
+        </w:rPr>
+        <w:t>` R package, function `segmented.lme`</w:t>
+      </w:r>
+      <w:r>
+        <w:rPr>
+          <w:lang w:val="en-US"/>
+        </w:rPr>
+        <w:t xml:space="preserve"> - ref: </w:t>
+      </w:r>
+      <w:hyperlink r:id="rId7" w:history="1">
+        <w:r>
+          <w:rPr>
+            <w:rStyle w:val="Hyperlink"/>
+            <w:lang w:val="en-US"/>
+          </w:rPr>
+          <w:t>https://doi.org/10.1177/1471082X13504721</w:t>
+        </w:r>
+      </w:hyperlink>
       <w:r>
         <w:rPr>
           <w:lang w:val="en-US"/>
@@ -293,6 +323,33 @@
         </w:rPr>
         <w:t>.</w:t>
       </w:r>
+      <w:r>
+        <w:rPr>
+          <w:lang w:val="en-US"/>
+        </w:rPr>
+        <w:t xml:space="preserve"> </w:t>
+      </w:r>
+      <w:r>
+        <w:rPr>
+          <w:lang w:val="en-US"/>
+        </w:rPr>
+        <w:t>ref</w:t>
+      </w:r>
+      <w:r>
+        <w:rPr>
+          <w:lang w:val="en-US"/>
+        </w:rPr>
+        <w:t xml:space="preserve">: </w:t>
+      </w:r>
+      <w:hyperlink r:id="rId8" w:history="1">
+        <w:r>
+          <w:rPr>
+            <w:rStyle w:val="Hyperlink"/>
+            <w:lang w:val="en-US"/>
+          </w:rPr>
+          <w:t>https://doi.org/10.1002/sim.1545</w:t>
+        </w:r>
+      </w:hyperlink>
     </w:p>
     <w:p>
       <w:pPr>
@@ -309,7 +366,22 @@
         <w:rPr>
           <w:lang w:val="en-US"/>
         </w:rPr>
-        <w:t>Linear model with breakpoint estimation (`lmbreak` R package, function `mlmbreak`)</w:t>
+        <w:t>Linear model with breakpoint estimation (`</w:t>
+      </w:r>
+      <w:hyperlink r:id="rId9" w:history="1">
+        <w:r>
+          <w:rPr>
+            <w:rStyle w:val="Hyperlink"/>
+            <w:lang w:val="en-US"/>
+          </w:rPr>
+          <w:t>lmbreak</w:t>
+        </w:r>
+      </w:hyperlink>
+      <w:r>
+        <w:rPr>
+          <w:lang w:val="en-US"/>
+        </w:rPr>
+        <w:t>` R package, function `mlmbreak`)</w:t>
       </w:r>
       <w:r>
         <w:rPr>
@@ -328,7 +400,31 @@
         <w:rPr>
           <w:lang w:val="en-US"/>
         </w:rPr>
-        <w:t xml:space="preserve">The last two methods are very similar to one another, the optimizers </w:t>
+        <w:t xml:space="preserve">The last two methods are very similar </w:t>
+      </w:r>
+      <w:r>
+        <w:rPr>
+          <w:lang w:val="en-US"/>
+        </w:rPr>
+        <w:t>implementations of the same model</w:t>
+      </w:r>
+      <w:r>
+        <w:rPr>
+          <w:lang w:val="en-US"/>
+        </w:rPr>
+        <w:t>,</w:t>
+      </w:r>
+      <w:r>
+        <w:rPr>
+          <w:lang w:val="en-US"/>
+        </w:rPr>
+        <w:t xml:space="preserve"> only</w:t>
+      </w:r>
+      <w:r>
+        <w:rPr>
+          <w:lang w:val="en-US"/>
+        </w:rPr>
+        <w:t xml:space="preserve"> the optimizers </w:t>
       </w:r>
       <w:r>
         <w:rPr>
@@ -340,14 +436,34 @@
         <w:rPr>
           <w:lang w:val="en-US"/>
         </w:rPr>
-        <w:t xml:space="preserve"> a bit, yielding slightly different results from some individuals, and close to the same for most of them (see R script mixedBreak/</w:t>
-      </w:r>
-      <w:r>
-        <w:rPr>
-          <w:lang w:val="en-US"/>
-        </w:rPr>
-        <w:t>test/compare-lmb-seg.R</w:t>
-      </w:r>
+        <w:t xml:space="preserve"> a bit, yielding slightly different results f</w:t>
+      </w:r>
+      <w:r>
+        <w:rPr>
+          <w:lang w:val="en-US"/>
+        </w:rPr>
+        <w:t>or</w:t>
+      </w:r>
+      <w:r>
+        <w:rPr>
+          <w:lang w:val="en-US"/>
+        </w:rPr>
+        <w:t xml:space="preserve"> some individuals, and close to the same for most of them (see R script mixedBreak/</w:t>
+      </w:r>
+      <w:r>
+        <w:rPr>
+          <w:lang w:val="en-US"/>
+        </w:rPr>
+        <w:t>test/compare-lmb-</w:t>
+      </w:r>
+      <w:proofErr w:type="gramStart"/>
+      <w:r>
+        <w:rPr>
+          <w:lang w:val="en-US"/>
+        </w:rPr>
+        <w:t>seg.R</w:t>
+      </w:r>
+      <w:proofErr w:type="gramEnd"/>
       <w:r>
         <w:rPr>
           <w:lang w:val="en-US"/>
@@ -364,36 +480,49 @@
     <w:p>
       <w:pPr>
         <w:rPr>
-          <w:lang w:val="en-US"/>
-        </w:rPr>
-      </w:pPr>
-      <w:r>
-        <w:rPr>
+          <w:i/>
+          <w:iCs/>
+          <w:lang w:val="en-US"/>
+        </w:rPr>
+      </w:pPr>
+      <w:r>
+        <w:rPr>
+          <w:i/>
+          <w:iCs/>
           <w:highlight w:val="yellow"/>
           <w:lang w:val="en-US"/>
         </w:rPr>
+        <w:lastRenderedPageBreak/>
         <w:t>Only one of the two</w:t>
       </w:r>
       <w:r>
         <w:rPr>
+          <w:i/>
+          <w:iCs/>
           <w:lang w:val="en-US"/>
         </w:rPr>
         <w:t xml:space="preserve">? If yes, </w:t>
       </w:r>
       <w:r>
         <w:rPr>
+          <w:i/>
+          <w:iCs/>
           <w:lang w:val="en-US"/>
         </w:rPr>
         <w:t>`segreg`</w:t>
       </w:r>
       <w:r>
         <w:rPr>
+          <w:i/>
+          <w:iCs/>
           <w:lang w:val="en-US"/>
         </w:rPr>
         <w:t xml:space="preserve"> might be more interesting for breakpoint CI &gt; coverage can then be evaluated</w:t>
       </w:r>
       <w:r>
         <w:rPr>
+          <w:i/>
+          <w:iCs/>
           <w:lang w:val="en-US"/>
         </w:rPr>
         <w:t xml:space="preserve"> + breakpoint CI overlapping each other or one end of the time range.</w:t>
@@ -404,7 +533,6 @@
         <w:pStyle w:val="Heading1"/>
       </w:pPr>
       <w:r>
-        <w:lastRenderedPageBreak/>
         <w:t>Methods for generating the dataset</w:t>
       </w:r>
     </w:p>
@@ -656,7 +784,19 @@
         <w:rPr>
           <w:lang w:val="en-US"/>
         </w:rPr>
-        <w:t xml:space="preserve"> Low variability on the breakpoint may gives similar performance, but more interesting results for the mixed approach</w:t>
+        <w:t xml:space="preserve"> Low variability on the breakpoint may </w:t>
+      </w:r>
+      <w:r>
+        <w:rPr>
+          <w:lang w:val="en-US"/>
+        </w:rPr>
+        <w:t>give</w:t>
+      </w:r>
+      <w:r>
+        <w:rPr>
+          <w:lang w:val="en-US"/>
+        </w:rPr>
+        <w:t xml:space="preserve"> similar performance, but more interesting results for the mixed approach</w:t>
       </w:r>
       <w:r>
         <w:rPr>
@@ -756,6 +896,7 @@
         <w:pStyle w:val="Heading1"/>
       </w:pPr>
       <w:r>
+        <w:lastRenderedPageBreak/>
         <w:t>Simulation plan:</w:t>
       </w:r>
     </w:p>
@@ -789,26 +930,13 @@
         <w:rPr>
           <w:lang w:val="en-US"/>
         </w:rPr>
-        <w:t xml:space="preserve">, whilst most of them have </w:t>
-      </w:r>
-      <w:r>
-        <w:rPr>
-          <w:lang w:val="en-US"/>
-        </w:rPr>
-        <w:lastRenderedPageBreak/>
-        <w:t>been chosen based on the reproduced analysis of the SDIpsilo</w:t>
-      </w:r>
-      <w:r>
-        <w:rPr>
-          <w:lang w:val="en-US"/>
-        </w:rPr>
-        <w:t xml:space="preserve"> data from </w:t>
-      </w:r>
-      <w:r>
-        <w:rPr>
-          <w:lang w:val="en-US"/>
-        </w:rPr>
-        <w:t>(Stenbæck et al., 2021)</w:t>
+        <w:t>, whilst most of them have been chosen based on the reproduced analysis of the SDIpsilo</w:t>
+      </w:r>
+      <w:r>
+        <w:rPr>
+          <w:lang w:val="en-US"/>
+        </w:rPr>
+        <w:t xml:space="preserve"> data from (Stenbæck et al., 2021)</w:t>
       </w:r>
       <w:r>
         <w:rPr>
@@ -1031,20 +1159,46 @@
             <w:pPr>
               <w:jc w:val="center"/>
               <w:rPr>
+                <w:color w:val="808080" w:themeColor="background1" w:themeShade="80"/>
                 <w:lang w:val="en-US"/>
               </w:rPr>
             </w:pPr>
             <w:r>
               <w:rPr>
+                <w:color w:val="808080" w:themeColor="background1" w:themeShade="80"/>
                 <w:lang w:val="en-US"/>
               </w:rPr>
               <w:t>1</w:t>
             </w:r>
-            <w:r>
-              <w:rPr>
-                <w:lang w:val="en-US"/>
-              </w:rPr>
-              <w:t xml:space="preserve"> * 1 * 3 = 3</w:t>
+          </w:p>
+          <w:p>
+            <w:pPr>
+              <w:jc w:val="center"/>
+              <w:rPr>
+                <w:color w:val="808080" w:themeColor="background1" w:themeShade="80"/>
+                <w:lang w:val="en-US"/>
+              </w:rPr>
+            </w:pPr>
+            <w:r>
+              <w:rPr>
+                <w:color w:val="808080" w:themeColor="background1" w:themeShade="80"/>
+                <w:lang w:val="en-US"/>
+              </w:rPr>
+              <w:t>1</w:t>
+            </w:r>
+          </w:p>
+          <w:p>
+            <w:pPr>
+              <w:jc w:val="center"/>
+              <w:rPr>
+                <w:lang w:val="en-US"/>
+              </w:rPr>
+            </w:pPr>
+            <w:r>
+              <w:rPr>
+                <w:lang w:val="en-US"/>
+              </w:rPr>
+              <w:t>3</w:t>
             </w:r>
           </w:p>
         </w:tc>
@@ -1149,14 +1303,44 @@
             <w:pPr>
               <w:jc w:val="center"/>
               <w:rPr>
+                <w:color w:val="808080" w:themeColor="background1" w:themeShade="80"/>
                 <w:lang w:val="en-US"/>
               </w:rPr>
             </w:pPr>
             <w:r>
               <w:rPr>
-                <w:lang w:val="en-US"/>
-              </w:rPr>
-              <w:t>3 * 3 = 9</w:t>
+                <w:color w:val="808080" w:themeColor="background1" w:themeShade="80"/>
+                <w:lang w:val="en-US"/>
+              </w:rPr>
+              <w:t>1</w:t>
+            </w:r>
+          </w:p>
+          <w:p>
+            <w:pPr>
+              <w:jc w:val="center"/>
+              <w:rPr>
+                <w:lang w:val="en-US"/>
+              </w:rPr>
+            </w:pPr>
+            <w:r>
+              <w:rPr>
+                <w:lang w:val="en-US"/>
+              </w:rPr>
+              <w:t>3</w:t>
+            </w:r>
+          </w:p>
+          <w:p>
+            <w:pPr>
+              <w:jc w:val="center"/>
+              <w:rPr>
+                <w:lang w:val="en-US"/>
+              </w:rPr>
+            </w:pPr>
+            <w:r>
+              <w:rPr>
+                <w:lang w:val="en-US"/>
+              </w:rPr>
+              <w:t>3</w:t>
             </w:r>
           </w:p>
         </w:tc>
@@ -1349,25 +1533,7 @@
               <w:rPr>
                 <w:lang w:val="en-US"/>
               </w:rPr>
-              <w:t xml:space="preserve">2 </w:t>
-            </w:r>
-            <w:r>
-              <w:rPr>
-                <w:lang w:val="en-US"/>
-              </w:rPr>
-              <w:t>*</w:t>
-            </w:r>
-            <w:r>
-              <w:rPr>
-                <w:lang w:val="en-US"/>
-              </w:rPr>
-              <w:t xml:space="preserve"> 2</w:t>
-            </w:r>
-            <w:r>
-              <w:rPr>
-                <w:lang w:val="en-US"/>
-              </w:rPr>
-              <w:t xml:space="preserve"> = 4</w:t>
+              <w:t>3</w:t>
             </w:r>
           </w:p>
           <w:p>
@@ -1379,24 +1545,10 @@
             </w:pPr>
             <w:r>
               <w:rPr>
-                <w:highlight w:val="green"/>
-                <w:lang w:val="en-US"/>
-              </w:rPr>
-              <w:t>3</w:t>
-            </w:r>
-            <w:r>
-              <w:rPr>
-                <w:highlight w:val="green"/>
-                <w:lang w:val="en-US"/>
-              </w:rPr>
-              <w:t>/2</w:t>
-            </w:r>
-            <w:r>
-              <w:rPr>
-                <w:highlight w:val="green"/>
-                <w:lang w:val="en-US"/>
-              </w:rPr>
-              <w:t xml:space="preserve"> * 1 = 3/2</w:t>
+                <w:color w:val="808080" w:themeColor="background1" w:themeShade="80"/>
+                <w:lang w:val="en-US"/>
+              </w:rPr>
+              <w:t>1</w:t>
             </w:r>
           </w:p>
         </w:tc>
@@ -1427,16 +1579,9 @@
             </w:r>
             <w:r>
               <w:rPr>
-                <w:highlight w:val="green"/>
-                <w:lang w:val="en-US"/>
-              </w:rPr>
-              <w:t>, 2?</w:t>
-            </w:r>
-            <w:r>
-              <w:rPr>
-                <w:lang w:val="en-US"/>
-              </w:rPr>
-              <w:t xml:space="preserve"> Could be interesting?</w:t>
+                <w:lang w:val="en-US"/>
+              </w:rPr>
+              <w:t>, 2</w:t>
             </w:r>
           </w:p>
           <w:p>
@@ -1454,37 +1599,9 @@
             </w:r>
             <w:r>
               <w:rPr>
-                <w:b/>
-                <w:bCs/>
                 <w:lang w:val="en-US"/>
               </w:rPr>
               <w:t>0.25</w:t>
-            </w:r>
-            <w:r>
-              <w:rPr>
-                <w:lang w:val="en-US"/>
-              </w:rPr>
-              <w:t xml:space="preserve">, </w:t>
-            </w:r>
-            <w:r>
-              <w:rPr>
-                <w:highlight w:val="green"/>
-                <w:lang w:val="en-US"/>
-              </w:rPr>
-              <w:t>0.</w:t>
-            </w:r>
-            <w:r>
-              <w:rPr>
-                <w:highlight w:val="green"/>
-                <w:lang w:val="en-US"/>
-              </w:rPr>
-              <w:t>5?</w:t>
-            </w:r>
-            <w:r>
-              <w:rPr>
-                <w:lang w:val="en-US"/>
-              </w:rPr>
-              <w:t xml:space="preserve"> not too big of a deal, not too relevant neither</w:t>
             </w:r>
           </w:p>
         </w:tc>
@@ -1517,11 +1634,13 @@
             <w:pPr>
               <w:jc w:val="center"/>
               <w:rPr>
+                <w:color w:val="808080" w:themeColor="background1" w:themeShade="80"/>
                 <w:lang w:val="en-US"/>
               </w:rPr>
             </w:pPr>
             <w:r>
               <w:rPr>
+                <w:color w:val="808080" w:themeColor="background1" w:themeShade="80"/>
                 <w:lang w:val="en-US"/>
               </w:rPr>
               <w:t>1</w:t>
@@ -1601,6 +1720,7 @@
             </w:pPr>
             <w:r>
               <w:rPr>
+                <w:color w:val="808080" w:themeColor="background1" w:themeShade="80"/>
                 <w:lang w:val="en-US"/>
               </w:rPr>
               <w:t>1</w:t>
@@ -1636,14 +1756,13 @@
               <w:rPr>
                 <w:lang w:val="en-US"/>
               </w:rPr>
-              <w:t xml:space="preserve">Assuring a </w:t>
-            </w:r>
-            <w:r>
-              <w:rPr>
-                <w:highlight w:val="green"/>
-                <w:lang w:val="en-US"/>
-              </w:rPr>
-              <w:t>1% Monte Carlo SE on coverage</w:t>
+              <w:t xml:space="preserve">Assuring </w:t>
+            </w:r>
+            <w:r>
+              <w:rPr>
+                <w:lang w:val="en-US"/>
+              </w:rPr>
+              <w:t>a 1% Monte Carlo SE on coverage</w:t>
             </w:r>
           </w:p>
         </w:tc>
@@ -1683,7 +1802,7 @@
               <w:rPr>
                 <w:lang w:val="en-US"/>
               </w:rPr>
-              <w:t>648</w:t>
+              <w:t>486</w:t>
             </w:r>
           </w:p>
           <w:p>
@@ -1697,7 +1816,13 @@
               <w:rPr>
                 <w:lang w:val="en-US"/>
               </w:rPr>
-              <w:t>19</w:t>
+              <w:t>1</w:t>
+            </w:r>
+            <w:r>
+              <w:rPr>
+                <w:lang w:val="en-US"/>
+              </w:rPr>
+              <w:t>4</w:t>
             </w:r>
           </w:p>
         </w:tc>
@@ -1730,19 +1855,7 @@
               <w:rPr>
                 <w:lang w:val="en-US"/>
               </w:rPr>
-              <w:t>“One</w:t>
-            </w:r>
-            <w:r>
-              <w:rPr>
-                <w:lang w:val="en-US"/>
-              </w:rPr>
-              <w:t>-at-a-time</w:t>
-            </w:r>
-            <w:r>
-              <w:rPr>
-                <w:lang w:val="en-US"/>
-              </w:rPr>
-              <w:t>” plan</w:t>
+              <w:t>“One-at-a-time” plan</w:t>
             </w:r>
           </w:p>
         </w:tc>
@@ -1800,7 +1913,13 @@
               <w:rPr>
                 <w:lang w:val="en-US"/>
               </w:rPr>
-              <w:t>324 000</w:t>
+              <w:t>243</w:t>
+            </w:r>
+            <w:r>
+              <w:rPr>
+                <w:lang w:val="en-US"/>
+              </w:rPr>
+              <w:t xml:space="preserve"> 000</w:t>
             </w:r>
           </w:p>
           <w:p>
@@ -1814,7 +1933,7 @@
               <w:rPr>
                 <w:lang w:val="en-US"/>
               </w:rPr>
-              <w:t>9</w:t>
+              <w:t>7</w:t>
             </w:r>
             <w:r>
               <w:rPr>
@@ -1826,7 +1945,7 @@
               <w:rPr>
                 <w:lang w:val="en-US"/>
               </w:rPr>
-              <w:t>5</w:t>
+              <w:t>0</w:t>
             </w:r>
             <w:r>
               <w:rPr>
@@ -1872,19 +1991,7 @@
               <w:rPr>
                 <w:lang w:val="en-US"/>
               </w:rPr>
-              <w:t>“</w:t>
-            </w:r>
-            <w:r>
-              <w:rPr>
-                <w:lang w:val="en-US"/>
-              </w:rPr>
-              <w:t>One</w:t>
-            </w:r>
-            <w:r>
-              <w:rPr>
-                <w:lang w:val="en-US"/>
-              </w:rPr>
-              <w:t>-at-a-time” plan</w:t>
+              <w:t>“One-at-a-time” plan</w:t>
             </w:r>
           </w:p>
         </w:tc>
@@ -1898,6 +2005,7 @@
           <w:lang w:val="en-US"/>
         </w:rPr>
       </w:pPr>
+      <w:bookmarkStart w:id="0" w:name="_Ref228262231"/>
       <w:r>
         <w:rPr>
           <w:lang w:val="en-US"/>
@@ -1926,6 +2034,7 @@
       <w:r>
         <w:fldChar w:fldCharType="end"/>
       </w:r>
+      <w:bookmarkEnd w:id="0"/>
       <w:r>
         <w:rPr>
           <w:lang w:val="en-US"/>
@@ -1955,7 +2064,19 @@
         <w:rPr>
           <w:lang w:val="en-US"/>
         </w:rPr>
-        <w:t>The number of repetitions for each scenario is derived using the following formula:</w:t>
+        <w:t xml:space="preserve">The number of repetitions for each scenario </w:t>
+      </w:r>
+      <w:r>
+        <w:rPr>
+          <w:lang w:val="en-US"/>
+        </w:rPr>
+        <w:t>wa</w:t>
+      </w:r>
+      <w:r>
+        <w:rPr>
+          <w:lang w:val="en-US"/>
+        </w:rPr>
+        <w:t>s derived using the following formula:</w:t>
       </w:r>
     </w:p>
     <w:p>
@@ -2236,7 +2357,35 @@
           <w:rFonts w:eastAsiaTheme="minorEastAsia"/>
           <w:lang w:val="en-US"/>
         </w:rPr>
-        <w:t xml:space="preserve"> repetitions. Assuming 5% of missing data, this number inflates to </w:t>
+        <w:t xml:space="preserve"> repetitions. Assuming </w:t>
+      </w:r>
+      <w:r>
+        <w:rPr>
+          <w:rFonts w:eastAsiaTheme="minorEastAsia"/>
+          <w:lang w:val="en-US"/>
+        </w:rPr>
+        <w:t>1</w:t>
+      </w:r>
+      <w:r>
+        <w:rPr>
+          <w:rFonts w:eastAsiaTheme="minorEastAsia"/>
+          <w:lang w:val="en-US"/>
+        </w:rPr>
+        <w:t>5% of missing data</w:t>
+      </w:r>
+      <w:r>
+        <w:rPr>
+          <w:rFonts w:eastAsiaTheme="minorEastAsia"/>
+          <w:lang w:val="en-US"/>
+        </w:rPr>
+        <w:t xml:space="preserve"> (based on smaller simulations</w:t>
+      </w:r>
+      <w:r>
+        <w:rPr>
+          <w:rFonts w:eastAsiaTheme="minorEastAsia"/>
+          <w:lang w:val="en-US"/>
+        </w:rPr>
+        <w:t xml:space="preserve">, this number inflates to </w:t>
       </w:r>
       <m:oMath>
         <m:sSub>
@@ -2273,7 +2422,14 @@
             <w:rFonts w:ascii="Cambria Math" w:eastAsiaTheme="minorEastAsia" w:hAnsi="Cambria Math"/>
             <w:lang w:val="en-US"/>
           </w:rPr>
-          <m:t>=500</m:t>
+          <m:t>=5</m:t>
+        </m:r>
+        <m:r>
+          <w:rPr>
+            <w:rFonts w:ascii="Cambria Math" w:eastAsiaTheme="minorEastAsia" w:hAnsi="Cambria Math"/>
+            <w:lang w:val="en-US"/>
+          </w:rPr>
+          <m:t>59</m:t>
         </m:r>
       </m:oMath>
       <w:r>
@@ -2314,7 +2470,19 @@
         <w:rPr>
           <w:lang w:val="en-US"/>
         </w:rPr>
-        <w:t xml:space="preserve">the simulation only on the </w:t>
+        <w:t xml:space="preserve">the simulation on </w:t>
+      </w:r>
+      <w:r>
+        <w:rPr>
+          <w:lang w:val="en-US"/>
+        </w:rPr>
+        <w:t>a</w:t>
+      </w:r>
+      <w:r>
+        <w:rPr>
+          <w:lang w:val="en-US"/>
+        </w:rPr>
+        <w:t xml:space="preserve"> </w:t>
       </w:r>
       <w:r>
         <w:rPr>
@@ -2327,6 +2495,60 @@
           <w:lang w:val="en-US"/>
         </w:rPr>
         <w:t>. That is to say, we will only vary one factor at a time, keeping all of the others fixed.</w:t>
+      </w:r>
+      <w:r>
+        <w:rPr>
+          <w:lang w:val="en-US"/>
+        </w:rPr>
+        <w:t xml:space="preserve"> The so called “case-based” scenario correspond to the bold values in the </w:t>
+      </w:r>
+      <w:r>
+        <w:rPr>
+          <w:lang w:val="en-US"/>
+        </w:rPr>
+        <w:fldChar w:fldCharType="begin"/>
+      </w:r>
+      <w:r>
+        <w:rPr>
+          <w:lang w:val="en-US"/>
+        </w:rPr>
+        <w:instrText xml:space="preserve"> REF _Ref228262231 \h </w:instrText>
+      </w:r>
+      <w:r>
+        <w:rPr>
+          <w:lang w:val="en-US"/>
+        </w:rPr>
+      </w:r>
+      <w:r>
+        <w:rPr>
+          <w:lang w:val="en-US"/>
+        </w:rPr>
+        <w:fldChar w:fldCharType="separate"/>
+      </w:r>
+      <w:r>
+        <w:rPr>
+          <w:lang w:val="en-US"/>
+        </w:rPr>
+        <w:t xml:space="preserve">Table </w:t>
+      </w:r>
+      <w:r>
+        <w:rPr>
+          <w:noProof/>
+          <w:lang w:val="en-US"/>
+        </w:rPr>
+        <w:t>1</w:t>
+      </w:r>
+      <w:r>
+        <w:rPr>
+          <w:lang w:val="en-US"/>
+        </w:rPr>
+        <w:fldChar w:fldCharType="end"/>
+      </w:r>
+      <w:r>
+        <w:rPr>
+          <w:lang w:val="en-US"/>
+        </w:rPr>
+        <w:t>.</w:t>
       </w:r>
     </w:p>
     <w:p>
@@ -2339,6 +2561,7 @@
         <w:rPr>
           <w:lang w:val="en-US"/>
         </w:rPr>
+        <w:lastRenderedPageBreak/>
         <w:t xml:space="preserve">This choice has an impact on the way we can report the results, which is further explained in the </w:t>
       </w:r>
       <w:hyperlink w:anchor="_Simulation_results" w:history="1">
@@ -2453,14 +2676,7 @@
         <w:rPr>
           <w:lang w:val="en-US"/>
         </w:rPr>
-        <w:t xml:space="preserve"> seed will be set at every </w:t>
-      </w:r>
-      <w:r>
-        <w:rPr>
-          <w:lang w:val="en-US"/>
-        </w:rPr>
-        <w:lastRenderedPageBreak/>
-        <w:t xml:space="preserve">iteration before generating the dataset, and stored at the end of each iteration. </w:t>
+        <w:t xml:space="preserve"> seed will be set at every iteration before generating the dataset, and stored at the end of each iteration. </w:t>
       </w:r>
       <w:r>
         <w:rPr>
@@ -2490,11 +2706,19 @@
           <w:lang w:val="en-US"/>
         </w:rPr>
       </w:pPr>
-      <w:r>
-        <w:rPr>
-          <w:lang w:val="en-US"/>
-        </w:rPr>
-        <w:t>set.seed(</w:t>
+      <w:proofErr w:type="gramStart"/>
+      <w:r>
+        <w:rPr>
+          <w:lang w:val="en-US"/>
+        </w:rPr>
+        <w:t>set.seed</w:t>
+      </w:r>
+      <w:proofErr w:type="gramEnd"/>
+      <w:r>
+        <w:rPr>
+          <w:lang w:val="en-US"/>
+        </w:rPr>
+        <w:t>(</w:t>
       </w:r>
       <w:r>
         <w:rPr>
@@ -2526,8 +2750,16 @@
         <w:rPr>
           <w:lang w:val="en-US"/>
         </w:rPr>
-        <w:t>sim * n.scenario</w:t>
-      </w:r>
+        <w:t xml:space="preserve">sim * </w:t>
+      </w:r>
+      <w:proofErr w:type="gramStart"/>
+      <w:r>
+        <w:rPr>
+          <w:lang w:val="en-US"/>
+        </w:rPr>
+        <w:t>n.scenario</w:t>
+      </w:r>
+      <w:proofErr w:type="gramEnd"/>
       <w:r>
         <w:rPr>
           <w:lang w:val="en-US"/>
@@ -2551,7 +2783,35 @@
         <w:rPr>
           <w:lang w:val="en-US"/>
         </w:rPr>
-        <w:t xml:space="preserve">allseeds &lt;- sample.int(n = .Machine$integer.max, size = nsimAll, replace=FALSE) </w:t>
+        <w:t xml:space="preserve">allseeds &lt;- </w:t>
+      </w:r>
+      <w:proofErr w:type="gramStart"/>
+      <w:r>
+        <w:rPr>
+          <w:lang w:val="en-US"/>
+        </w:rPr>
+        <w:t>sample.int(</w:t>
+      </w:r>
+      <w:proofErr w:type="gramEnd"/>
+      <w:r>
+        <w:rPr>
+          <w:lang w:val="en-US"/>
+        </w:rPr>
+        <w:t xml:space="preserve">n </w:t>
+      </w:r>
+      <w:proofErr w:type="gramStart"/>
+      <w:r>
+        <w:rPr>
+          <w:lang w:val="en-US"/>
+        </w:rPr>
+        <w:t>= .Machine</w:t>
+      </w:r>
+      <w:proofErr w:type="gramEnd"/>
+      <w:r>
+        <w:rPr>
+          <w:lang w:val="en-US"/>
+        </w:rPr>
+        <w:t xml:space="preserve">$integer.max, size = nsimAll, replace=FALSE) </w:t>
       </w:r>
     </w:p>
     <w:p>
@@ -2577,7 +2837,33 @@
         <w:rPr>
           <w:lang w:val="en-US"/>
         </w:rPr>
-        <w:t xml:space="preserve">Errors during models’ estimation will be caught and reported using tryCatch() statement. They can be explored </w:t>
+        <w:t xml:space="preserve">Errors during models’ estimation will be caught and reported using </w:t>
+      </w:r>
+      <w:proofErr w:type="gramStart"/>
+      <w:r>
+        <w:rPr>
+          <w:lang w:val="en-US"/>
+        </w:rPr>
+        <w:t>tryCatch(</w:t>
+      </w:r>
+      <w:proofErr w:type="gramEnd"/>
+      <w:r>
+        <w:rPr>
+          <w:lang w:val="en-US"/>
+        </w:rPr>
+        <w:t xml:space="preserve">) statement. They </w:t>
+      </w:r>
+      <w:r>
+        <w:rPr>
+          <w:lang w:val="en-US"/>
+        </w:rPr>
+        <w:t>will</w:t>
+      </w:r>
+      <w:r>
+        <w:rPr>
+          <w:lang w:val="en-US"/>
+        </w:rPr>
+        <w:t xml:space="preserve"> be explored </w:t>
       </w:r>
       <w:r>
         <w:rPr>
@@ -2773,7 +3059,14 @@
         <w:rPr>
           <w:lang w:val="en-US"/>
         </w:rPr>
-        <w:t>`try</w:t>
+        <w:t>`</w:t>
+      </w:r>
+      <w:proofErr w:type="gramStart"/>
+      <w:r>
+        <w:rPr>
+          <w:lang w:val="en-US"/>
+        </w:rPr>
+        <w:t>try</w:t>
       </w:r>
       <w:r>
         <w:rPr>
@@ -2785,7 +3078,14 @@
         <w:rPr>
           <w:lang w:val="en-US"/>
         </w:rPr>
-        <w:t>()`</w:t>
+        <w:t>(</w:t>
+      </w:r>
+      <w:proofErr w:type="gramEnd"/>
+      <w:r>
+        <w:rPr>
+          <w:lang w:val="en-US"/>
+        </w:rPr>
+        <w:t>)`</w:t>
       </w:r>
       <w:r>
         <w:rPr>
@@ -2896,7 +3196,7 @@
                     <pic:cNvPicPr/>
                   </pic:nvPicPr>
                   <pic:blipFill>
-                    <a:blip r:embed="rId5"/>
+                    <a:blip r:embed="rId10"/>
                     <a:stretch>
                       <a:fillRect/>
                     </a:stretch>
@@ -2975,7 +3275,21 @@
         <w:rPr>
           <w:lang w:val="fr-FR"/>
         </w:rPr>
-        <w:t>, DOI: 10.1002/sim.8086</w:t>
+        <w:t xml:space="preserve">, </w:t>
+      </w:r>
+      <w:proofErr w:type="gramStart"/>
+      <w:r>
+        <w:rPr>
+          <w:lang w:val="fr-FR"/>
+        </w:rPr>
+        <w:t>DOI:</w:t>
+      </w:r>
+      <w:proofErr w:type="gramEnd"/>
+      <w:r>
+        <w:rPr>
+          <w:lang w:val="fr-FR"/>
+        </w:rPr>
+        <w:t xml:space="preserve"> 10.1002/sim.8086</w:t>
       </w:r>
     </w:p>
     <w:p>
@@ -3004,7 +3318,7 @@
                     <pic:cNvPicPr/>
                   </pic:nvPicPr>
                   <pic:blipFill>
-                    <a:blip r:embed="rId6"/>
+                    <a:blip r:embed="rId11"/>
                     <a:stretch>
                       <a:fillRect/>
                     </a:stretch>
@@ -3173,14 +3487,7 @@
                 <w:rFonts w:ascii="Cambria Math" w:eastAsiaTheme="minorEastAsia" w:hAnsi="Cambria Math"/>
                 <w:lang w:val="en-US"/>
               </w:rPr>
-              <m:t>V</m:t>
-            </m:r>
-            <m:r>
-              <w:rPr>
-                <w:rFonts w:ascii="Cambria Math" w:eastAsiaTheme="minorEastAsia" w:hAnsi="Cambria Math"/>
-                <w:lang w:val="en-US"/>
-              </w:rPr>
-              <m:t>ar(</m:t>
+              <m:t>Var(</m:t>
             </m:r>
             <m:acc>
               <m:accPr>
@@ -3245,7 +3552,7 @@
           <w:rFonts w:eastAsiaTheme="minorEastAsia"/>
           <w:lang w:val="en-US"/>
         </w:rPr>
-        <w:t xml:space="preserve">. </w:t>
+        <w:t>.</w:t>
       </w:r>
     </w:p>
     <w:p>
@@ -3264,8 +3571,8 @@
           <w:lang w:val="en-US"/>
         </w:rPr>
       </w:pPr>
-      <w:bookmarkStart w:id="0" w:name="_Simulation_results"/>
-      <w:bookmarkEnd w:id="0"/>
+      <w:bookmarkStart w:id="1" w:name="_Simulation_results"/>
+      <w:bookmarkEnd w:id="1"/>
       <w:r>
         <w:rPr>
           <w:lang w:val="en-US"/>
@@ -4675,13 +4982,7 @@
         <w:rPr>
           <w:lang w:val="en-US"/>
         </w:rPr>
-        <w:t xml:space="preserve"> as many decimal points as the first non-zero digit in the Monte Carlo SE)</w:t>
-      </w:r>
-      <w:r>
-        <w:rPr>
-          <w:lang w:val="en-US"/>
-        </w:rPr>
-        <w:t>.</w:t>
+        <w:t xml:space="preserve"> as many decimal points as the first non-zero digit in the Monte Carlo SE).</w:t>
       </w:r>
     </w:p>
     <w:p>
@@ -5003,7 +5304,19 @@
         <w:rPr>
           <w:lang w:val="en-US"/>
         </w:rPr>
-        <w:t>ome have very little to no plateau at all</w:t>
+        <w:t xml:space="preserve">ome have very </w:t>
+      </w:r>
+      <w:r>
+        <w:rPr>
+          <w:lang w:val="en-US"/>
+        </w:rPr>
+        <w:t>short</w:t>
+      </w:r>
+      <w:r>
+        <w:rPr>
+          <w:lang w:val="en-US"/>
+        </w:rPr>
+        <w:t xml:space="preserve"> to no plateau at all</w:t>
       </w:r>
       <w:r>
         <w:rPr>
@@ -5021,19 +5334,39 @@
         <w:rPr>
           <w:lang w:val="en-US"/>
         </w:rPr>
-        <w:t>–</w:t>
-      </w:r>
-      <w:r>
-        <w:rPr>
-          <w:lang w:val="en-US"/>
-        </w:rPr>
-        <w:t xml:space="preserve"> </w:t>
-      </w:r>
-      <w:r>
-        <w:rPr>
-          <w:lang w:val="en-US"/>
-        </w:rPr>
-        <w:t>ending low plateau (3 breaks).</w:t>
+        <w:t>(</w:t>
+      </w:r>
+      <w:r>
+        <w:rPr>
+          <w:i/>
+          <w:iCs/>
+          <w:lang w:val="en-US"/>
+        </w:rPr>
+        <w:t>i.e.</w:t>
+      </w:r>
+      <w:r>
+        <w:rPr>
+          <w:lang w:val="en-US"/>
+        </w:rPr>
+        <w:t xml:space="preserve"> sort of “</w:t>
+      </w:r>
+      <w:r>
+        <w:rPr>
+          <w:lang w:val="en-US"/>
+        </w:rPr>
+        <w:t>ending low plateau</w:t>
+      </w:r>
+      <w:r>
+        <w:rPr>
+          <w:lang w:val="en-US"/>
+        </w:rPr>
+        <w:t xml:space="preserve">” - </w:t>
+      </w:r>
+      <w:r>
+        <w:rPr>
+          <w:lang w:val="en-US"/>
+        </w:rPr>
+        <w:t>3 breaks).</w:t>
       </w:r>
     </w:p>
     <w:sectPr>
@@ -7003,4 +7336,16 @@
     </a:ext>
   </a:extLst>
 </a:theme>
+</file>
+
+<file path=customXml/item1.xml><?xml version="1.0" encoding="utf-8"?>
+<b:Sources xmlns:b="http://schemas.openxmlformats.org/officeDocument/2006/bibliography" xmlns="http://schemas.openxmlformats.org/officeDocument/2006/bibliography" SelectedStyle="\APASixthEditionOfficeOnline.xsl" StyleName="APA" Version="6"/>
+</file>
+
+<file path=customXml/itemProps1.xml><?xml version="1.0" encoding="utf-8"?>
+<ds:datastoreItem xmlns:ds="http://schemas.openxmlformats.org/officeDocument/2006/customXml" ds:itemID="{DD65FC62-E684-40DC-94E7-C97E36BFC90B}">
+  <ds:schemaRefs>
+    <ds:schemaRef ds:uri="http://schemas.openxmlformats.org/officeDocument/2006/bibliography"/>
+  </ds:schemaRefs>
+</ds:datastoreItem>
 </file>
--- a/inst/simStudyProtocol.docx
+++ b/inst/simStudyProtocol.docx
@@ -74,7 +74,21 @@
         <w:rPr>
           <w:lang w:val="en-US"/>
         </w:rPr>
-        <w:t xml:space="preserve">The data will be simulated based on the application of SDI trajectories in patients after psilocybin intake (see Stenbæck et al., 2021). The Subjective Drug Intensity (SDI) is a Patient Reported Outcome (PRO) used after psilocybin intake to assess the intensity of patients’ feeling </w:t>
+        <w:t xml:space="preserve">The data will be simulated based on the application of SDI trajectories in patients after psilocybin intake (see </w:t>
+      </w:r>
+      <w:proofErr w:type="spellStart"/>
+      <w:r>
+        <w:rPr>
+          <w:lang w:val="en-US"/>
+        </w:rPr>
+        <w:t>Stenbæck</w:t>
+      </w:r>
+      <w:proofErr w:type="spellEnd"/>
+      <w:r>
+        <w:rPr>
+          <w:lang w:val="en-US"/>
+        </w:rPr>
+        <w:t xml:space="preserve"> et al., 2021). The Subjective Drug Intensity (SDI) is a Patient Reported Outcome (PRO) used after psilocybin intake to assess the intensity of patients’ feeling </w:t>
       </w:r>
       <w:r>
         <w:rPr>
@@ -381,7 +395,21 @@
         <w:rPr>
           <w:lang w:val="en-US"/>
         </w:rPr>
-        <w:t>` R package, function `mlmbreak`)</w:t>
+        <w:t>` R package, function `</w:t>
+      </w:r>
+      <w:proofErr w:type="spellStart"/>
+      <w:r>
+        <w:rPr>
+          <w:lang w:val="en-US"/>
+        </w:rPr>
+        <w:t>mlmbreak</w:t>
+      </w:r>
+      <w:proofErr w:type="spellEnd"/>
+      <w:r>
+        <w:rPr>
+          <w:lang w:val="en-US"/>
+        </w:rPr>
+        <w:t>`)</w:t>
       </w:r>
       <w:r>
         <w:rPr>
@@ -448,14 +476,43 @@
         <w:rPr>
           <w:lang w:val="en-US"/>
         </w:rPr>
-        <w:t xml:space="preserve"> some individuals, and close to the same for most of them (see R script mixedBreak/</w:t>
-      </w:r>
-      <w:r>
-        <w:rPr>
-          <w:lang w:val="en-US"/>
-        </w:rPr>
-        <w:t>test/compare-lmb-</w:t>
-      </w:r>
+        <w:t xml:space="preserve"> some individuals, and close to the same for most of them (see R script </w:t>
+      </w:r>
+      <w:proofErr w:type="spellStart"/>
+      <w:r>
+        <w:rPr>
+          <w:lang w:val="en-US"/>
+        </w:rPr>
+        <w:t>mixedBreak</w:t>
+      </w:r>
+      <w:proofErr w:type="spellEnd"/>
+      <w:r>
+        <w:rPr>
+          <w:lang w:val="en-US"/>
+        </w:rPr>
+        <w:t>/</w:t>
+      </w:r>
+      <w:r>
+        <w:rPr>
+          <w:lang w:val="en-US"/>
+        </w:rPr>
+        <w:t>test/compare-</w:t>
+      </w:r>
+      <w:proofErr w:type="spellStart"/>
+      <w:r>
+        <w:rPr>
+          <w:lang w:val="en-US"/>
+        </w:rPr>
+        <w:t>lmb</w:t>
+      </w:r>
+      <w:proofErr w:type="spellEnd"/>
+      <w:r>
+        <w:rPr>
+          <w:lang w:val="en-US"/>
+        </w:rPr>
+        <w:t>-</w:t>
+      </w:r>
+      <w:proofErr w:type="spellStart"/>
       <w:proofErr w:type="gramStart"/>
       <w:r>
         <w:rPr>
@@ -463,6 +520,7 @@
         </w:rPr>
         <w:t>seg.R</w:t>
       </w:r>
+      <w:proofErr w:type="spellEnd"/>
       <w:proofErr w:type="gramEnd"/>
       <w:r>
         <w:rPr>
@@ -936,7 +994,21 @@
         <w:rPr>
           <w:lang w:val="en-US"/>
         </w:rPr>
-        <w:t xml:space="preserve"> data from (Stenbæck et al., 2021)</w:t>
+        <w:t xml:space="preserve"> data from (</w:t>
+      </w:r>
+      <w:proofErr w:type="spellStart"/>
+      <w:r>
+        <w:rPr>
+          <w:lang w:val="en-US"/>
+        </w:rPr>
+        <w:t>Stenbæck</w:t>
+      </w:r>
+      <w:proofErr w:type="spellEnd"/>
+      <w:r>
+        <w:rPr>
+          <w:lang w:val="en-US"/>
+        </w:rPr>
+        <w:t xml:space="preserve"> et al., 2021)</w:t>
       </w:r>
       <w:r>
         <w:rPr>
@@ -1419,6 +1491,7 @@
               </w:rPr>
               <w:t xml:space="preserve">; </w:t>
             </w:r>
+            <w:proofErr w:type="spellStart"/>
             <w:r>
               <w:rPr>
                 <w:lang w:val="en-US"/>
@@ -1429,7 +1502,14 @@
               <w:rPr>
                 <w:lang w:val="en-US"/>
               </w:rPr>
-              <w:t xml:space="preserve">SDI = </w:t>
+              <w:t>SDI</w:t>
+            </w:r>
+            <w:proofErr w:type="spellEnd"/>
+            <w:r>
+              <w:rPr>
+                <w:lang w:val="en-US"/>
+              </w:rPr>
+              <w:t xml:space="preserve"> = </w:t>
             </w:r>
             <w:r>
               <w:rPr>
@@ -1662,7 +1742,21 @@
               <w:rPr>
                 <w:lang w:val="en-US"/>
               </w:rPr>
-              <w:t>Normally distributed every 20 min with sd = 2.</w:t>
+              <w:t xml:space="preserve">Normally distributed every 20 min with </w:t>
+            </w:r>
+            <w:proofErr w:type="spellStart"/>
+            <w:r>
+              <w:rPr>
+                <w:lang w:val="en-US"/>
+              </w:rPr>
+              <w:t>sd</w:t>
+            </w:r>
+            <w:proofErr w:type="spellEnd"/>
+            <w:r>
+              <w:rPr>
+                <w:lang w:val="en-US"/>
+              </w:rPr>
+              <w:t xml:space="preserve"> = 2.</w:t>
             </w:r>
           </w:p>
           <w:p>
@@ -1703,8 +1797,16 @@
               <w:rPr>
                 <w:lang w:val="en-US"/>
               </w:rPr>
-              <w:t xml:space="preserve"> n.sim</w:t>
-            </w:r>
+              <w:t xml:space="preserve"> </w:t>
+            </w:r>
+            <w:proofErr w:type="spellStart"/>
+            <w:r>
+              <w:rPr>
+                <w:lang w:val="en-US"/>
+              </w:rPr>
+              <w:t>n.sim</w:t>
+            </w:r>
+            <w:proofErr w:type="spellEnd"/>
           </w:p>
         </w:tc>
         <w:tc>
@@ -1742,7 +1844,13 @@
               <w:rPr>
                 <w:lang w:val="en-US"/>
               </w:rPr>
-              <w:t>500</w:t>
+              <w:t>5</w:t>
+            </w:r>
+            <w:r>
+              <w:rPr>
+                <w:lang w:val="en-US"/>
+              </w:rPr>
+              <w:t>59</w:t>
             </w:r>
           </w:p>
           <w:p>
@@ -1763,6 +1871,12 @@
                 <w:lang w:val="en-US"/>
               </w:rPr>
               <w:t>a 1% Monte Carlo SE on coverage</w:t>
+            </w:r>
+            <w:r>
+              <w:rPr>
+                <w:lang w:val="en-US"/>
+              </w:rPr>
+              <w:t xml:space="preserve"> and 15% missing data</w:t>
             </w:r>
           </w:p>
         </w:tc>
@@ -1888,7 +2002,13 @@
               <w:rPr>
                 <w:lang w:val="en-US"/>
               </w:rPr>
-              <w:t>500</w:t>
+              <w:t>5</w:t>
+            </w:r>
+            <w:r>
+              <w:rPr>
+                <w:lang w:val="en-US"/>
+              </w:rPr>
+              <w:t>59</w:t>
             </w:r>
             <w:r>
               <w:rPr>
@@ -2451,6 +2571,7 @@
         <w:rPr>
           <w:lang w:val="en-US"/>
         </w:rPr>
+        <w:lastRenderedPageBreak/>
         <w:t>Type of plan</w:t>
       </w:r>
     </w:p>
@@ -2561,7 +2682,6 @@
         <w:rPr>
           <w:lang w:val="en-US"/>
         </w:rPr>
-        <w:lastRenderedPageBreak/>
         <w:t xml:space="preserve">This choice has an impact on the way we can report the results, which is further explained in the </w:t>
       </w:r>
       <w:hyperlink w:anchor="_Simulation_results" w:history="1">
@@ -2706,6 +2826,7 @@
           <w:lang w:val="en-US"/>
         </w:rPr>
       </w:pPr>
+      <w:proofErr w:type="spellStart"/>
       <w:proofErr w:type="gramStart"/>
       <w:r>
         <w:rPr>
@@ -2713,6 +2834,7 @@
         </w:rPr>
         <w:t>set.seed</w:t>
       </w:r>
+      <w:proofErr w:type="spellEnd"/>
       <w:proofErr w:type="gramEnd"/>
       <w:r>
         <w:rPr>
@@ -2740,18 +2862,41 @@
           <w:lang w:val="en-US"/>
         </w:rPr>
       </w:pPr>
-      <w:r>
-        <w:rPr>
-          <w:lang w:val="en-US"/>
-        </w:rPr>
-        <w:t>nsimAll &lt;- n.</w:t>
-      </w:r>
-      <w:r>
-        <w:rPr>
-          <w:lang w:val="en-US"/>
-        </w:rPr>
-        <w:t xml:space="preserve">sim * </w:t>
-      </w:r>
+      <w:proofErr w:type="spellStart"/>
+      <w:r>
+        <w:rPr>
+          <w:lang w:val="en-US"/>
+        </w:rPr>
+        <w:t>nsimAll</w:t>
+      </w:r>
+      <w:proofErr w:type="spellEnd"/>
+      <w:r>
+        <w:rPr>
+          <w:lang w:val="en-US"/>
+        </w:rPr>
+        <w:t xml:space="preserve"> &lt;- </w:t>
+      </w:r>
+      <w:proofErr w:type="spellStart"/>
+      <w:r>
+        <w:rPr>
+          <w:lang w:val="en-US"/>
+        </w:rPr>
+        <w:t>n.</w:t>
+      </w:r>
+      <w:r>
+        <w:rPr>
+          <w:lang w:val="en-US"/>
+        </w:rPr>
+        <w:t>sim</w:t>
+      </w:r>
+      <w:proofErr w:type="spellEnd"/>
+      <w:r>
+        <w:rPr>
+          <w:lang w:val="en-US"/>
+        </w:rPr>
+        <w:t xml:space="preserve"> * </w:t>
+      </w:r>
+      <w:proofErr w:type="spellStart"/>
       <w:proofErr w:type="gramStart"/>
       <w:r>
         <w:rPr>
@@ -2759,6 +2904,7 @@
         </w:rPr>
         <w:t>n.scenario</w:t>
       </w:r>
+      <w:proofErr w:type="spellEnd"/>
       <w:proofErr w:type="gramEnd"/>
       <w:r>
         <w:rPr>
@@ -2770,7 +2916,35 @@
         <w:rPr>
           <w:lang w:val="en-US"/>
         </w:rPr>
-        <w:t># n.sim= nb of repetitions for each scenario simulated</w:t>
+        <w:t xml:space="preserve"># </w:t>
+      </w:r>
+      <w:proofErr w:type="spellStart"/>
+      <w:r>
+        <w:rPr>
+          <w:lang w:val="en-US"/>
+        </w:rPr>
+        <w:t>n.sim</w:t>
+      </w:r>
+      <w:proofErr w:type="spellEnd"/>
+      <w:r>
+        <w:rPr>
+          <w:lang w:val="en-US"/>
+        </w:rPr>
+        <w:t xml:space="preserve">= </w:t>
+      </w:r>
+      <w:proofErr w:type="spellStart"/>
+      <w:r>
+        <w:rPr>
+          <w:lang w:val="en-US"/>
+        </w:rPr>
+        <w:t>nb</w:t>
+      </w:r>
+      <w:proofErr w:type="spellEnd"/>
+      <w:r>
+        <w:rPr>
+          <w:lang w:val="en-US"/>
+        </w:rPr>
+        <w:t xml:space="preserve"> of repetitions for each scenario simulated</w:t>
       </w:r>
     </w:p>
     <w:p>
@@ -2804,14 +2978,42 @@
         <w:rPr>
           <w:lang w:val="en-US"/>
         </w:rPr>
-        <w:t>= .Machine</w:t>
+        <w:t>= .</w:t>
+      </w:r>
+      <w:proofErr w:type="spellStart"/>
+      <w:r>
+        <w:rPr>
+          <w:lang w:val="en-US"/>
+        </w:rPr>
+        <w:t>Machine</w:t>
       </w:r>
       <w:proofErr w:type="gramEnd"/>
       <w:r>
         <w:rPr>
           <w:lang w:val="en-US"/>
         </w:rPr>
-        <w:t xml:space="preserve">$integer.max, size = nsimAll, replace=FALSE) </w:t>
+        <w:t>$integer.max</w:t>
+      </w:r>
+      <w:proofErr w:type="spellEnd"/>
+      <w:r>
+        <w:rPr>
+          <w:lang w:val="en-US"/>
+        </w:rPr>
+        <w:t xml:space="preserve">, size = </w:t>
+      </w:r>
+      <w:proofErr w:type="spellStart"/>
+      <w:r>
+        <w:rPr>
+          <w:lang w:val="en-US"/>
+        </w:rPr>
+        <w:t>nsimAll</w:t>
+      </w:r>
+      <w:proofErr w:type="spellEnd"/>
+      <w:r>
+        <w:rPr>
+          <w:lang w:val="en-US"/>
+        </w:rPr>
+        <w:t xml:space="preserve">, replace=FALSE) </w:t>
       </w:r>
     </w:p>
     <w:p>
@@ -2839,12 +3041,20 @@
         </w:rPr>
         <w:t xml:space="preserve">Errors during models’ estimation will be caught and reported using </w:t>
       </w:r>
+      <w:proofErr w:type="spellStart"/>
       <w:proofErr w:type="gramStart"/>
       <w:r>
         <w:rPr>
           <w:lang w:val="en-US"/>
         </w:rPr>
-        <w:t>tryCatch(</w:t>
+        <w:t>tryCatch</w:t>
+      </w:r>
+      <w:proofErr w:type="spellEnd"/>
+      <w:r>
+        <w:rPr>
+          <w:lang w:val="en-US"/>
+        </w:rPr>
+        <w:t>(</w:t>
       </w:r>
       <w:proofErr w:type="gramEnd"/>
       <w:r>
@@ -3061,6 +3271,7 @@
         </w:rPr>
         <w:t>`</w:t>
       </w:r>
+      <w:proofErr w:type="spellStart"/>
       <w:proofErr w:type="gramStart"/>
       <w:r>
         <w:rPr>
@@ -3074,6 +3285,7 @@
         </w:rPr>
         <w:t>Catch</w:t>
       </w:r>
+      <w:proofErr w:type="spellEnd"/>
       <w:r>
         <w:rPr>
           <w:lang w:val="en-US"/>
@@ -3099,6 +3311,7 @@
         <w:pStyle w:val="Heading1"/>
       </w:pPr>
       <w:r>
+        <w:lastRenderedPageBreak/>
         <w:t>Criteria to evaluate the performance of methods</w:t>
       </w:r>
     </w:p>
@@ -3179,7 +3392,6 @@
           <w:noProof/>
           <w:lang w:val="en-US"/>
         </w:rPr>
-        <w:lastRenderedPageBreak/>
         <w:drawing>
           <wp:inline distT="0" distB="0" distL="0" distR="0" wp14:anchorId="08634599" wp14:editId="4DFBBEE8">
             <wp:extent cx="3897923" cy="2131341"/>
@@ -3458,7 +3670,15 @@
           <w:rFonts w:eastAsiaTheme="minorEastAsia"/>
           <w:lang w:val="en-US"/>
         </w:rPr>
-        <w:t xml:space="preserve"> is the breakpoint time coordinate and has two components. The associated variability is </w:t>
+        <w:t xml:space="preserve"> is the breakpoint time coordinate and has two components. The </w:t>
+      </w:r>
+      <w:r>
+        <w:rPr>
+          <w:rFonts w:eastAsiaTheme="minorEastAsia"/>
+          <w:lang w:val="en-US"/>
+        </w:rPr>
+        <w:lastRenderedPageBreak/>
+        <w:t xml:space="preserve">associated variability is </w:t>
       </w:r>
       <m:oMath>
         <m:rad>
@@ -3560,7 +3780,6 @@
         <w:pStyle w:val="Heading1"/>
       </w:pPr>
       <w:r>
-        <w:lastRenderedPageBreak/>
         <w:t>Presentation of the simulation results</w:t>
       </w:r>
     </w:p>
@@ -4995,6 +5214,7 @@
         <w:rPr>
           <w:lang w:val="en-US"/>
         </w:rPr>
+        <w:lastRenderedPageBreak/>
         <w:t>The “</w:t>
       </w:r>
       <w:r>
@@ -5127,14 +5347,7 @@
         <w:rPr>
           <w:lang w:val="en-US"/>
         </w:rPr>
-        <w:t xml:space="preserve">Such </w:t>
-      </w:r>
-      <w:r>
-        <w:rPr>
-          <w:lang w:val="en-US"/>
-        </w:rPr>
-        <w:lastRenderedPageBreak/>
-        <w:t xml:space="preserve">predictions will be verified by running the simulation for the corresponding data-generating </w:t>
+        <w:t xml:space="preserve">Such predictions will be verified by running the simulation for the corresponding data-generating </w:t>
       </w:r>
       <w:r>
         <w:rPr>

--- a/inst/simStudyProtocol.docx
+++ b/inst/simStudyProtocol.docx
@@ -74,6 +74,19 @@
         <w:rPr>
           <w:lang w:val="en-US"/>
         </w:rPr>
+        <w:t>TODO – add figure of 10 pattern</w:t>
+      </w:r>
+    </w:p>
+    <w:p>
+      <w:pPr>
+        <w:rPr>
+          <w:lang w:val="en-US"/>
+        </w:rPr>
+      </w:pPr>
+      <w:r>
+        <w:rPr>
+          <w:lang w:val="en-US"/>
+        </w:rPr>
         <w:t xml:space="preserve">The data will be simulated based on the application of SDI trajectories in patients after psilocybin intake (see </w:t>
       </w:r>
       <w:proofErr w:type="spellStart"/>
@@ -256,7 +269,7 @@
           <w:numId w:val="3"/>
         </w:numPr>
         <w:rPr>
-          <w:lang w:val="fr-FR"/>
+          <w:lang w:val="en-US"/>
         </w:rPr>
       </w:pPr>
       <w:r>
@@ -313,6 +326,12 @@
         </w:rPr>
         <w:t>. This statistical method only allows for a single breakpoint in the relationship between SDI and time.</w:t>
       </w:r>
+      <w:r>
+        <w:rPr>
+          <w:lang w:val="en-US"/>
+        </w:rPr>
+        <w:t xml:space="preserve"> It cannot enforce a plateau in the second phase, so the second phase coefficient might differ from zero.</w:t>
+      </w:r>
     </w:p>
     <w:p>
       <w:pPr>
@@ -364,13 +383,221 @@
           <w:t>https://doi.org/10.1002/sim.1545</w:t>
         </w:r>
       </w:hyperlink>
+      <w:r>
+        <w:rPr>
+          <w:lang w:val="en-US"/>
+        </w:rPr>
+        <w:t>.</w:t>
+      </w:r>
+      <w:r>
+        <w:rPr>
+          <w:lang w:val="en-US"/>
+        </w:rPr>
+        <w:t xml:space="preserve"> This model is patient</w:t>
+      </w:r>
+      <w:r>
+        <w:rPr>
+          <w:lang w:val="en-US"/>
+        </w:rPr>
+        <w:t>-</w:t>
+      </w:r>
+      <w:r>
+        <w:rPr>
+          <w:lang w:val="en-US"/>
+        </w:rPr>
+        <w:t>wise (it estimates parameters using a single patient’s data</w:t>
+      </w:r>
+      <w:r>
+        <w:rPr>
+          <w:lang w:val="en-US"/>
+        </w:rPr>
+        <w:t>)</w:t>
+      </w:r>
+      <w:r>
+        <w:rPr>
+          <w:lang w:val="en-US"/>
+        </w:rPr>
+        <w:t>. It enforces a plateau phase in the second segment.</w:t>
+      </w:r>
+    </w:p>
+    <w:p>
+      <w:pPr>
+        <w:pStyle w:val="Heading1"/>
+      </w:pPr>
+      <w:r>
+        <w:lastRenderedPageBreak/>
+        <w:t>Methods for generating the dataset</w:t>
+      </w:r>
+    </w:p>
+    <w:p>
+      <w:pPr>
+        <w:rPr>
+          <w:lang w:val="en-US"/>
+        </w:rPr>
+      </w:pPr>
+      <w:r>
+        <w:rPr>
+          <w:lang w:val="en-US"/>
+        </w:rPr>
+        <w:t>Data generating model will be based on breakpoint average coordinates and standard deviation. Distance between breakpoints is simulated with a Lognormal distribution, and SDI height level is simulated independently with a truncated normal distribution.</w:t>
+      </w:r>
+    </w:p>
+    <w:p>
+      <w:pPr>
+        <w:rPr>
+          <w:lang w:val="en-US"/>
+        </w:rPr>
+      </w:pPr>
+      <w:r>
+        <w:rPr>
+          <w:lang w:val="en-US"/>
+        </w:rPr>
+        <w:t xml:space="preserve">Having specified the population level trajectory, the individual true trajectory will be derived by adding </w:t>
+      </w:r>
+      <w:r>
+        <w:rPr>
+          <w:lang w:val="en-US"/>
+        </w:rPr>
+        <w:t>a subject-specific deviation</w:t>
+      </w:r>
+      <w:r>
+        <w:rPr>
+          <w:lang w:val="en-US"/>
+        </w:rPr>
+        <w:t xml:space="preserve"> to the </w:t>
+      </w:r>
+      <w:r>
+        <w:rPr>
+          <w:lang w:val="en-US"/>
+        </w:rPr>
+        <w:t xml:space="preserve">population </w:t>
+      </w:r>
+      <w:r>
+        <w:rPr>
+          <w:lang w:val="en-US"/>
+        </w:rPr>
+        <w:t xml:space="preserve">breakpoints’ coordinates. From this true individual trajectory, we add noise to compute the noised trajectory, which we then round to the closest integer to </w:t>
+      </w:r>
+      <w:r>
+        <w:rPr>
+          <w:lang w:val="en-US"/>
+        </w:rPr>
+        <w:t>simulate</w:t>
+      </w:r>
+      <w:r>
+        <w:rPr>
+          <w:lang w:val="en-US"/>
+        </w:rPr>
+        <w:t xml:space="preserve"> the measured</w:t>
+      </w:r>
+      <w:r>
+        <w:rPr>
+          <w:lang w:val="en-US"/>
+        </w:rPr>
+        <w:t xml:space="preserve"> SDI </w:t>
+      </w:r>
+      <w:r>
+        <w:rPr>
+          <w:lang w:val="en-US"/>
+        </w:rPr>
+        <w:t xml:space="preserve">on a </w:t>
+      </w:r>
+      <w:r>
+        <w:rPr>
+          <w:lang w:val="en-US"/>
+        </w:rPr>
+        <w:t>0-10 scale.</w:t>
+      </w:r>
+    </w:p>
+    <w:p>
+      <w:pPr>
+        <w:rPr>
+          <w:lang w:val="en-US"/>
+        </w:rPr>
+      </w:pPr>
+      <w:r>
+        <w:rPr>
+          <w:lang w:val="en-US"/>
+        </w:rPr>
+        <w:t>A pattern “10” will be simulated, that is, a 2-segment linear relationship between SDI and time, with the first segment having a non-zero slope, and the second segment being a plateau (null slope).</w:t>
+      </w:r>
+    </w:p>
+    <w:p>
+      <w:pPr>
+        <w:rPr>
+          <w:lang w:val="en-US"/>
+        </w:rPr>
+      </w:pPr>
+      <w:r>
+        <w:rPr>
+          <w:lang w:val="en-US"/>
+        </w:rPr>
+        <w:t>Complete method for generating the datasets is described in Appendix A simSDI.docx.</w:t>
+      </w:r>
+    </w:p>
+    <w:p>
+      <w:pPr>
+        <w:pStyle w:val="Heading1"/>
+      </w:pPr>
+      <w:r>
+        <w:t>Scenarios to be investigated</w:t>
+      </w:r>
+    </w:p>
+    <w:p>
+      <w:pPr>
+        <w:rPr>
+          <w:lang w:val="en-US"/>
+        </w:rPr>
+      </w:pPr>
+      <w:r>
+        <w:rPr>
+          <w:lang w:val="en-US"/>
+        </w:rPr>
+        <w:t>For having a relevant comparison of the 2 methods, we search</w:t>
+      </w:r>
+      <w:r>
+        <w:rPr>
+          <w:lang w:val="en-US"/>
+        </w:rPr>
+        <w:t>ed</w:t>
+      </w:r>
+      <w:r>
+        <w:rPr>
+          <w:lang w:val="en-US"/>
+        </w:rPr>
+        <w:t xml:space="preserve"> for scenarios in which a given method works </w:t>
+      </w:r>
+      <w:r>
+        <w:rPr>
+          <w:lang w:val="en-US"/>
+        </w:rPr>
+        <w:t xml:space="preserve">well, </w:t>
+      </w:r>
+      <w:r>
+        <w:rPr>
+          <w:lang w:val="en-US"/>
+        </w:rPr>
+        <w:t>or faces its limits</w:t>
+      </w:r>
+      <w:r>
+        <w:rPr>
+          <w:lang w:val="en-US"/>
+        </w:rPr>
+        <w:t>. This gives us at least 4 scenarios since we are evaluating two methods</w:t>
+      </w:r>
+      <w:r>
+        <w:rPr>
+          <w:lang w:val="en-US"/>
+        </w:rPr>
+        <w:t>. Each scenario is expected to give results that are:</w:t>
+      </w:r>
     </w:p>
     <w:p>
       <w:pPr>
         <w:pStyle w:val="ListParagraph"/>
         <w:numPr>
           <w:ilvl w:val="0"/>
-          <w:numId w:val="3"/>
+          <w:numId w:val="9"/>
         </w:numPr>
         <w:rPr>
           <w:lang w:val="en-US"/>
@@ -378,38 +605,58 @@
       </w:pPr>
       <w:r>
         <w:rPr>
-          <w:lang w:val="en-US"/>
-        </w:rPr>
-        <w:t>Linear model with breakpoint estimation (`</w:t>
-      </w:r>
-      <w:hyperlink r:id="rId9" w:history="1">
-        <w:r>
-          <w:rPr>
-            <w:rStyle w:val="Hyperlink"/>
-            <w:lang w:val="en-US"/>
-          </w:rPr>
-          <w:t>lmbreak</w:t>
-        </w:r>
-      </w:hyperlink>
-      <w:r>
-        <w:rPr>
-          <w:lang w:val="en-US"/>
-        </w:rPr>
-        <w:t>` R package, function `</w:t>
-      </w:r>
-      <w:proofErr w:type="spellStart"/>
-      <w:r>
-        <w:rPr>
-          <w:lang w:val="en-US"/>
-        </w:rPr>
-        <w:t>mlmbreak</w:t>
-      </w:r>
-      <w:proofErr w:type="spellEnd"/>
-      <w:r>
-        <w:rPr>
-          <w:lang w:val="en-US"/>
-        </w:rPr>
-        <w:t>`)</w:t>
+          <w:u w:val="single"/>
+          <w:lang w:val="en-US"/>
+        </w:rPr>
+        <w:t>Good for both methods</w:t>
+      </w:r>
+      <w:r>
+        <w:rPr>
+          <w:lang w:val="en-US"/>
+        </w:rPr>
+        <w:t xml:space="preserve">: </w:t>
+      </w:r>
+      <w:r>
+        <w:rPr>
+          <w:lang w:val="en-US"/>
+        </w:rPr>
+        <w:t>Long</w:t>
+      </w:r>
+      <w:r>
+        <w:rPr>
+          <w:lang w:val="en-US"/>
+        </w:rPr>
+        <w:t>er plateau: the more measurement point</w:t>
+      </w:r>
+      <w:r>
+        <w:rPr>
+          <w:lang w:val="en-US"/>
+        </w:rPr>
+        <w:t>s</w:t>
+      </w:r>
+      <w:r>
+        <w:rPr>
+          <w:lang w:val="en-US"/>
+        </w:rPr>
+        <w:t xml:space="preserve"> </w:t>
+      </w:r>
+      <w:r>
+        <w:rPr>
+          <w:lang w:val="en-US"/>
+        </w:rPr>
+        <w:t xml:space="preserve">there is </w:t>
+      </w:r>
+      <w:r>
+        <w:rPr>
+          <w:lang w:val="en-US"/>
+        </w:rPr>
+        <w:t xml:space="preserve">during the plateau phase, the easier it will be for both models to capture the plateau precisely, and supposedly estimate the breakpoint </w:t>
+      </w:r>
+      <w:r>
+        <w:rPr>
+          <w:lang w:val="en-US"/>
+        </w:rPr>
+        <w:t>precisely as well</w:t>
       </w:r>
       <w:r>
         <w:rPr>
@@ -418,327 +665,263 @@
         <w:t>.</w:t>
       </w:r>
     </w:p>
+    <w:tbl>
+      <w:tblPr>
+        <w:tblStyle w:val="TableGrid"/>
+        <w:tblW w:w="0" w:type="auto"/>
+        <w:tblInd w:w="704" w:type="dxa"/>
+        <w:tblLook w:val="04A0" w:firstRow="1" w:lastRow="0" w:firstColumn="1" w:lastColumn="0" w:noHBand="0" w:noVBand="1"/>
+      </w:tblPr>
+      <w:tblGrid>
+        <w:gridCol w:w="992"/>
+        <w:gridCol w:w="2188"/>
+        <w:gridCol w:w="2490"/>
+        <w:gridCol w:w="992"/>
+        <w:gridCol w:w="1281"/>
+      </w:tblGrid>
+      <w:tr>
+        <w:tc>
+          <w:tcPr>
+            <w:tcW w:w="992" w:type="dxa"/>
+          </w:tcPr>
+          <w:p>
+            <w:pPr>
+              <w:jc w:val="center"/>
+              <w:rPr>
+                <w:lang w:val="en-US"/>
+              </w:rPr>
+            </w:pPr>
+            <w:r>
+              <w:rPr>
+                <w:lang w:val="en-US"/>
+              </w:rPr>
+              <w:t>n.obs</w:t>
+            </w:r>
+          </w:p>
+        </w:tc>
+        <w:tc>
+          <w:tcPr>
+            <w:tcW w:w="2188" w:type="dxa"/>
+          </w:tcPr>
+          <w:p>
+            <w:pPr>
+              <w:jc w:val="center"/>
+              <w:rPr>
+                <w:lang w:val="en-US"/>
+              </w:rPr>
+            </w:pPr>
+            <w:r>
+              <w:rPr>
+                <w:lang w:val="en-US"/>
+              </w:rPr>
+              <w:t>Average peak duration (min)</w:t>
+            </w:r>
+          </w:p>
+        </w:tc>
+        <w:tc>
+          <w:tcPr>
+            <w:tcW w:w="2490" w:type="dxa"/>
+          </w:tcPr>
+          <w:p>
+            <w:pPr>
+              <w:jc w:val="center"/>
+              <w:rPr>
+                <w:lang w:val="en-US"/>
+              </w:rPr>
+            </w:pPr>
+            <w:r>
+              <w:rPr>
+                <w:lang w:val="en-US"/>
+              </w:rPr>
+              <w:t>Peak duration</w:t>
+            </w:r>
+            <w:r>
+              <w:rPr>
+                <w:lang w:val="en-US"/>
+              </w:rPr>
+              <w:t xml:space="preserve"> sd</w:t>
+            </w:r>
+            <w:r>
+              <w:rPr>
+                <w:lang w:val="en-US"/>
+              </w:rPr>
+              <w:t xml:space="preserve"> &amp; breakpoint sd (min)</w:t>
+            </w:r>
+          </w:p>
+        </w:tc>
+        <w:tc>
+          <w:tcPr>
+            <w:tcW w:w="992" w:type="dxa"/>
+          </w:tcPr>
+          <w:p>
+            <w:pPr>
+              <w:jc w:val="center"/>
+              <w:rPr>
+                <w:lang w:val="en-US"/>
+              </w:rPr>
+            </w:pPr>
+            <w:r>
+              <w:rPr>
+                <w:lang w:val="en-US"/>
+              </w:rPr>
+              <w:t>Score noise</w:t>
+            </w:r>
+          </w:p>
+        </w:tc>
+        <w:tc>
+          <w:tcPr>
+            <w:tcW w:w="1281" w:type="dxa"/>
+          </w:tcPr>
+          <w:p>
+            <w:pPr>
+              <w:jc w:val="center"/>
+              <w:rPr>
+                <w:lang w:val="en-US"/>
+              </w:rPr>
+            </w:pPr>
+            <w:r>
+              <w:rPr>
+                <w:lang w:val="en-US"/>
+              </w:rPr>
+              <w:t>Outlier probability</w:t>
+            </w:r>
+          </w:p>
+        </w:tc>
+      </w:tr>
+      <w:tr>
+        <w:tc>
+          <w:tcPr>
+            <w:tcW w:w="992" w:type="dxa"/>
+          </w:tcPr>
+          <w:p>
+            <w:pPr>
+              <w:jc w:val="center"/>
+              <w:rPr>
+                <w:b/>
+                <w:bCs/>
+                <w:lang w:val="en-US"/>
+              </w:rPr>
+            </w:pPr>
+            <w:r>
+              <w:rPr>
+                <w:b/>
+                <w:bCs/>
+                <w:lang w:val="en-US"/>
+              </w:rPr>
+              <w:t>50</w:t>
+            </w:r>
+            <w:r>
+              <w:rPr>
+                <w:b/>
+                <w:bCs/>
+                <w:lang w:val="en-US"/>
+              </w:rPr>
+              <w:t xml:space="preserve">, </w:t>
+            </w:r>
+            <w:r>
+              <w:rPr>
+                <w:b/>
+                <w:bCs/>
+                <w:lang w:val="en-US"/>
+              </w:rPr>
+              <w:t>100</w:t>
+            </w:r>
+          </w:p>
+        </w:tc>
+        <w:tc>
+          <w:tcPr>
+            <w:tcW w:w="2188" w:type="dxa"/>
+          </w:tcPr>
+          <w:p>
+            <w:pPr>
+              <w:jc w:val="center"/>
+              <w:rPr>
+                <w:lang w:val="en-US"/>
+              </w:rPr>
+            </w:pPr>
+            <w:r>
+              <w:rPr>
+                <w:b/>
+                <w:bCs/>
+                <w:lang w:val="en-US"/>
+              </w:rPr>
+              <w:t>143</w:t>
+            </w:r>
+          </w:p>
+        </w:tc>
+        <w:tc>
+          <w:tcPr>
+            <w:tcW w:w="2490" w:type="dxa"/>
+          </w:tcPr>
+          <w:p>
+            <w:pPr>
+              <w:jc w:val="center"/>
+              <w:rPr>
+                <w:lang w:val="en-US"/>
+              </w:rPr>
+            </w:pPr>
+            <w:r>
+              <w:rPr>
+                <w:lang w:val="en-US"/>
+              </w:rPr>
+              <w:t>15, 15</w:t>
+            </w:r>
+          </w:p>
+        </w:tc>
+        <w:tc>
+          <w:tcPr>
+            <w:tcW w:w="992" w:type="dxa"/>
+          </w:tcPr>
+          <w:p>
+            <w:pPr>
+              <w:jc w:val="center"/>
+              <w:rPr>
+                <w:lang w:val="en-US"/>
+              </w:rPr>
+            </w:pPr>
+            <w:r>
+              <w:rPr>
+                <w:lang w:val="en-US"/>
+              </w:rPr>
+              <w:t>1</w:t>
+            </w:r>
+          </w:p>
+        </w:tc>
+        <w:tc>
+          <w:tcPr>
+            <w:tcW w:w="1281" w:type="dxa"/>
+          </w:tcPr>
+          <w:p>
+            <w:pPr>
+              <w:jc w:val="center"/>
+              <w:rPr>
+                <w:lang w:val="en-US"/>
+              </w:rPr>
+            </w:pPr>
+            <w:r>
+              <w:rPr>
+                <w:lang w:val="en-US"/>
+              </w:rPr>
+              <w:t>1/2</w:t>
+            </w:r>
+          </w:p>
+        </w:tc>
+      </w:tr>
+    </w:tbl>
     <w:p>
       <w:pPr>
-        <w:rPr>
-          <w:lang w:val="en-US"/>
-        </w:rPr>
-      </w:pPr>
-      <w:r>
-        <w:rPr>
-          <w:lang w:val="en-US"/>
-        </w:rPr>
-        <w:t xml:space="preserve">The last two methods are very similar </w:t>
-      </w:r>
-      <w:r>
-        <w:rPr>
-          <w:lang w:val="en-US"/>
-        </w:rPr>
-        <w:t>implementations of the same model</w:t>
-      </w:r>
-      <w:r>
-        <w:rPr>
-          <w:lang w:val="en-US"/>
-        </w:rPr>
-        <w:t>,</w:t>
-      </w:r>
-      <w:r>
-        <w:rPr>
-          <w:lang w:val="en-US"/>
-        </w:rPr>
-        <w:t xml:space="preserve"> only</w:t>
-      </w:r>
-      <w:r>
-        <w:rPr>
-          <w:lang w:val="en-US"/>
-        </w:rPr>
-        <w:t xml:space="preserve"> the optimizers </w:t>
-      </w:r>
-      <w:r>
-        <w:rPr>
-          <w:lang w:val="en-US"/>
-        </w:rPr>
-        <w:t>differ</w:t>
-      </w:r>
-      <w:r>
-        <w:rPr>
-          <w:lang w:val="en-US"/>
-        </w:rPr>
-        <w:t xml:space="preserve"> a bit, yielding slightly different results f</w:t>
-      </w:r>
-      <w:r>
-        <w:rPr>
-          <w:lang w:val="en-US"/>
-        </w:rPr>
-        <w:t>or</w:t>
-      </w:r>
-      <w:r>
-        <w:rPr>
-          <w:lang w:val="en-US"/>
-        </w:rPr>
-        <w:t xml:space="preserve"> some individuals, and close to the same for most of them (see R script </w:t>
-      </w:r>
-      <w:proofErr w:type="spellStart"/>
-      <w:r>
-        <w:rPr>
-          <w:lang w:val="en-US"/>
-        </w:rPr>
-        <w:t>mixedBreak</w:t>
-      </w:r>
-      <w:proofErr w:type="spellEnd"/>
-      <w:r>
-        <w:rPr>
-          <w:lang w:val="en-US"/>
-        </w:rPr>
-        <w:t>/</w:t>
-      </w:r>
-      <w:r>
-        <w:rPr>
-          <w:lang w:val="en-US"/>
-        </w:rPr>
-        <w:t>test/compare-</w:t>
-      </w:r>
-      <w:proofErr w:type="spellStart"/>
-      <w:r>
-        <w:rPr>
-          <w:lang w:val="en-US"/>
-        </w:rPr>
-        <w:t>lmb</w:t>
-      </w:r>
-      <w:proofErr w:type="spellEnd"/>
-      <w:r>
-        <w:rPr>
-          <w:lang w:val="en-US"/>
-        </w:rPr>
-        <w:t>-</w:t>
-      </w:r>
-      <w:proofErr w:type="spellStart"/>
-      <w:proofErr w:type="gramStart"/>
-      <w:r>
-        <w:rPr>
-          <w:lang w:val="en-US"/>
-        </w:rPr>
-        <w:t>seg.R</w:t>
-      </w:r>
-      <w:proofErr w:type="spellEnd"/>
-      <w:proofErr w:type="gramEnd"/>
-      <w:r>
-        <w:rPr>
-          <w:lang w:val="en-US"/>
-        </w:rPr>
-        <w:t xml:space="preserve"> for comparison on SDIpsilo dataset)</w:t>
-      </w:r>
-      <w:r>
-        <w:rPr>
-          <w:lang w:val="en-US"/>
-        </w:rPr>
-        <w:t>.</w:t>
-      </w:r>
-    </w:p>
-    <w:p>
-      <w:pPr>
-        <w:rPr>
-          <w:i/>
-          <w:iCs/>
-          <w:lang w:val="en-US"/>
-        </w:rPr>
-      </w:pPr>
-      <w:r>
-        <w:rPr>
-          <w:i/>
-          <w:iCs/>
-          <w:highlight w:val="yellow"/>
-          <w:lang w:val="en-US"/>
-        </w:rPr>
-        <w:lastRenderedPageBreak/>
-        <w:t>Only one of the two</w:t>
-      </w:r>
-      <w:r>
-        <w:rPr>
-          <w:i/>
-          <w:iCs/>
-          <w:lang w:val="en-US"/>
-        </w:rPr>
-        <w:t xml:space="preserve">? If yes, </w:t>
-      </w:r>
-      <w:r>
-        <w:rPr>
-          <w:i/>
-          <w:iCs/>
-          <w:lang w:val="en-US"/>
-        </w:rPr>
-        <w:t>`segreg`</w:t>
-      </w:r>
-      <w:r>
-        <w:rPr>
-          <w:i/>
-          <w:iCs/>
-          <w:lang w:val="en-US"/>
-        </w:rPr>
-        <w:t xml:space="preserve"> might be more interesting for breakpoint CI &gt; coverage can then be evaluated</w:t>
-      </w:r>
-      <w:r>
-        <w:rPr>
-          <w:i/>
-          <w:iCs/>
-          <w:lang w:val="en-US"/>
-        </w:rPr>
-        <w:t xml:space="preserve"> + breakpoint CI overlapping each other or one end of the time range.</w:t>
-      </w:r>
-    </w:p>
-    <w:p>
-      <w:pPr>
-        <w:pStyle w:val="Heading1"/>
-      </w:pPr>
-      <w:r>
-        <w:t>Methods for generating the dataset</w:t>
-      </w:r>
-    </w:p>
-    <w:p>
-      <w:pPr>
-        <w:rPr>
-          <w:lang w:val="en-US"/>
-        </w:rPr>
-      </w:pPr>
-      <w:r>
-        <w:rPr>
-          <w:lang w:val="en-US"/>
-        </w:rPr>
-        <w:t>Data generating model will be based on breakpoint average coordinates and standard deviation. Distance between breakpoints is simulated with a Lognormal distribution, and SDI height level is simulated independently with a truncated normal distribution.</w:t>
-      </w:r>
-    </w:p>
-    <w:p>
-      <w:pPr>
-        <w:rPr>
-          <w:lang w:val="en-US"/>
-        </w:rPr>
-      </w:pPr>
-      <w:r>
-        <w:rPr>
-          <w:lang w:val="en-US"/>
-        </w:rPr>
-        <w:t xml:space="preserve">Having specified the population level trajectory, the individual true trajectory will be derived by adding noise to the breakpoints’ coordinates. From this true individual trajectory, we add noise to compute the noised trajectory, which we then round to the closest integer to </w:t>
-      </w:r>
-      <w:r>
-        <w:rPr>
-          <w:lang w:val="en-US"/>
-        </w:rPr>
-        <w:t>simulate</w:t>
-      </w:r>
-      <w:r>
-        <w:rPr>
-          <w:lang w:val="en-US"/>
-        </w:rPr>
-        <w:t xml:space="preserve"> the measured</w:t>
-      </w:r>
-      <w:r>
-        <w:rPr>
-          <w:lang w:val="en-US"/>
-        </w:rPr>
-        <w:t xml:space="preserve"> SDI </w:t>
-      </w:r>
-      <w:r>
-        <w:rPr>
-          <w:lang w:val="en-US"/>
-        </w:rPr>
-        <w:t xml:space="preserve">on a </w:t>
-      </w:r>
-      <w:r>
-        <w:rPr>
-          <w:lang w:val="en-US"/>
-        </w:rPr>
-        <w:t>0-10 scale.</w:t>
-      </w:r>
-    </w:p>
-    <w:p>
-      <w:pPr>
-        <w:rPr>
-          <w:lang w:val="en-US"/>
-        </w:rPr>
-      </w:pPr>
-      <w:r>
-        <w:rPr>
-          <w:lang w:val="en-US"/>
-        </w:rPr>
-        <w:t>A pattern “10” will be simulated, that is, a 2-segment linear relationship between SDI and time, with the first segment having a non-zero slope, and the second segment being a plateau (null slope).</w:t>
-      </w:r>
-    </w:p>
-    <w:p>
-      <w:pPr>
-        <w:rPr>
-          <w:lang w:val="en-US"/>
-        </w:rPr>
-      </w:pPr>
-      <w:r>
-        <w:rPr>
-          <w:lang w:val="en-US"/>
-        </w:rPr>
-        <w:t>Complete method for generating the datasets is described in Appendix A simSDI.docx.</w:t>
-      </w:r>
-    </w:p>
-    <w:p>
-      <w:pPr>
-        <w:pStyle w:val="Heading1"/>
-      </w:pPr>
-      <w:r>
-        <w:t>Scenarios to be investigated</w:t>
-      </w:r>
-    </w:p>
-    <w:p>
-      <w:pPr>
-        <w:rPr>
-          <w:lang w:val="en-US"/>
-        </w:rPr>
-      </w:pPr>
-      <w:r>
-        <w:rPr>
-          <w:lang w:val="en-US"/>
-        </w:rPr>
-        <w:t>For having a relevant comparison of the 2 methods, we search</w:t>
-      </w:r>
-      <w:r>
-        <w:rPr>
-          <w:lang w:val="en-US"/>
-        </w:rPr>
-        <w:t>ed</w:t>
-      </w:r>
-      <w:r>
-        <w:rPr>
-          <w:lang w:val="en-US"/>
-        </w:rPr>
-        <w:t xml:space="preserve"> for scenarios in which a given method works </w:t>
-      </w:r>
-      <w:r>
-        <w:rPr>
-          <w:lang w:val="en-US"/>
-        </w:rPr>
-        <w:t xml:space="preserve">well, </w:t>
-      </w:r>
-      <w:r>
-        <w:rPr>
-          <w:lang w:val="en-US"/>
-        </w:rPr>
-        <w:t>or faces its limits</w:t>
-      </w:r>
-      <w:r>
-        <w:rPr>
-          <w:lang w:val="en-US"/>
-        </w:rPr>
-        <w:t>. This gives us at least 4 scenarios since we are evaluating two methods</w:t>
-      </w:r>
-      <w:r>
-        <w:rPr>
-          <w:lang w:val="en-US"/>
-        </w:rPr>
-        <w:t>. Each scenario is expected to give results that are:</w:t>
-      </w:r>
+        <w:pStyle w:val="ListParagraph"/>
+        <w:rPr>
+          <w:lang w:val="en-US"/>
+        </w:rPr>
+      </w:pPr>
     </w:p>
     <w:p>
       <w:pPr>
         <w:pStyle w:val="ListParagraph"/>
         <w:numPr>
           <w:ilvl w:val="0"/>
-          <w:numId w:val="3"/>
+          <w:numId w:val="9"/>
         </w:numPr>
         <w:rPr>
           <w:lang w:val="en-US"/>
@@ -749,231 +932,1477 @@
           <w:u w:val="single"/>
           <w:lang w:val="en-US"/>
         </w:rPr>
-        <w:t>Good for both methods</w:t>
-      </w:r>
-      <w:r>
-        <w:rPr>
-          <w:lang w:val="en-US"/>
-        </w:rPr>
-        <w:t>: Large sample sizes (n.obs &gt;= 50) with long and stable plateaus (more observation and less noise during the plateau phase)</w:t>
-      </w:r>
+        <w:t>Good for `segreg` but not for `segmented.lme`:</w:t>
+      </w:r>
+      <w:r>
+        <w:rPr>
+          <w:lang w:val="en-US"/>
+        </w:rPr>
+        <w:t xml:space="preserve"> </w:t>
+      </w:r>
+    </w:p>
+    <w:p>
+      <w:pPr>
+        <w:pStyle w:val="ListParagraph"/>
+        <w:numPr>
+          <w:ilvl w:val="1"/>
+          <w:numId w:val="9"/>
+        </w:numPr>
+        <w:rPr>
+          <w:lang w:val="en-US"/>
+        </w:rPr>
+      </w:pPr>
+      <w:r>
+        <w:rPr>
+          <w:lang w:val="en-US"/>
+        </w:rPr>
+        <w:t xml:space="preserve">Shorter plateau </w:t>
+      </w:r>
+      <w:r>
+        <w:rPr>
+          <w:lang w:val="en-US"/>
+        </w:rPr>
+        <w:t>may affect the mixed model performances negatively since it could estimate a non-null slope during the second phase (probably the same sign as the first phase slope), inducing an underestimation of the break point time coordinate.</w:t>
+      </w:r>
+      <w:r>
+        <w:rPr>
+          <w:lang w:val="en-US"/>
+        </w:rPr>
+        <w:t xml:space="preserve"> Indeed, this is exploiting the mixed model miss-specification (because plateau is not enforced in the second phase). </w:t>
+      </w:r>
+    </w:p>
+    <w:p>
+      <w:pPr>
+        <w:pStyle w:val="ListParagraph"/>
+        <w:numPr>
+          <w:ilvl w:val="1"/>
+          <w:numId w:val="9"/>
+        </w:numPr>
+        <w:rPr>
+          <w:lang w:val="en-US"/>
+        </w:rPr>
+      </w:pPr>
+      <w:r>
+        <w:rPr>
+          <w:lang w:val="en-US"/>
+        </w:rPr>
+        <w:t>Distinct inhomogeneous groups in the data (say in equal proportion) should lead the mixed model to failure, whereas it will likely have no impact on the patient-wise models.</w:t>
+      </w:r>
+      <w:r>
+        <w:rPr>
+          <w:lang w:val="en-US"/>
+        </w:rPr>
+        <w:t xml:space="preserve"> </w:t>
+      </w:r>
+      <w:r>
+        <w:rPr>
+          <w:lang w:val="en-US"/>
+        </w:rPr>
+        <w:t>Even having such to distinct population in the mixed model is a miss-specification in itself.</w:t>
+      </w:r>
+    </w:p>
+    <w:p>
+      <w:pPr>
+        <w:pStyle w:val="ListParagraph"/>
+        <w:numPr>
+          <w:ilvl w:val="1"/>
+          <w:numId w:val="9"/>
+        </w:numPr>
+        <w:rPr>
+          <w:lang w:val="en-US"/>
+        </w:rPr>
+      </w:pPr>
+      <w:r>
+        <w:rPr>
+          <w:lang w:val="en-US"/>
+        </w:rPr>
+        <w:t>High variance on the breakpoint should impact the mixed model since it tends to underestimate this quantity.</w:t>
+      </w:r>
+    </w:p>
+    <w:tbl>
+      <w:tblPr>
+        <w:tblStyle w:val="TableGrid"/>
+        <w:tblW w:w="8501" w:type="dxa"/>
+        <w:tblInd w:w="421" w:type="dxa"/>
+        <w:tblLook w:val="04A0" w:firstRow="1" w:lastRow="0" w:firstColumn="1" w:lastColumn="0" w:noHBand="0" w:noVBand="1"/>
+      </w:tblPr>
+      <w:tblGrid>
+        <w:gridCol w:w="1054"/>
+        <w:gridCol w:w="993"/>
+        <w:gridCol w:w="1773"/>
+        <w:gridCol w:w="2510"/>
+        <w:gridCol w:w="895"/>
+        <w:gridCol w:w="1276"/>
+      </w:tblGrid>
+      <w:tr>
+        <w:tc>
+          <w:tcPr>
+            <w:tcW w:w="1054" w:type="dxa"/>
+          </w:tcPr>
+          <w:p>
+            <w:pPr>
+              <w:jc w:val="center"/>
+              <w:rPr>
+                <w:lang w:val="en-US"/>
+              </w:rPr>
+            </w:pPr>
+            <w:r>
+              <w:rPr>
+                <w:lang w:val="en-US"/>
+              </w:rPr>
+              <w:lastRenderedPageBreak/>
+              <w:t>Scenario</w:t>
+            </w:r>
+          </w:p>
+        </w:tc>
+        <w:tc>
+          <w:tcPr>
+            <w:tcW w:w="993" w:type="dxa"/>
+          </w:tcPr>
+          <w:p>
+            <w:pPr>
+              <w:jc w:val="center"/>
+              <w:rPr>
+                <w:lang w:val="en-US"/>
+              </w:rPr>
+            </w:pPr>
+            <w:r>
+              <w:rPr>
+                <w:lang w:val="en-US"/>
+              </w:rPr>
+              <w:t>n.obs</w:t>
+            </w:r>
+          </w:p>
+        </w:tc>
+        <w:tc>
+          <w:tcPr>
+            <w:tcW w:w="1773" w:type="dxa"/>
+          </w:tcPr>
+          <w:p>
+            <w:pPr>
+              <w:jc w:val="center"/>
+              <w:rPr>
+                <w:lang w:val="en-US"/>
+              </w:rPr>
+            </w:pPr>
+            <w:r>
+              <w:rPr>
+                <w:lang w:val="en-US"/>
+              </w:rPr>
+              <w:t>Average peak duration (min)</w:t>
+            </w:r>
+          </w:p>
+        </w:tc>
+        <w:tc>
+          <w:tcPr>
+            <w:tcW w:w="2510" w:type="dxa"/>
+          </w:tcPr>
+          <w:p>
+            <w:pPr>
+              <w:jc w:val="center"/>
+              <w:rPr>
+                <w:lang w:val="en-US"/>
+              </w:rPr>
+            </w:pPr>
+            <w:r>
+              <w:rPr>
+                <w:lang w:val="en-US"/>
+              </w:rPr>
+              <w:t>Peak duration</w:t>
+            </w:r>
+            <w:r>
+              <w:rPr>
+                <w:lang w:val="en-US"/>
+              </w:rPr>
+              <w:t xml:space="preserve"> sd</w:t>
+            </w:r>
+            <w:r>
+              <w:rPr>
+                <w:lang w:val="en-US"/>
+              </w:rPr>
+              <w:t xml:space="preserve"> &amp; breakpoint 1 sd (min)</w:t>
+            </w:r>
+          </w:p>
+        </w:tc>
+        <w:tc>
+          <w:tcPr>
+            <w:tcW w:w="895" w:type="dxa"/>
+          </w:tcPr>
+          <w:p>
+            <w:pPr>
+              <w:jc w:val="center"/>
+              <w:rPr>
+                <w:lang w:val="en-US"/>
+              </w:rPr>
+            </w:pPr>
+            <w:r>
+              <w:rPr>
+                <w:lang w:val="en-US"/>
+              </w:rPr>
+              <w:t>Score noise</w:t>
+            </w:r>
+          </w:p>
+        </w:tc>
+        <w:tc>
+          <w:tcPr>
+            <w:tcW w:w="1276" w:type="dxa"/>
+          </w:tcPr>
+          <w:p>
+            <w:pPr>
+              <w:jc w:val="center"/>
+              <w:rPr>
+                <w:lang w:val="en-US"/>
+              </w:rPr>
+            </w:pPr>
+            <w:r>
+              <w:rPr>
+                <w:lang w:val="en-US"/>
+              </w:rPr>
+              <w:t>Outlier probability</w:t>
+            </w:r>
+          </w:p>
+        </w:tc>
+      </w:tr>
+      <w:tr>
+        <w:tc>
+          <w:tcPr>
+            <w:tcW w:w="1054" w:type="dxa"/>
+          </w:tcPr>
+          <w:p>
+            <w:pPr>
+              <w:jc w:val="center"/>
+              <w:rPr>
+                <w:lang w:val="en-US"/>
+              </w:rPr>
+            </w:pPr>
+            <w:r>
+              <w:rPr>
+                <w:lang w:val="en-US"/>
+              </w:rPr>
+              <w:t>Short plateau</w:t>
+            </w:r>
+          </w:p>
+        </w:tc>
+        <w:tc>
+          <w:tcPr>
+            <w:tcW w:w="993" w:type="dxa"/>
+          </w:tcPr>
+          <w:p>
+            <w:pPr>
+              <w:jc w:val="center"/>
+              <w:rPr>
+                <w:lang w:val="en-US"/>
+              </w:rPr>
+            </w:pPr>
+            <w:r>
+              <w:rPr>
+                <w:b/>
+                <w:bCs/>
+                <w:lang w:val="en-US"/>
+              </w:rPr>
+              <w:t>10,</w:t>
+            </w:r>
+            <w:r>
+              <w:rPr>
+                <w:b/>
+                <w:bCs/>
+                <w:lang w:val="en-US"/>
+              </w:rPr>
+              <w:t xml:space="preserve"> </w:t>
+            </w:r>
+            <w:r>
+              <w:rPr>
+                <w:b/>
+                <w:bCs/>
+                <w:lang w:val="en-US"/>
+              </w:rPr>
+              <w:t>15, 20</w:t>
+            </w:r>
+            <w:r>
+              <w:rPr>
+                <w:b/>
+                <w:bCs/>
+                <w:lang w:val="en-US"/>
+              </w:rPr>
+              <w:t>,</w:t>
+            </w:r>
+            <w:r>
+              <w:rPr>
+                <w:b/>
+                <w:bCs/>
+                <w:lang w:val="en-US"/>
+              </w:rPr>
+              <w:t xml:space="preserve"> </w:t>
+            </w:r>
+            <w:r>
+              <w:rPr>
+                <w:b/>
+                <w:bCs/>
+                <w:lang w:val="en-US"/>
+              </w:rPr>
+              <w:t>25</w:t>
+            </w:r>
+          </w:p>
+        </w:tc>
+        <w:tc>
+          <w:tcPr>
+            <w:tcW w:w="1773" w:type="dxa"/>
+          </w:tcPr>
+          <w:p>
+            <w:pPr>
+              <w:jc w:val="center"/>
+              <w:rPr>
+                <w:lang w:val="en-US"/>
+              </w:rPr>
+            </w:pPr>
+            <w:r>
+              <w:rPr>
+                <w:b/>
+                <w:bCs/>
+                <w:lang w:val="en-US"/>
+              </w:rPr>
+              <w:t>3</w:t>
+            </w:r>
+            <w:r>
+              <w:rPr>
+                <w:b/>
+                <w:bCs/>
+                <w:lang w:val="en-US"/>
+              </w:rPr>
+              <w:t>2</w:t>
+            </w:r>
+          </w:p>
+        </w:tc>
+        <w:tc>
+          <w:tcPr>
+            <w:tcW w:w="2510" w:type="dxa"/>
+          </w:tcPr>
+          <w:p>
+            <w:pPr>
+              <w:jc w:val="center"/>
+              <w:rPr>
+                <w:lang w:val="en-US"/>
+              </w:rPr>
+            </w:pPr>
+            <w:r>
+              <w:rPr>
+                <w:lang w:val="en-US"/>
+              </w:rPr>
+              <w:t>15, 15</w:t>
+            </w:r>
+          </w:p>
+        </w:tc>
+        <w:tc>
+          <w:tcPr>
+            <w:tcW w:w="895" w:type="dxa"/>
+          </w:tcPr>
+          <w:p>
+            <w:pPr>
+              <w:jc w:val="center"/>
+              <w:rPr>
+                <w:lang w:val="en-US"/>
+              </w:rPr>
+            </w:pPr>
+            <w:r>
+              <w:rPr>
+                <w:lang w:val="en-US"/>
+              </w:rPr>
+              <w:t>1</w:t>
+            </w:r>
+          </w:p>
+        </w:tc>
+        <w:tc>
+          <w:tcPr>
+            <w:tcW w:w="1276" w:type="dxa"/>
+          </w:tcPr>
+          <w:p>
+            <w:pPr>
+              <w:jc w:val="center"/>
+              <w:rPr>
+                <w:lang w:val="en-US"/>
+              </w:rPr>
+            </w:pPr>
+            <w:r>
+              <w:rPr>
+                <w:lang w:val="en-US"/>
+              </w:rPr>
+              <w:t>1/2</w:t>
+            </w:r>
+          </w:p>
+        </w:tc>
+      </w:tr>
+      <w:tr>
+        <w:tc>
+          <w:tcPr>
+            <w:tcW w:w="1054" w:type="dxa"/>
+          </w:tcPr>
+          <w:p>
+            <w:pPr>
+              <w:jc w:val="center"/>
+              <w:rPr>
+                <w:lang w:val="en-US"/>
+              </w:rPr>
+            </w:pPr>
+            <w:r>
+              <w:rPr>
+                <w:lang w:val="en-US"/>
+              </w:rPr>
+              <w:t xml:space="preserve">Group </w:t>
+            </w:r>
+            <w:r>
+              <w:rPr>
+                <w:lang w:val="en-US"/>
+              </w:rPr>
+              <w:t>1</w:t>
+            </w:r>
+          </w:p>
+        </w:tc>
+        <w:tc>
+          <w:tcPr>
+            <w:tcW w:w="993" w:type="dxa"/>
+          </w:tcPr>
+          <w:p>
+            <w:pPr>
+              <w:jc w:val="center"/>
+              <w:rPr>
+                <w:lang w:val="en-US"/>
+              </w:rPr>
+            </w:pPr>
+            <w:r>
+              <w:rPr>
+                <w:lang w:val="en-US"/>
+              </w:rPr>
+              <w:t>25</w:t>
+            </w:r>
+          </w:p>
+        </w:tc>
+        <w:tc>
+          <w:tcPr>
+            <w:tcW w:w="1773" w:type="dxa"/>
+          </w:tcPr>
+          <w:p>
+            <w:pPr>
+              <w:jc w:val="center"/>
+              <w:rPr>
+                <w:b/>
+                <w:bCs/>
+                <w:lang w:val="en-US"/>
+              </w:rPr>
+            </w:pPr>
+            <w:r>
+              <w:rPr>
+                <w:b/>
+                <w:bCs/>
+                <w:lang w:val="en-US"/>
+              </w:rPr>
+              <w:t>32</w:t>
+            </w:r>
+          </w:p>
+        </w:tc>
+        <w:tc>
+          <w:tcPr>
+            <w:tcW w:w="2510" w:type="dxa"/>
+          </w:tcPr>
+          <w:p>
+            <w:pPr>
+              <w:jc w:val="center"/>
+              <w:rPr>
+                <w:lang w:val="en-US"/>
+              </w:rPr>
+            </w:pPr>
+            <w:r>
+              <w:rPr>
+                <w:lang w:val="en-US"/>
+              </w:rPr>
+              <w:t>15, 15</w:t>
+            </w:r>
+          </w:p>
+        </w:tc>
+        <w:tc>
+          <w:tcPr>
+            <w:tcW w:w="895" w:type="dxa"/>
+          </w:tcPr>
+          <w:p>
+            <w:pPr>
+              <w:jc w:val="center"/>
+              <w:rPr>
+                <w:lang w:val="en-US"/>
+              </w:rPr>
+            </w:pPr>
+            <w:r>
+              <w:rPr>
+                <w:lang w:val="en-US"/>
+              </w:rPr>
+              <w:t>1</w:t>
+            </w:r>
+          </w:p>
+        </w:tc>
+        <w:tc>
+          <w:tcPr>
+            <w:tcW w:w="1276" w:type="dxa"/>
+          </w:tcPr>
+          <w:p>
+            <w:pPr>
+              <w:jc w:val="center"/>
+              <w:rPr>
+                <w:lang w:val="en-US"/>
+              </w:rPr>
+            </w:pPr>
+            <w:r>
+              <w:rPr>
+                <w:lang w:val="en-US"/>
+              </w:rPr>
+              <w:t>1/2</w:t>
+            </w:r>
+          </w:p>
+        </w:tc>
+      </w:tr>
+      <w:tr>
+        <w:tc>
+          <w:tcPr>
+            <w:tcW w:w="1054" w:type="dxa"/>
+          </w:tcPr>
+          <w:p>
+            <w:pPr>
+              <w:jc w:val="center"/>
+              <w:rPr>
+                <w:lang w:val="en-US"/>
+              </w:rPr>
+            </w:pPr>
+            <w:r>
+              <w:rPr>
+                <w:lang w:val="en-US"/>
+              </w:rPr>
+              <w:t xml:space="preserve">Group </w:t>
+            </w:r>
+            <w:r>
+              <w:rPr>
+                <w:lang w:val="en-US"/>
+              </w:rPr>
+              <w:t>2</w:t>
+            </w:r>
+          </w:p>
+        </w:tc>
+        <w:tc>
+          <w:tcPr>
+            <w:tcW w:w="993" w:type="dxa"/>
+          </w:tcPr>
+          <w:p>
+            <w:pPr>
+              <w:jc w:val="center"/>
+              <w:rPr>
+                <w:lang w:val="en-US"/>
+              </w:rPr>
+            </w:pPr>
+            <w:r>
+              <w:rPr>
+                <w:lang w:val="en-US"/>
+              </w:rPr>
+              <w:t>25</w:t>
+            </w:r>
+          </w:p>
+        </w:tc>
+        <w:tc>
+          <w:tcPr>
+            <w:tcW w:w="1773" w:type="dxa"/>
+          </w:tcPr>
+          <w:p>
+            <w:pPr>
+              <w:jc w:val="center"/>
+              <w:rPr>
+                <w:b/>
+                <w:bCs/>
+                <w:lang w:val="en-US"/>
+              </w:rPr>
+            </w:pPr>
+            <w:r>
+              <w:rPr>
+                <w:b/>
+                <w:bCs/>
+                <w:lang w:val="en-US"/>
+              </w:rPr>
+              <w:t>143</w:t>
+            </w:r>
+          </w:p>
+        </w:tc>
+        <w:tc>
+          <w:tcPr>
+            <w:tcW w:w="2510" w:type="dxa"/>
+          </w:tcPr>
+          <w:p>
+            <w:pPr>
+              <w:jc w:val="center"/>
+              <w:rPr>
+                <w:lang w:val="en-US"/>
+              </w:rPr>
+            </w:pPr>
+            <w:r>
+              <w:rPr>
+                <w:lang w:val="en-US"/>
+              </w:rPr>
+              <w:t>15, 15</w:t>
+            </w:r>
+          </w:p>
+        </w:tc>
+        <w:tc>
+          <w:tcPr>
+            <w:tcW w:w="895" w:type="dxa"/>
+          </w:tcPr>
+          <w:p>
+            <w:pPr>
+              <w:jc w:val="center"/>
+              <w:rPr>
+                <w:lang w:val="en-US"/>
+              </w:rPr>
+            </w:pPr>
+            <w:r>
+              <w:rPr>
+                <w:lang w:val="en-US"/>
+              </w:rPr>
+              <w:t>1</w:t>
+            </w:r>
+          </w:p>
+        </w:tc>
+        <w:tc>
+          <w:tcPr>
+            <w:tcW w:w="1276" w:type="dxa"/>
+          </w:tcPr>
+          <w:p>
+            <w:pPr>
+              <w:jc w:val="center"/>
+              <w:rPr>
+                <w:lang w:val="en-US"/>
+              </w:rPr>
+            </w:pPr>
+            <w:r>
+              <w:rPr>
+                <w:lang w:val="en-US"/>
+              </w:rPr>
+              <w:t>1/2</w:t>
+            </w:r>
+          </w:p>
+        </w:tc>
+      </w:tr>
+      <w:tr>
+        <w:tc>
+          <w:tcPr>
+            <w:tcW w:w="1054" w:type="dxa"/>
+          </w:tcPr>
+          <w:p>
+            <w:pPr>
+              <w:jc w:val="center"/>
+              <w:rPr>
+                <w:lang w:val="en-US"/>
+              </w:rPr>
+            </w:pPr>
+            <w:r>
+              <w:rPr>
+                <w:lang w:val="en-US"/>
+              </w:rPr>
+              <w:t xml:space="preserve">High </w:t>
+            </w:r>
+            <w:r>
+              <w:rPr>
+                <w:lang w:val="en-US"/>
+              </w:rPr>
+              <w:t>break</w:t>
+            </w:r>
+            <w:r>
+              <w:rPr>
+                <w:lang w:val="en-US"/>
+              </w:rPr>
+              <w:t xml:space="preserve"> </w:t>
+            </w:r>
+            <w:r>
+              <w:rPr>
+                <w:lang w:val="en-US"/>
+              </w:rPr>
+              <w:t>variance</w:t>
+            </w:r>
+            <w:r>
+              <w:rPr>
+                <w:lang w:val="en-US"/>
+              </w:rPr>
+              <w:t xml:space="preserve"> </w:t>
+            </w:r>
+          </w:p>
+        </w:tc>
+        <w:tc>
+          <w:tcPr>
+            <w:tcW w:w="993" w:type="dxa"/>
+          </w:tcPr>
+          <w:p>
+            <w:pPr>
+              <w:jc w:val="center"/>
+              <w:rPr>
+                <w:lang w:val="en-US"/>
+              </w:rPr>
+            </w:pPr>
+            <w:r>
+              <w:rPr>
+                <w:lang w:val="en-US"/>
+              </w:rPr>
+              <w:t>25</w:t>
+            </w:r>
+          </w:p>
+        </w:tc>
+        <w:tc>
+          <w:tcPr>
+            <w:tcW w:w="1773" w:type="dxa"/>
+          </w:tcPr>
+          <w:p>
+            <w:pPr>
+              <w:jc w:val="center"/>
+              <w:rPr>
+                <w:lang w:val="en-US"/>
+              </w:rPr>
+            </w:pPr>
+            <w:r>
+              <w:rPr>
+                <w:lang w:val="en-US"/>
+              </w:rPr>
+              <w:t>78</w:t>
+            </w:r>
+          </w:p>
+        </w:tc>
+        <w:tc>
+          <w:tcPr>
+            <w:tcW w:w="2510" w:type="dxa"/>
+          </w:tcPr>
+          <w:p>
+            <w:pPr>
+              <w:jc w:val="center"/>
+              <w:rPr>
+                <w:b/>
+                <w:bCs/>
+                <w:lang w:val="en-US"/>
+              </w:rPr>
+            </w:pPr>
+            <w:r>
+              <w:rPr>
+                <w:b/>
+                <w:bCs/>
+                <w:lang w:val="en-US"/>
+              </w:rPr>
+              <w:t>33, 33</w:t>
+            </w:r>
+          </w:p>
+        </w:tc>
+        <w:tc>
+          <w:tcPr>
+            <w:tcW w:w="895" w:type="dxa"/>
+          </w:tcPr>
+          <w:p>
+            <w:pPr>
+              <w:jc w:val="center"/>
+              <w:rPr>
+                <w:lang w:val="en-US"/>
+              </w:rPr>
+            </w:pPr>
+            <w:r>
+              <w:rPr>
+                <w:lang w:val="en-US"/>
+              </w:rPr>
+              <w:t>1</w:t>
+            </w:r>
+          </w:p>
+        </w:tc>
+        <w:tc>
+          <w:tcPr>
+            <w:tcW w:w="1276" w:type="dxa"/>
+          </w:tcPr>
+          <w:p>
+            <w:pPr>
+              <w:jc w:val="center"/>
+              <w:rPr>
+                <w:lang w:val="en-US"/>
+              </w:rPr>
+            </w:pPr>
+            <w:r>
+              <w:rPr>
+                <w:lang w:val="en-US"/>
+              </w:rPr>
+              <w:t>1/2</w:t>
+            </w:r>
+          </w:p>
+        </w:tc>
+      </w:tr>
+    </w:tbl>
+    <w:p>
+      <w:pPr>
+        <w:pStyle w:val="ListParagraph"/>
+        <w:ind w:left="1440"/>
+        <w:rPr>
+          <w:lang w:val="en-US"/>
+        </w:rPr>
+      </w:pPr>
     </w:p>
     <w:p>
       <w:pPr>
         <w:pStyle w:val="ListParagraph"/>
         <w:numPr>
           <w:ilvl w:val="0"/>
-          <w:numId w:val="3"/>
+          <w:numId w:val="9"/>
         </w:numPr>
         <w:rPr>
-          <w:lang w:val="en-US"/>
-        </w:rPr>
-      </w:pPr>
-      <w:r>
-        <w:rPr>
           <w:u w:val="single"/>
           <w:lang w:val="en-US"/>
         </w:rPr>
-        <w:t>Good for `segreg` but not for `segmented.lme`:</w:t>
-      </w:r>
-      <w:r>
-        <w:rPr>
-          <w:lang w:val="en-US"/>
-        </w:rPr>
-        <w:t xml:space="preserve"> Low sample size may affect the mixed model since the pooled estimates will be less precise. Shorter plateau may also affect </w:t>
-      </w:r>
-      <w:r>
-        <w:rPr>
-          <w:lang w:val="en-US"/>
-        </w:rPr>
-        <w:t>methods in the same way</w:t>
-      </w:r>
-      <w:r>
-        <w:rPr>
-          <w:lang w:val="en-US"/>
-        </w:rPr>
-        <w:t xml:space="preserve"> since the </w:t>
-      </w:r>
-      <w:r>
-        <w:rPr>
-          <w:lang w:val="en-US"/>
-        </w:rPr>
-        <w:t xml:space="preserve">plateau is not enforced in the </w:t>
-      </w:r>
-      <w:r>
-        <w:rPr>
-          <w:lang w:val="en-US"/>
-        </w:rPr>
-        <w:t xml:space="preserve">mixed </w:t>
-      </w:r>
-      <w:r>
-        <w:rPr>
-          <w:lang w:val="en-US"/>
-        </w:rPr>
-        <w:t>model</w:t>
-      </w:r>
-      <w:r>
-        <w:rPr>
-          <w:lang w:val="en-US"/>
-        </w:rPr>
-        <w:t>.</w:t>
-      </w:r>
+      </w:pPr>
+      <w:r>
+        <w:rPr>
+          <w:u w:val="single"/>
+          <w:lang w:val="en-US"/>
+        </w:rPr>
+        <w:t>Good for `segmented.lme` but not for `segreg`:</w:t>
+      </w:r>
+      <w:r>
+        <w:rPr>
+          <w:lang w:val="en-US"/>
+        </w:rPr>
+        <w:t xml:space="preserve"> </w:t>
+      </w:r>
+      <w:r>
+        <w:rPr>
+          <w:lang w:val="en-US"/>
+        </w:rPr>
+        <w:t>Presence of outliers’ measurements (simulated to mimic the mechanism of patient going to the bathroom during the experiment) should act as a lever on the patient-wise model, whereas it should be temperate with the mixed model thanks to the pooled average estimation.</w:t>
+      </w:r>
+    </w:p>
+    <w:tbl>
+      <w:tblPr>
+        <w:tblStyle w:val="TableGrid"/>
+        <w:tblW w:w="0" w:type="auto"/>
+        <w:tblInd w:w="704" w:type="dxa"/>
+        <w:tblLook w:val="04A0" w:firstRow="1" w:lastRow="0" w:firstColumn="1" w:lastColumn="0" w:noHBand="0" w:noVBand="1"/>
+      </w:tblPr>
+      <w:tblGrid>
+        <w:gridCol w:w="749"/>
+        <w:gridCol w:w="2431"/>
+        <w:gridCol w:w="2490"/>
+        <w:gridCol w:w="992"/>
+        <w:gridCol w:w="1281"/>
+      </w:tblGrid>
+      <w:tr>
+        <w:tc>
+          <w:tcPr>
+            <w:tcW w:w="749" w:type="dxa"/>
+          </w:tcPr>
+          <w:p>
+            <w:pPr>
+              <w:jc w:val="center"/>
+              <w:rPr>
+                <w:lang w:val="en-US"/>
+              </w:rPr>
+            </w:pPr>
+            <w:r>
+              <w:rPr>
+                <w:lang w:val="en-US"/>
+              </w:rPr>
+              <w:t>n.obs</w:t>
+            </w:r>
+          </w:p>
+        </w:tc>
+        <w:tc>
+          <w:tcPr>
+            <w:tcW w:w="2431" w:type="dxa"/>
+          </w:tcPr>
+          <w:p>
+            <w:pPr>
+              <w:jc w:val="center"/>
+              <w:rPr>
+                <w:lang w:val="en-US"/>
+              </w:rPr>
+            </w:pPr>
+            <w:r>
+              <w:rPr>
+                <w:lang w:val="en-US"/>
+              </w:rPr>
+              <w:t>Average peak duration (min)</w:t>
+            </w:r>
+          </w:p>
+        </w:tc>
+        <w:tc>
+          <w:tcPr>
+            <w:tcW w:w="2490" w:type="dxa"/>
+          </w:tcPr>
+          <w:p>
+            <w:pPr>
+              <w:jc w:val="center"/>
+              <w:rPr>
+                <w:lang w:val="en-US"/>
+              </w:rPr>
+            </w:pPr>
+            <w:r>
+              <w:rPr>
+                <w:lang w:val="en-US"/>
+              </w:rPr>
+              <w:t>Peak duration</w:t>
+            </w:r>
+            <w:r>
+              <w:rPr>
+                <w:lang w:val="en-US"/>
+              </w:rPr>
+              <w:t xml:space="preserve"> sd</w:t>
+            </w:r>
+            <w:r>
+              <w:rPr>
+                <w:lang w:val="en-US"/>
+              </w:rPr>
+              <w:t xml:space="preserve"> &amp; breakpoint 1 sd (min)</w:t>
+            </w:r>
+          </w:p>
+        </w:tc>
+        <w:tc>
+          <w:tcPr>
+            <w:tcW w:w="992" w:type="dxa"/>
+          </w:tcPr>
+          <w:p>
+            <w:pPr>
+              <w:jc w:val="center"/>
+              <w:rPr>
+                <w:lang w:val="en-US"/>
+              </w:rPr>
+            </w:pPr>
+            <w:r>
+              <w:rPr>
+                <w:lang w:val="en-US"/>
+              </w:rPr>
+              <w:t>Score noise</w:t>
+            </w:r>
+          </w:p>
+        </w:tc>
+        <w:tc>
+          <w:tcPr>
+            <w:tcW w:w="1281" w:type="dxa"/>
+          </w:tcPr>
+          <w:p>
+            <w:pPr>
+              <w:jc w:val="center"/>
+              <w:rPr>
+                <w:lang w:val="en-US"/>
+              </w:rPr>
+            </w:pPr>
+            <w:r>
+              <w:rPr>
+                <w:lang w:val="en-US"/>
+              </w:rPr>
+              <w:t>Outlier probability</w:t>
+            </w:r>
+          </w:p>
+        </w:tc>
+      </w:tr>
+      <w:tr>
+        <w:tc>
+          <w:tcPr>
+            <w:tcW w:w="749" w:type="dxa"/>
+          </w:tcPr>
+          <w:p>
+            <w:pPr>
+              <w:jc w:val="center"/>
+              <w:rPr>
+                <w:lang w:val="en-US"/>
+              </w:rPr>
+            </w:pPr>
+            <w:r>
+              <w:rPr>
+                <w:lang w:val="en-US"/>
+              </w:rPr>
+              <w:t>25</w:t>
+            </w:r>
+          </w:p>
+        </w:tc>
+        <w:tc>
+          <w:tcPr>
+            <w:tcW w:w="2431" w:type="dxa"/>
+          </w:tcPr>
+          <w:p>
+            <w:pPr>
+              <w:jc w:val="center"/>
+              <w:rPr>
+                <w:lang w:val="en-US"/>
+              </w:rPr>
+            </w:pPr>
+            <w:r>
+              <w:rPr>
+                <w:lang w:val="en-US"/>
+              </w:rPr>
+              <w:t>78</w:t>
+            </w:r>
+          </w:p>
+        </w:tc>
+        <w:tc>
+          <w:tcPr>
+            <w:tcW w:w="2490" w:type="dxa"/>
+          </w:tcPr>
+          <w:p>
+            <w:pPr>
+              <w:jc w:val="center"/>
+              <w:rPr>
+                <w:lang w:val="en-US"/>
+              </w:rPr>
+            </w:pPr>
+            <w:r>
+              <w:rPr>
+                <w:lang w:val="en-US"/>
+              </w:rPr>
+              <w:t>15</w:t>
+            </w:r>
+            <w:r>
+              <w:rPr>
+                <w:lang w:val="en-US"/>
+              </w:rPr>
+              <w:t>, 15</w:t>
+            </w:r>
+          </w:p>
+        </w:tc>
+        <w:tc>
+          <w:tcPr>
+            <w:tcW w:w="992" w:type="dxa"/>
+          </w:tcPr>
+          <w:p>
+            <w:pPr>
+              <w:jc w:val="center"/>
+              <w:rPr>
+                <w:lang w:val="en-US"/>
+              </w:rPr>
+            </w:pPr>
+            <w:r>
+              <w:rPr>
+                <w:lang w:val="en-US"/>
+              </w:rPr>
+              <w:t>1</w:t>
+            </w:r>
+          </w:p>
+        </w:tc>
+        <w:tc>
+          <w:tcPr>
+            <w:tcW w:w="1281" w:type="dxa"/>
+          </w:tcPr>
+          <w:p>
+            <w:pPr>
+              <w:jc w:val="center"/>
+              <w:rPr>
+                <w:b/>
+                <w:bCs/>
+                <w:lang w:val="en-US"/>
+              </w:rPr>
+            </w:pPr>
+            <w:r>
+              <w:rPr>
+                <w:b/>
+                <w:bCs/>
+                <w:lang w:val="en-US"/>
+              </w:rPr>
+              <w:t>1</w:t>
+            </w:r>
+          </w:p>
+        </w:tc>
+      </w:tr>
+    </w:tbl>
+    <w:p>
+      <w:pPr>
+        <w:pStyle w:val="ListParagraph"/>
+        <w:ind w:left="1440"/>
+        <w:rPr>
+          <w:b/>
+          <w:bCs/>
+          <w:lang w:val="en-US"/>
+        </w:rPr>
+      </w:pPr>
     </w:p>
     <w:p>
       <w:pPr>
         <w:pStyle w:val="ListParagraph"/>
         <w:numPr>
           <w:ilvl w:val="0"/>
-          <w:numId w:val="3"/>
+          <w:numId w:val="9"/>
         </w:numPr>
         <w:rPr>
+          <w:lang w:val="en-US"/>
+        </w:rPr>
+      </w:pPr>
+      <w:r>
+        <w:rPr>
           <w:u w:val="single"/>
           <w:lang w:val="en-US"/>
         </w:rPr>
-      </w:pPr>
-      <w:r>
-        <w:rPr>
-          <w:u w:val="single"/>
-          <w:lang w:val="en-US"/>
-        </w:rPr>
-        <w:t>Good for `segmented.lme` but not for `segreg`:</w:t>
-      </w:r>
-      <w:r>
-        <w:rPr>
-          <w:lang w:val="en-US"/>
-        </w:rPr>
-        <w:t xml:space="preserve"> Low variability on the breakpoint may </w:t>
-      </w:r>
-      <w:r>
-        <w:rPr>
-          <w:lang w:val="en-US"/>
-        </w:rPr>
-        <w:t>give</w:t>
-      </w:r>
-      <w:r>
-        <w:rPr>
-          <w:lang w:val="en-US"/>
-        </w:rPr>
-        <w:t xml:space="preserve"> similar performance, but more interesting results for the mixed approach</w:t>
-      </w:r>
-      <w:r>
-        <w:rPr>
-          <w:lang w:val="en-US"/>
-        </w:rPr>
-        <w:t xml:space="preserve">, with the </w:t>
-      </w:r>
-      <w:r>
-        <w:rPr>
-          <w:lang w:val="en-US"/>
-        </w:rPr>
-        <w:t>population-level breakpoint estimate</w:t>
-      </w:r>
-      <w:r>
-        <w:rPr>
-          <w:lang w:val="en-US"/>
-        </w:rPr>
-        <w:t>.</w:t>
-      </w:r>
+        <w:t>Poor for both methods:</w:t>
+      </w:r>
+      <w:r>
+        <w:rPr>
+          <w:lang w:val="en-US"/>
+        </w:rPr>
+        <w:t xml:space="preserve"> </w:t>
+      </w:r>
+      <w:r>
+        <w:rPr>
+          <w:lang w:val="en-US"/>
+        </w:rPr>
+        <w:t>Combining both problems (</w:t>
+      </w:r>
+      <w:r>
+        <w:rPr>
+          <w:lang w:val="en-US"/>
+        </w:rPr>
+        <w:t>many</w:t>
+      </w:r>
+      <w:r>
+        <w:rPr>
+          <w:lang w:val="en-US"/>
+        </w:rPr>
+        <w:t xml:space="preserve"> outliers and short plateaus) should affect negatively both methods.</w:t>
+      </w:r>
+    </w:p>
+    <w:tbl>
+      <w:tblPr>
+        <w:tblStyle w:val="TableGrid"/>
+        <w:tblW w:w="0" w:type="auto"/>
+        <w:tblInd w:w="704" w:type="dxa"/>
+        <w:tblLook w:val="04A0" w:firstRow="1" w:lastRow="0" w:firstColumn="1" w:lastColumn="0" w:noHBand="0" w:noVBand="1"/>
+      </w:tblPr>
+      <w:tblGrid>
+        <w:gridCol w:w="749"/>
+        <w:gridCol w:w="2228"/>
+        <w:gridCol w:w="2835"/>
+        <w:gridCol w:w="850"/>
+        <w:gridCol w:w="1281"/>
+      </w:tblGrid>
+      <w:tr>
+        <w:tc>
+          <w:tcPr>
+            <w:tcW w:w="749" w:type="dxa"/>
+          </w:tcPr>
+          <w:p>
+            <w:pPr>
+              <w:jc w:val="center"/>
+              <w:rPr>
+                <w:lang w:val="en-US"/>
+              </w:rPr>
+            </w:pPr>
+            <w:r>
+              <w:rPr>
+                <w:lang w:val="en-US"/>
+              </w:rPr>
+              <w:t>n.obs</w:t>
+            </w:r>
+          </w:p>
+        </w:tc>
+        <w:tc>
+          <w:tcPr>
+            <w:tcW w:w="2228" w:type="dxa"/>
+          </w:tcPr>
+          <w:p>
+            <w:pPr>
+              <w:jc w:val="center"/>
+              <w:rPr>
+                <w:lang w:val="en-US"/>
+              </w:rPr>
+            </w:pPr>
+            <w:r>
+              <w:rPr>
+                <w:lang w:val="en-US"/>
+              </w:rPr>
+              <w:t>Average peak duration (min)</w:t>
+            </w:r>
+          </w:p>
+        </w:tc>
+        <w:tc>
+          <w:tcPr>
+            <w:tcW w:w="2835" w:type="dxa"/>
+          </w:tcPr>
+          <w:p>
+            <w:pPr>
+              <w:jc w:val="center"/>
+              <w:rPr>
+                <w:lang w:val="en-US"/>
+              </w:rPr>
+            </w:pPr>
+            <w:r>
+              <w:rPr>
+                <w:lang w:val="en-US"/>
+              </w:rPr>
+              <w:t>Peak duration</w:t>
+            </w:r>
+            <w:r>
+              <w:rPr>
+                <w:lang w:val="en-US"/>
+              </w:rPr>
+              <w:t xml:space="preserve"> sd</w:t>
+            </w:r>
+            <w:r>
+              <w:rPr>
+                <w:lang w:val="en-US"/>
+              </w:rPr>
+              <w:t xml:space="preserve"> &amp; breakpoint 1 sd (min)</w:t>
+            </w:r>
+          </w:p>
+        </w:tc>
+        <w:tc>
+          <w:tcPr>
+            <w:tcW w:w="850" w:type="dxa"/>
+          </w:tcPr>
+          <w:p>
+            <w:pPr>
+              <w:jc w:val="center"/>
+              <w:rPr>
+                <w:lang w:val="en-US"/>
+              </w:rPr>
+            </w:pPr>
+            <w:r>
+              <w:rPr>
+                <w:lang w:val="en-US"/>
+              </w:rPr>
+              <w:t>Score noise</w:t>
+            </w:r>
+          </w:p>
+        </w:tc>
+        <w:tc>
+          <w:tcPr>
+            <w:tcW w:w="1281" w:type="dxa"/>
+          </w:tcPr>
+          <w:p>
+            <w:pPr>
+              <w:jc w:val="center"/>
+              <w:rPr>
+                <w:lang w:val="en-US"/>
+              </w:rPr>
+            </w:pPr>
+            <w:r>
+              <w:rPr>
+                <w:lang w:val="en-US"/>
+              </w:rPr>
+              <w:t>Outlier probability</w:t>
+            </w:r>
+          </w:p>
+        </w:tc>
+      </w:tr>
+      <w:tr>
+        <w:tc>
+          <w:tcPr>
+            <w:tcW w:w="749" w:type="dxa"/>
+          </w:tcPr>
+          <w:p>
+            <w:pPr>
+              <w:jc w:val="center"/>
+              <w:rPr>
+                <w:lang w:val="en-US"/>
+              </w:rPr>
+            </w:pPr>
+            <w:r>
+              <w:rPr>
+                <w:lang w:val="en-US"/>
+              </w:rPr>
+              <w:t>25</w:t>
+            </w:r>
+          </w:p>
+        </w:tc>
+        <w:tc>
+          <w:tcPr>
+            <w:tcW w:w="2228" w:type="dxa"/>
+          </w:tcPr>
+          <w:p>
+            <w:pPr>
+              <w:jc w:val="center"/>
+              <w:rPr>
+                <w:lang w:val="en-US"/>
+              </w:rPr>
+            </w:pPr>
+            <w:r>
+              <w:rPr>
+                <w:b/>
+                <w:bCs/>
+                <w:lang w:val="en-US"/>
+              </w:rPr>
+              <w:t>33</w:t>
+            </w:r>
+          </w:p>
+        </w:tc>
+        <w:tc>
+          <w:tcPr>
+            <w:tcW w:w="2835" w:type="dxa"/>
+          </w:tcPr>
+          <w:p>
+            <w:pPr>
+              <w:jc w:val="center"/>
+              <w:rPr>
+                <w:lang w:val="en-US"/>
+              </w:rPr>
+            </w:pPr>
+            <w:r>
+              <w:rPr>
+                <w:lang w:val="en-US"/>
+              </w:rPr>
+              <w:t>15</w:t>
+            </w:r>
+            <w:r>
+              <w:rPr>
+                <w:lang w:val="en-US"/>
+              </w:rPr>
+              <w:t>, 15</w:t>
+            </w:r>
+          </w:p>
+        </w:tc>
+        <w:tc>
+          <w:tcPr>
+            <w:tcW w:w="850" w:type="dxa"/>
+          </w:tcPr>
+          <w:p>
+            <w:pPr>
+              <w:jc w:val="center"/>
+              <w:rPr>
+                <w:lang w:val="en-US"/>
+              </w:rPr>
+            </w:pPr>
+            <w:r>
+              <w:rPr>
+                <w:lang w:val="en-US"/>
+              </w:rPr>
+              <w:t>1</w:t>
+            </w:r>
+          </w:p>
+        </w:tc>
+        <w:tc>
+          <w:tcPr>
+            <w:tcW w:w="1281" w:type="dxa"/>
+          </w:tcPr>
+          <w:p>
+            <w:pPr>
+              <w:jc w:val="center"/>
+              <w:rPr>
+                <w:b/>
+                <w:bCs/>
+                <w:lang w:val="en-US"/>
+              </w:rPr>
+            </w:pPr>
+            <w:r>
+              <w:rPr>
+                <w:b/>
+                <w:bCs/>
+                <w:lang w:val="en-US"/>
+              </w:rPr>
+              <w:t>1</w:t>
+            </w:r>
+          </w:p>
+        </w:tc>
+      </w:tr>
+    </w:tbl>
+    <w:p>
+      <w:pPr>
+        <w:rPr>
+          <w:lang w:val="en-US"/>
+        </w:rPr>
+      </w:pPr>
     </w:p>
     <w:p>
       <w:pPr>
-        <w:pStyle w:val="ListParagraph"/>
-        <w:numPr>
-          <w:ilvl w:val="0"/>
-          <w:numId w:val="3"/>
-        </w:numPr>
-        <w:rPr>
-          <w:lang w:val="en-US"/>
-        </w:rPr>
-      </w:pPr>
-      <w:r>
-        <w:rPr>
-          <w:u w:val="single"/>
-          <w:lang w:val="en-US"/>
-        </w:rPr>
-        <w:t>Poor for both methods:</w:t>
-      </w:r>
-      <w:r>
-        <w:rPr>
-          <w:lang w:val="en-US"/>
-        </w:rPr>
-        <w:t xml:space="preserve"> High level of noise on the score</w:t>
-      </w:r>
-      <w:r>
-        <w:rPr>
-          <w:lang w:val="en-US"/>
-        </w:rPr>
-        <w:t xml:space="preserve"> should be </w:t>
-      </w:r>
-      <w:r>
-        <w:rPr>
-          <w:lang w:val="en-US"/>
-        </w:rPr>
-        <w:t>a</w:t>
-      </w:r>
-      <w:r>
-        <w:rPr>
-          <w:lang w:val="en-US"/>
-        </w:rPr>
-        <w:t xml:space="preserve"> factor affecting similarly both methods.</w:t>
+        <w:rPr>
+          <w:lang w:val="en-US"/>
+        </w:rPr>
+      </w:pPr>
+      <w:r>
+        <w:rPr>
+          <w:lang w:val="en-US"/>
+        </w:rPr>
+        <w:t>The number of observations in each dataset is of major interest since most studies on psychedelics currently have small sample size (typically n</w:t>
+      </w:r>
+      <w:r>
+        <w:rPr>
+          <w:lang w:val="en-US"/>
+        </w:rPr>
+        <w:t>.obs</w:t>
+      </w:r>
+      <w:r>
+        <w:rPr>
+          <w:lang w:val="en-US"/>
+        </w:rPr>
+        <w:t>&lt;</w:t>
+      </w:r>
+      <w:r>
+        <w:rPr>
+          <w:lang w:val="en-US"/>
+        </w:rPr>
+        <w:t>50</w:t>
+      </w:r>
+      <w:r>
+        <w:rPr>
+          <w:lang w:val="en-US"/>
+        </w:rPr>
+        <w:t>)</w:t>
+      </w:r>
+      <w:r>
+        <w:rPr>
+          <w:lang w:val="en-US"/>
+        </w:rPr>
+        <w:t>.</w:t>
+      </w:r>
+      <w:r>
+        <w:rPr>
+          <w:lang w:val="en-US"/>
+        </w:rPr>
+        <w:t xml:space="preserve"> This parameter will vary independently </w:t>
+      </w:r>
+      <w:r>
+        <w:rPr>
+          <w:lang w:val="en-US"/>
+        </w:rPr>
+        <w:t xml:space="preserve">on its </w:t>
+      </w:r>
+      <w:r>
+        <w:rPr>
+          <w:lang w:val="en-US"/>
+        </w:rPr>
+        <w:t>entire</w:t>
+      </w:r>
+      <w:r>
+        <w:rPr>
+          <w:lang w:val="en-US"/>
+        </w:rPr>
+        <w:t xml:space="preserve"> range for every</w:t>
+      </w:r>
+      <w:r>
+        <w:rPr>
+          <w:lang w:val="en-US"/>
+        </w:rPr>
+        <w:t xml:space="preserve"> described </w:t>
+      </w:r>
+      <w:r>
+        <w:rPr>
+          <w:lang w:val="en-US"/>
+        </w:rPr>
+        <w:t>scenario</w:t>
+      </w:r>
+      <w:r>
+        <w:rPr>
+          <w:lang w:val="en-US"/>
+        </w:rPr>
+        <w:t>.</w:t>
       </w:r>
     </w:p>
     <w:p>
       <w:pPr>
-        <w:rPr>
-          <w:lang w:val="en-US"/>
-        </w:rPr>
-      </w:pPr>
-      <w:r>
-        <w:rPr>
-          <w:lang w:val="en-US"/>
-        </w:rPr>
-        <w:t>The number of observations in each dataset is of major interest since most studies on psychedelics currently have small sample size (typically n&lt;</w:t>
-      </w:r>
-      <w:r>
-        <w:rPr>
-          <w:lang w:val="en-US"/>
-        </w:rPr>
-        <w:t>50</w:t>
-      </w:r>
-      <w:r>
-        <w:rPr>
-          <w:lang w:val="en-US"/>
-        </w:rPr>
-        <w:t>)</w:t>
-      </w:r>
-      <w:r>
-        <w:rPr>
-          <w:lang w:val="en-US"/>
-        </w:rPr>
-        <w:t>.</w:t>
+        <w:pStyle w:val="Heading1"/>
+      </w:pPr>
+      <w:r>
+        <w:t>Simulation plan:</w:t>
       </w:r>
     </w:p>
     <w:p>
       <w:pPr>
-        <w:pStyle w:val="Heading1"/>
-      </w:pPr>
-      <w:r>
-        <w:lastRenderedPageBreak/>
-        <w:t>Simulation plan:</w:t>
+        <w:pStyle w:val="Heading2"/>
+        <w:rPr>
+          <w:lang w:val="en-US"/>
+        </w:rPr>
+      </w:pPr>
+      <w:r>
+        <w:rPr>
+          <w:lang w:val="en-US"/>
+        </w:rPr>
+        <w:t>Range of values for simulation parameters</w:t>
       </w:r>
     </w:p>
     <w:p>
       <w:pPr>
-        <w:pStyle w:val="Heading2"/>
-        <w:rPr>
-          <w:lang w:val="en-US"/>
-        </w:rPr>
-      </w:pPr>
-      <w:r>
-        <w:rPr>
-          <w:lang w:val="en-US"/>
-        </w:rPr>
-        <w:t>Range of values for simulation parameters</w:t>
-      </w:r>
-    </w:p>
-    <w:p>
-      <w:pPr>
         <w:rPr>
           <w:lang w:val="en-US"/>
         </w:rPr>
@@ -988,19 +2417,52 @@
         <w:rPr>
           <w:lang w:val="en-US"/>
         </w:rPr>
-        <w:t>, whilst most of them have been chosen based on the reproduced analysis of the SDIpsilo</w:t>
-      </w:r>
-      <w:r>
-        <w:rPr>
-          <w:lang w:val="en-US"/>
-        </w:rPr>
-        <w:t xml:space="preserve"> data from (</w:t>
+        <w:t xml:space="preserve">, whilst most of them have been chosen based on the reproduced analysis of the </w:t>
       </w:r>
       <w:proofErr w:type="spellStart"/>
       <w:r>
         <w:rPr>
           <w:lang w:val="en-US"/>
         </w:rPr>
+        <w:t>SDIpsilo</w:t>
+      </w:r>
+      <w:proofErr w:type="spellEnd"/>
+      <w:r>
+        <w:rPr>
+          <w:lang w:val="en-US"/>
+        </w:rPr>
+        <w:t xml:space="preserve"> data</w:t>
+      </w:r>
+      <w:r>
+        <w:rPr>
+          <w:lang w:val="en-US"/>
+        </w:rPr>
+        <w:t xml:space="preserve"> (noted with </w:t>
+      </w:r>
+      <w:r>
+        <w:rPr>
+          <w:vertAlign w:val="superscript"/>
+          <w:lang w:val="en-US"/>
+        </w:rPr>
+        <w:t>†</w:t>
+      </w:r>
+      <w:r>
+        <w:rPr>
+          <w:lang w:val="en-US"/>
+        </w:rPr>
+        <w:t>)</w:t>
+      </w:r>
+      <w:r>
+        <w:rPr>
+          <w:lang w:val="en-US"/>
+        </w:rPr>
+        <w:t xml:space="preserve"> from (</w:t>
+      </w:r>
+      <w:proofErr w:type="spellStart"/>
+      <w:r>
+        <w:rPr>
+          <w:lang w:val="en-US"/>
+        </w:rPr>
         <w:t>Stenbæck</w:t>
       </w:r>
       <w:proofErr w:type="spellEnd"/>
@@ -1020,7 +2482,26 @@
         <w:rPr>
           <w:lang w:val="en-US"/>
         </w:rPr>
-        <w:t>itself.</w:t>
+        <w:t>itself</w:t>
+      </w:r>
+      <w:r>
+        <w:rPr>
+          <w:lang w:val="en-US"/>
+        </w:rPr>
+        <w:t xml:space="preserve"> (noted with </w:t>
+      </w:r>
+      <w:r>
+        <w:rPr>
+          <w:vertAlign w:val="superscript"/>
+          <w:lang w:val="en-US"/>
+        </w:rPr>
+        <w:t>‡</w:t>
+      </w:r>
+      <w:r>
+        <w:rPr>
+          <w:lang w:val="en-US"/>
+        </w:rPr>
+        <w:t>).</w:t>
       </w:r>
     </w:p>
     <w:tbl>
@@ -1219,6 +2700,7 @@
               <w:rPr>
                 <w:lang w:val="en-US"/>
               </w:rPr>
+              <w:lastRenderedPageBreak/>
               <w:t>Breakpoints distribution (means)</w:t>
             </w:r>
           </w:p>
@@ -1309,7 +2791,19 @@
               <w:jc w:val="center"/>
             </w:pPr>
             <w:r>
-              <w:t>Break 1: (t = 77</w:t>
+              <w:t xml:space="preserve">Break 1: (t = </w:t>
+            </w:r>
+            <w:r>
+              <w:t>7</w:t>
+            </w:r>
+            <w:r>
+              <w:t>7</w:t>
+            </w:r>
+            <w:r>
+              <w:rPr>
+                <w:vertAlign w:val="superscript"/>
+              </w:rPr>
+              <w:t>†</w:t>
             </w:r>
             <w:r>
               <w:t xml:space="preserve"> min</w:t>
@@ -1318,25 +2812,82 @@
               <w:t>;</w:t>
             </w:r>
             <w:r>
-              <w:t xml:space="preserve"> SDI = 9.3)</w:t>
-            </w:r>
-          </w:p>
-          <w:p>
-            <w:pPr>
-              <w:jc w:val="center"/>
-            </w:pPr>
-            <w:r>
-              <w:t xml:space="preserve">Break 2 – break 1: (t = 32, </w:t>
+              <w:t xml:space="preserve"> SDI =</w:t>
+            </w:r>
+            <w:r>
+              <w:t xml:space="preserve"> </w:t>
+            </w:r>
+            <w:r>
+              <w:t>9.3</w:t>
+            </w:r>
+            <w:r>
+              <w:rPr>
+                <w:vertAlign w:val="superscript"/>
+              </w:rPr>
+              <w:t>†</w:t>
+            </w:r>
+            <w:r>
+              <w:t>)</w:t>
+            </w:r>
+          </w:p>
+          <w:p>
+            <w:pPr>
+              <w:jc w:val="center"/>
+            </w:pPr>
+            <w:r>
+              <w:rPr>
+                <w:lang w:val="en-US"/>
+              </w:rPr>
+              <w:t>Peak duration</w:t>
+            </w:r>
+            <w:r>
+              <w:t>: (t = 32</w:t>
+            </w:r>
+            <w:r>
+              <w:rPr>
+                <w:vertAlign w:val="superscript"/>
+              </w:rPr>
+              <w:t>‡</w:t>
+            </w:r>
+            <w:r>
+              <w:t xml:space="preserve">, </w:t>
             </w:r>
             <w:r>
               <w:rPr>
                 <w:b/>
                 <w:bCs/>
               </w:rPr>
-              <w:t>78</w:t>
-            </w:r>
-            <w:r>
-              <w:t>, 143</w:t>
+              <w:t>7</w:t>
+            </w:r>
+            <w:r>
+              <w:rPr>
+                <w:b/>
+                <w:bCs/>
+              </w:rPr>
+              <w:t>8</w:t>
+            </w:r>
+            <w:r>
+              <w:rPr>
+                <w:b/>
+                <w:bCs/>
+                <w:vertAlign w:val="superscript"/>
+              </w:rPr>
+              <w:t>†</w:t>
+            </w:r>
+            <w:r>
+              <w:t xml:space="preserve">, </w:t>
+            </w:r>
+            <w:r>
+              <w:t>1</w:t>
+            </w:r>
+            <w:r>
+              <w:t>43</w:t>
+            </w:r>
+            <w:r>
+              <w:rPr>
+                <w:vertAlign w:val="superscript"/>
+              </w:rPr>
+              <w:t>‡</w:t>
             </w:r>
             <w:r>
               <w:t xml:space="preserve"> min</w:t>
@@ -1401,20 +2952,6 @@
               <w:t>3</w:t>
             </w:r>
           </w:p>
-          <w:p>
-            <w:pPr>
-              <w:jc w:val="center"/>
-              <w:rPr>
-                <w:lang w:val="en-US"/>
-              </w:rPr>
-            </w:pPr>
-            <w:r>
-              <w:rPr>
-                <w:lang w:val="en-US"/>
-              </w:rPr>
-              <w:t>3</w:t>
-            </w:r>
-          </w:p>
         </w:tc>
         <w:tc>
           <w:tcPr>
@@ -1451,6 +2988,12 @@
               <w:rPr>
                 <w:lang w:val="en-US"/>
               </w:rPr>
+              <w:t xml:space="preserve">Peak duration and </w:t>
+            </w:r>
+            <w:r>
+              <w:rPr>
+                <w:lang w:val="en-US"/>
+              </w:rPr>
               <w:t>Break 1: (</w:t>
             </w:r>
             <w:r>
@@ -1487,6 +3030,13 @@
             </w:r>
             <w:r>
               <w:rPr>
+                <w:vertAlign w:val="superscript"/>
+                <w:lang w:val="en-US"/>
+              </w:rPr>
+              <w:t>†</w:t>
+            </w:r>
+            <w:r>
+              <w:rPr>
                 <w:lang w:val="en-US"/>
               </w:rPr>
               <w:t xml:space="preserve">; </w:t>
@@ -1516,58 +3066,6 @@
                 <w:lang w:val="en-US"/>
               </w:rPr>
               <w:t>1</w:t>
-            </w:r>
-            <w:r>
-              <w:rPr>
-                <w:lang w:val="en-US"/>
-              </w:rPr>
-              <w:t>)</w:t>
-            </w:r>
-          </w:p>
-          <w:p>
-            <w:pPr>
-              <w:jc w:val="center"/>
-              <w:rPr>
-                <w:lang w:val="en-US"/>
-              </w:rPr>
-            </w:pPr>
-            <w:r>
-              <w:rPr>
-                <w:lang w:val="en-US"/>
-              </w:rPr>
-              <w:t>Break 2 – break 1: (</w:t>
-            </w:r>
-            <w:r>
-              <w:rPr>
-                <w:lang w:val="en-US"/>
-              </w:rPr>
-              <w:t>sd.</w:t>
-            </w:r>
-            <w:r>
-              <w:rPr>
-                <w:lang w:val="en-US"/>
-              </w:rPr>
-              <w:t xml:space="preserve">t = </w:t>
-            </w:r>
-            <w:r>
-              <w:rPr>
-                <w:lang w:val="en-US"/>
-              </w:rPr>
-              <w:t xml:space="preserve">5, </w:t>
-            </w:r>
-            <w:r>
-              <w:rPr>
-                <w:b/>
-                <w:bCs/>
-                <w:lang w:val="en-US"/>
-              </w:rPr>
-              <w:t>15</w:t>
-            </w:r>
-            <w:r>
-              <w:rPr>
-                <w:lang w:val="en-US"/>
-              </w:rPr>
-              <w:t>, 33</w:t>
             </w:r>
             <w:r>
               <w:rPr>
@@ -1594,7 +3092,7 @@
               <w:rPr>
                 <w:lang w:val="en-US"/>
               </w:rPr>
-              <w:t>Noise level on the measured score</w:t>
+              <w:t>Outlier individual probability</w:t>
             </w:r>
           </w:p>
         </w:tc>
@@ -1606,29 +3104,16 @@
             <w:pPr>
               <w:jc w:val="center"/>
               <w:rPr>
-                <w:lang w:val="en-US"/>
-              </w:rPr>
-            </w:pPr>
-            <w:r>
-              <w:rPr>
+                <w:color w:val="808080" w:themeColor="background1" w:themeShade="80"/>
+                <w:lang w:val="en-US"/>
+              </w:rPr>
+            </w:pPr>
+            <w:r>
+              <w:rPr>
+                <w:color w:val="000000" w:themeColor="text1"/>
                 <w:lang w:val="en-US"/>
               </w:rPr>
               <w:t>3</w:t>
-            </w:r>
-          </w:p>
-          <w:p>
-            <w:pPr>
-              <w:jc w:val="center"/>
-              <w:rPr>
-                <w:lang w:val="en-US"/>
-              </w:rPr>
-            </w:pPr>
-            <w:r>
-              <w:rPr>
-                <w:color w:val="808080" w:themeColor="background1" w:themeShade="80"/>
-                <w:lang w:val="en-US"/>
-              </w:rPr>
-              <w:t>1</w:t>
             </w:r>
           </w:p>
         </w:tc>
@@ -1647,41 +3132,19 @@
               <w:rPr>
                 <w:lang w:val="en-US"/>
               </w:rPr>
-              <w:t xml:space="preserve">Slope phases: 0.5, </w:t>
-            </w:r>
-            <w:r>
-              <w:rPr>
-                <w:b/>
-                <w:bCs/>
-                <w:lang w:val="en-US"/>
-              </w:rPr>
-              <w:t>1</w:t>
-            </w:r>
-            <w:r>
-              <w:rPr>
-                <w:lang w:val="en-US"/>
-              </w:rPr>
-              <w:t>, 2</w:t>
-            </w:r>
-          </w:p>
-          <w:p>
-            <w:pPr>
-              <w:jc w:val="center"/>
-              <w:rPr>
-                <w:lang w:val="en-US"/>
-              </w:rPr>
-            </w:pPr>
-            <w:r>
-              <w:rPr>
-                <w:lang w:val="en-US"/>
-              </w:rPr>
-              <w:t xml:space="preserve">Plateau phases: </w:t>
-            </w:r>
-            <w:r>
-              <w:rPr>
-                <w:lang w:val="en-US"/>
-              </w:rPr>
-              <w:t>0.25</w:t>
+              <w:t xml:space="preserve">0, </w:t>
+            </w:r>
+            <w:r>
+              <w:rPr>
+                <w:lang w:val="en-US"/>
+              </w:rPr>
+              <w:t>0.5</w:t>
+            </w:r>
+            <w:r>
+              <w:rPr>
+                <w:lang w:val="en-US"/>
+              </w:rPr>
+              <w:t>, 1</w:t>
             </w:r>
           </w:p>
         </w:tc>
@@ -1702,7 +3165,7 @@
               <w:rPr>
                 <w:lang w:val="en-US"/>
               </w:rPr>
-              <w:t>Time of measurements</w:t>
+              <w:t>Noise level on the measured score</w:t>
             </w:r>
           </w:p>
         </w:tc>
@@ -1714,7 +3177,20 @@
             <w:pPr>
               <w:jc w:val="center"/>
               <w:rPr>
-                <w:color w:val="808080" w:themeColor="background1" w:themeShade="80"/>
+                <w:lang w:val="en-US"/>
+              </w:rPr>
+            </w:pPr>
+            <w:r>
+              <w:rPr>
+                <w:lang w:val="en-US"/>
+              </w:rPr>
+              <w:t>3</w:t>
+            </w:r>
+          </w:p>
+          <w:p>
+            <w:pPr>
+              <w:jc w:val="center"/>
+              <w:rPr>
                 <w:lang w:val="en-US"/>
               </w:rPr>
             </w:pPr>
@@ -1742,35 +3218,47 @@
               <w:rPr>
                 <w:lang w:val="en-US"/>
               </w:rPr>
-              <w:t xml:space="preserve">Normally distributed every 20 min with </w:t>
-            </w:r>
-            <w:proofErr w:type="spellStart"/>
-            <w:r>
-              <w:rPr>
-                <w:lang w:val="en-US"/>
-              </w:rPr>
-              <w:t>sd</w:t>
-            </w:r>
-            <w:proofErr w:type="spellEnd"/>
-            <w:r>
-              <w:rPr>
-                <w:lang w:val="en-US"/>
-              </w:rPr>
-              <w:t xml:space="preserve"> = 2.</w:t>
-            </w:r>
-          </w:p>
-          <w:p>
-            <w:pPr>
-              <w:jc w:val="center"/>
-              <w:rPr>
-                <w:lang w:val="en-US"/>
-              </w:rPr>
-            </w:pPr>
-            <w:r>
-              <w:rPr>
-                <w:lang w:val="en-US"/>
-              </w:rPr>
-              <w:t>First measurement is fixed at t = 0 min.</w:t>
+              <w:t xml:space="preserve">Slope phases: 0.5, </w:t>
+            </w:r>
+            <w:r>
+              <w:rPr>
+                <w:b/>
+                <w:bCs/>
+                <w:lang w:val="en-US"/>
+              </w:rPr>
+              <w:t>1</w:t>
+            </w:r>
+            <w:r>
+              <w:rPr>
+                <w:lang w:val="en-US"/>
+              </w:rPr>
+              <w:t>, 2</w:t>
+            </w:r>
+          </w:p>
+          <w:p>
+            <w:pPr>
+              <w:jc w:val="center"/>
+              <w:rPr>
+                <w:lang w:val="en-US"/>
+              </w:rPr>
+            </w:pPr>
+            <w:r>
+              <w:rPr>
+                <w:lang w:val="en-US"/>
+              </w:rPr>
+              <w:t xml:space="preserve">Plateau phases: </w:t>
+            </w:r>
+            <w:r>
+              <w:rPr>
+                <w:lang w:val="en-US"/>
+              </w:rPr>
+              <w:t>0.25</w:t>
+            </w:r>
+            <w:r>
+              <w:rPr>
+                <w:vertAlign w:val="superscript"/>
+              </w:rPr>
+              <w:t>†</w:t>
             </w:r>
           </w:p>
         </w:tc>
@@ -1791,22 +3279,8 @@
               <w:rPr>
                 <w:lang w:val="en-US"/>
               </w:rPr>
-              <w:t>Number of repetitions for each scenario</w:t>
-            </w:r>
-            <w:r>
-              <w:rPr>
-                <w:lang w:val="en-US"/>
-              </w:rPr>
-              <w:t xml:space="preserve"> </w:t>
-            </w:r>
-            <w:proofErr w:type="spellStart"/>
-            <w:r>
-              <w:rPr>
-                <w:lang w:val="en-US"/>
-              </w:rPr>
-              <w:t>n.sim</w:t>
-            </w:r>
-            <w:proofErr w:type="spellEnd"/>
+              <w:t>Time of measurements</w:t>
+            </w:r>
           </w:p>
         </w:tc>
         <w:tc>
@@ -1817,6 +3291,7 @@
             <w:pPr>
               <w:jc w:val="center"/>
               <w:rPr>
+                <w:color w:val="808080" w:themeColor="background1" w:themeShade="80"/>
                 <w:lang w:val="en-US"/>
               </w:rPr>
             </w:pPr>
@@ -1844,39 +3319,21 @@
               <w:rPr>
                 <w:lang w:val="en-US"/>
               </w:rPr>
-              <w:t>5</w:t>
-            </w:r>
-            <w:r>
-              <w:rPr>
-                <w:lang w:val="en-US"/>
-              </w:rPr>
-              <w:t>59</w:t>
-            </w:r>
-          </w:p>
-          <w:p>
-            <w:pPr>
-              <w:jc w:val="center"/>
-              <w:rPr>
-                <w:lang w:val="en-US"/>
-              </w:rPr>
-            </w:pPr>
-            <w:r>
-              <w:rPr>
-                <w:lang w:val="en-US"/>
-              </w:rPr>
-              <w:t xml:space="preserve">Assuring </w:t>
-            </w:r>
-            <w:r>
-              <w:rPr>
-                <w:lang w:val="en-US"/>
-              </w:rPr>
-              <w:t>a 1% Monte Carlo SE on coverage</w:t>
-            </w:r>
-            <w:r>
-              <w:rPr>
-                <w:lang w:val="en-US"/>
-              </w:rPr>
-              <w:t xml:space="preserve"> and 15% missing data</w:t>
+              <w:t>Normally distributed every 20 min with sd = 2.</w:t>
+            </w:r>
+          </w:p>
+          <w:p>
+            <w:pPr>
+              <w:jc w:val="center"/>
+              <w:rPr>
+                <w:lang w:val="en-US"/>
+              </w:rPr>
+            </w:pPr>
+            <w:r>
+              <w:rPr>
+                <w:lang w:val="en-US"/>
+              </w:rPr>
+              <w:t>First measurement is fixed at t = 0 min.</w:t>
             </w:r>
           </w:p>
         </w:tc>
@@ -1897,8 +3354,22 @@
               <w:rPr>
                 <w:lang w:val="en-US"/>
               </w:rPr>
-              <w:t>TOTAL number of scenarios</w:t>
-            </w:r>
+              <w:t>Number of repetitions for each scenario</w:t>
+            </w:r>
+            <w:r>
+              <w:rPr>
+                <w:lang w:val="en-US"/>
+              </w:rPr>
+              <w:t xml:space="preserve"> </w:t>
+            </w:r>
+            <w:proofErr w:type="spellStart"/>
+            <w:r>
+              <w:rPr>
+                <w:lang w:val="en-US"/>
+              </w:rPr>
+              <w:t>n.sim</w:t>
+            </w:r>
+            <w:proofErr w:type="spellEnd"/>
           </w:p>
         </w:tc>
         <w:tc>
@@ -1914,29 +3385,10 @@
             </w:pPr>
             <w:r>
               <w:rPr>
-                <w:lang w:val="en-US"/>
-              </w:rPr>
-              <w:t>486</w:t>
-            </w:r>
-          </w:p>
-          <w:p>
-            <w:pPr>
-              <w:jc w:val="center"/>
-              <w:rPr>
-                <w:lang w:val="en-US"/>
-              </w:rPr>
-            </w:pPr>
-            <w:r>
-              <w:rPr>
+                <w:color w:val="808080" w:themeColor="background1" w:themeShade="80"/>
                 <w:lang w:val="en-US"/>
               </w:rPr>
               <w:t>1</w:t>
-            </w:r>
-            <w:r>
-              <w:rPr>
-                <w:lang w:val="en-US"/>
-              </w:rPr>
-              <w:t>4</w:t>
             </w:r>
           </w:p>
         </w:tc>
@@ -1955,21 +3407,39 @@
               <w:rPr>
                 <w:lang w:val="en-US"/>
               </w:rPr>
-              <w:t>Fully factorial plan</w:t>
-            </w:r>
-          </w:p>
-          <w:p>
-            <w:pPr>
-              <w:jc w:val="center"/>
-              <w:rPr>
-                <w:lang w:val="en-US"/>
-              </w:rPr>
-            </w:pPr>
-            <w:r>
-              <w:rPr>
-                <w:lang w:val="en-US"/>
-              </w:rPr>
-              <w:t>“One-at-a-time” plan</w:t>
+              <w:t>5</w:t>
+            </w:r>
+            <w:r>
+              <w:rPr>
+                <w:lang w:val="en-US"/>
+              </w:rPr>
+              <w:t>59</w:t>
+            </w:r>
+          </w:p>
+          <w:p>
+            <w:pPr>
+              <w:jc w:val="center"/>
+              <w:rPr>
+                <w:lang w:val="en-US"/>
+              </w:rPr>
+            </w:pPr>
+            <w:r>
+              <w:rPr>
+                <w:lang w:val="en-US"/>
+              </w:rPr>
+              <w:t xml:space="preserve">Assuring </w:t>
+            </w:r>
+            <w:r>
+              <w:rPr>
+                <w:lang w:val="en-US"/>
+              </w:rPr>
+              <w:t>a 1% Monte Carlo SE on coverage</w:t>
+            </w:r>
+            <w:r>
+              <w:rPr>
+                <w:lang w:val="en-US"/>
+              </w:rPr>
+              <w:t xml:space="preserve"> and 15% missing data</w:t>
             </w:r>
           </w:p>
         </w:tc>
@@ -1990,31 +3460,7 @@
               <w:rPr>
                 <w:lang w:val="en-US"/>
               </w:rPr>
-              <w:t>Number of generated datasets</w:t>
-            </w:r>
-            <w:r>
-              <w:rPr>
-                <w:lang w:val="en-US"/>
-              </w:rPr>
-              <w:t xml:space="preserve"> (</w:t>
-            </w:r>
-            <w:r>
-              <w:rPr>
-                <w:lang w:val="en-US"/>
-              </w:rPr>
-              <w:t>5</w:t>
-            </w:r>
-            <w:r>
-              <w:rPr>
-                <w:lang w:val="en-US"/>
-              </w:rPr>
-              <w:t>59</w:t>
-            </w:r>
-            <w:r>
-              <w:rPr>
-                <w:lang w:val="en-US"/>
-              </w:rPr>
-              <w:t>*TOTAL)</w:t>
+              <w:t>TOTAL number of scenarios</w:t>
             </w:r>
           </w:p>
         </w:tc>
@@ -2033,45 +3479,27 @@
               <w:rPr>
                 <w:lang w:val="en-US"/>
               </w:rPr>
-              <w:t>243</w:t>
-            </w:r>
-            <w:r>
-              <w:rPr>
-                <w:lang w:val="en-US"/>
-              </w:rPr>
-              <w:t xml:space="preserve"> 000</w:t>
-            </w:r>
-          </w:p>
-          <w:p>
-            <w:pPr>
-              <w:jc w:val="center"/>
-              <w:rPr>
-                <w:lang w:val="en-US"/>
-              </w:rPr>
-            </w:pPr>
-            <w:r>
-              <w:rPr>
-                <w:lang w:val="en-US"/>
-              </w:rPr>
-              <w:t>7</w:t>
-            </w:r>
-            <w:r>
-              <w:rPr>
-                <w:lang w:val="en-US"/>
-              </w:rPr>
-              <w:t xml:space="preserve"> </w:t>
-            </w:r>
-            <w:r>
-              <w:rPr>
-                <w:lang w:val="en-US"/>
-              </w:rPr>
-              <w:t>0</w:t>
-            </w:r>
-            <w:r>
-              <w:rPr>
-                <w:lang w:val="en-US"/>
-              </w:rPr>
-              <w:t>00</w:t>
+              <w:t>486</w:t>
+            </w:r>
+          </w:p>
+          <w:p>
+            <w:pPr>
+              <w:jc w:val="center"/>
+              <w:rPr>
+                <w:lang w:val="en-US"/>
+              </w:rPr>
+            </w:pPr>
+            <w:r>
+              <w:rPr>
+                <w:lang w:val="en-US"/>
+              </w:rPr>
+              <w:t>1</w:t>
+            </w:r>
+            <w:r>
+              <w:rPr>
+                <w:lang w:val="en-US"/>
+              </w:rPr>
+              <w:t>4</w:t>
             </w:r>
           </w:p>
         </w:tc>
@@ -2090,6 +3518,135 @@
               <w:rPr>
                 <w:lang w:val="en-US"/>
               </w:rPr>
+              <w:t>Fully factorial plan</w:t>
+            </w:r>
+          </w:p>
+          <w:p>
+            <w:pPr>
+              <w:jc w:val="center"/>
+              <w:rPr>
+                <w:lang w:val="en-US"/>
+              </w:rPr>
+            </w:pPr>
+            <w:r>
+              <w:rPr>
+                <w:lang w:val="en-US"/>
+              </w:rPr>
+              <w:t>“One-at-a-time” plan</w:t>
+            </w:r>
+          </w:p>
+        </w:tc>
+      </w:tr>
+      <w:tr>
+        <w:tc>
+          <w:tcPr>
+            <w:tcW w:w="2693" w:type="dxa"/>
+          </w:tcPr>
+          <w:p>
+            <w:pPr>
+              <w:jc w:val="center"/>
+              <w:rPr>
+                <w:lang w:val="en-US"/>
+              </w:rPr>
+            </w:pPr>
+            <w:r>
+              <w:rPr>
+                <w:lang w:val="en-US"/>
+              </w:rPr>
+              <w:t>Number of generated datasets</w:t>
+            </w:r>
+            <w:r>
+              <w:rPr>
+                <w:lang w:val="en-US"/>
+              </w:rPr>
+              <w:t xml:space="preserve"> (</w:t>
+            </w:r>
+            <w:r>
+              <w:rPr>
+                <w:lang w:val="en-US"/>
+              </w:rPr>
+              <w:t>594</w:t>
+            </w:r>
+            <w:r>
+              <w:rPr>
+                <w:lang w:val="en-US"/>
+              </w:rPr>
+              <w:t>*TOTAL)</w:t>
+            </w:r>
+          </w:p>
+        </w:tc>
+        <w:tc>
+          <w:tcPr>
+            <w:tcW w:w="1560" w:type="dxa"/>
+          </w:tcPr>
+          <w:p>
+            <w:pPr>
+              <w:jc w:val="center"/>
+              <w:rPr>
+                <w:lang w:val="en-US"/>
+              </w:rPr>
+            </w:pPr>
+            <w:r>
+              <w:rPr>
+                <w:lang w:val="en-US"/>
+              </w:rPr>
+              <w:t>288</w:t>
+            </w:r>
+            <w:r>
+              <w:rPr>
+                <w:lang w:val="en-US"/>
+              </w:rPr>
+              <w:t xml:space="preserve"> </w:t>
+            </w:r>
+            <w:r>
+              <w:rPr>
+                <w:lang w:val="en-US"/>
+              </w:rPr>
+              <w:t>684</w:t>
+            </w:r>
+          </w:p>
+          <w:p>
+            <w:pPr>
+              <w:jc w:val="center"/>
+              <w:rPr>
+                <w:lang w:val="en-US"/>
+              </w:rPr>
+            </w:pPr>
+            <w:r>
+              <w:rPr>
+                <w:lang w:val="en-US"/>
+              </w:rPr>
+              <w:t>8</w:t>
+            </w:r>
+            <w:r>
+              <w:rPr>
+                <w:lang w:val="en-US"/>
+              </w:rPr>
+              <w:t xml:space="preserve"> </w:t>
+            </w:r>
+            <w:r>
+              <w:rPr>
+                <w:lang w:val="en-US"/>
+              </w:rPr>
+              <w:t>316</w:t>
+            </w:r>
+          </w:p>
+        </w:tc>
+        <w:tc>
+          <w:tcPr>
+            <w:tcW w:w="4961" w:type="dxa"/>
+          </w:tcPr>
+          <w:p>
+            <w:pPr>
+              <w:jc w:val="center"/>
+              <w:rPr>
+                <w:lang w:val="en-US"/>
+              </w:rPr>
+            </w:pPr>
+            <w:r>
+              <w:rPr>
+                <w:lang w:val="en-US"/>
+              </w:rPr>
               <w:t>Fully factorial</w:t>
             </w:r>
             <w:r>
@@ -2172,6 +3729,90 @@
           <w:lang w:val="en-US"/>
         </w:rPr>
         <w:t xml:space="preserve"> another factor is varying</w:t>
+      </w:r>
+      <w:r>
+        <w:rPr>
+          <w:lang w:val="en-US"/>
+        </w:rPr>
+        <w:t xml:space="preserve">. </w:t>
+      </w:r>
+      <w:r>
+        <w:rPr>
+          <w:lang w:val="en-US"/>
+        </w:rPr>
+        <w:t>†</w:t>
+      </w:r>
+      <w:r>
+        <w:rPr>
+          <w:lang w:val="en-US"/>
+        </w:rPr>
+        <w:t>:</w:t>
+      </w:r>
+      <w:r>
+        <w:rPr>
+          <w:lang w:val="en-US"/>
+        </w:rPr>
+        <w:t xml:space="preserve"> </w:t>
+      </w:r>
+      <w:r>
+        <w:rPr>
+          <w:lang w:val="en-US"/>
+        </w:rPr>
+        <w:t>V</w:t>
+      </w:r>
+      <w:r>
+        <w:rPr>
+          <w:lang w:val="en-US"/>
+        </w:rPr>
+        <w:t>alue comes from the rep</w:t>
+      </w:r>
+      <w:r>
+        <w:rPr>
+          <w:lang w:val="en-US"/>
+        </w:rPr>
+        <w:t>r</w:t>
+      </w:r>
+      <w:r>
+        <w:rPr>
+          <w:lang w:val="en-US"/>
+        </w:rPr>
+        <w:t>oduction of the article’s analysis. ‡</w:t>
+      </w:r>
+      <w:r>
+        <w:rPr>
+          <w:lang w:val="en-US"/>
+        </w:rPr>
+        <w:t>:</w:t>
+      </w:r>
+      <w:r>
+        <w:rPr>
+          <w:lang w:val="en-US"/>
+        </w:rPr>
+        <w:t xml:space="preserve"> </w:t>
+      </w:r>
+      <w:r>
+        <w:rPr>
+          <w:lang w:val="en-US"/>
+        </w:rPr>
+        <w:t>Value</w:t>
+      </w:r>
+      <w:r>
+        <w:rPr>
+          <w:lang w:val="en-US"/>
+        </w:rPr>
+        <w:t xml:space="preserve"> come</w:t>
+      </w:r>
+      <w:r>
+        <w:rPr>
+          <w:lang w:val="en-US"/>
+        </w:rPr>
+        <w:t>s</w:t>
+      </w:r>
+      <w:r>
+        <w:rPr>
+          <w:lang w:val="en-US"/>
+        </w:rPr>
+        <w:t xml:space="preserve"> from the article itself.</w:t>
       </w:r>
     </w:p>
     <w:p>
@@ -2243,9 +3884,8 @@
             </w:rPr>
             <m:t>=</m:t>
           </m:r>
-          <m:rad>
-            <m:radPr>
-              <m:degHide m:val="1"/>
+          <m:f>
+            <m:fPr>
               <m:ctrlPr>
                 <w:rPr>
                   <w:rFonts w:ascii="Cambria Math" w:hAnsi="Cambria Math"/>
@@ -2253,11 +3893,10 @@
                   <w:lang w:val="en-US"/>
                 </w:rPr>
               </m:ctrlPr>
-            </m:radPr>
-            <m:deg/>
-            <m:e>
-              <m:f>
-                <m:fPr>
+            </m:fPr>
+            <m:num>
+              <m:acc>
+                <m:accPr>
                   <m:ctrlPr>
                     <w:rPr>
                       <w:rFonts w:ascii="Cambria Math" w:hAnsi="Cambria Math"/>
@@ -2265,10 +3904,80 @@
                       <w:lang w:val="en-US"/>
                     </w:rPr>
                   </m:ctrlPr>
-                </m:fPr>
-                <m:num>
-                  <m:acc>
-                    <m:accPr>
+                </m:accPr>
+                <m:e>
+                  <m:r>
+                    <w:rPr>
+                      <w:rFonts w:ascii="Cambria Math" w:hAnsi="Cambria Math"/>
+                      <w:lang w:val="en-US"/>
+                    </w:rPr>
+                    <m:t>Cover</m:t>
+                  </m:r>
+                  <m:r>
+                    <w:rPr>
+                      <w:rFonts w:ascii="Cambria Math" w:hAnsi="Cambria Math"/>
+                      <w:lang w:val="en-US"/>
+                    </w:rPr>
+                    <m:t>.</m:t>
+                  </m:r>
+                </m:e>
+              </m:acc>
+              <m:r>
+                <w:rPr>
+                  <w:rFonts w:ascii="Cambria Math" w:hAnsi="Cambria Math"/>
+                  <w:lang w:val="en-US"/>
+                </w:rPr>
+                <m:t xml:space="preserve"> *(1-</m:t>
+              </m:r>
+              <m:acc>
+                <m:accPr>
+                  <m:ctrlPr>
+                    <w:rPr>
+                      <w:rFonts w:ascii="Cambria Math" w:hAnsi="Cambria Math"/>
+                      <w:i/>
+                      <w:lang w:val="en-US"/>
+                    </w:rPr>
+                  </m:ctrlPr>
+                </m:accPr>
+                <m:e>
+                  <m:r>
+                    <w:rPr>
+                      <w:rFonts w:ascii="Cambria Math" w:hAnsi="Cambria Math"/>
+                      <w:lang w:val="en-US"/>
+                    </w:rPr>
+                    <m:t>Cover</m:t>
+                  </m:r>
+                  <m:r>
+                    <w:rPr>
+                      <w:rFonts w:ascii="Cambria Math" w:hAnsi="Cambria Math"/>
+                      <w:lang w:val="en-US"/>
+                    </w:rPr>
+                    <m:t>.</m:t>
+                  </m:r>
+                </m:e>
+              </m:acc>
+              <m:r>
+                <w:rPr>
+                  <w:rFonts w:ascii="Cambria Math" w:hAnsi="Cambria Math"/>
+                  <w:lang w:val="en-US"/>
+                </w:rPr>
+                <m:t>)</m:t>
+              </m:r>
+            </m:num>
+            <m:den>
+              <m:sSup>
+                <m:sSupPr>
+                  <m:ctrlPr>
+                    <w:rPr>
+                      <w:rFonts w:ascii="Cambria Math" w:hAnsi="Cambria Math"/>
+                      <w:i/>
+                      <w:lang w:val="en-US"/>
+                    </w:rPr>
+                  </m:ctrlPr>
+                </m:sSupPr>
+                <m:e>
+                  <m:d>
+                    <m:dPr>
                       <m:ctrlPr>
                         <w:rPr>
                           <w:rFonts w:ascii="Cambria Math" w:hAnsi="Cambria Math"/>
@@ -2276,80 +3985,38 @@
                           <w:lang w:val="en-US"/>
                         </w:rPr>
                       </m:ctrlPr>
-                    </m:accPr>
+                    </m:dPr>
                     <m:e>
                       <m:r>
                         <w:rPr>
                           <w:rFonts w:ascii="Cambria Math" w:hAnsi="Cambria Math"/>
                           <w:lang w:val="en-US"/>
                         </w:rPr>
-                        <m:t>Cover.</m:t>
+                        <m:t>Monte</m:t>
                       </m:r>
-                    </m:e>
-                  </m:acc>
-                  <m:r>
-                    <w:rPr>
-                      <w:rFonts w:ascii="Cambria Math" w:hAnsi="Cambria Math"/>
-                      <w:lang w:val="en-US"/>
-                    </w:rPr>
-                    <m:t>*(1-</m:t>
-                  </m:r>
-                  <m:acc>
-                    <m:accPr>
-                      <m:ctrlPr>
-                        <w:rPr>
-                          <w:rFonts w:ascii="Cambria Math" w:hAnsi="Cambria Math"/>
-                          <w:i/>
-                          <w:lang w:val="en-US"/>
-                        </w:rPr>
-                      </m:ctrlPr>
-                    </m:accPr>
-                    <m:e>
                       <m:r>
                         <w:rPr>
                           <w:rFonts w:ascii="Cambria Math" w:hAnsi="Cambria Math"/>
                           <w:lang w:val="en-US"/>
                         </w:rPr>
-                        <m:t>Cover.</m:t>
+                        <m:t xml:space="preserve"> </m:t>
                       </m:r>
-                    </m:e>
-                  </m:acc>
-                  <m:r>
-                    <w:rPr>
-                      <w:rFonts w:ascii="Cambria Math" w:hAnsi="Cambria Math"/>
-                      <w:lang w:val="en-US"/>
-                    </w:rPr>
-                    <m:t>)</m:t>
-                  </m:r>
-                </m:num>
-                <m:den>
-                  <m:r>
-                    <w:rPr>
-                      <w:rFonts w:ascii="Cambria Math" w:hAnsi="Cambria Math"/>
-                      <w:lang w:val="en-US"/>
-                    </w:rPr>
-                    <m:t xml:space="preserve">Monte Carlo </m:t>
-                  </m:r>
-                  <m:acc>
-                    <m:accPr>
-                      <m:ctrlPr>
-                        <w:rPr>
-                          <w:rFonts w:ascii="Cambria Math" w:hAnsi="Cambria Math"/>
-                          <w:i/>
-                          <w:lang w:val="en-US"/>
-                        </w:rPr>
-                      </m:ctrlPr>
-                    </m:accPr>
-                    <m:e>
                       <m:r>
                         <w:rPr>
                           <w:rFonts w:ascii="Cambria Math" w:hAnsi="Cambria Math"/>
                           <w:lang w:val="en-US"/>
                         </w:rPr>
-                        <m:t>S</m:t>
+                        <m:t>Carlo</m:t>
                       </m:r>
-                      <m:sSub>
-                        <m:sSubPr>
+                      <m:r>
+                        <w:rPr>
+                          <w:rFonts w:ascii="Cambria Math" w:hAnsi="Cambria Math"/>
+                          <w:lang w:val="en-US"/>
+                        </w:rPr>
+                        <m:t xml:space="preserve"> </m:t>
+                      </m:r>
+                      <m:acc>
+                        <m:accPr>
                           <m:ctrlPr>
                             <w:rPr>
                               <w:rFonts w:ascii="Cambria Math" w:hAnsi="Cambria Math"/>
@@ -2357,32 +4024,61 @@
                               <w:lang w:val="en-US"/>
                             </w:rPr>
                           </m:ctrlPr>
-                        </m:sSubPr>
+                        </m:accPr>
                         <m:e>
                           <m:r>
                             <w:rPr>
                               <w:rFonts w:ascii="Cambria Math" w:hAnsi="Cambria Math"/>
                               <w:lang w:val="en-US"/>
                             </w:rPr>
-                            <m:t>E</m:t>
+                            <m:t>S</m:t>
                           </m:r>
+                          <m:sSub>
+                            <m:sSubPr>
+                              <m:ctrlPr>
+                                <w:rPr>
+                                  <w:rFonts w:ascii="Cambria Math" w:hAnsi="Cambria Math"/>
+                                  <w:i/>
+                                  <w:lang w:val="en-US"/>
+                                </w:rPr>
+                              </m:ctrlPr>
+                            </m:sSubPr>
+                            <m:e>
+                              <m:r>
+                                <w:rPr>
+                                  <w:rFonts w:ascii="Cambria Math" w:hAnsi="Cambria Math"/>
+                                  <w:lang w:val="en-US"/>
+                                </w:rPr>
+                                <m:t>E</m:t>
+                              </m:r>
+                            </m:e>
+                            <m:sub>
+                              <m:r>
+                                <w:rPr>
+                                  <w:rFonts w:ascii="Cambria Math" w:hAnsi="Cambria Math"/>
+                                  <w:lang w:val="en-US"/>
+                                </w:rPr>
+                                <m:t>req</m:t>
+                              </m:r>
+                            </m:sub>
+                          </m:sSub>
                         </m:e>
-                        <m:sub>
-                          <m:r>
-                            <w:rPr>
-                              <w:rFonts w:ascii="Cambria Math" w:hAnsi="Cambria Math"/>
-                              <w:lang w:val="en-US"/>
-                            </w:rPr>
-                            <m:t>req</m:t>
-                          </m:r>
-                        </m:sub>
-                      </m:sSub>
+                      </m:acc>
                     </m:e>
-                  </m:acc>
-                </m:den>
-              </m:f>
-            </m:e>
-          </m:rad>
+                  </m:d>
+                </m:e>
+                <m:sup>
+                  <m:r>
+                    <w:rPr>
+                      <w:rFonts w:ascii="Cambria Math" w:hAnsi="Cambria Math"/>
+                      <w:lang w:val="en-US"/>
+                    </w:rPr>
+                    <m:t>2</m:t>
+                  </m:r>
+                </m:sup>
+              </m:sSup>
+            </m:den>
+          </m:f>
         </m:oMath>
       </m:oMathPara>
     </w:p>
@@ -2396,7 +4092,19 @@
         <w:rPr>
           <w:lang w:val="en-US"/>
         </w:rPr>
-        <w:t xml:space="preserve">With a 95% nominal coverage probability and a 1% Monte Carlo </w:t>
+        <w:t>With a 95% nominal coverage probability and a</w:t>
+      </w:r>
+      <w:r>
+        <w:rPr>
+          <w:lang w:val="en-US"/>
+        </w:rPr>
+        <w:t xml:space="preserve"> considered satisfactory</w:t>
+      </w:r>
+      <w:r>
+        <w:rPr>
+          <w:lang w:val="en-US"/>
+        </w:rPr>
+        <w:t xml:space="preserve"> 1% Monte Carlo </w:t>
       </w:r>
       <w:r>
         <w:rPr>
@@ -2484,14 +4192,14 @@
           <w:rFonts w:eastAsiaTheme="minorEastAsia"/>
           <w:lang w:val="en-US"/>
         </w:rPr>
-        <w:t>1</w:t>
+        <w:t>20</w:t>
       </w:r>
       <w:r>
         <w:rPr>
           <w:rFonts w:eastAsiaTheme="minorEastAsia"/>
           <w:lang w:val="en-US"/>
         </w:rPr>
-        <w:t>5% of missing data</w:t>
+        <w:t>% of missing data</w:t>
       </w:r>
       <w:r>
         <w:rPr>
@@ -2499,6 +4207,13 @@
           <w:lang w:val="en-US"/>
         </w:rPr>
         <w:t xml:space="preserve"> (based on smaller simulations</w:t>
+      </w:r>
+      <w:r>
+        <w:rPr>
+          <w:rFonts w:eastAsiaTheme="minorEastAsia"/>
+          <w:lang w:val="en-US"/>
+        </w:rPr>
+        <w:t>)</w:t>
       </w:r>
       <w:r>
         <w:rPr>
@@ -2542,14 +4257,7 @@
             <w:rFonts w:ascii="Cambria Math" w:eastAsiaTheme="minorEastAsia" w:hAnsi="Cambria Math"/>
             <w:lang w:val="en-US"/>
           </w:rPr>
-          <m:t>=5</m:t>
-        </m:r>
-        <m:r>
-          <w:rPr>
-            <w:rFonts w:ascii="Cambria Math" w:eastAsiaTheme="minorEastAsia" w:hAnsi="Cambria Math"/>
-            <w:lang w:val="en-US"/>
-          </w:rPr>
-          <m:t>59</m:t>
+          <m:t>=594</m:t>
         </m:r>
       </m:oMath>
       <w:r>
@@ -2571,7 +4279,6 @@
         <w:rPr>
           <w:lang w:val="en-US"/>
         </w:rPr>
-        <w:lastRenderedPageBreak/>
         <w:t>Type of plan</w:t>
       </w:r>
     </w:p>
@@ -2816,6 +4523,7 @@
         <w:rPr>
           <w:lang w:val="en-US"/>
         </w:rPr>
+        <w:lastRenderedPageBreak/>
         <w:t>```r</w:t>
       </w:r>
     </w:p>
@@ -3106,7 +4814,7 @@
         <w:rPr>
           <w:lang w:val="en-US"/>
         </w:rPr>
-        <w:t>The main estimands of interest are the breakpoints themselves, since they completely specify the trajectory. From them we can derive the clinically interesting parameters, that are: onset slope, duration of plateau (and return to normal consciousness slope, not part of this simulation since we focus on the “10” pattern).</w:t>
+        <w:t>The main estimands are the breakpoints themselves, since they completely specify the trajectory. From them we can derive the clinically interesting parameters, that are: onset slope, duration of plateau (and return to normal consciousness slope, not part of this simulation since we focus on the “10” pattern).</w:t>
       </w:r>
     </w:p>
     <w:p>
@@ -3311,7 +5019,6 @@
         <w:pStyle w:val="Heading1"/>
       </w:pPr>
       <w:r>
-        <w:lastRenderedPageBreak/>
         <w:t>Criteria to evaluate the performance of methods</w:t>
       </w:r>
     </w:p>
@@ -3349,7 +5056,19 @@
         <w:rPr>
           <w:lang w:val="en-US"/>
         </w:rPr>
-        <w:t xml:space="preserve"> estimation: bias, accuracy and coverage probability. </w:t>
+        <w:t xml:space="preserve"> estimation: bias, accuracy</w:t>
+      </w:r>
+      <w:r>
+        <w:rPr>
+          <w:lang w:val="en-US"/>
+        </w:rPr>
+        <w:t xml:space="preserve"> (i.e. standard error of breakpoint estimate)</w:t>
+      </w:r>
+      <w:r>
+        <w:rPr>
+          <w:lang w:val="en-US"/>
+        </w:rPr>
+        <w:t xml:space="preserve"> and coverage probability. </w:t>
       </w:r>
       <w:r>
         <w:rPr>
@@ -3392,6 +5111,7 @@
           <w:noProof/>
           <w:lang w:val="en-US"/>
         </w:rPr>
+        <w:lastRenderedPageBreak/>
         <w:drawing>
           <wp:inline distT="0" distB="0" distL="0" distR="0" wp14:anchorId="08634599" wp14:editId="4DFBBEE8">
             <wp:extent cx="3897923" cy="2131341"/>
@@ -3408,7 +5128,7 @@
                     <pic:cNvPicPr/>
                   </pic:nvPicPr>
                   <pic:blipFill>
-                    <a:blip r:embed="rId10"/>
+                    <a:blip r:embed="rId9"/>
                     <a:stretch>
                       <a:fillRect/>
                     </a:stretch>
@@ -3530,7 +5250,7 @@
                     <pic:cNvPicPr/>
                   </pic:nvPicPr>
                   <pic:blipFill>
-                    <a:blip r:embed="rId11"/>
+                    <a:blip r:embed="rId10"/>
                     <a:stretch>
                       <a:fillRect/>
                     </a:stretch>
@@ -3616,7 +5336,33 @@
         <w:rPr>
           <w:lang w:val="en-US"/>
         </w:rPr>
-        <w:t>In this table, only rejection is not of interest to us, since we do not evaluate any statistical test</w:t>
+        <w:t xml:space="preserve">In this table, only </w:t>
+      </w:r>
+      <w:r>
+        <w:rPr>
+          <w:lang w:val="en-US"/>
+        </w:rPr>
+        <w:t xml:space="preserve">Bias, </w:t>
+      </w:r>
+      <w:proofErr w:type="spellStart"/>
+      <w:r>
+        <w:rPr>
+          <w:lang w:val="en-US"/>
+        </w:rPr>
+        <w:t>EmpSE</w:t>
+      </w:r>
+      <w:proofErr w:type="spellEnd"/>
+      <w:r>
+        <w:rPr>
+          <w:lang w:val="en-US"/>
+        </w:rPr>
+        <w:t xml:space="preserve"> and Coverage</w:t>
+      </w:r>
+      <w:r>
+        <w:rPr>
+          <w:lang w:val="en-US"/>
+        </w:rPr>
+        <w:t xml:space="preserve"> are of interest to us</w:t>
       </w:r>
       <w:r>
         <w:rPr>
@@ -3670,15 +5416,35 @@
           <w:rFonts w:eastAsiaTheme="minorEastAsia"/>
           <w:lang w:val="en-US"/>
         </w:rPr>
-        <w:t xml:space="preserve"> is the breakpoint time coordinate and has two components. The </w:t>
+        <w:t xml:space="preserve"> is the breakpoint time coordinate</w:t>
       </w:r>
       <w:r>
         <w:rPr>
           <w:rFonts w:eastAsiaTheme="minorEastAsia"/>
           <w:lang w:val="en-US"/>
         </w:rPr>
-        <w:lastRenderedPageBreak/>
-        <w:t xml:space="preserve">associated variability is </w:t>
+        <w:t>.</w:t>
+      </w:r>
+      <w:r>
+        <w:rPr>
+          <w:rFonts w:eastAsiaTheme="minorEastAsia"/>
+          <w:lang w:val="en-US"/>
+        </w:rPr>
+        <w:t xml:space="preserve"> The associated </w:t>
+      </w:r>
+      <w:r>
+        <w:rPr>
+          <w:rFonts w:eastAsiaTheme="minorEastAsia"/>
+          <w:lang w:val="en-US"/>
+        </w:rPr>
+        <w:t>standard deviation</w:t>
+      </w:r>
+      <w:r>
+        <w:rPr>
+          <w:rFonts w:eastAsiaTheme="minorEastAsia"/>
+          <w:lang w:val="en-US"/>
+        </w:rPr>
+        <w:t xml:space="preserve"> is </w:t>
       </w:r>
       <m:oMath>
         <m:rad>
@@ -3780,6 +5546,7 @@
         <w:pStyle w:val="Heading1"/>
       </w:pPr>
       <w:r>
+        <w:lastRenderedPageBreak/>
         <w:t>Presentation of the simulation results</w:t>
       </w:r>
     </w:p>
@@ -3905,7 +5672,13 @@
         <w:rPr>
           <w:lang w:val="en-US"/>
         </w:rPr>
-        <w:t>5%</w:t>
+        <w:t>&gt;20</w:t>
+      </w:r>
+      <w:r>
+        <w:rPr>
+          <w:lang w:val="en-US"/>
+        </w:rPr>
+        <w:t>%</w:t>
       </w:r>
       <w:r>
         <w:rPr>
@@ -4214,7 +5987,13 @@
         <w:rPr>
           <w:lang w:val="en-US"/>
         </w:rPr>
-        <w:t xml:space="preserve"> and method.</w:t>
+        <w:t xml:space="preserve"> and method</w:t>
+      </w:r>
+      <w:r>
+        <w:rPr>
+          <w:lang w:val="en-US"/>
+        </w:rPr>
+        <w:t>. The goal is to look for outliers and the overall distribution of the data.</w:t>
       </w:r>
     </w:p>
     <w:p>
@@ -4233,13 +6012,20 @@
           <w:u w:val="single"/>
           <w:lang w:val="en-US"/>
         </w:rPr>
-        <w:t>Bivariate outliers</w:t>
-      </w:r>
-      <w:r>
-        <w:rPr>
-          <w:lang w:val="en-US"/>
-        </w:rPr>
-        <w:t xml:space="preserve">, with a bivariate plot of </w:t>
+        <w:t>Correlation between methods and systematic difference</w:t>
+      </w:r>
+      <w:r>
+        <w:rPr>
+          <w:u w:val="single"/>
+          <w:lang w:val="en-US"/>
+        </w:rPr>
+        <w:t>s</w:t>
+      </w:r>
+      <w:r>
+        <w:rPr>
+          <w:lang w:val="en-US"/>
+        </w:rPr>
+        <w:t xml:space="preserve"> with a bivariate plot of </w:t>
       </w:r>
       <m:oMath>
         <m:acc>
@@ -4289,599 +6075,25 @@
         <w:rPr>
           <w:lang w:val="en-US"/>
         </w:rPr>
-        <w:t xml:space="preserve"> </w:t>
-      </w:r>
-      <w:r>
-        <w:rPr>
-          <w:lang w:val="en-US"/>
-        </w:rPr>
-        <w:t>vs</w:t>
-      </w:r>
-      <w:r>
-        <w:rPr>
-          <w:lang w:val="en-US"/>
-        </w:rPr>
-        <w:t xml:space="preserve"> </w:t>
-      </w:r>
-      <m:oMath>
-        <m:acc>
-          <m:accPr>
-            <m:ctrlPr>
-              <w:rPr>
-                <w:rFonts w:ascii="Cambria Math" w:eastAsiaTheme="minorEastAsia" w:hAnsi="Cambria Math"/>
-                <w:i/>
-                <w:lang w:val="en-US"/>
-              </w:rPr>
-            </m:ctrlPr>
-          </m:accPr>
-          <m:e>
-            <m:r>
-              <w:rPr>
-                <w:rFonts w:ascii="Cambria Math" w:eastAsiaTheme="minorEastAsia" w:hAnsi="Cambria Math"/>
-                <w:lang w:val="en-US"/>
-              </w:rPr>
-              <m:t>SE</m:t>
-            </m:r>
-            <m:ctrlPr>
-              <w:rPr>
-                <w:rFonts w:ascii="Cambria Math" w:hAnsi="Cambria Math"/>
-                <w:i/>
-                <w:lang w:val="en-US"/>
-              </w:rPr>
-            </m:ctrlPr>
-          </m:e>
-        </m:acc>
-        <m:r>
-          <w:rPr>
-            <w:rFonts w:ascii="Cambria Math" w:hAnsi="Cambria Math"/>
-            <w:lang w:val="en-US"/>
-          </w:rPr>
-          <m:t>(</m:t>
-        </m:r>
-        <m:acc>
-          <m:accPr>
-            <m:ctrlPr>
-              <w:rPr>
-                <w:rFonts w:ascii="Cambria Math" w:hAnsi="Cambria Math"/>
-                <w:i/>
-                <w:lang w:val="en-US"/>
-              </w:rPr>
-            </m:ctrlPr>
-          </m:accPr>
-          <m:e>
-            <m:sSub>
-              <m:sSubPr>
-                <m:ctrlPr>
-                  <w:rPr>
-                    <w:rFonts w:ascii="Cambria Math" w:hAnsi="Cambria Math"/>
-                    <w:i/>
-                    <w:lang w:val="en-US"/>
-                  </w:rPr>
-                </m:ctrlPr>
-              </m:sSubPr>
-              <m:e>
-                <m:r>
-                  <w:rPr>
-                    <w:rFonts w:ascii="Cambria Math" w:hAnsi="Cambria Math"/>
-                    <w:lang w:val="en-US"/>
-                  </w:rPr>
-                  <m:t>θ</m:t>
-                </m:r>
-              </m:e>
-              <m:sub>
-                <m:r>
-                  <w:rPr>
-                    <w:rFonts w:ascii="Cambria Math" w:hAnsi="Cambria Math"/>
-                    <w:lang w:val="en-US"/>
-                  </w:rPr>
-                  <m:t>i</m:t>
-                </m:r>
-              </m:sub>
-            </m:sSub>
-          </m:e>
-        </m:acc>
-        <m:r>
-          <w:rPr>
-            <w:rFonts w:ascii="Cambria Math" w:hAnsi="Cambria Math"/>
-            <w:lang w:val="en-US"/>
-          </w:rPr>
-          <m:t>)</m:t>
-        </m:r>
-      </m:oMath>
-      <w:r>
-        <w:rPr>
-          <w:rFonts w:eastAsiaTheme="minorEastAsia"/>
-          <w:lang w:val="en-US"/>
-        </w:rPr>
-        <w:t xml:space="preserve"> </w:t>
-      </w:r>
-      <w:r>
-        <w:rPr>
-          <w:lang w:val="en-US"/>
-        </w:rPr>
-        <w:t xml:space="preserve">for each data-generating </w:t>
-      </w:r>
-      <w:r>
-        <w:rPr>
-          <w:lang w:val="en-US"/>
-        </w:rPr>
-        <w:t>model</w:t>
-      </w:r>
-      <w:r>
-        <w:rPr>
-          <w:lang w:val="en-US"/>
-        </w:rPr>
-        <w:t xml:space="preserve"> and method.</w:t>
-      </w:r>
-    </w:p>
-    <w:p>
-      <w:pPr>
-        <w:pStyle w:val="ListParagraph"/>
-        <w:numPr>
-          <w:ilvl w:val="0"/>
-          <w:numId w:val="8"/>
-        </w:numPr>
-        <w:rPr>
-          <w:lang w:val="en-US"/>
-        </w:rPr>
-      </w:pPr>
-      <w:r>
-        <w:rPr>
-          <w:u w:val="single"/>
-          <w:lang w:val="en-US"/>
-        </w:rPr>
-        <w:t>Correlation between methods and systematic difference</w:t>
-      </w:r>
-      <w:r>
-        <w:rPr>
-          <w:u w:val="single"/>
-          <w:lang w:val="en-US"/>
-        </w:rPr>
-        <w:t>s</w:t>
-      </w:r>
-      <w:r>
-        <w:rPr>
-          <w:lang w:val="en-US"/>
-        </w:rPr>
-        <w:t xml:space="preserve"> with a bivariate plot of </w:t>
-      </w:r>
-      <m:oMath>
-        <m:acc>
-          <m:accPr>
-            <m:ctrlPr>
-              <w:rPr>
-                <w:rFonts w:ascii="Cambria Math" w:hAnsi="Cambria Math"/>
-                <w:i/>
-                <w:lang w:val="en-US"/>
-              </w:rPr>
-            </m:ctrlPr>
-          </m:accPr>
-          <m:e>
-            <m:sSub>
-              <m:sSubPr>
-                <m:ctrlPr>
-                  <w:rPr>
-                    <w:rFonts w:ascii="Cambria Math" w:hAnsi="Cambria Math"/>
-                    <w:i/>
-                    <w:lang w:val="en-US"/>
-                  </w:rPr>
-                </m:ctrlPr>
-              </m:sSubPr>
-              <m:e>
-                <m:r>
-                  <w:rPr>
-                    <w:rFonts w:ascii="Cambria Math" w:hAnsi="Cambria Math"/>
-                    <w:lang w:val="en-US"/>
-                  </w:rPr>
-                  <m:t>θ</m:t>
-                </m:r>
-              </m:e>
-              <m:sub>
-                <m:r>
-                  <w:rPr>
-                    <w:rFonts w:ascii="Cambria Math" w:hAnsi="Cambria Math"/>
-                    <w:lang w:val="en-US"/>
-                  </w:rPr>
-                  <m:t>i</m:t>
-                </m:r>
-              </m:sub>
-            </m:sSub>
-          </m:e>
-        </m:acc>
-      </m:oMath>
-      <w:r>
-        <w:rPr>
-          <w:lang w:val="en-US"/>
-        </w:rPr>
-        <w:t xml:space="preserve"> and</w:t>
-      </w:r>
-      <w:r>
-        <w:rPr>
-          <w:rFonts w:eastAsiaTheme="minorEastAsia"/>
-          <w:lang w:val="en-US"/>
-        </w:rPr>
-        <w:t xml:space="preserve"> </w:t>
-      </w:r>
-      <m:oMath>
-        <m:acc>
-          <m:accPr>
-            <m:ctrlPr>
-              <w:rPr>
-                <w:rFonts w:ascii="Cambria Math" w:eastAsiaTheme="minorEastAsia" w:hAnsi="Cambria Math"/>
-                <w:i/>
-                <w:lang w:val="en-US"/>
-              </w:rPr>
-            </m:ctrlPr>
-          </m:accPr>
-          <m:e>
-            <m:r>
-              <w:rPr>
-                <w:rFonts w:ascii="Cambria Math" w:eastAsiaTheme="minorEastAsia" w:hAnsi="Cambria Math"/>
-                <w:lang w:val="en-US"/>
-              </w:rPr>
-              <m:t>SE</m:t>
-            </m:r>
-            <m:ctrlPr>
-              <w:rPr>
-                <w:rFonts w:ascii="Cambria Math" w:hAnsi="Cambria Math"/>
-                <w:i/>
-                <w:lang w:val="en-US"/>
-              </w:rPr>
-            </m:ctrlPr>
-          </m:e>
-        </m:acc>
-        <m:r>
-          <w:rPr>
-            <w:rFonts w:ascii="Cambria Math" w:hAnsi="Cambria Math"/>
-            <w:lang w:val="en-US"/>
-          </w:rPr>
-          <m:t>(</m:t>
-        </m:r>
-        <m:acc>
-          <m:accPr>
-            <m:ctrlPr>
-              <w:rPr>
-                <w:rFonts w:ascii="Cambria Math" w:hAnsi="Cambria Math"/>
-                <w:i/>
-                <w:lang w:val="en-US"/>
-              </w:rPr>
-            </m:ctrlPr>
-          </m:accPr>
-          <m:e>
-            <m:sSub>
-              <m:sSubPr>
-                <m:ctrlPr>
-                  <w:rPr>
-                    <w:rFonts w:ascii="Cambria Math" w:hAnsi="Cambria Math"/>
-                    <w:i/>
-                    <w:lang w:val="en-US"/>
-                  </w:rPr>
-                </m:ctrlPr>
-              </m:sSubPr>
-              <m:e>
-                <m:r>
-                  <w:rPr>
-                    <w:rFonts w:ascii="Cambria Math" w:hAnsi="Cambria Math"/>
-                    <w:lang w:val="en-US"/>
-                  </w:rPr>
-                  <m:t>θ</m:t>
-                </m:r>
-              </m:e>
-              <m:sub>
-                <m:r>
-                  <w:rPr>
-                    <w:rFonts w:ascii="Cambria Math" w:hAnsi="Cambria Math"/>
-                    <w:lang w:val="en-US"/>
-                  </w:rPr>
-                  <m:t>i</m:t>
-                </m:r>
-              </m:sub>
-            </m:sSub>
-          </m:e>
-        </m:acc>
-        <m:r>
-          <w:rPr>
-            <w:rFonts w:ascii="Cambria Math" w:hAnsi="Cambria Math"/>
-            <w:lang w:val="en-US"/>
-          </w:rPr>
-          <m:t>)</m:t>
-        </m:r>
-      </m:oMath>
-      <w:r>
-        <w:rPr>
-          <w:rFonts w:eastAsiaTheme="minorEastAsia"/>
-          <w:lang w:val="en-US"/>
-        </w:rPr>
-        <w:t xml:space="preserve"> </w:t>
-      </w:r>
-      <w:r>
-        <w:rPr>
-          <w:lang w:val="en-US"/>
-        </w:rPr>
-        <w:t>for both methods.</w:t>
-      </w:r>
-    </w:p>
-    <w:p>
-      <w:pPr>
-        <w:pStyle w:val="ListParagraph"/>
-        <w:numPr>
-          <w:ilvl w:val="0"/>
-          <w:numId w:val="8"/>
-        </w:numPr>
-        <w:rPr>
-          <w:lang w:val="en-US"/>
-        </w:rPr>
-      </w:pPr>
-      <w:r>
-        <w:rPr>
-          <w:u w:val="single"/>
-          <w:lang w:val="en-US"/>
-        </w:rPr>
-        <w:t>Agreement between methods and real parameters</w:t>
-      </w:r>
-      <w:r>
-        <w:rPr>
-          <w:lang w:val="en-US"/>
-        </w:rPr>
-        <w:t xml:space="preserve"> with the limits-of-agreement</w:t>
-      </w:r>
-      <w:r>
-        <w:rPr>
-          <w:lang w:val="en-US"/>
-        </w:rPr>
-        <w:t xml:space="preserve"> (or Bland-Altmann) plot</w:t>
-      </w:r>
-      <w:r>
-        <w:rPr>
-          <w:lang w:val="en-US"/>
-        </w:rPr>
-        <w:t xml:space="preserve"> for each method</w:t>
-      </w:r>
-      <w:r>
-        <w:rPr>
-          <w:lang w:val="en-US"/>
-        </w:rPr>
-        <w:t>. C</w:t>
-      </w:r>
-      <w:r>
-        <w:rPr>
-          <w:lang w:val="en-US"/>
-        </w:rPr>
-        <w:t xml:space="preserve">omparator </w:t>
-      </w:r>
-      <w:r>
-        <w:rPr>
-          <w:lang w:val="en-US"/>
-        </w:rPr>
-        <w:t xml:space="preserve">will be the </w:t>
-      </w:r>
-      <w:r>
-        <w:rPr>
-          <w:lang w:val="en-US"/>
-        </w:rPr>
-        <w:t xml:space="preserve">true values of the parameter for </w:t>
-      </w:r>
-      <m:oMath>
-        <m:acc>
-          <m:accPr>
-            <m:ctrlPr>
-              <w:rPr>
-                <w:rFonts w:ascii="Cambria Math" w:hAnsi="Cambria Math"/>
-                <w:i/>
-                <w:lang w:val="en-US"/>
-              </w:rPr>
-            </m:ctrlPr>
-          </m:accPr>
-          <m:e>
-            <m:sSub>
-              <m:sSubPr>
-                <m:ctrlPr>
-                  <w:rPr>
-                    <w:rFonts w:ascii="Cambria Math" w:hAnsi="Cambria Math"/>
-                    <w:i/>
-                    <w:lang w:val="en-US"/>
-                  </w:rPr>
-                </m:ctrlPr>
-              </m:sSubPr>
-              <m:e>
-                <m:r>
-                  <w:rPr>
-                    <w:rFonts w:ascii="Cambria Math" w:hAnsi="Cambria Math"/>
-                    <w:lang w:val="en-US"/>
-                  </w:rPr>
-                  <m:t>θ</m:t>
-                </m:r>
-              </m:e>
-              <m:sub>
-                <m:r>
-                  <w:rPr>
-                    <w:rFonts w:ascii="Cambria Math" w:hAnsi="Cambria Math"/>
-                    <w:lang w:val="en-US"/>
-                  </w:rPr>
-                  <m:t>i</m:t>
-                </m:r>
-              </m:sub>
-            </m:sSub>
-          </m:e>
-        </m:acc>
-      </m:oMath>
-      <w:r>
-        <w:rPr>
-          <w:lang w:val="en-US"/>
-        </w:rPr>
-        <w:t xml:space="preserve"> and </w:t>
-      </w:r>
-      <w:r>
-        <w:rPr>
-          <w:lang w:val="en-US"/>
-        </w:rPr>
-        <w:t> </w:t>
-      </w:r>
-      <m:oMath>
-        <m:acc>
-          <m:accPr>
-            <m:ctrlPr>
-              <w:rPr>
-                <w:rFonts w:ascii="Cambria Math" w:eastAsiaTheme="minorEastAsia" w:hAnsi="Cambria Math"/>
-                <w:i/>
-                <w:lang w:val="en-US"/>
-              </w:rPr>
-            </m:ctrlPr>
-          </m:accPr>
-          <m:e>
-            <m:r>
-              <w:rPr>
-                <w:rFonts w:ascii="Cambria Math" w:eastAsiaTheme="minorEastAsia" w:hAnsi="Cambria Math"/>
-                <w:lang w:val="en-US"/>
-              </w:rPr>
-              <m:t>SE</m:t>
-            </m:r>
-            <m:ctrlPr>
-              <w:rPr>
-                <w:rFonts w:ascii="Cambria Math" w:hAnsi="Cambria Math"/>
-                <w:i/>
-                <w:lang w:val="en-US"/>
-              </w:rPr>
-            </m:ctrlPr>
-          </m:e>
-        </m:acc>
-        <m:r>
-          <w:rPr>
-            <w:rFonts w:ascii="Cambria Math" w:hAnsi="Cambria Math"/>
-            <w:lang w:val="en-US"/>
-          </w:rPr>
-          <m:t>(</m:t>
-        </m:r>
-        <m:acc>
-          <m:accPr>
-            <m:ctrlPr>
-              <w:rPr>
-                <w:rFonts w:ascii="Cambria Math" w:hAnsi="Cambria Math"/>
-                <w:i/>
-                <w:lang w:val="en-US"/>
-              </w:rPr>
-            </m:ctrlPr>
-          </m:accPr>
-          <m:e>
-            <m:sSub>
-              <m:sSubPr>
-                <m:ctrlPr>
-                  <w:rPr>
-                    <w:rFonts w:ascii="Cambria Math" w:hAnsi="Cambria Math"/>
-                    <w:i/>
-                    <w:lang w:val="en-US"/>
-                  </w:rPr>
-                </m:ctrlPr>
-              </m:sSubPr>
-              <m:e>
-                <m:r>
-                  <w:rPr>
-                    <w:rFonts w:ascii="Cambria Math" w:hAnsi="Cambria Math"/>
-                    <w:lang w:val="en-US"/>
-                  </w:rPr>
-                  <m:t>θ</m:t>
-                </m:r>
-              </m:e>
-              <m:sub>
-                <m:r>
-                  <w:rPr>
-                    <w:rFonts w:ascii="Cambria Math" w:hAnsi="Cambria Math"/>
-                    <w:lang w:val="en-US"/>
-                  </w:rPr>
-                  <m:t>i</m:t>
-                </m:r>
-              </m:sub>
-            </m:sSub>
-          </m:e>
-        </m:acc>
-        <m:r>
-          <w:rPr>
-            <w:rFonts w:ascii="Cambria Math" w:hAnsi="Cambria Math"/>
-            <w:lang w:val="en-US"/>
-          </w:rPr>
-          <m:t>)</m:t>
-        </m:r>
-      </m:oMath>
-      <w:r>
-        <w:rPr>
-          <w:rFonts w:eastAsiaTheme="minorEastAsia"/>
-          <w:lang w:val="en-US"/>
-        </w:rPr>
-        <w:t xml:space="preserve">. That is the difference against the mean of </w:t>
-      </w:r>
-      <m:oMath>
-        <m:acc>
-          <m:accPr>
-            <m:ctrlPr>
-              <w:rPr>
-                <w:rFonts w:ascii="Cambria Math" w:hAnsi="Cambria Math"/>
-                <w:i/>
-                <w:lang w:val="en-US"/>
-              </w:rPr>
-            </m:ctrlPr>
-          </m:accPr>
-          <m:e>
-            <m:sSub>
-              <m:sSubPr>
-                <m:ctrlPr>
-                  <w:rPr>
-                    <w:rFonts w:ascii="Cambria Math" w:hAnsi="Cambria Math"/>
-                    <w:i/>
-                    <w:lang w:val="en-US"/>
-                  </w:rPr>
-                </m:ctrlPr>
-              </m:sSubPr>
-              <m:e>
-                <m:r>
-                  <w:rPr>
-                    <w:rFonts w:ascii="Cambria Math" w:hAnsi="Cambria Math"/>
-                    <w:lang w:val="en-US"/>
-                  </w:rPr>
-                  <m:t>θ</m:t>
-                </m:r>
-              </m:e>
-              <m:sub>
-                <m:r>
-                  <w:rPr>
-                    <w:rFonts w:ascii="Cambria Math" w:hAnsi="Cambria Math"/>
-                    <w:lang w:val="en-US"/>
-                  </w:rPr>
-                  <m:t>i</m:t>
-                </m:r>
-              </m:sub>
-            </m:sSub>
-          </m:e>
-        </m:acc>
-      </m:oMath>
-      <w:r>
-        <w:rPr>
-          <w:rFonts w:eastAsiaTheme="minorEastAsia"/>
-          <w:lang w:val="en-US"/>
-        </w:rPr>
-        <w:t xml:space="preserve"> and </w:t>
-      </w:r>
-      <m:oMath>
-        <m:r>
-          <w:rPr>
-            <w:rFonts w:ascii="Cambria Math" w:eastAsiaTheme="minorEastAsia" w:hAnsi="Cambria Math"/>
-            <w:lang w:val="en-US"/>
-          </w:rPr>
-          <m:t>θ</m:t>
-        </m:r>
-      </m:oMath>
-      <w:r>
-        <w:rPr>
-          <w:rFonts w:eastAsiaTheme="minorEastAsia"/>
-          <w:lang w:val="en-US"/>
-        </w:rPr>
-        <w:t>.</w:t>
-      </w:r>
-      <w:r>
-        <w:rPr>
-          <w:rFonts w:eastAsiaTheme="minorEastAsia"/>
-          <w:lang w:val="en-US"/>
-        </w:rPr>
-        <w:t xml:space="preserve"> </w:t>
+        <w:t xml:space="preserve"> f</w:t>
+      </w:r>
+      <w:r>
+        <w:rPr>
+          <w:lang w:val="en-US"/>
+        </w:rPr>
+        <w:t>rom</w:t>
+      </w:r>
+      <w:r>
+        <w:rPr>
+          <w:lang w:val="en-US"/>
+        </w:rPr>
+        <w:t xml:space="preserve"> both methods</w:t>
+      </w:r>
+      <w:r>
+        <w:rPr>
+          <w:lang w:val="en-US"/>
+        </w:rPr>
+        <w:t xml:space="preserve"> and for each data-generating mechanism.</w:t>
       </w:r>
     </w:p>
     <w:p>
@@ -5214,7 +6426,6 @@
         <w:rPr>
           <w:lang w:val="en-US"/>
         </w:rPr>
-        <w:lastRenderedPageBreak/>
         <w:t>The “</w:t>
       </w:r>
       <w:r>
@@ -5364,6 +6575,155 @@
     </w:p>
     <w:p>
       <w:pPr>
+        <w:pStyle w:val="ListParagraph"/>
+        <w:numPr>
+          <w:ilvl w:val="0"/>
+          <w:numId w:val="2"/>
+        </w:numPr>
+        <w:rPr>
+          <w:lang w:val="en-US"/>
+        </w:rPr>
+      </w:pPr>
+      <w:r>
+        <w:rPr>
+          <w:lang w:val="en-US"/>
+        </w:rPr>
+        <w:lastRenderedPageBreak/>
+        <w:t>The “one-at-a-time” plan has an impact on the way we can report results, namely due to the absence of direct estimation of interaction effects</w:t>
+      </w:r>
+      <w:r>
+        <w:rPr>
+          <w:lang w:val="en-US"/>
+        </w:rPr>
+        <w:t xml:space="preserve"> of different factors in the simulation plan</w:t>
+      </w:r>
+      <w:r>
+        <w:rPr>
+          <w:lang w:val="en-US"/>
+        </w:rPr>
+        <w:t xml:space="preserve">. </w:t>
+      </w:r>
+    </w:p>
+    <w:p>
+      <w:pPr>
+        <w:pStyle w:val="ListParagraph"/>
+        <w:numPr>
+          <w:ilvl w:val="0"/>
+          <w:numId w:val="2"/>
+        </w:numPr>
+        <w:rPr>
+          <w:lang w:val="en-US"/>
+        </w:rPr>
+      </w:pPr>
+      <w:r>
+        <w:rPr>
+          <w:lang w:val="en-US"/>
+        </w:rPr>
+        <w:t>For each factor varying (</w:t>
+      </w:r>
+      <w:r>
+        <w:rPr>
+          <w:i/>
+          <w:iCs/>
+          <w:lang w:val="en-US"/>
+        </w:rPr>
+        <w:t>e.g.</w:t>
+      </w:r>
+      <w:r>
+        <w:rPr>
+          <w:lang w:val="en-US"/>
+        </w:rPr>
+        <w:t xml:space="preserve"> number of patients, duration of plateau, etc.), we can report both a qualitative and quantitative summary (</w:t>
+      </w:r>
+      <w:r>
+        <w:rPr>
+          <w:i/>
+          <w:iCs/>
+          <w:lang w:val="en-US"/>
+        </w:rPr>
+        <w:t xml:space="preserve">e.g. </w:t>
+      </w:r>
+      <w:r>
+        <w:rPr>
+          <w:lang w:val="en-US"/>
+        </w:rPr>
+        <w:t>the longer the plateau, the lower the biases for both methods</w:t>
+      </w:r>
+      <w:r>
+        <w:rPr>
+          <w:lang w:val="en-US"/>
+        </w:rPr>
+        <w:t>: in the best-case, plateau = 32 min, biases is XX for `segreg` and YY for the mixed model).</w:t>
+      </w:r>
+    </w:p>
+    <w:p>
+      <w:pPr>
+        <w:pStyle w:val="ListParagraph"/>
+        <w:numPr>
+          <w:ilvl w:val="0"/>
+          <w:numId w:val="2"/>
+        </w:numPr>
+        <w:rPr>
+          <w:lang w:val="en-US"/>
+        </w:rPr>
+      </w:pPr>
+      <w:r>
+        <w:rPr>
+          <w:lang w:val="en-US"/>
+        </w:rPr>
+        <w:t>Considering second-order interactions between factors, only a qualitative summary</w:t>
+      </w:r>
+      <w:r>
+        <w:rPr>
+          <w:lang w:val="en-US"/>
+        </w:rPr>
+        <w:t xml:space="preserve"> can be </w:t>
+      </w:r>
+      <w:r>
+        <w:rPr>
+          <w:lang w:val="en-US"/>
+        </w:rPr>
+        <w:t>predicted from results</w:t>
+      </w:r>
+      <w:r>
+        <w:rPr>
+          <w:lang w:val="en-US"/>
+        </w:rPr>
+        <w:t xml:space="preserve"> (since bias increases with lower plateau and higher noise on score, one can</w:t>
+      </w:r>
+      <w:r>
+        <w:rPr>
+          <w:lang w:val="en-US"/>
+        </w:rPr>
+        <w:t xml:space="preserve"> reasonably</w:t>
+      </w:r>
+      <w:r>
+        <w:rPr>
+          <w:lang w:val="en-US"/>
+        </w:rPr>
+        <w:t xml:space="preserve"> expect that the 2 factors varying in this direction at the same time will result in an even higher bias).</w:t>
+      </w:r>
+    </w:p>
+    <w:p>
+      <w:pPr>
+        <w:pStyle w:val="ListParagraph"/>
+        <w:numPr>
+          <w:ilvl w:val="0"/>
+          <w:numId w:val="2"/>
+        </w:numPr>
+        <w:rPr>
+          <w:lang w:val="en-US"/>
+        </w:rPr>
+      </w:pPr>
+      <w:r>
+        <w:rPr>
+          <w:lang w:val="en-US"/>
+        </w:rPr>
+        <w:t>Third-order interactions will be considered negligeable.</w:t>
+      </w:r>
+    </w:p>
+    <w:p>
+      <w:pPr>
         <w:rPr>
           <w:lang w:val="en-US"/>
         </w:rPr>
@@ -5384,13 +6744,49 @@
         <w:rPr>
           <w:lang w:val="en-US"/>
         </w:rPr>
-        <w:t xml:space="preserve"> will be reported on a lollipop plot with the 95% Monte Carlo CI for every method. We suspect that the `segreg` model will work better on the data since it properly enforces the plateau in the model</w:t>
-      </w:r>
-      <w:r>
-        <w:rPr>
-          <w:lang w:val="en-US"/>
-        </w:rPr>
-        <w:t>, so w</w:t>
+        <w:t xml:space="preserve"> will be reported on a lollipop plot with the 95% Monte Carlo CI for </w:t>
+      </w:r>
+      <w:r>
+        <w:rPr>
+          <w:lang w:val="en-US"/>
+        </w:rPr>
+        <w:t>both</w:t>
+      </w:r>
+      <w:r>
+        <w:rPr>
+          <w:lang w:val="en-US"/>
+        </w:rPr>
+        <w:t xml:space="preserve"> method</w:t>
+      </w:r>
+      <w:r>
+        <w:rPr>
+          <w:lang w:val="en-US"/>
+        </w:rPr>
+        <w:t>s</w:t>
+      </w:r>
+      <w:r>
+        <w:rPr>
+          <w:lang w:val="en-US"/>
+        </w:rPr>
+        <w:t xml:space="preserve">. </w:t>
+      </w:r>
+      <w:r>
+        <w:rPr>
+          <w:lang w:val="en-US"/>
+        </w:rPr>
+        <w:t>Even though it should depend on the scenario, w</w:t>
+      </w:r>
+      <w:r>
+        <w:rPr>
+          <w:lang w:val="en-US"/>
+        </w:rPr>
+        <w:t>e suspect that the `segreg` model will work better on the data since it properly enforces the plateau in the model</w:t>
+      </w:r>
+      <w:r>
+        <w:rPr>
+          <w:lang w:val="en-US"/>
+        </w:rPr>
+        <w:t>. W</w:t>
       </w:r>
       <w:r>
         <w:rPr>
@@ -5408,7 +6804,31 @@
         <w:rPr>
           <w:lang w:val="en-US"/>
         </w:rPr>
-        <w:t>ll present precision gain with `segmented.lme` as</w:t>
+        <w:t xml:space="preserve">ll </w:t>
+      </w:r>
+      <w:r>
+        <w:rPr>
+          <w:lang w:val="en-US"/>
+        </w:rPr>
+        <w:t xml:space="preserve">consequently </w:t>
+      </w:r>
+      <w:r>
+        <w:rPr>
+          <w:lang w:val="en-US"/>
+        </w:rPr>
+        <w:t>present precision gain with `</w:t>
+      </w:r>
+      <w:r>
+        <w:rPr>
+          <w:lang w:val="en-US"/>
+        </w:rPr>
+        <w:t>segreg</w:t>
+      </w:r>
+      <w:r>
+        <w:rPr>
+          <w:lang w:val="en-US"/>
+        </w:rPr>
+        <w:t>` as</w:t>
       </w:r>
       <w:r>
         <w:rPr>
@@ -6000,8 +7420,231 @@
   <w:abstractNum w:abstractNumId="4" w15:restartNumberingAfterBreak="0">
     <w:nsid w:val="257002AB"/>
     <w:multiLevelType w:val="hybridMultilevel"/>
-    <w:tmpl w:val="483807BA"/>
-    <w:lvl w:ilvl="0" w:tplc="781C33F2">
+    <w:tmpl w:val="6B8A06A0"/>
+    <w:lvl w:ilvl="0" w:tplc="0406000F">
+      <w:start w:val="1"/>
+      <w:numFmt w:val="decimal"/>
+      <w:lvlText w:val="%1."/>
+      <w:lvlJc w:val="left"/>
+      <w:pPr>
+        <w:ind w:left="720" w:hanging="360"/>
+      </w:pPr>
+      <w:rPr>
+        <w:rFonts w:hint="default"/>
+      </w:rPr>
+    </w:lvl>
+    <w:lvl w:ilvl="1" w:tplc="04060003">
+      <w:start w:val="1"/>
+      <w:numFmt w:val="bullet"/>
+      <w:lvlText w:val="o"/>
+      <w:lvlJc w:val="left"/>
+      <w:pPr>
+        <w:ind w:left="1440" w:hanging="360"/>
+      </w:pPr>
+      <w:rPr>
+        <w:rFonts w:ascii="Courier New" w:hAnsi="Courier New" w:cs="Courier New" w:hint="default"/>
+      </w:rPr>
+    </w:lvl>
+    <w:lvl w:ilvl="2" w:tplc="04060005" w:tentative="1">
+      <w:start w:val="1"/>
+      <w:numFmt w:val="bullet"/>
+      <w:lvlText w:val=""/>
+      <w:lvlJc w:val="left"/>
+      <w:pPr>
+        <w:ind w:left="2160" w:hanging="360"/>
+      </w:pPr>
+      <w:rPr>
+        <w:rFonts w:ascii="Wingdings" w:hAnsi="Wingdings" w:hint="default"/>
+      </w:rPr>
+    </w:lvl>
+    <w:lvl w:ilvl="3" w:tplc="04060001" w:tentative="1">
+      <w:start w:val="1"/>
+      <w:numFmt w:val="bullet"/>
+      <w:lvlText w:val=""/>
+      <w:lvlJc w:val="left"/>
+      <w:pPr>
+        <w:ind w:left="2880" w:hanging="360"/>
+      </w:pPr>
+      <w:rPr>
+        <w:rFonts w:ascii="Symbol" w:hAnsi="Symbol" w:hint="default"/>
+      </w:rPr>
+    </w:lvl>
+    <w:lvl w:ilvl="4" w:tplc="04060003" w:tentative="1">
+      <w:start w:val="1"/>
+      <w:numFmt w:val="bullet"/>
+      <w:lvlText w:val="o"/>
+      <w:lvlJc w:val="left"/>
+      <w:pPr>
+        <w:ind w:left="3600" w:hanging="360"/>
+      </w:pPr>
+      <w:rPr>
+        <w:rFonts w:ascii="Courier New" w:hAnsi="Courier New" w:cs="Courier New" w:hint="default"/>
+      </w:rPr>
+    </w:lvl>
+    <w:lvl w:ilvl="5" w:tplc="04060005" w:tentative="1">
+      <w:start w:val="1"/>
+      <w:numFmt w:val="bullet"/>
+      <w:lvlText w:val=""/>
+      <w:lvlJc w:val="left"/>
+      <w:pPr>
+        <w:ind w:left="4320" w:hanging="360"/>
+      </w:pPr>
+      <w:rPr>
+        <w:rFonts w:ascii="Wingdings" w:hAnsi="Wingdings" w:hint="default"/>
+      </w:rPr>
+    </w:lvl>
+    <w:lvl w:ilvl="6" w:tplc="04060001" w:tentative="1">
+      <w:start w:val="1"/>
+      <w:numFmt w:val="bullet"/>
+      <w:lvlText w:val=""/>
+      <w:lvlJc w:val="left"/>
+      <w:pPr>
+        <w:ind w:left="5040" w:hanging="360"/>
+      </w:pPr>
+      <w:rPr>
+        <w:rFonts w:ascii="Symbol" w:hAnsi="Symbol" w:hint="default"/>
+      </w:rPr>
+    </w:lvl>
+    <w:lvl w:ilvl="7" w:tplc="04060003" w:tentative="1">
+      <w:start w:val="1"/>
+      <w:numFmt w:val="bullet"/>
+      <w:lvlText w:val="o"/>
+      <w:lvlJc w:val="left"/>
+      <w:pPr>
+        <w:ind w:left="5760" w:hanging="360"/>
+      </w:pPr>
+      <w:rPr>
+        <w:rFonts w:ascii="Courier New" w:hAnsi="Courier New" w:cs="Courier New" w:hint="default"/>
+      </w:rPr>
+    </w:lvl>
+    <w:lvl w:ilvl="8" w:tplc="04060005" w:tentative="1">
+      <w:start w:val="1"/>
+      <w:numFmt w:val="bullet"/>
+      <w:lvlText w:val=""/>
+      <w:lvlJc w:val="left"/>
+      <w:pPr>
+        <w:ind w:left="6480" w:hanging="360"/>
+      </w:pPr>
+      <w:rPr>
+        <w:rFonts w:ascii="Wingdings" w:hAnsi="Wingdings" w:hint="default"/>
+      </w:rPr>
+    </w:lvl>
+  </w:abstractNum>
+  <w:abstractNum w:abstractNumId="5" w15:restartNumberingAfterBreak="0">
+    <w:nsid w:val="79F16545"/>
+    <w:multiLevelType w:val="hybridMultilevel"/>
+    <w:tmpl w:val="9D763614"/>
+    <w:lvl w:ilvl="0" w:tplc="FFFFFFFF">
+      <w:start w:val="1"/>
+      <w:numFmt w:val="decimal"/>
+      <w:lvlText w:val="%1."/>
+      <w:lvlJc w:val="left"/>
+      <w:pPr>
+        <w:ind w:left="720" w:hanging="360"/>
+      </w:pPr>
+      <w:rPr>
+        <w:rFonts w:hint="default"/>
+      </w:rPr>
+    </w:lvl>
+    <w:lvl w:ilvl="1" w:tplc="0406001B">
+      <w:start w:val="1"/>
+      <w:numFmt w:val="lowerRoman"/>
+      <w:lvlText w:val="%2."/>
+      <w:lvlJc w:val="right"/>
+      <w:pPr>
+        <w:ind w:left="1440" w:hanging="360"/>
+      </w:pPr>
+    </w:lvl>
+    <w:lvl w:ilvl="2" w:tplc="FFFFFFFF">
+      <w:start w:val="1"/>
+      <w:numFmt w:val="bullet"/>
+      <w:lvlText w:val=""/>
+      <w:lvlJc w:val="left"/>
+      <w:pPr>
+        <w:ind w:left="2160" w:hanging="360"/>
+      </w:pPr>
+      <w:rPr>
+        <w:rFonts w:ascii="Wingdings" w:hAnsi="Wingdings" w:hint="default"/>
+      </w:rPr>
+    </w:lvl>
+    <w:lvl w:ilvl="3" w:tplc="FFFFFFFF" w:tentative="1">
+      <w:start w:val="1"/>
+      <w:numFmt w:val="bullet"/>
+      <w:lvlText w:val=""/>
+      <w:lvlJc w:val="left"/>
+      <w:pPr>
+        <w:ind w:left="2880" w:hanging="360"/>
+      </w:pPr>
+      <w:rPr>
+        <w:rFonts w:ascii="Symbol" w:hAnsi="Symbol" w:hint="default"/>
+      </w:rPr>
+    </w:lvl>
+    <w:lvl w:ilvl="4" w:tplc="FFFFFFFF" w:tentative="1">
+      <w:start w:val="1"/>
+      <w:numFmt w:val="bullet"/>
+      <w:lvlText w:val="o"/>
+      <w:lvlJc w:val="left"/>
+      <w:pPr>
+        <w:ind w:left="3600" w:hanging="360"/>
+      </w:pPr>
+      <w:rPr>
+        <w:rFonts w:ascii="Courier New" w:hAnsi="Courier New" w:cs="Courier New" w:hint="default"/>
+      </w:rPr>
+    </w:lvl>
+    <w:lvl w:ilvl="5" w:tplc="FFFFFFFF" w:tentative="1">
+      <w:start w:val="1"/>
+      <w:numFmt w:val="bullet"/>
+      <w:lvlText w:val=""/>
+      <w:lvlJc w:val="left"/>
+      <w:pPr>
+        <w:ind w:left="4320" w:hanging="360"/>
+      </w:pPr>
+      <w:rPr>
+        <w:rFonts w:ascii="Wingdings" w:hAnsi="Wingdings" w:hint="default"/>
+      </w:rPr>
+    </w:lvl>
+    <w:lvl w:ilvl="6" w:tplc="FFFFFFFF" w:tentative="1">
+      <w:start w:val="1"/>
+      <w:numFmt w:val="bullet"/>
+      <w:lvlText w:val=""/>
+      <w:lvlJc w:val="left"/>
+      <w:pPr>
+        <w:ind w:left="5040" w:hanging="360"/>
+      </w:pPr>
+      <w:rPr>
+        <w:rFonts w:ascii="Symbol" w:hAnsi="Symbol" w:hint="default"/>
+      </w:rPr>
+    </w:lvl>
+    <w:lvl w:ilvl="7" w:tplc="FFFFFFFF" w:tentative="1">
+      <w:start w:val="1"/>
+      <w:numFmt w:val="bullet"/>
+      <w:lvlText w:val="o"/>
+      <w:lvlJc w:val="left"/>
+      <w:pPr>
+        <w:ind w:left="5760" w:hanging="360"/>
+      </w:pPr>
+      <w:rPr>
+        <w:rFonts w:ascii="Courier New" w:hAnsi="Courier New" w:cs="Courier New" w:hint="default"/>
+      </w:rPr>
+    </w:lvl>
+    <w:lvl w:ilvl="8" w:tplc="FFFFFFFF" w:tentative="1">
+      <w:start w:val="1"/>
+      <w:numFmt w:val="bullet"/>
+      <w:lvlText w:val=""/>
+      <w:lvlJc w:val="left"/>
+      <w:pPr>
+        <w:ind w:left="6480" w:hanging="360"/>
+      </w:pPr>
+      <w:rPr>
+        <w:rFonts w:ascii="Wingdings" w:hAnsi="Wingdings" w:hint="default"/>
+      </w:rPr>
+    </w:lvl>
+  </w:abstractNum>
+  <w:abstractNum w:abstractNumId="6" w15:restartNumberingAfterBreak="0">
+    <w:nsid w:val="7BCF1658"/>
+    <w:multiLevelType w:val="hybridMultilevel"/>
+    <w:tmpl w:val="E640DA4C"/>
+    <w:lvl w:ilvl="0" w:tplc="9ADC8A08">
       <w:numFmt w:val="bullet"/>
       <w:lvlText w:val="-"/>
       <w:lvlJc w:val="left"/>
@@ -6109,120 +7752,8 @@
       </w:rPr>
     </w:lvl>
   </w:abstractNum>
-  <w:abstractNum w:abstractNumId="5" w15:restartNumberingAfterBreak="0">
-    <w:nsid w:val="7BCF1658"/>
-    <w:multiLevelType w:val="hybridMultilevel"/>
-    <w:tmpl w:val="E640DA4C"/>
-    <w:lvl w:ilvl="0" w:tplc="9ADC8A08">
-      <w:numFmt w:val="bullet"/>
-      <w:lvlText w:val="-"/>
-      <w:lvlJc w:val="left"/>
-      <w:pPr>
-        <w:ind w:left="720" w:hanging="360"/>
-      </w:pPr>
-      <w:rPr>
-        <w:rFonts w:ascii="Calibri" w:eastAsiaTheme="minorHAnsi" w:hAnsi="Calibri" w:cs="Calibri" w:hint="default"/>
-      </w:rPr>
-    </w:lvl>
-    <w:lvl w:ilvl="1" w:tplc="04060003">
-      <w:start w:val="1"/>
-      <w:numFmt w:val="bullet"/>
-      <w:lvlText w:val="o"/>
-      <w:lvlJc w:val="left"/>
-      <w:pPr>
-        <w:ind w:left="1440" w:hanging="360"/>
-      </w:pPr>
-      <w:rPr>
-        <w:rFonts w:ascii="Courier New" w:hAnsi="Courier New" w:cs="Courier New" w:hint="default"/>
-      </w:rPr>
-    </w:lvl>
-    <w:lvl w:ilvl="2" w:tplc="04060005" w:tentative="1">
-      <w:start w:val="1"/>
-      <w:numFmt w:val="bullet"/>
-      <w:lvlText w:val=""/>
-      <w:lvlJc w:val="left"/>
-      <w:pPr>
-        <w:ind w:left="2160" w:hanging="360"/>
-      </w:pPr>
-      <w:rPr>
-        <w:rFonts w:ascii="Wingdings" w:hAnsi="Wingdings" w:hint="default"/>
-      </w:rPr>
-    </w:lvl>
-    <w:lvl w:ilvl="3" w:tplc="04060001" w:tentative="1">
-      <w:start w:val="1"/>
-      <w:numFmt w:val="bullet"/>
-      <w:lvlText w:val=""/>
-      <w:lvlJc w:val="left"/>
-      <w:pPr>
-        <w:ind w:left="2880" w:hanging="360"/>
-      </w:pPr>
-      <w:rPr>
-        <w:rFonts w:ascii="Symbol" w:hAnsi="Symbol" w:hint="default"/>
-      </w:rPr>
-    </w:lvl>
-    <w:lvl w:ilvl="4" w:tplc="04060003" w:tentative="1">
-      <w:start w:val="1"/>
-      <w:numFmt w:val="bullet"/>
-      <w:lvlText w:val="o"/>
-      <w:lvlJc w:val="left"/>
-      <w:pPr>
-        <w:ind w:left="3600" w:hanging="360"/>
-      </w:pPr>
-      <w:rPr>
-        <w:rFonts w:ascii="Courier New" w:hAnsi="Courier New" w:cs="Courier New" w:hint="default"/>
-      </w:rPr>
-    </w:lvl>
-    <w:lvl w:ilvl="5" w:tplc="04060005" w:tentative="1">
-      <w:start w:val="1"/>
-      <w:numFmt w:val="bullet"/>
-      <w:lvlText w:val=""/>
-      <w:lvlJc w:val="left"/>
-      <w:pPr>
-        <w:ind w:left="4320" w:hanging="360"/>
-      </w:pPr>
-      <w:rPr>
-        <w:rFonts w:ascii="Wingdings" w:hAnsi="Wingdings" w:hint="default"/>
-      </w:rPr>
-    </w:lvl>
-    <w:lvl w:ilvl="6" w:tplc="04060001" w:tentative="1">
-      <w:start w:val="1"/>
-      <w:numFmt w:val="bullet"/>
-      <w:lvlText w:val=""/>
-      <w:lvlJc w:val="left"/>
-      <w:pPr>
-        <w:ind w:left="5040" w:hanging="360"/>
-      </w:pPr>
-      <w:rPr>
-        <w:rFonts w:ascii="Symbol" w:hAnsi="Symbol" w:hint="default"/>
-      </w:rPr>
-    </w:lvl>
-    <w:lvl w:ilvl="7" w:tplc="04060003" w:tentative="1">
-      <w:start w:val="1"/>
-      <w:numFmt w:val="bullet"/>
-      <w:lvlText w:val="o"/>
-      <w:lvlJc w:val="left"/>
-      <w:pPr>
-        <w:ind w:left="5760" w:hanging="360"/>
-      </w:pPr>
-      <w:rPr>
-        <w:rFonts w:ascii="Courier New" w:hAnsi="Courier New" w:cs="Courier New" w:hint="default"/>
-      </w:rPr>
-    </w:lvl>
-    <w:lvl w:ilvl="8" w:tplc="04060005" w:tentative="1">
-      <w:start w:val="1"/>
-      <w:numFmt w:val="bullet"/>
-      <w:lvlText w:val=""/>
-      <w:lvlJc w:val="left"/>
-      <w:pPr>
-        <w:ind w:left="6480" w:hanging="360"/>
-      </w:pPr>
-      <w:rPr>
-        <w:rFonts w:ascii="Wingdings" w:hAnsi="Wingdings" w:hint="default"/>
-      </w:rPr>
-    </w:lvl>
-  </w:abstractNum>
   <w:num w:numId="1" w16cid:durableId="1915894769">
-    <w:abstractNumId w:val="5"/>
+    <w:abstractNumId w:val="6"/>
   </w:num>
   <w:num w:numId="2" w16cid:durableId="1250384470">
     <w:abstractNumId w:val="3"/>
@@ -6244,6 +7775,9 @@
   </w:num>
   <w:num w:numId="8" w16cid:durableId="1751123483">
     <w:abstractNumId w:val="1"/>
+  </w:num>
+  <w:num w:numId="9" w16cid:durableId="1426880185">
+    <w:abstractNumId w:val="5"/>
   </w:num>
 </w:numbering>
 </file>
@@ -6648,7 +8182,7 @@
   <w:style w:type="paragraph" w:default="1" w:styleId="Normal">
     <w:name w:val="Normal"/>
     <w:qFormat/>
-    <w:rsid w:val="004C77F9"/>
+    <w:rsid w:val="00E91939"/>
   </w:style>
   <w:style w:type="paragraph" w:styleId="Heading1">
     <w:name w:val="heading 1"/>
@@ -6855,6 +8389,7 @@
   <w:style w:type="character" w:default="1" w:styleId="DefaultParagraphFont">
     <w:name w:val="Default Paragraph Font"/>
     <w:uiPriority w:val="1"/>
+    <w:semiHidden/>
     <w:unhideWhenUsed/>
   </w:style>
   <w:style w:type="table" w:default="1" w:styleId="TableNormal">

--- a/inst/simStudyProtocol.docx
+++ b/inst/simStudyProtocol.docx
@@ -37,31 +37,13 @@
         <w:rPr>
           <w:lang w:val="en-US"/>
         </w:rPr>
-        <w:t>The aim of this simulation study is to evaluate and compare already implemented statistical methods for summarizing linear-segmented relationships. In particular, we will look at the “10” pattern,</w:t>
-      </w:r>
-      <w:r>
-        <w:rPr>
-          <w:lang w:val="en-US"/>
-        </w:rPr>
-        <w:t xml:space="preserve"> </w:t>
-      </w:r>
-      <w:r>
-        <w:rPr>
-          <w:lang w:val="en-US"/>
-        </w:rPr>
-        <w:t xml:space="preserve">that is, a 2-segment linear relationship between </w:t>
-      </w:r>
-      <w:r>
-        <w:rPr>
-          <w:lang w:val="en-US"/>
-        </w:rPr>
-        <w:t>the response and the explanatory variable</w:t>
-      </w:r>
-      <w:r>
-        <w:rPr>
-          <w:lang w:val="en-US"/>
-        </w:rPr>
-        <w:t>, with the first segment having a non-zero slope, and the second segment being a plateau (null slope).</w:t>
+        <w:t xml:space="preserve">The aim of this simulation study is to evaluate and compare already implemented statistical methods for summarizing linear-segmented relationships. </w:t>
+      </w:r>
+      <w:r>
+        <w:rPr>
+          <w:lang w:val="en-US"/>
+        </w:rPr>
+        <w:t>We namely want to explore the limitations of these methods, whether common or specific to one method. The goal is however not to individually stretch the methods up to any point where one could break, but rather comparing them and understanding in which situation is a method better, or similar to another method.</w:t>
       </w:r>
     </w:p>
     <w:p>
@@ -74,7 +56,58 @@
         <w:rPr>
           <w:lang w:val="en-US"/>
         </w:rPr>
-        <w:t>TODO – add figure of 10 pattern</w:t>
+        <w:t>We will focus on a pattern “10” for the simulated data</w:t>
+      </w:r>
+      <w:r>
+        <w:rPr>
+          <w:lang w:val="en-US"/>
+        </w:rPr>
+        <w:t>,</w:t>
+      </w:r>
+      <w:r>
+        <w:rPr>
+          <w:lang w:val="en-US"/>
+        </w:rPr>
+        <w:t xml:space="preserve"> </w:t>
+      </w:r>
+      <w:r>
+        <w:rPr>
+          <w:lang w:val="en-US"/>
+        </w:rPr>
+        <w:t xml:space="preserve">that is, a 2-segment linear relationship between </w:t>
+      </w:r>
+      <w:r>
+        <w:rPr>
+          <w:lang w:val="en-US"/>
+        </w:rPr>
+        <w:t>the response and the explanatory variable</w:t>
+      </w:r>
+      <w:r>
+        <w:rPr>
+          <w:lang w:val="en-US"/>
+        </w:rPr>
+        <w:t>, with the first segment having a non-zero slope, and the second segment being a plateau (null slope).</w:t>
+      </w:r>
+    </w:p>
+    <w:p>
+      <w:pPr>
+        <w:rPr>
+          <w:lang w:val="en-US"/>
+        </w:rPr>
+      </w:pPr>
+      <w:r>
+        <w:rPr>
+          <w:b/>
+          <w:bCs/>
+          <w:lang w:val="en-US"/>
+        </w:rPr>
+        <w:t>TODO</w:t>
+      </w:r>
+      <w:r>
+        <w:rPr>
+          <w:lang w:val="en-US"/>
+        </w:rPr>
+        <w:t xml:space="preserve"> – add figure of 10 pattern</w:t>
       </w:r>
     </w:p>
     <w:p>
@@ -348,6 +381,7 @@
         <w:rPr>
           <w:lang w:val="en-US"/>
         </w:rPr>
+        <w:lastRenderedPageBreak/>
         <w:t>Linear model with breakpoint estimation (`segmented` R package, function `segreg`)</w:t>
       </w:r>
       <w:r>
@@ -425,7 +459,6 @@
         <w:pStyle w:val="Heading1"/>
       </w:pPr>
       <w:r>
-        <w:lastRenderedPageBreak/>
         <w:t>Methods for generating the dataset</w:t>
       </w:r>
     </w:p>
@@ -979,26 +1012,70 @@
           <w:numId w:val="9"/>
         </w:numPr>
         <w:rPr>
-          <w:lang w:val="en-US"/>
-        </w:rPr>
-      </w:pPr>
-      <w:r>
-        <w:rPr>
-          <w:lang w:val="en-US"/>
-        </w:rPr>
-        <w:t>Distinct inhomogeneous groups in the data (say in equal proportion) should lead the mixed model to failure, whereas it will likely have no impact on the patient-wise models.</w:t>
-      </w:r>
-      <w:r>
-        <w:rPr>
+          <w:highlight w:val="yellow"/>
+          <w:lang w:val="en-US"/>
+        </w:rPr>
+      </w:pPr>
+      <w:r>
+        <w:rPr>
+          <w:highlight w:val="yellow"/>
+          <w:lang w:val="en-US"/>
+        </w:rPr>
+        <w:t xml:space="preserve">Distinct inhomogeneous groups in the data (say in equal proportion) should lead the mixed model to failure, whereas it will likely have no impact on the </w:t>
+      </w:r>
+      <w:r>
+        <w:rPr>
+          <w:highlight w:val="yellow"/>
+          <w:lang w:val="en-US"/>
+        </w:rPr>
+        <w:lastRenderedPageBreak/>
+        <w:t>patient-wise models.</w:t>
+      </w:r>
+      <w:r>
+        <w:rPr>
+          <w:highlight w:val="yellow"/>
           <w:lang w:val="en-US"/>
         </w:rPr>
         <w:t xml:space="preserve"> </w:t>
       </w:r>
       <w:r>
         <w:rPr>
-          <w:lang w:val="en-US"/>
-        </w:rPr>
-        <w:t>Even having such to distinct population in the mixed model is a miss-specification in itself.</w:t>
+          <w:highlight w:val="yellow"/>
+          <w:lang w:val="en-US"/>
+        </w:rPr>
+        <w:t>Even having such distinct population</w:t>
+      </w:r>
+      <w:r>
+        <w:rPr>
+          <w:highlight w:val="yellow"/>
+          <w:lang w:val="en-US"/>
+        </w:rPr>
+        <w:t>s</w:t>
+      </w:r>
+      <w:r>
+        <w:rPr>
+          <w:highlight w:val="yellow"/>
+          <w:lang w:val="en-US"/>
+        </w:rPr>
+        <w:t xml:space="preserve"> in the mixed model is a miss-specification in itself.</w:t>
+      </w:r>
+      <w:r>
+        <w:rPr>
+          <w:lang w:val="en-US"/>
+        </w:rPr>
+        <w:t xml:space="preserve"> Is it relevant to the simulation study</w:t>
+      </w:r>
+      <w:r>
+        <w:rPr>
+          <w:lang w:val="en-US"/>
+        </w:rPr>
+        <w:t>?</w:t>
+      </w:r>
+      <w:r>
+        <w:rPr>
+          <w:lang w:val="en-US"/>
+        </w:rPr>
+        <w:t xml:space="preserve"> </w:t>
       </w:r>
     </w:p>
     <w:p>
@@ -1050,7 +1127,6 @@
               <w:rPr>
                 <w:lang w:val="en-US"/>
               </w:rPr>
-              <w:lastRenderedPageBreak/>
               <w:t>Scenario</w:t>
             </w:r>
           </w:p>
@@ -1340,20 +1416,16 @@
             <w:pPr>
               <w:jc w:val="center"/>
               <w:rPr>
-                <w:lang w:val="en-US"/>
-              </w:rPr>
-            </w:pPr>
-            <w:r>
-              <w:rPr>
-                <w:lang w:val="en-US"/>
-              </w:rPr>
-              <w:t xml:space="preserve">Group </w:t>
-            </w:r>
-            <w:r>
-              <w:rPr>
-                <w:lang w:val="en-US"/>
-              </w:rPr>
-              <w:t>1</w:t>
+                <w:highlight w:val="yellow"/>
+                <w:lang w:val="en-US"/>
+              </w:rPr>
+            </w:pPr>
+            <w:r>
+              <w:rPr>
+                <w:highlight w:val="yellow"/>
+                <w:lang w:val="en-US"/>
+              </w:rPr>
+              <w:t>Group 1</w:t>
             </w:r>
           </w:p>
         </w:tc>
@@ -1466,20 +1538,16 @@
             <w:pPr>
               <w:jc w:val="center"/>
               <w:rPr>
-                <w:lang w:val="en-US"/>
-              </w:rPr>
-            </w:pPr>
-            <w:r>
-              <w:rPr>
-                <w:lang w:val="en-US"/>
-              </w:rPr>
-              <w:t xml:space="preserve">Group </w:t>
-            </w:r>
-            <w:r>
-              <w:rPr>
-                <w:lang w:val="en-US"/>
-              </w:rPr>
-              <w:t>2</w:t>
+                <w:highlight w:val="yellow"/>
+                <w:lang w:val="en-US"/>
+              </w:rPr>
+            </w:pPr>
+            <w:r>
+              <w:rPr>
+                <w:highlight w:val="yellow"/>
+                <w:lang w:val="en-US"/>
+              </w:rPr>
+              <w:t>Group 2</w:t>
             </w:r>
           </w:p>
         </w:tc>
@@ -1538,9 +1606,11 @@
             </w:pPr>
             <w:r>
               <w:rPr>
-                <w:lang w:val="en-US"/>
-              </w:rPr>
-              <w:t>15, 15</w:t>
+                <w:b/>
+                <w:bCs/>
+                <w:lang w:val="en-US"/>
+              </w:rPr>
+              <w:t>33, 33</w:t>
             </w:r>
           </w:p>
         </w:tc>
@@ -1605,13 +1675,7 @@
               <w:rPr>
                 <w:lang w:val="en-US"/>
               </w:rPr>
-              <w:t>break</w:t>
-            </w:r>
-            <w:r>
-              <w:rPr>
-                <w:lang w:val="en-US"/>
-              </w:rPr>
-              <w:t xml:space="preserve"> </w:t>
+              <w:t xml:space="preserve">break </w:t>
             </w:r>
             <w:r>
               <w:rPr>
@@ -2417,16 +2481,8 @@
         <w:rPr>
           <w:lang w:val="en-US"/>
         </w:rPr>
-        <w:t xml:space="preserve">, whilst most of them have been chosen based on the reproduced analysis of the </w:t>
-      </w:r>
-      <w:proofErr w:type="spellStart"/>
-      <w:r>
-        <w:rPr>
-          <w:lang w:val="en-US"/>
-        </w:rPr>
-        <w:t>SDIpsilo</w:t>
-      </w:r>
-      <w:proofErr w:type="spellEnd"/>
+        <w:t>, whilst most of them have been chosen based on the reproduced analysis of the SDIpsilo</w:t>
+      </w:r>
       <w:r>
         <w:rPr>
           <w:lang w:val="en-US"/>
@@ -2536,6 +2592,7 @@
                 <w:bCs/>
                 <w:lang w:val="en-US"/>
               </w:rPr>
+              <w:lastRenderedPageBreak/>
               <w:t>Simulation p</w:t>
             </w:r>
             <w:r>
@@ -2700,7 +2757,6 @@
               <w:rPr>
                 <w:lang w:val="en-US"/>
               </w:rPr>
-              <w:lastRenderedPageBreak/>
               <w:t>Breakpoints distribution (means)</w:t>
             </w:r>
           </w:p>
@@ -4418,6 +4474,7 @@
         <w:rPr>
           <w:lang w:val="en-US"/>
         </w:rPr>
+        <w:lastRenderedPageBreak/>
         <w:t xml:space="preserve">Specification </w:t>
       </w:r>
       <w:r>
@@ -4523,7 +4580,6 @@
         <w:rPr>
           <w:lang w:val="en-US"/>
         </w:rPr>
-        <w:lastRenderedPageBreak/>
         <w:t>```r</w:t>
       </w:r>
     </w:p>
@@ -5105,17 +5161,26 @@
       <w:pPr>
         <w:keepNext/>
         <w:jc w:val="center"/>
-      </w:pPr>
-      <w:r>
         <w:rPr>
           <w:noProof/>
           <w:lang w:val="en-US"/>
         </w:rPr>
-        <w:lastRenderedPageBreak/>
+      </w:pPr>
+    </w:p>
+    <w:p>
+      <w:pPr>
+        <w:keepNext/>
+        <w:jc w:val="center"/>
+      </w:pPr>
+      <w:r>
+        <w:rPr>
+          <w:noProof/>
+          <w:lang w:val="en-US"/>
+        </w:rPr>
         <w:drawing>
-          <wp:inline distT="0" distB="0" distL="0" distR="0" wp14:anchorId="08634599" wp14:editId="4DFBBEE8">
-            <wp:extent cx="3897923" cy="2131341"/>
-            <wp:effectExtent l="0" t="0" r="7620" b="2540"/>
+          <wp:inline distT="0" distB="0" distL="0" distR="0" wp14:anchorId="08634599" wp14:editId="18EBFDD2">
+            <wp:extent cx="3897408" cy="1785668"/>
+            <wp:effectExtent l="0" t="0" r="8255" b="5080"/>
             <wp:docPr id="1621712236" name="Picture 1"/>
             <wp:cNvGraphicFramePr>
               <a:graphicFrameLocks xmlns:a="http://schemas.openxmlformats.org/drawingml/2006/main" noChangeAspect="1"/>
@@ -5127,20 +5192,29 @@
                     <pic:cNvPr id="1621712236" name=""/>
                     <pic:cNvPicPr/>
                   </pic:nvPicPr>
-                  <pic:blipFill>
+                  <pic:blipFill rotWithShape="1">
                     <a:blip r:embed="rId9"/>
+                    <a:srcRect b="16207"/>
                     <a:stretch>
                       <a:fillRect/>
                     </a:stretch>
                   </pic:blipFill>
-                  <pic:spPr>
+                  <pic:spPr bwMode="auto">
                     <a:xfrm>
                       <a:off x="0" y="0"/>
-                      <a:ext cx="3906452" cy="2136005"/>
+                      <a:ext cx="3906452" cy="1789812"/>
                     </a:xfrm>
                     <a:prstGeom prst="rect">
                       <a:avLst/>
                     </a:prstGeom>
+                    <a:ln>
+                      <a:noFill/>
+                    </a:ln>
+                    <a:extLst>
+                      <a:ext uri="{53640926-AAD7-44D8-BBD7-CCE9431645EC}">
+                        <a14:shadowObscured xmlns:a14="http://schemas.microsoft.com/office/drawing/2010/main"/>
+                      </a:ext>
+                    </a:extLst>
                   </pic:spPr>
                 </pic:pic>
               </a:graphicData>
